--- a/doc/szakmai_dokumentacio.docx
+++ b/doc/szakmai_dokumentacio.docx
@@ -1,6 +1,6 @@
 
 <file path=word/document.xml><?xml version="1.0" encoding="utf-8"?>
-<w:document xmlns:wpc="http://schemas.microsoft.com/office/word/2010/wordprocessingCanvas" xmlns:cx="http://schemas.microsoft.com/office/drawing/2014/chartex" xmlns:cx1="http://schemas.microsoft.com/office/drawing/2015/9/8/chartex" xmlns:cx2="http://schemas.microsoft.com/office/drawing/2015/10/21/chartex" xmlns:cx3="http://schemas.microsoft.com/office/drawing/2016/5/9/chartex" xmlns:cx4="http://schemas.microsoft.com/office/drawing/2016/5/10/chartex" xmlns:cx5="http://schemas.microsoft.com/office/drawing/2016/5/11/chartex" xmlns:cx6="http://schemas.microsoft.com/office/drawing/2016/5/12/chartex" xmlns:cx7="http://schemas.microsoft.com/office/drawing/2016/5/13/chartex" xmlns:cx8="http://schemas.microsoft.com/office/drawing/2016/5/14/chartex" xmlns:mc="http://schemas.openxmlformats.org/markup-compatibility/2006" xmlns:aink="http://schemas.microsoft.com/office/drawing/2016/ink" xmlns:am3d="http://schemas.microsoft.com/office/drawing/2017/model3d" xmlns:o="urn:schemas-microsoft-com:office:office" xmlns:r="http://schemas.openxmlformats.org/officeDocument/2006/relationships" xmlns:m="http://schemas.openxmlformats.org/officeDocument/2006/math" xmlns:v="urn:schemas-microsoft-com:vml" xmlns:wp14="http://schemas.microsoft.com/office/word/2010/wordprocessingDrawing" xmlns:wp="http://schemas.openxmlformats.org/drawingml/2006/wordprocessingDrawing" xmlns:w10="urn:schemas-microsoft-com:office:word" xmlns:w="http://schemas.openxmlformats.org/wordprocessingml/2006/main" xmlns:w14="http://schemas.microsoft.com/office/word/2010/wordml" xmlns:w15="http://schemas.microsoft.com/office/word/2012/wordml" xmlns:w16cid="http://schemas.microsoft.com/office/word/2016/wordml/cid" xmlns:w16se="http://schemas.microsoft.com/office/word/2015/wordml/symex" xmlns:wpg="http://schemas.microsoft.com/office/word/2010/wordprocessingGroup" xmlns:wpi="http://schemas.microsoft.com/office/word/2010/wordprocessingInk" xmlns:wne="http://schemas.microsoft.com/office/word/2006/wordml" xmlns:wps="http://schemas.microsoft.com/office/word/2010/wordprocessingShape" mc:Ignorable="w14 w15 w16se w16cid wp14">
+<w:document xmlns:wpc="http://schemas.microsoft.com/office/word/2010/wordprocessingCanvas" xmlns:cx="http://schemas.microsoft.com/office/drawing/2014/chartex" xmlns:cx1="http://schemas.microsoft.com/office/drawing/2015/9/8/chartex" xmlns:cx2="http://schemas.microsoft.com/office/drawing/2015/10/21/chartex" xmlns:cx3="http://schemas.microsoft.com/office/drawing/2016/5/9/chartex" xmlns:cx4="http://schemas.microsoft.com/office/drawing/2016/5/10/chartex" xmlns:cx5="http://schemas.microsoft.com/office/drawing/2016/5/11/chartex" xmlns:cx6="http://schemas.microsoft.com/office/drawing/2016/5/12/chartex" xmlns:cx7="http://schemas.microsoft.com/office/drawing/2016/5/13/chartex" xmlns:cx8="http://schemas.microsoft.com/office/drawing/2016/5/14/chartex" xmlns:mc="http://schemas.openxmlformats.org/markup-compatibility/2006" xmlns:aink="http://schemas.microsoft.com/office/drawing/2016/ink" xmlns:am3d="http://schemas.microsoft.com/office/drawing/2017/model3d" xmlns:o="urn:schemas-microsoft-com:office:office" xmlns:oel="http://schemas.microsoft.com/office/2019/extlst" xmlns:r="http://schemas.openxmlformats.org/officeDocument/2006/relationships" xmlns:m="http://schemas.openxmlformats.org/officeDocument/2006/math" xmlns:v="urn:schemas-microsoft-com:vml" xmlns:wp14="http://schemas.microsoft.com/office/word/2010/wordprocessingDrawing" xmlns:wp="http://schemas.openxmlformats.org/drawingml/2006/wordprocessingDrawing" xmlns:w10="urn:schemas-microsoft-com:office:word" xmlns:w="http://schemas.openxmlformats.org/wordprocessingml/2006/main" xmlns:w14="http://schemas.microsoft.com/office/word/2010/wordml" xmlns:w15="http://schemas.microsoft.com/office/word/2012/wordml" xmlns:w16cex="http://schemas.microsoft.com/office/word/2018/wordml/cex" xmlns:w16cid="http://schemas.microsoft.com/office/word/2016/wordml/cid" xmlns:w16="http://schemas.microsoft.com/office/word/2018/wordml" xmlns:w16du="http://schemas.microsoft.com/office/word/2023/wordml/word16du" xmlns:w16sdtdh="http://schemas.microsoft.com/office/word/2020/wordml/sdtdatahash" xmlns:w16sdtfl="http://schemas.microsoft.com/office/word/2024/wordml/sdtformatlock" xmlns:w16se="http://schemas.microsoft.com/office/word/2015/wordml/symex" xmlns:wpg="http://schemas.microsoft.com/office/word/2010/wordprocessingGroup" xmlns:wpi="http://schemas.microsoft.com/office/word/2010/wordprocessingInk" xmlns:wne="http://schemas.microsoft.com/office/word/2006/wordml" xmlns:wps="http://schemas.microsoft.com/office/word/2010/wordprocessingShape" mc:Ignorable="w14 w15 w16se w16cid w16 w16cex w16sdtdh w16sdtfl w16du wp14">
   <w:body>
     <w:p>
       <w:pPr>
@@ -295,6 +295,40 @@
           <w:szCs w:val="28"/>
         </w:rPr>
       </w:pPr>
+      <w:r>
+        <w:rPr>
+          <w:rFonts w:ascii="Times New Roman" w:hAnsi="Times New Roman" w:cs="Times New Roman"/>
+          <w:sz w:val="28"/>
+          <w:szCs w:val="28"/>
+        </w:rPr>
+        <w:t>Fodor Adrián László: projektvezető</w:t>
+      </w:r>
+    </w:p>
+    <w:p>
+      <w:pPr>
+        <w:rPr>
+          <w:rFonts w:ascii="Times New Roman" w:hAnsi="Times New Roman" w:cs="Times New Roman"/>
+          <w:sz w:val="28"/>
+          <w:szCs w:val="28"/>
+        </w:rPr>
+      </w:pPr>
+      <w:r>
+        <w:rPr>
+          <w:rFonts w:ascii="Times New Roman" w:hAnsi="Times New Roman" w:cs="Times New Roman"/>
+          <w:sz w:val="28"/>
+          <w:szCs w:val="28"/>
+        </w:rPr>
+        <w:t>Kriván Balázs: projekt tag</w:t>
+      </w:r>
+    </w:p>
+    <w:p>
+      <w:pPr>
+        <w:rPr>
+          <w:rFonts w:ascii="Times New Roman" w:hAnsi="Times New Roman" w:cs="Times New Roman"/>
+          <w:sz w:val="28"/>
+          <w:szCs w:val="28"/>
+        </w:rPr>
+      </w:pPr>
     </w:p>
     <w:p>
       <w:pPr>
@@ -355,29 +389,43 @@
           <w:szCs w:val="28"/>
         </w:rPr>
       </w:pPr>
-      <w:bookmarkStart w:id="0" w:name="_GoBack"/>
-      <w:bookmarkEnd w:id="0"/>
-    </w:p>
-    <w:p>
-      <w:pPr>
-        <w:rPr>
-          <w:rFonts w:ascii="Times New Roman" w:hAnsi="Times New Roman" w:cs="Times New Roman"/>
-          <w:sz w:val="28"/>
-          <w:szCs w:val="28"/>
-        </w:rPr>
-      </w:pPr>
-    </w:p>
-    <w:p>
-      <w:pPr>
-        <w:rPr>
-          <w:rFonts w:ascii="Times New Roman" w:hAnsi="Times New Roman" w:cs="Times New Roman"/>
-          <w:sz w:val="28"/>
-          <w:szCs w:val="28"/>
-        </w:rPr>
-      </w:pPr>
-      <w:r>
-        <w:rPr>
-          <w:rFonts w:ascii="Times New Roman" w:hAnsi="Times New Roman" w:cs="Times New Roman"/>
+      <w:r>
+        <w:rPr>
+          <w:rFonts w:ascii="Times New Roman" w:hAnsi="Times New Roman" w:cs="Times New Roman"/>
+          <w:sz w:val="28"/>
+          <w:szCs w:val="28"/>
+        </w:rPr>
+        <w:t>A rendszernek feladata, hogy ellássa az adminisztrációs feladatokat. Mégpedig az adatbázison végrehajtható CRUD műveleteket. Ebben a rendszerben csak adminisztrációs jogosultsággal lehet belépni.</w:t>
+      </w:r>
+    </w:p>
+    <w:p>
+      <w:pPr>
+        <w:rPr>
+          <w:rFonts w:ascii="Times New Roman" w:hAnsi="Times New Roman" w:cs="Times New Roman"/>
+          <w:sz w:val="28"/>
+          <w:szCs w:val="28"/>
+        </w:rPr>
+      </w:pPr>
+    </w:p>
+    <w:p>
+      <w:pPr>
+        <w:rPr>
+          <w:rFonts w:ascii="Times New Roman" w:hAnsi="Times New Roman" w:cs="Times New Roman"/>
+          <w:b/>
+          <w:bCs/>
+          <w:i/>
+          <w:iCs/>
+          <w:sz w:val="28"/>
+          <w:szCs w:val="28"/>
+        </w:rPr>
+      </w:pPr>
+      <w:r>
+        <w:rPr>
+          <w:rFonts w:ascii="Times New Roman" w:hAnsi="Times New Roman" w:cs="Times New Roman"/>
+          <w:b/>
+          <w:bCs/>
+          <w:i/>
+          <w:iCs/>
           <w:sz w:val="28"/>
           <w:szCs w:val="28"/>
         </w:rPr>
@@ -386,6 +434,10 @@
       <w:r>
         <w:rPr>
           <w:rFonts w:ascii="Times New Roman" w:hAnsi="Times New Roman" w:cs="Times New Roman"/>
+          <w:b/>
+          <w:bCs/>
+          <w:i/>
+          <w:iCs/>
           <w:sz w:val="28"/>
           <w:szCs w:val="28"/>
         </w:rPr>
@@ -394,6 +446,10 @@
       <w:r>
         <w:rPr>
           <w:rFonts w:ascii="Times New Roman" w:hAnsi="Times New Roman" w:cs="Times New Roman"/>
+          <w:b/>
+          <w:bCs/>
+          <w:i/>
+          <w:iCs/>
           <w:sz w:val="28"/>
           <w:szCs w:val="28"/>
         </w:rPr>
@@ -414,11 +470,74 @@
           <w:sz w:val="28"/>
           <w:szCs w:val="28"/>
         </w:rPr>
+        <w:t xml:space="preserve">A rendszer az alábbi követelményeket tudja. Egy felhasználó barát bejelentkezési felület, ami csak az adminisztrációs engedéllyel rendelkező fiókokat engedi be. Kezdőlap/navbar az oldalak közötti navigálásra. Négy adatbázisból feltöltött információs </w:t>
+      </w:r>
+      <w:r>
+        <w:rPr>
+          <w:rFonts w:ascii="Times New Roman" w:hAnsi="Times New Roman" w:cs="Times New Roman"/>
+          <w:sz w:val="28"/>
+          <w:szCs w:val="28"/>
+        </w:rPr>
+        <w:t>oldal,</w:t>
+      </w:r>
+      <w:r>
+        <w:rPr>
+          <w:rFonts w:ascii="Times New Roman" w:hAnsi="Times New Roman" w:cs="Times New Roman"/>
+          <w:sz w:val="28"/>
+          <w:szCs w:val="28"/>
+        </w:rPr>
+        <w:t xml:space="preserve"> amin végre tudjuk hajtani a CRUD műveletsorozatot.</w:t>
+      </w:r>
+    </w:p>
+    <w:p>
+      <w:pPr>
+        <w:rPr>
+          <w:rFonts w:ascii="Times New Roman" w:hAnsi="Times New Roman" w:cs="Times New Roman"/>
+          <w:b/>
+          <w:bCs/>
+          <w:sz w:val="28"/>
+          <w:szCs w:val="28"/>
+        </w:rPr>
+      </w:pPr>
+      <w:r>
+        <w:rPr>
+          <w:rFonts w:ascii="Times New Roman" w:hAnsi="Times New Roman" w:cs="Times New Roman"/>
+          <w:b/>
+          <w:bCs/>
+          <w:sz w:val="28"/>
+          <w:szCs w:val="28"/>
+        </w:rPr>
+        <w:br w:type="page"/>
+      </w:r>
+    </w:p>
+    <w:p>
+      <w:pPr>
+        <w:rPr>
+          <w:rFonts w:ascii="Times New Roman" w:hAnsi="Times New Roman" w:cs="Times New Roman"/>
+          <w:sz w:val="28"/>
+          <w:szCs w:val="28"/>
+        </w:rPr>
+      </w:pPr>
+      <w:r>
+        <w:rPr>
+          <w:rFonts w:ascii="Times New Roman" w:hAnsi="Times New Roman" w:cs="Times New Roman"/>
+          <w:b/>
+          <w:bCs/>
+          <w:i/>
+          <w:iCs/>
+          <w:sz w:val="28"/>
+          <w:szCs w:val="28"/>
+        </w:rPr>
+        <w:lastRenderedPageBreak/>
         <w:t>2.3</w:t>
       </w:r>
       <w:r>
         <w:rPr>
           <w:rFonts w:ascii="Times New Roman" w:hAnsi="Times New Roman" w:cs="Times New Roman"/>
+          <w:b/>
+          <w:bCs/>
+          <w:i/>
+          <w:iCs/>
           <w:sz w:val="28"/>
           <w:szCs w:val="28"/>
         </w:rPr>
@@ -427,72 +546,187 @@
       <w:r>
         <w:rPr>
           <w:rFonts w:ascii="Times New Roman" w:hAnsi="Times New Roman" w:cs="Times New Roman"/>
-          <w:sz w:val="28"/>
-          <w:szCs w:val="28"/>
-        </w:rPr>
-        <w:t>Nem f</w:t>
-      </w:r>
-      <w:r>
-        <w:rPr>
-          <w:rFonts w:ascii="Times New Roman" w:hAnsi="Times New Roman" w:cs="Times New Roman"/>
-          <w:sz w:val="28"/>
-          <w:szCs w:val="28"/>
-        </w:rPr>
-        <w:t>unkcionális követelmények</w:t>
-      </w:r>
-    </w:p>
-    <w:p>
-      <w:pPr>
-        <w:rPr>
-          <w:rFonts w:ascii="Times New Roman" w:hAnsi="Times New Roman" w:cs="Times New Roman"/>
-          <w:sz w:val="28"/>
-          <w:szCs w:val="28"/>
-        </w:rPr>
-      </w:pPr>
-      <w:r>
-        <w:rPr>
-          <w:rFonts w:ascii="Times New Roman" w:hAnsi="Times New Roman" w:cs="Times New Roman"/>
-          <w:sz w:val="28"/>
-          <w:szCs w:val="28"/>
-        </w:rPr>
-        <w:t>3.</w:t>
-      </w:r>
-      <w:r>
-        <w:rPr>
-          <w:rFonts w:ascii="Times New Roman" w:hAnsi="Times New Roman" w:cs="Times New Roman"/>
-          <w:sz w:val="28"/>
-          <w:szCs w:val="28"/>
+          <w:b/>
+          <w:bCs/>
+          <w:i/>
+          <w:iCs/>
+          <w:sz w:val="28"/>
+          <w:szCs w:val="28"/>
+        </w:rPr>
+        <w:t>Nem funkcionális követelmények</w:t>
+      </w:r>
+    </w:p>
+    <w:p>
+      <w:pPr>
+        <w:rPr>
+          <w:rFonts w:ascii="Times New Roman" w:hAnsi="Times New Roman" w:cs="Times New Roman"/>
+          <w:sz w:val="28"/>
+          <w:szCs w:val="28"/>
+        </w:rPr>
+      </w:pPr>
+      <w:r>
+        <w:rPr>
+          <w:rFonts w:ascii="Times New Roman" w:hAnsi="Times New Roman" w:cs="Times New Roman"/>
+          <w:sz w:val="28"/>
+          <w:szCs w:val="28"/>
+        </w:rPr>
+        <w:t xml:space="preserve">A rendszer egy modern stílust képvisel. </w:t>
+      </w:r>
+    </w:p>
+    <w:p>
+      <w:pPr>
+        <w:rPr>
+          <w:rFonts w:ascii="Times New Roman" w:hAnsi="Times New Roman" w:cs="Times New Roman"/>
+          <w:sz w:val="28"/>
+          <w:szCs w:val="28"/>
+        </w:rPr>
+      </w:pPr>
+      <w:r>
+        <w:rPr>
+          <w:rFonts w:ascii="Times New Roman" w:hAnsi="Times New Roman" w:cs="Times New Roman"/>
+          <w:sz w:val="28"/>
+          <w:szCs w:val="28"/>
+        </w:rPr>
+        <w:t xml:space="preserve">Reszponzív megjelenéssel rendelkezik. </w:t>
+      </w:r>
+    </w:p>
+    <w:p>
+      <w:pPr>
+        <w:rPr>
+          <w:rFonts w:ascii="Times New Roman" w:hAnsi="Times New Roman" w:cs="Times New Roman"/>
+          <w:sz w:val="28"/>
+          <w:szCs w:val="28"/>
+        </w:rPr>
+      </w:pPr>
+      <w:r>
+        <w:rPr>
+          <w:rFonts w:ascii="Times New Roman" w:hAnsi="Times New Roman" w:cs="Times New Roman"/>
+          <w:sz w:val="28"/>
+          <w:szCs w:val="28"/>
+        </w:rPr>
+        <w:t xml:space="preserve">Az alkalmazást egy telepítőn keresztül fel tudja telepíteni. </w:t>
+      </w:r>
+    </w:p>
+    <w:p>
+      <w:pPr>
+        <w:rPr>
+          <w:rFonts w:ascii="Times New Roman" w:hAnsi="Times New Roman" w:cs="Times New Roman"/>
+          <w:sz w:val="28"/>
+          <w:szCs w:val="28"/>
+        </w:rPr>
+      </w:pPr>
+      <w:r>
+        <w:rPr>
+          <w:rFonts w:ascii="Times New Roman" w:hAnsi="Times New Roman" w:cs="Times New Roman"/>
+          <w:sz w:val="28"/>
+          <w:szCs w:val="28"/>
+        </w:rPr>
+        <w:t>Az adatokat MySQL adattáblákban tároljuk.</w:t>
+      </w:r>
+    </w:p>
+    <w:p>
+      <w:pPr>
+        <w:rPr>
+          <w:rFonts w:ascii="Times New Roman" w:hAnsi="Times New Roman" w:cs="Times New Roman"/>
+          <w:sz w:val="28"/>
+          <w:szCs w:val="28"/>
+        </w:rPr>
+      </w:pPr>
+    </w:p>
+    <w:p>
+      <w:pPr>
+        <w:rPr>
+          <w:rFonts w:ascii="Times New Roman" w:hAnsi="Times New Roman" w:cs="Times New Roman"/>
+          <w:b/>
+          <w:bCs/>
+          <w:sz w:val="32"/>
+          <w:szCs w:val="32"/>
+        </w:rPr>
+      </w:pPr>
+      <w:r>
+        <w:rPr>
+          <w:rFonts w:ascii="Times New Roman" w:hAnsi="Times New Roman" w:cs="Times New Roman"/>
+          <w:b/>
+          <w:bCs/>
+          <w:sz w:val="32"/>
+          <w:szCs w:val="32"/>
+        </w:rPr>
+        <w:t>3</w:t>
+      </w:r>
+      <w:r>
+        <w:rPr>
+          <w:rFonts w:ascii="Times New Roman" w:hAnsi="Times New Roman" w:cs="Times New Roman"/>
+          <w:b/>
+          <w:bCs/>
+          <w:sz w:val="32"/>
+          <w:szCs w:val="32"/>
+        </w:rPr>
+        <w:t>.</w:t>
+      </w:r>
+      <w:r>
+        <w:rPr>
+          <w:rFonts w:ascii="Times New Roman" w:hAnsi="Times New Roman" w:cs="Times New Roman"/>
+          <w:b/>
+          <w:bCs/>
+          <w:sz w:val="32"/>
+          <w:szCs w:val="32"/>
         </w:rPr>
         <w:t xml:space="preserve"> </w:t>
       </w:r>
       <w:r>
         <w:rPr>
           <w:rFonts w:ascii="Times New Roman" w:hAnsi="Times New Roman" w:cs="Times New Roman"/>
-          <w:sz w:val="28"/>
-          <w:szCs w:val="28"/>
-        </w:rPr>
-        <w:t>Projektcsapat</w:t>
-      </w:r>
-    </w:p>
-    <w:p>
-      <w:pPr>
-        <w:rPr>
-          <w:rFonts w:ascii="Times New Roman" w:hAnsi="Times New Roman" w:cs="Times New Roman"/>
-          <w:sz w:val="28"/>
-          <w:szCs w:val="28"/>
-        </w:rPr>
-      </w:pPr>
-      <w:r>
-        <w:rPr>
-          <w:rFonts w:ascii="Times New Roman" w:hAnsi="Times New Roman" w:cs="Times New Roman"/>
-          <w:sz w:val="28"/>
-          <w:szCs w:val="28"/>
-        </w:rPr>
-        <w:t>4.</w:t>
-      </w:r>
-      <w:r>
-        <w:rPr>
-          <w:rFonts w:ascii="Times New Roman" w:hAnsi="Times New Roman" w:cs="Times New Roman"/>
+          <w:b/>
+          <w:bCs/>
+          <w:sz w:val="32"/>
+          <w:szCs w:val="32"/>
+        </w:rPr>
+        <w:t>A munka feltételei</w:t>
+      </w:r>
+    </w:p>
+    <w:p>
+      <w:pPr>
+        <w:rPr>
+          <w:rFonts w:ascii="Times New Roman" w:hAnsi="Times New Roman" w:cs="Times New Roman"/>
+          <w:b/>
+          <w:bCs/>
+          <w:i/>
+          <w:iCs/>
+          <w:sz w:val="28"/>
+          <w:szCs w:val="28"/>
+        </w:rPr>
+      </w:pPr>
+      <w:r>
+        <w:rPr>
+          <w:rFonts w:ascii="Times New Roman" w:hAnsi="Times New Roman" w:cs="Times New Roman"/>
+          <w:b/>
+          <w:bCs/>
+          <w:i/>
+          <w:iCs/>
+          <w:sz w:val="28"/>
+          <w:szCs w:val="28"/>
+        </w:rPr>
+        <w:t>3</w:t>
+      </w:r>
+      <w:r>
+        <w:rPr>
+          <w:rFonts w:ascii="Times New Roman" w:hAnsi="Times New Roman" w:cs="Times New Roman"/>
+          <w:b/>
+          <w:bCs/>
+          <w:i/>
+          <w:iCs/>
+          <w:sz w:val="28"/>
+          <w:szCs w:val="28"/>
+        </w:rPr>
+        <w:t>.1</w:t>
+      </w:r>
+      <w:r>
+        <w:rPr>
+          <w:rFonts w:ascii="Times New Roman" w:hAnsi="Times New Roman" w:cs="Times New Roman"/>
+          <w:b/>
+          <w:bCs/>
+          <w:i/>
+          <w:iCs/>
           <w:sz w:val="28"/>
           <w:szCs w:val="28"/>
         </w:rPr>
@@ -501,31 +735,197 @@
       <w:r>
         <w:rPr>
           <w:rFonts w:ascii="Times New Roman" w:hAnsi="Times New Roman" w:cs="Times New Roman"/>
-          <w:sz w:val="28"/>
-          <w:szCs w:val="28"/>
-        </w:rPr>
-        <w:t>A munka feltételei</w:t>
-      </w:r>
-    </w:p>
-    <w:p>
-      <w:pPr>
-        <w:rPr>
-          <w:rFonts w:ascii="Times New Roman" w:hAnsi="Times New Roman" w:cs="Times New Roman"/>
-          <w:sz w:val="28"/>
-          <w:szCs w:val="28"/>
-        </w:rPr>
-      </w:pPr>
-      <w:r>
-        <w:rPr>
-          <w:rFonts w:ascii="Times New Roman" w:hAnsi="Times New Roman" w:cs="Times New Roman"/>
-          <w:sz w:val="28"/>
-          <w:szCs w:val="28"/>
-        </w:rPr>
-        <w:t>4.1</w:t>
-      </w:r>
-      <w:r>
-        <w:rPr>
-          <w:rFonts w:ascii="Times New Roman" w:hAnsi="Times New Roman" w:cs="Times New Roman"/>
+          <w:b/>
+          <w:bCs/>
+          <w:i/>
+          <w:iCs/>
+          <w:sz w:val="28"/>
+          <w:szCs w:val="28"/>
+        </w:rPr>
+        <w:t>Munkakörnyezet</w:t>
+      </w:r>
+    </w:p>
+    <w:p>
+      <w:pPr>
+        <w:rPr>
+          <w:rFonts w:ascii="Times New Roman" w:hAnsi="Times New Roman" w:cs="Times New Roman"/>
+          <w:sz w:val="28"/>
+          <w:szCs w:val="28"/>
+        </w:rPr>
+      </w:pPr>
+      <w:r>
+        <w:rPr>
+          <w:rFonts w:ascii="Times New Roman" w:hAnsi="Times New Roman" w:cs="Times New Roman"/>
+          <w:sz w:val="28"/>
+          <w:szCs w:val="28"/>
+        </w:rPr>
+        <w:t xml:space="preserve">A projekt a </w:t>
+      </w:r>
+      <w:r>
+        <w:rPr>
+          <w:rFonts w:ascii="Times New Roman" w:hAnsi="Times New Roman" w:cs="Times New Roman"/>
+          <w:sz w:val="28"/>
+          <w:szCs w:val="28"/>
+        </w:rPr>
+        <w:t xml:space="preserve">következő </w:t>
+      </w:r>
+      <w:r>
+        <w:rPr>
+          <w:rFonts w:ascii="Times New Roman" w:hAnsi="Times New Roman" w:cs="Times New Roman"/>
+          <w:sz w:val="28"/>
+          <w:szCs w:val="28"/>
+        </w:rPr>
+        <w:t>technológiákat/szoftvereket használ</w:t>
+      </w:r>
+      <w:r>
+        <w:rPr>
+          <w:rFonts w:ascii="Times New Roman" w:hAnsi="Times New Roman" w:cs="Times New Roman"/>
+          <w:sz w:val="28"/>
+          <w:szCs w:val="28"/>
+        </w:rPr>
+        <w:t>ja:</w:t>
+      </w:r>
+    </w:p>
+    <w:p>
+      <w:pPr>
+        <w:pStyle w:val="ListParagraph"/>
+        <w:numPr>
+          <w:ilvl w:val="0"/>
+          <w:numId w:val="3"/>
+        </w:numPr>
+        <w:rPr>
+          <w:rFonts w:ascii="Times New Roman" w:hAnsi="Times New Roman" w:cs="Times New Roman"/>
+          <w:sz w:val="28"/>
+          <w:szCs w:val="28"/>
+        </w:rPr>
+      </w:pPr>
+      <w:r>
+        <w:rPr>
+          <w:rFonts w:ascii="Times New Roman" w:hAnsi="Times New Roman" w:cs="Times New Roman"/>
+          <w:sz w:val="28"/>
+          <w:szCs w:val="28"/>
+        </w:rPr>
+        <w:t>MySQL adatbázis szerver, phpMyAdmin</w:t>
+      </w:r>
+    </w:p>
+    <w:p>
+      <w:pPr>
+        <w:pStyle w:val="ListParagraph"/>
+        <w:numPr>
+          <w:ilvl w:val="0"/>
+          <w:numId w:val="3"/>
+        </w:numPr>
+        <w:rPr>
+          <w:rFonts w:ascii="Times New Roman" w:hAnsi="Times New Roman" w:cs="Times New Roman"/>
+          <w:sz w:val="28"/>
+          <w:szCs w:val="28"/>
+        </w:rPr>
+      </w:pPr>
+      <w:r>
+        <w:rPr>
+          <w:rFonts w:ascii="Times New Roman" w:hAnsi="Times New Roman" w:cs="Times New Roman"/>
+          <w:sz w:val="28"/>
+          <w:szCs w:val="28"/>
+        </w:rPr>
+        <w:t>Programozási nyelv(ek): C#</w:t>
+      </w:r>
+    </w:p>
+    <w:p>
+      <w:pPr>
+        <w:pStyle w:val="ListParagraph"/>
+        <w:numPr>
+          <w:ilvl w:val="0"/>
+          <w:numId w:val="3"/>
+        </w:numPr>
+        <w:rPr>
+          <w:rFonts w:ascii="Times New Roman" w:hAnsi="Times New Roman" w:cs="Times New Roman"/>
+          <w:sz w:val="28"/>
+          <w:szCs w:val="28"/>
+        </w:rPr>
+      </w:pPr>
+      <w:r>
+        <w:rPr>
+          <w:rFonts w:ascii="Times New Roman" w:hAnsi="Times New Roman" w:cs="Times New Roman"/>
+          <w:sz w:val="28"/>
+          <w:szCs w:val="28"/>
+        </w:rPr>
+        <w:t>Git verziókövető</w:t>
+      </w:r>
+    </w:p>
+    <w:p>
+      <w:pPr>
+        <w:pStyle w:val="ListParagraph"/>
+        <w:numPr>
+          <w:ilvl w:val="0"/>
+          <w:numId w:val="3"/>
+        </w:numPr>
+        <w:rPr>
+          <w:rFonts w:ascii="Times New Roman" w:hAnsi="Times New Roman" w:cs="Times New Roman"/>
+          <w:sz w:val="28"/>
+          <w:szCs w:val="28"/>
+        </w:rPr>
+      </w:pPr>
+      <w:r>
+        <w:rPr>
+          <w:rFonts w:ascii="Times New Roman" w:hAnsi="Times New Roman" w:cs="Times New Roman"/>
+          <w:sz w:val="28"/>
+          <w:szCs w:val="28"/>
+        </w:rPr>
+        <w:t>IDE – Visual Studio 2022</w:t>
+      </w:r>
+    </w:p>
+    <w:p>
+      <w:pPr>
+        <w:rPr>
+          <w:rFonts w:ascii="Times New Roman" w:hAnsi="Times New Roman" w:cs="Times New Roman"/>
+          <w:sz w:val="28"/>
+          <w:szCs w:val="28"/>
+        </w:rPr>
+      </w:pPr>
+    </w:p>
+    <w:p>
+      <w:pPr>
+        <w:rPr>
+          <w:rFonts w:ascii="Times New Roman" w:hAnsi="Times New Roman" w:cs="Times New Roman"/>
+          <w:b/>
+          <w:bCs/>
+          <w:i/>
+          <w:iCs/>
+          <w:sz w:val="28"/>
+          <w:szCs w:val="28"/>
+        </w:rPr>
+      </w:pPr>
+      <w:r>
+        <w:rPr>
+          <w:rFonts w:ascii="Times New Roman" w:hAnsi="Times New Roman" w:cs="Times New Roman"/>
+          <w:b/>
+          <w:bCs/>
+          <w:i/>
+          <w:iCs/>
+          <w:sz w:val="28"/>
+          <w:szCs w:val="28"/>
+        </w:rPr>
+        <w:t>3</w:t>
+      </w:r>
+      <w:r>
+        <w:rPr>
+          <w:rFonts w:ascii="Times New Roman" w:hAnsi="Times New Roman" w:cs="Times New Roman"/>
+          <w:b/>
+          <w:bCs/>
+          <w:i/>
+          <w:iCs/>
+          <w:sz w:val="28"/>
+          <w:szCs w:val="28"/>
+        </w:rPr>
+        <w:t>.2</w:t>
+      </w:r>
+      <w:r>
+        <w:rPr>
+          <w:rFonts w:ascii="Times New Roman" w:hAnsi="Times New Roman" w:cs="Times New Roman"/>
+          <w:b/>
+          <w:bCs/>
+          <w:i/>
+          <w:iCs/>
           <w:sz w:val="28"/>
           <w:szCs w:val="28"/>
         </w:rPr>
@@ -534,27 +934,401 @@
       <w:r>
         <w:rPr>
           <w:rFonts w:ascii="Times New Roman" w:hAnsi="Times New Roman" w:cs="Times New Roman"/>
-          <w:sz w:val="28"/>
-          <w:szCs w:val="28"/>
-        </w:rPr>
-        <w:t>Munkakörnyezet</w:t>
-      </w:r>
-    </w:p>
-    <w:p>
-      <w:pPr>
-        <w:rPr>
-          <w:rFonts w:ascii="Times New Roman" w:hAnsi="Times New Roman" w:cs="Times New Roman"/>
-          <w:sz w:val="28"/>
-          <w:szCs w:val="28"/>
-        </w:rPr>
-      </w:pPr>
-      <w:r>
-        <w:rPr>
-          <w:rFonts w:ascii="Times New Roman" w:hAnsi="Times New Roman" w:cs="Times New Roman"/>
-          <w:sz w:val="28"/>
-          <w:szCs w:val="28"/>
-        </w:rPr>
-        <w:t>4.</w:t>
+          <w:b/>
+          <w:bCs/>
+          <w:i/>
+          <w:iCs/>
+          <w:sz w:val="28"/>
+          <w:szCs w:val="28"/>
+        </w:rPr>
+        <w:t>Rizikómenedzsment</w:t>
+      </w:r>
+    </w:p>
+    <w:p>
+      <w:pPr>
+        <w:rPr>
+          <w:rFonts w:ascii="Times New Roman" w:hAnsi="Times New Roman" w:cs="Times New Roman"/>
+          <w:sz w:val="28"/>
+          <w:szCs w:val="28"/>
+        </w:rPr>
+      </w:pPr>
+      <w:r>
+        <w:rPr>
+          <w:rFonts w:ascii="Times New Roman" w:hAnsi="Times New Roman" w:cs="Times New Roman"/>
+          <w:sz w:val="28"/>
+          <w:szCs w:val="28"/>
+        </w:rPr>
+        <w:t>Betegség: Ez akkor lép fel amen</w:t>
+      </w:r>
+      <w:r>
+        <w:rPr>
+          <w:rFonts w:ascii="Times New Roman" w:hAnsi="Times New Roman" w:cs="Times New Roman"/>
+          <w:sz w:val="28"/>
+          <w:szCs w:val="28"/>
+        </w:rPr>
+        <w:t>n</w:t>
+      </w:r>
+      <w:r>
+        <w:rPr>
+          <w:rFonts w:ascii="Times New Roman" w:hAnsi="Times New Roman" w:cs="Times New Roman"/>
+          <w:sz w:val="28"/>
+          <w:szCs w:val="28"/>
+        </w:rPr>
+        <w:t xml:space="preserve">yiben az egyik csapat tag lebetegszik. </w:t>
+      </w:r>
+      <w:r>
+        <w:rPr>
+          <w:rFonts w:ascii="Times New Roman" w:hAnsi="Times New Roman" w:cs="Times New Roman"/>
+          <w:sz w:val="28"/>
+          <w:szCs w:val="28"/>
+        </w:rPr>
+        <w:t>Valószínűsége</w:t>
+      </w:r>
+      <w:r>
+        <w:rPr>
+          <w:rFonts w:ascii="Times New Roman" w:hAnsi="Times New Roman" w:cs="Times New Roman"/>
+          <w:sz w:val="28"/>
+          <w:szCs w:val="28"/>
+        </w:rPr>
+        <w:t>: közepes, hatása: gyenge</w:t>
+      </w:r>
+    </w:p>
+    <w:p>
+      <w:pPr>
+        <w:rPr>
+          <w:rFonts w:ascii="Times New Roman" w:hAnsi="Times New Roman" w:cs="Times New Roman"/>
+          <w:sz w:val="28"/>
+          <w:szCs w:val="28"/>
+        </w:rPr>
+      </w:pPr>
+      <w:r>
+        <w:rPr>
+          <w:rFonts w:ascii="Times New Roman" w:hAnsi="Times New Roman" w:cs="Times New Roman"/>
+          <w:sz w:val="28"/>
+          <w:szCs w:val="28"/>
+        </w:rPr>
+        <w:t>Megoldás: feladatok átcsoportosítása.</w:t>
+      </w:r>
+    </w:p>
+    <w:p>
+      <w:pPr>
+        <w:rPr>
+          <w:rFonts w:ascii="Times New Roman" w:hAnsi="Times New Roman" w:cs="Times New Roman"/>
+          <w:sz w:val="28"/>
+          <w:szCs w:val="28"/>
+        </w:rPr>
+      </w:pPr>
+      <w:r>
+        <w:rPr>
+          <w:rFonts w:ascii="Times New Roman" w:hAnsi="Times New Roman" w:cs="Times New Roman"/>
+          <w:sz w:val="28"/>
+          <w:szCs w:val="28"/>
+        </w:rPr>
+        <w:t>Szűk teljesítési idő: Mikor a projektre kitalált tervek megvalósítására idő szűkében vagyunk. Valószínűség: közepes, hatás: erős</w:t>
+      </w:r>
+    </w:p>
+    <w:p>
+      <w:pPr>
+        <w:rPr>
+          <w:rFonts w:ascii="Times New Roman" w:hAnsi="Times New Roman" w:cs="Times New Roman"/>
+          <w:sz w:val="28"/>
+          <w:szCs w:val="28"/>
+        </w:rPr>
+      </w:pPr>
+      <w:r>
+        <w:rPr>
+          <w:rFonts w:ascii="Times New Roman" w:hAnsi="Times New Roman" w:cs="Times New Roman"/>
+          <w:sz w:val="28"/>
+          <w:szCs w:val="28"/>
+        </w:rPr>
+        <w:t>Megoldás: Ütemképes feladat megoldás.</w:t>
+      </w:r>
+    </w:p>
+    <w:p>
+      <w:pPr>
+        <w:rPr>
+          <w:rFonts w:ascii="Times New Roman" w:hAnsi="Times New Roman" w:cs="Times New Roman"/>
+          <w:sz w:val="28"/>
+          <w:szCs w:val="28"/>
+        </w:rPr>
+      </w:pPr>
+      <w:r>
+        <w:rPr>
+          <w:rFonts w:ascii="Times New Roman" w:hAnsi="Times New Roman" w:cs="Times New Roman"/>
+          <w:sz w:val="28"/>
+          <w:szCs w:val="28"/>
+        </w:rPr>
+        <w:t>Konfliktusok: Amikor a elágazások ütköznek és konfliktust eredményez a kódban. Valószínűség: kicsi, hatás: közepes</w:t>
+      </w:r>
+    </w:p>
+    <w:p>
+      <w:pPr>
+        <w:rPr>
+          <w:rFonts w:ascii="Times New Roman" w:hAnsi="Times New Roman" w:cs="Times New Roman"/>
+          <w:sz w:val="28"/>
+          <w:szCs w:val="28"/>
+        </w:rPr>
+      </w:pPr>
+      <w:r>
+        <w:rPr>
+          <w:rFonts w:ascii="Times New Roman" w:hAnsi="Times New Roman" w:cs="Times New Roman"/>
+          <w:sz w:val="28"/>
+          <w:szCs w:val="28"/>
+        </w:rPr>
+        <w:t>Megoldás: A csapat tagok közötti kommunikáció.</w:t>
+      </w:r>
+    </w:p>
+    <w:p>
+      <w:pPr>
+        <w:rPr>
+          <w:rFonts w:ascii="Times New Roman" w:hAnsi="Times New Roman" w:cs="Times New Roman"/>
+          <w:sz w:val="28"/>
+          <w:szCs w:val="28"/>
+        </w:rPr>
+      </w:pPr>
+      <w:r>
+        <w:rPr>
+          <w:rFonts w:ascii="Times New Roman" w:hAnsi="Times New Roman" w:cs="Times New Roman"/>
+          <w:sz w:val="28"/>
+          <w:szCs w:val="28"/>
+        </w:rPr>
+        <w:br w:type="page"/>
+      </w:r>
+    </w:p>
+    <w:p>
+      <w:pPr>
+        <w:rPr>
+          <w:rFonts w:ascii="Times New Roman" w:hAnsi="Times New Roman" w:cs="Times New Roman"/>
+          <w:b/>
+          <w:bCs/>
+          <w:sz w:val="32"/>
+          <w:szCs w:val="32"/>
+        </w:rPr>
+      </w:pPr>
+      <w:r>
+        <w:rPr>
+          <w:rFonts w:ascii="Times New Roman" w:hAnsi="Times New Roman" w:cs="Times New Roman"/>
+          <w:b/>
+          <w:bCs/>
+          <w:sz w:val="32"/>
+          <w:szCs w:val="32"/>
+        </w:rPr>
+        <w:lastRenderedPageBreak/>
+        <w:t>4</w:t>
+      </w:r>
+      <w:r>
+        <w:rPr>
+          <w:rFonts w:ascii="Times New Roman" w:hAnsi="Times New Roman" w:cs="Times New Roman"/>
+          <w:b/>
+          <w:bCs/>
+          <w:sz w:val="32"/>
+          <w:szCs w:val="32"/>
+        </w:rPr>
+        <w:t>. Jelentések</w:t>
+      </w:r>
+    </w:p>
+    <w:p>
+      <w:pPr>
+        <w:rPr>
+          <w:rFonts w:ascii="Times New Roman" w:hAnsi="Times New Roman" w:cs="Times New Roman"/>
+          <w:b/>
+          <w:bCs/>
+          <w:i/>
+          <w:iCs/>
+          <w:sz w:val="28"/>
+          <w:szCs w:val="28"/>
+        </w:rPr>
+      </w:pPr>
+      <w:r>
+        <w:rPr>
+          <w:rFonts w:ascii="Times New Roman" w:hAnsi="Times New Roman" w:cs="Times New Roman"/>
+          <w:b/>
+          <w:bCs/>
+          <w:i/>
+          <w:iCs/>
+          <w:sz w:val="28"/>
+          <w:szCs w:val="28"/>
+        </w:rPr>
+        <w:t>4</w:t>
+      </w:r>
+      <w:r>
+        <w:rPr>
+          <w:rFonts w:ascii="Times New Roman" w:hAnsi="Times New Roman" w:cs="Times New Roman"/>
+          <w:b/>
+          <w:bCs/>
+          <w:i/>
+          <w:iCs/>
+          <w:sz w:val="28"/>
+          <w:szCs w:val="28"/>
+        </w:rPr>
+        <w:t>.</w:t>
+      </w:r>
+      <w:r>
+        <w:rPr>
+          <w:rFonts w:ascii="Times New Roman" w:hAnsi="Times New Roman" w:cs="Times New Roman"/>
+          <w:b/>
+          <w:bCs/>
+          <w:i/>
+          <w:iCs/>
+          <w:sz w:val="28"/>
+          <w:szCs w:val="28"/>
+        </w:rPr>
+        <w:t>1</w:t>
+      </w:r>
+      <w:r>
+        <w:rPr>
+          <w:rFonts w:ascii="Times New Roman" w:hAnsi="Times New Roman" w:cs="Times New Roman"/>
+          <w:b/>
+          <w:bCs/>
+          <w:i/>
+          <w:iCs/>
+          <w:sz w:val="28"/>
+          <w:szCs w:val="28"/>
+        </w:rPr>
+        <w:t>. Minőségbiztosítás</w:t>
+      </w:r>
+    </w:p>
+    <w:p>
+      <w:pPr>
+        <w:rPr>
+          <w:rFonts w:ascii="Times New Roman" w:hAnsi="Times New Roman" w:cs="Times New Roman"/>
+          <w:sz w:val="28"/>
+          <w:szCs w:val="28"/>
+        </w:rPr>
+      </w:pPr>
+      <w:r>
+        <w:rPr>
+          <w:rFonts w:ascii="Times New Roman" w:hAnsi="Times New Roman" w:cs="Times New Roman"/>
+          <w:sz w:val="28"/>
+          <w:szCs w:val="28"/>
+        </w:rPr>
+        <w:t>A projektben a csapattagok törekednek a kód minőségének és biztonságának megőrzésére az alábbi módszerekkel:</w:t>
+      </w:r>
+    </w:p>
+    <w:p>
+      <w:pPr>
+        <w:pStyle w:val="ListParagraph"/>
+        <w:numPr>
+          <w:ilvl w:val="0"/>
+          <w:numId w:val="3"/>
+        </w:numPr>
+        <w:rPr>
+          <w:rFonts w:ascii="Times New Roman" w:hAnsi="Times New Roman" w:cs="Times New Roman"/>
+          <w:sz w:val="28"/>
+          <w:szCs w:val="28"/>
+        </w:rPr>
+      </w:pPr>
+      <w:r>
+        <w:rPr>
+          <w:rFonts w:ascii="Times New Roman" w:hAnsi="Times New Roman" w:cs="Times New Roman"/>
+          <w:sz w:val="28"/>
+          <w:szCs w:val="28"/>
+        </w:rPr>
+        <w:t>Kód átnézése és érthető dokumentálása.</w:t>
+      </w:r>
+    </w:p>
+    <w:p>
+      <w:pPr>
+        <w:rPr>
+          <w:rFonts w:ascii="Times New Roman" w:hAnsi="Times New Roman" w:cs="Times New Roman"/>
+          <w:sz w:val="28"/>
+          <w:szCs w:val="28"/>
+        </w:rPr>
+      </w:pPr>
+      <w:r>
+        <w:rPr>
+          <w:rFonts w:ascii="Times New Roman" w:hAnsi="Times New Roman" w:cs="Times New Roman"/>
+          <w:sz w:val="28"/>
+          <w:szCs w:val="28"/>
+        </w:rPr>
+        <w:t>A csapattagok a projekt adott prototípusát egy nem a projekten dolgozó közönségnek bemutatja.</w:t>
+      </w:r>
+    </w:p>
+    <w:p>
+      <w:pPr>
+        <w:rPr>
+          <w:rFonts w:ascii="Times New Roman" w:hAnsi="Times New Roman" w:cs="Times New Roman"/>
+          <w:sz w:val="28"/>
+          <w:szCs w:val="28"/>
+        </w:rPr>
+      </w:pPr>
+    </w:p>
+    <w:p>
+      <w:pPr>
+        <w:rPr>
+          <w:rFonts w:ascii="Times New Roman" w:hAnsi="Times New Roman" w:cs="Times New Roman"/>
+          <w:b/>
+          <w:bCs/>
+          <w:i/>
+          <w:iCs/>
+          <w:sz w:val="28"/>
+          <w:szCs w:val="28"/>
+        </w:rPr>
+      </w:pPr>
+      <w:r>
+        <w:rPr>
+          <w:rFonts w:ascii="Times New Roman" w:hAnsi="Times New Roman" w:cs="Times New Roman"/>
+          <w:b/>
+          <w:bCs/>
+          <w:i/>
+          <w:iCs/>
+          <w:sz w:val="28"/>
+          <w:szCs w:val="28"/>
+        </w:rPr>
+        <w:t>4</w:t>
+      </w:r>
+      <w:r>
+        <w:rPr>
+          <w:rFonts w:ascii="Times New Roman" w:hAnsi="Times New Roman" w:cs="Times New Roman"/>
+          <w:b/>
+          <w:bCs/>
+          <w:i/>
+          <w:iCs/>
+          <w:sz w:val="28"/>
+          <w:szCs w:val="28"/>
+        </w:rPr>
+        <w:t>.</w:t>
+      </w:r>
+      <w:r>
+        <w:rPr>
+          <w:rFonts w:ascii="Times New Roman" w:hAnsi="Times New Roman" w:cs="Times New Roman"/>
+          <w:b/>
+          <w:bCs/>
+          <w:i/>
+          <w:iCs/>
+          <w:sz w:val="28"/>
+          <w:szCs w:val="28"/>
+        </w:rPr>
+        <w:t>2</w:t>
+      </w:r>
+      <w:r>
+        <w:rPr>
+          <w:rFonts w:ascii="Times New Roman" w:hAnsi="Times New Roman" w:cs="Times New Roman"/>
+          <w:b/>
+          <w:bCs/>
+          <w:i/>
+          <w:iCs/>
+          <w:sz w:val="28"/>
+          <w:szCs w:val="28"/>
+        </w:rPr>
+        <w:t>. Státuszjelentés</w:t>
+      </w:r>
+    </w:p>
+    <w:p>
+      <w:pPr>
+        <w:rPr>
+          <w:rFonts w:ascii="Times New Roman" w:hAnsi="Times New Roman" w:cs="Times New Roman"/>
+          <w:sz w:val="28"/>
+          <w:szCs w:val="28"/>
+        </w:rPr>
+      </w:pPr>
+      <w:r>
+        <w:rPr>
+          <w:rFonts w:ascii="Times New Roman" w:hAnsi="Times New Roman" w:cs="Times New Roman"/>
+          <w:sz w:val="28"/>
+          <w:szCs w:val="28"/>
+        </w:rPr>
+        <w:t>A projekt tagjai</w:t>
       </w:r>
       <w:r>
         <w:rPr>
@@ -570,229 +1344,1296 @@
           <w:sz w:val="28"/>
           <w:szCs w:val="28"/>
         </w:rPr>
-        <w:t>2Rizikómenedzsment</w:t>
-      </w:r>
-    </w:p>
-    <w:p>
-      <w:pPr>
-        <w:rPr>
-          <w:rFonts w:ascii="Times New Roman" w:hAnsi="Times New Roman" w:cs="Times New Roman"/>
-          <w:sz w:val="28"/>
-          <w:szCs w:val="28"/>
-        </w:rPr>
-      </w:pPr>
-      <w:r>
-        <w:rPr>
-          <w:rFonts w:ascii="Times New Roman" w:hAnsi="Times New Roman" w:cs="Times New Roman"/>
-          <w:sz w:val="28"/>
-          <w:szCs w:val="28"/>
-        </w:rPr>
-        <w:t>5. Jelentések</w:t>
-      </w:r>
-    </w:p>
-    <w:p>
-      <w:pPr>
-        <w:rPr>
-          <w:rFonts w:ascii="Times New Roman" w:hAnsi="Times New Roman" w:cs="Times New Roman"/>
-          <w:sz w:val="28"/>
-          <w:szCs w:val="28"/>
-        </w:rPr>
-      </w:pPr>
-      <w:r>
-        <w:rPr>
-          <w:rFonts w:ascii="Times New Roman" w:hAnsi="Times New Roman" w:cs="Times New Roman"/>
-          <w:sz w:val="28"/>
-          <w:szCs w:val="28"/>
-        </w:rPr>
-        <w:t>5.1. Munka menedzsment</w:t>
-      </w:r>
-    </w:p>
-    <w:p>
-      <w:pPr>
-        <w:rPr>
-          <w:rFonts w:ascii="Times New Roman" w:hAnsi="Times New Roman" w:cs="Times New Roman"/>
-          <w:sz w:val="28"/>
-          <w:szCs w:val="28"/>
-        </w:rPr>
-      </w:pPr>
-      <w:r>
-        <w:rPr>
-          <w:rFonts w:ascii="Times New Roman" w:hAnsi="Times New Roman" w:cs="Times New Roman"/>
-          <w:sz w:val="28"/>
-          <w:szCs w:val="28"/>
-        </w:rPr>
-        <w:t>5.2. Csoportgyűlések</w:t>
-      </w:r>
-    </w:p>
-    <w:p>
-      <w:pPr>
-        <w:rPr>
-          <w:rFonts w:ascii="Times New Roman" w:hAnsi="Times New Roman" w:cs="Times New Roman"/>
-          <w:sz w:val="28"/>
-          <w:szCs w:val="28"/>
-        </w:rPr>
-      </w:pPr>
-      <w:r>
-        <w:rPr>
-          <w:rFonts w:ascii="Times New Roman" w:hAnsi="Times New Roman" w:cs="Times New Roman"/>
-          <w:sz w:val="28"/>
-          <w:szCs w:val="28"/>
-        </w:rPr>
-        <w:t>5.3. Minőségbiztosítás</w:t>
-      </w:r>
-    </w:p>
-    <w:p>
-      <w:pPr>
-        <w:rPr>
-          <w:rFonts w:ascii="Times New Roman" w:hAnsi="Times New Roman" w:cs="Times New Roman"/>
-          <w:sz w:val="28"/>
-          <w:szCs w:val="28"/>
-        </w:rPr>
-      </w:pPr>
-      <w:r>
-        <w:rPr>
-          <w:rFonts w:ascii="Times New Roman" w:hAnsi="Times New Roman" w:cs="Times New Roman"/>
-          <w:sz w:val="28"/>
-          <w:szCs w:val="28"/>
+        <w:t>minden feladat megvalósítása után a GitHubra történő commitelésnél egy alapjelentést adnak le az elvégzett munkájukról.</w:t>
+      </w:r>
+    </w:p>
+    <w:p>
+      <w:pPr>
+        <w:rPr>
+          <w:rFonts w:ascii="Times New Roman" w:hAnsi="Times New Roman" w:cs="Times New Roman"/>
+          <w:sz w:val="28"/>
+          <w:szCs w:val="28"/>
+        </w:rPr>
+      </w:pPr>
+      <w:r>
+        <w:rPr>
+          <w:rFonts w:ascii="Times New Roman" w:hAnsi="Times New Roman" w:cs="Times New Roman"/>
+          <w:sz w:val="28"/>
+          <w:szCs w:val="28"/>
+        </w:rPr>
+        <w:t>Emellett a Trello felületén a feladat személyhez kötött és itt láthatjuk az elkészült feladatok mennyiségét.</w:t>
+      </w:r>
+    </w:p>
+    <w:p>
+      <w:pPr>
+        <w:rPr>
+          <w:rFonts w:ascii="Times New Roman" w:hAnsi="Times New Roman" w:cs="Times New Roman"/>
+          <w:b/>
+          <w:bCs/>
+          <w:sz w:val="32"/>
+          <w:szCs w:val="32"/>
+        </w:rPr>
+      </w:pPr>
+    </w:p>
+    <w:p>
+      <w:pPr>
+        <w:rPr>
+          <w:rFonts w:ascii="Times New Roman" w:hAnsi="Times New Roman" w:cs="Times New Roman"/>
+          <w:b/>
+          <w:bCs/>
+          <w:sz w:val="32"/>
+          <w:szCs w:val="32"/>
+        </w:rPr>
+      </w:pPr>
+      <w:r>
+        <w:rPr>
+          <w:rFonts w:ascii="Times New Roman" w:hAnsi="Times New Roman" w:cs="Times New Roman"/>
+          <w:b/>
+          <w:bCs/>
+          <w:sz w:val="32"/>
+          <w:szCs w:val="32"/>
+        </w:rPr>
+        <w:t>5</w:t>
+      </w:r>
+      <w:r>
+        <w:rPr>
+          <w:rFonts w:ascii="Times New Roman" w:hAnsi="Times New Roman" w:cs="Times New Roman"/>
+          <w:b/>
+          <w:bCs/>
+          <w:sz w:val="32"/>
+          <w:szCs w:val="32"/>
+        </w:rPr>
+        <w:t>. Részletes feladatlista</w:t>
+      </w:r>
+    </w:p>
+    <w:p>
+      <w:pPr>
+        <w:rPr>
+          <w:rFonts w:ascii="Times New Roman" w:hAnsi="Times New Roman" w:cs="Times New Roman"/>
+          <w:sz w:val="28"/>
+          <w:szCs w:val="28"/>
+        </w:rPr>
+      </w:pPr>
+      <w:r>
+        <w:rPr>
+          <w:rFonts w:ascii="Times New Roman" w:hAnsi="Times New Roman" w:cs="Times New Roman"/>
+          <w:sz w:val="28"/>
+          <w:szCs w:val="28"/>
+        </w:rPr>
+        <w:t xml:space="preserve">A feladatok megszervezésére, a </w:t>
+      </w:r>
+      <w:r>
+        <w:rPr>
+          <w:rFonts w:ascii="Times New Roman" w:hAnsi="Times New Roman" w:cs="Times New Roman"/>
+          <w:b/>
+          <w:bCs/>
+          <w:sz w:val="28"/>
+          <w:szCs w:val="28"/>
+        </w:rPr>
+        <w:t>Trello</w:t>
+      </w:r>
+      <w:r>
+        <w:rPr>
+          <w:rFonts w:ascii="Times New Roman" w:hAnsi="Times New Roman" w:cs="Times New Roman"/>
+          <w:sz w:val="28"/>
+          <w:szCs w:val="28"/>
+        </w:rPr>
+        <w:t xml:space="preserve"> projektmenedzsment szoftvert használjuk.</w:t>
+      </w:r>
+    </w:p>
+    <w:p>
+      <w:pPr>
+        <w:rPr>
+          <w:rFonts w:ascii="Times New Roman" w:hAnsi="Times New Roman" w:cs="Times New Roman"/>
+          <w:sz w:val="28"/>
+          <w:szCs w:val="28"/>
+        </w:rPr>
+      </w:pPr>
+      <w:r>
+        <w:rPr>
+          <w:rFonts w:ascii="Times New Roman" w:hAnsi="Times New Roman" w:cs="Times New Roman"/>
+          <w:sz w:val="28"/>
+          <w:szCs w:val="28"/>
+        </w:rPr>
+        <w:t>A teljes projektet a projektmenedzser koordinálja.</w:t>
+      </w:r>
+    </w:p>
+    <w:p>
+      <w:pPr>
+        <w:rPr>
+          <w:rFonts w:ascii="Times New Roman" w:hAnsi="Times New Roman" w:cs="Times New Roman"/>
+          <w:sz w:val="28"/>
+          <w:szCs w:val="28"/>
+        </w:rPr>
+      </w:pPr>
+      <w:r>
+        <w:rPr>
+          <w:rFonts w:ascii="Times New Roman" w:hAnsi="Times New Roman" w:cs="Times New Roman"/>
+          <w:sz w:val="28"/>
+          <w:szCs w:val="28"/>
+        </w:rPr>
+        <w:t>A kártyák reprezentálják az egyes feladatokat, melyeket listákba csoportosítunk:</w:t>
+      </w:r>
+    </w:p>
+    <w:p>
+      <w:pPr>
+        <w:pStyle w:val="ListParagraph"/>
+        <w:numPr>
+          <w:ilvl w:val="0"/>
+          <w:numId w:val="4"/>
+        </w:numPr>
+        <w:rPr>
+          <w:rFonts w:ascii="Times New Roman" w:hAnsi="Times New Roman" w:cs="Times New Roman"/>
+          <w:sz w:val="28"/>
+          <w:szCs w:val="28"/>
+        </w:rPr>
+      </w:pPr>
+      <w:r>
+        <w:rPr>
+          <w:rFonts w:ascii="Times New Roman" w:hAnsi="Times New Roman" w:cs="Times New Roman"/>
+          <w:sz w:val="28"/>
+          <w:szCs w:val="28"/>
+        </w:rPr>
+        <w:t>Ötletek</w:t>
+      </w:r>
+    </w:p>
+    <w:p>
+      <w:pPr>
+        <w:pStyle w:val="ListParagraph"/>
+        <w:numPr>
+          <w:ilvl w:val="0"/>
+          <w:numId w:val="4"/>
+        </w:numPr>
+        <w:rPr>
+          <w:rFonts w:ascii="Times New Roman" w:hAnsi="Times New Roman" w:cs="Times New Roman"/>
+          <w:sz w:val="28"/>
+          <w:szCs w:val="28"/>
+        </w:rPr>
+      </w:pPr>
+      <w:r>
+        <w:rPr>
+          <w:rFonts w:ascii="Times New Roman" w:hAnsi="Times New Roman" w:cs="Times New Roman"/>
+          <w:sz w:val="28"/>
+          <w:szCs w:val="28"/>
+        </w:rPr>
+        <w:t>Teendők</w:t>
+      </w:r>
+    </w:p>
+    <w:p>
+      <w:pPr>
+        <w:pStyle w:val="ListParagraph"/>
+        <w:numPr>
+          <w:ilvl w:val="0"/>
+          <w:numId w:val="4"/>
+        </w:numPr>
+        <w:rPr>
+          <w:rFonts w:ascii="Times New Roman" w:hAnsi="Times New Roman" w:cs="Times New Roman"/>
+          <w:sz w:val="28"/>
+          <w:szCs w:val="28"/>
+        </w:rPr>
+      </w:pPr>
+      <w:r>
+        <w:rPr>
+          <w:rFonts w:ascii="Times New Roman" w:hAnsi="Times New Roman" w:cs="Times New Roman"/>
+          <w:sz w:val="28"/>
+          <w:szCs w:val="28"/>
+        </w:rPr>
+        <w:t>Folyamatban</w:t>
+      </w:r>
+    </w:p>
+    <w:p>
+      <w:pPr>
+        <w:pStyle w:val="ListParagraph"/>
+        <w:numPr>
+          <w:ilvl w:val="0"/>
+          <w:numId w:val="4"/>
+        </w:numPr>
+        <w:rPr>
+          <w:rFonts w:ascii="Times New Roman" w:hAnsi="Times New Roman" w:cs="Times New Roman"/>
+          <w:sz w:val="28"/>
+          <w:szCs w:val="28"/>
+        </w:rPr>
+      </w:pPr>
+      <w:r>
+        <w:rPr>
+          <w:rFonts w:ascii="Times New Roman" w:hAnsi="Times New Roman" w:cs="Times New Roman"/>
+          <w:sz w:val="28"/>
+          <w:szCs w:val="28"/>
+        </w:rPr>
+        <w:t>Kész</w:t>
+      </w:r>
+    </w:p>
+    <w:p>
+      <w:pPr>
+        <w:rPr>
+          <w:rFonts w:ascii="Times New Roman" w:hAnsi="Times New Roman" w:cs="Times New Roman"/>
+          <w:sz w:val="28"/>
+          <w:szCs w:val="28"/>
+        </w:rPr>
+      </w:pPr>
+      <w:r>
+        <w:rPr>
+          <w:rFonts w:ascii="Times New Roman" w:hAnsi="Times New Roman" w:cs="Times New Roman"/>
+          <w:sz w:val="28"/>
+          <w:szCs w:val="28"/>
+        </w:rPr>
+        <w:t>Minden egyes feladatnak (kártyának) rendelkeznie kell:</w:t>
+      </w:r>
+    </w:p>
+    <w:p>
+      <w:pPr>
+        <w:pStyle w:val="ListParagraph"/>
+        <w:numPr>
+          <w:ilvl w:val="0"/>
+          <w:numId w:val="4"/>
+        </w:numPr>
+        <w:rPr>
+          <w:rFonts w:ascii="Times New Roman" w:hAnsi="Times New Roman" w:cs="Times New Roman"/>
+          <w:sz w:val="28"/>
+          <w:szCs w:val="28"/>
+        </w:rPr>
+      </w:pPr>
+      <w:r>
+        <w:rPr>
+          <w:rFonts w:ascii="Times New Roman" w:hAnsi="Times New Roman" w:cs="Times New Roman"/>
+          <w:sz w:val="28"/>
+          <w:szCs w:val="28"/>
+        </w:rPr>
+        <w:t>felelős személy</w:t>
+      </w:r>
+    </w:p>
+    <w:p>
+      <w:pPr>
+        <w:pStyle w:val="ListParagraph"/>
+        <w:numPr>
+          <w:ilvl w:val="0"/>
+          <w:numId w:val="4"/>
+        </w:numPr>
+        <w:rPr>
+          <w:rFonts w:ascii="Times New Roman" w:hAnsi="Times New Roman" w:cs="Times New Roman"/>
+          <w:sz w:val="28"/>
+          <w:szCs w:val="28"/>
+        </w:rPr>
+      </w:pPr>
+      <w:r>
+        <w:rPr>
+          <w:rFonts w:ascii="Times New Roman" w:hAnsi="Times New Roman" w:cs="Times New Roman"/>
+          <w:sz w:val="28"/>
+          <w:szCs w:val="28"/>
+        </w:rPr>
+        <w:t>munkát elvégző személy(ek)</w:t>
+      </w:r>
+    </w:p>
+    <w:p>
+      <w:pPr>
+        <w:rPr>
+          <w:rFonts w:ascii="Times New Roman" w:hAnsi="Times New Roman" w:cs="Times New Roman"/>
+          <w:sz w:val="28"/>
+          <w:szCs w:val="28"/>
+        </w:rPr>
+      </w:pPr>
+      <w:r>
+        <w:rPr>
+          <w:rFonts w:ascii="Times New Roman" w:hAnsi="Times New Roman" w:cs="Times New Roman"/>
+          <w:sz w:val="28"/>
+          <w:szCs w:val="28"/>
+        </w:rPr>
+        <w:t xml:space="preserve">Munkamegosztás: </w:t>
+      </w:r>
+    </w:p>
+    <w:p>
+      <w:pPr>
+        <w:pStyle w:val="ListParagraph"/>
+        <w:numPr>
+          <w:ilvl w:val="0"/>
+          <w:numId w:val="4"/>
+        </w:numPr>
+        <w:rPr>
+          <w:rFonts w:ascii="Times New Roman" w:hAnsi="Times New Roman" w:cs="Times New Roman"/>
+          <w:sz w:val="28"/>
+          <w:szCs w:val="28"/>
+        </w:rPr>
+      </w:pPr>
+      <w:r>
+        <w:rPr>
+          <w:rFonts w:ascii="Times New Roman" w:hAnsi="Times New Roman" w:cs="Times New Roman"/>
+          <w:sz w:val="28"/>
+          <w:szCs w:val="28"/>
+        </w:rPr>
+        <w:t>Adatbázis</w:t>
+      </w:r>
+      <w:r>
+        <w:rPr>
+          <w:rFonts w:ascii="Times New Roman" w:hAnsi="Times New Roman" w:cs="Times New Roman"/>
+          <w:sz w:val="28"/>
+          <w:szCs w:val="28"/>
+        </w:rPr>
+        <w:t>: Fodor Adrián László és Kriván Balázs</w:t>
+      </w:r>
+    </w:p>
+    <w:p>
+      <w:pPr>
+        <w:pStyle w:val="ListParagraph"/>
+        <w:numPr>
+          <w:ilvl w:val="0"/>
+          <w:numId w:val="4"/>
+        </w:numPr>
+        <w:rPr>
+          <w:rFonts w:ascii="Times New Roman" w:hAnsi="Times New Roman" w:cs="Times New Roman"/>
+          <w:sz w:val="28"/>
+          <w:szCs w:val="28"/>
+        </w:rPr>
+      </w:pPr>
+      <w:r>
+        <w:rPr>
+          <w:rFonts w:ascii="Times New Roman" w:hAnsi="Times New Roman" w:cs="Times New Roman"/>
+          <w:sz w:val="28"/>
+          <w:szCs w:val="28"/>
+        </w:rPr>
+        <w:t>UI</w:t>
+      </w:r>
+      <w:r>
+        <w:rPr>
+          <w:rFonts w:ascii="Times New Roman" w:hAnsi="Times New Roman" w:cs="Times New Roman"/>
+          <w:sz w:val="28"/>
+          <w:szCs w:val="28"/>
+        </w:rPr>
+        <w:t xml:space="preserve"> &amp; Reszponzívitás:</w:t>
+      </w:r>
+      <w:r>
+        <w:rPr>
+          <w:rFonts w:ascii="Times New Roman" w:hAnsi="Times New Roman" w:cs="Times New Roman"/>
+          <w:sz w:val="28"/>
+          <w:szCs w:val="28"/>
+        </w:rPr>
+        <w:t xml:space="preserve"> </w:t>
+      </w:r>
+      <w:r>
+        <w:rPr>
+          <w:rFonts w:ascii="Times New Roman" w:hAnsi="Times New Roman" w:cs="Times New Roman"/>
+          <w:sz w:val="28"/>
+          <w:szCs w:val="28"/>
+        </w:rPr>
+        <w:t>Fodor Adrián László és Kriván Balázs</w:t>
+      </w:r>
+    </w:p>
+    <w:p>
+      <w:pPr>
+        <w:pStyle w:val="ListParagraph"/>
+        <w:numPr>
+          <w:ilvl w:val="0"/>
+          <w:numId w:val="4"/>
+        </w:numPr>
+        <w:rPr>
+          <w:rFonts w:ascii="Times New Roman" w:hAnsi="Times New Roman" w:cs="Times New Roman"/>
+          <w:sz w:val="28"/>
+          <w:szCs w:val="28"/>
+        </w:rPr>
+      </w:pPr>
+      <w:r>
+        <w:rPr>
+          <w:rFonts w:ascii="Times New Roman" w:hAnsi="Times New Roman" w:cs="Times New Roman"/>
+          <w:sz w:val="28"/>
+          <w:szCs w:val="28"/>
+        </w:rPr>
+        <w:t>Funkcionalitás</w:t>
+      </w:r>
+      <w:r>
+        <w:rPr>
+          <w:rFonts w:ascii="Times New Roman" w:hAnsi="Times New Roman" w:cs="Times New Roman"/>
+          <w:sz w:val="28"/>
+          <w:szCs w:val="28"/>
+        </w:rPr>
+        <w:t xml:space="preserve">: </w:t>
+      </w:r>
+      <w:r>
+        <w:rPr>
+          <w:rFonts w:ascii="Times New Roman" w:hAnsi="Times New Roman" w:cs="Times New Roman"/>
+          <w:sz w:val="28"/>
+          <w:szCs w:val="28"/>
+        </w:rPr>
+        <w:t>Fodor Adrián László és Kriván Balázs</w:t>
+      </w:r>
+    </w:p>
+    <w:p>
+      <w:pPr>
+        <w:pStyle w:val="ListParagraph"/>
+        <w:numPr>
+          <w:ilvl w:val="0"/>
+          <w:numId w:val="4"/>
+        </w:numPr>
+        <w:rPr>
+          <w:rFonts w:ascii="Times New Roman" w:hAnsi="Times New Roman" w:cs="Times New Roman"/>
+          <w:sz w:val="28"/>
+          <w:szCs w:val="28"/>
+        </w:rPr>
+      </w:pPr>
+      <w:r>
+        <w:rPr>
+          <w:rFonts w:ascii="Times New Roman" w:hAnsi="Times New Roman" w:cs="Times New Roman"/>
+          <w:sz w:val="28"/>
+          <w:szCs w:val="28"/>
+        </w:rPr>
+        <w:t>Telepítő</w:t>
+      </w:r>
+      <w:r>
+        <w:rPr>
+          <w:rFonts w:ascii="Times New Roman" w:hAnsi="Times New Roman" w:cs="Times New Roman"/>
+          <w:sz w:val="28"/>
+          <w:szCs w:val="28"/>
+        </w:rPr>
+        <w:t xml:space="preserve">: </w:t>
+      </w:r>
+      <w:r>
+        <w:rPr>
+          <w:rFonts w:ascii="Times New Roman" w:hAnsi="Times New Roman" w:cs="Times New Roman"/>
+          <w:sz w:val="28"/>
+          <w:szCs w:val="28"/>
+        </w:rPr>
+        <w:t>Fodor Adrián László és Kriván Balázs</w:t>
+      </w:r>
+    </w:p>
+    <w:p>
+      <w:pPr>
+        <w:rPr>
+          <w:rFonts w:ascii="Times New Roman" w:hAnsi="Times New Roman" w:cs="Times New Roman"/>
+          <w:b/>
+          <w:bCs/>
+          <w:sz w:val="32"/>
+          <w:szCs w:val="32"/>
+        </w:rPr>
+      </w:pPr>
+      <w:r>
+        <w:rPr>
+          <w:rFonts w:ascii="Times New Roman" w:hAnsi="Times New Roman" w:cs="Times New Roman"/>
+          <w:b/>
+          <w:bCs/>
+          <w:sz w:val="32"/>
+          <w:szCs w:val="32"/>
         </w:rPr>
         <w:lastRenderedPageBreak/>
-        <w:t>5.4. Státuszjelentés</w:t>
-      </w:r>
-    </w:p>
-    <w:p>
-      <w:pPr>
-        <w:rPr>
-          <w:rFonts w:ascii="Times New Roman" w:hAnsi="Times New Roman" w:cs="Times New Roman"/>
-          <w:sz w:val="28"/>
-          <w:szCs w:val="28"/>
-        </w:rPr>
-      </w:pPr>
-      <w:r>
-        <w:rPr>
-          <w:rFonts w:ascii="Times New Roman" w:hAnsi="Times New Roman" w:cs="Times New Roman"/>
-          <w:sz w:val="28"/>
-          <w:szCs w:val="28"/>
-        </w:rPr>
-        <w:t>6. A munka tartalma</w:t>
-      </w:r>
-    </w:p>
-    <w:p>
-      <w:pPr>
-        <w:rPr>
-          <w:rFonts w:ascii="Times New Roman" w:hAnsi="Times New Roman" w:cs="Times New Roman"/>
-          <w:sz w:val="28"/>
-          <w:szCs w:val="28"/>
-        </w:rPr>
-      </w:pPr>
-      <w:r>
-        <w:rPr>
-          <w:rFonts w:ascii="Times New Roman" w:hAnsi="Times New Roman" w:cs="Times New Roman"/>
-          <w:sz w:val="28"/>
-          <w:szCs w:val="28"/>
-        </w:rPr>
-        <w:t>6.1. Tervezett szoftverfolyamat modell és architektúra</w:t>
-      </w:r>
-    </w:p>
-    <w:p>
-      <w:pPr>
-        <w:rPr>
-          <w:rFonts w:ascii="Times New Roman" w:hAnsi="Times New Roman" w:cs="Times New Roman"/>
-          <w:sz w:val="28"/>
-          <w:szCs w:val="28"/>
-        </w:rPr>
-      </w:pPr>
-      <w:r>
-        <w:rPr>
-          <w:rFonts w:ascii="Times New Roman" w:hAnsi="Times New Roman" w:cs="Times New Roman"/>
-          <w:sz w:val="28"/>
-          <w:szCs w:val="28"/>
-        </w:rPr>
-        <w:t>6.2. Átadandók és határidők</w:t>
-      </w:r>
-    </w:p>
-    <w:p>
-      <w:pPr>
-        <w:rPr>
-          <w:rFonts w:ascii="Times New Roman" w:hAnsi="Times New Roman" w:cs="Times New Roman"/>
-          <w:sz w:val="28"/>
-          <w:szCs w:val="28"/>
-        </w:rPr>
-      </w:pPr>
-      <w:r>
-        <w:rPr>
-          <w:rFonts w:ascii="Times New Roman" w:hAnsi="Times New Roman" w:cs="Times New Roman"/>
-          <w:sz w:val="28"/>
-          <w:szCs w:val="28"/>
-        </w:rPr>
-        <w:t>7. Részletes feladatlista</w:t>
-      </w:r>
-    </w:p>
-    <w:p>
-      <w:pPr>
-        <w:rPr>
-          <w:rFonts w:ascii="Times New Roman" w:hAnsi="Times New Roman" w:cs="Times New Roman"/>
-          <w:sz w:val="28"/>
-          <w:szCs w:val="28"/>
-        </w:rPr>
-      </w:pPr>
-      <w:r>
-        <w:rPr>
-          <w:rFonts w:ascii="Times New Roman" w:hAnsi="Times New Roman" w:cs="Times New Roman"/>
-          <w:sz w:val="28"/>
-          <w:szCs w:val="28"/>
-        </w:rPr>
-        <w:t>8. Csatolt dokumentumok</w:t>
-      </w:r>
-    </w:p>
-    <w:p>
-      <w:pPr>
-        <w:rPr>
-          <w:rFonts w:ascii="Times New Roman" w:hAnsi="Times New Roman" w:cs="Times New Roman"/>
-          <w:sz w:val="28"/>
-          <w:szCs w:val="28"/>
-        </w:rPr>
-      </w:pPr>
-      <w:r>
-        <w:rPr>
-          <w:rFonts w:ascii="Times New Roman" w:hAnsi="Times New Roman" w:cs="Times New Roman"/>
-          <w:sz w:val="28"/>
-          <w:szCs w:val="28"/>
-        </w:rPr>
-        <w:t>8.1. Fejlesztői dokumentáció</w:t>
-      </w:r>
-    </w:p>
-    <w:p>
-      <w:pPr>
-        <w:rPr>
-          <w:rFonts w:ascii="Times New Roman" w:hAnsi="Times New Roman" w:cs="Times New Roman"/>
-          <w:sz w:val="28"/>
-          <w:szCs w:val="28"/>
-        </w:rPr>
-      </w:pPr>
-      <w:r>
-        <w:rPr>
-          <w:rFonts w:ascii="Times New Roman" w:hAnsi="Times New Roman" w:cs="Times New Roman"/>
-          <w:sz w:val="28"/>
-          <w:szCs w:val="28"/>
-        </w:rPr>
-        <w:t>8.2. Felhasználói dokumentáció</w:t>
-      </w:r>
-    </w:p>
-    <w:p>
-      <w:pPr>
-        <w:rPr>
-          <w:rFonts w:ascii="Times New Roman" w:hAnsi="Times New Roman" w:cs="Times New Roman"/>
-          <w:sz w:val="28"/>
-          <w:szCs w:val="28"/>
-        </w:rPr>
-      </w:pPr>
-      <w:r>
-        <w:rPr>
-          <w:rFonts w:ascii="Times New Roman" w:hAnsi="Times New Roman" w:cs="Times New Roman"/>
-          <w:sz w:val="28"/>
-          <w:szCs w:val="28"/>
-        </w:rPr>
-        <w:t>9. Irodalomjegyzék</w:t>
+        <w:t>6</w:t>
+      </w:r>
+      <w:r>
+        <w:rPr>
+          <w:rFonts w:ascii="Times New Roman" w:hAnsi="Times New Roman" w:cs="Times New Roman"/>
+          <w:b/>
+          <w:bCs/>
+          <w:sz w:val="32"/>
+          <w:szCs w:val="32"/>
+        </w:rPr>
+        <w:t xml:space="preserve">. </w:t>
+      </w:r>
+      <w:r>
+        <w:rPr>
+          <w:rFonts w:ascii="Times New Roman" w:hAnsi="Times New Roman" w:cs="Times New Roman"/>
+          <w:b/>
+          <w:bCs/>
+          <w:sz w:val="32"/>
+          <w:szCs w:val="32"/>
+        </w:rPr>
+        <w:t>Adatbázis-terv</w:t>
+      </w:r>
+    </w:p>
+    <w:p>
+      <w:pPr>
+        <w:rPr>
+          <w:rFonts w:ascii="Times New Roman" w:hAnsi="Times New Roman" w:cs="Times New Roman"/>
+          <w:sz w:val="28"/>
+          <w:szCs w:val="28"/>
+        </w:rPr>
+      </w:pPr>
+      <w:r>
+        <w:rPr>
+          <w:rFonts w:ascii="Times New Roman" w:hAnsi="Times New Roman" w:cs="Times New Roman"/>
+          <w:noProof/>
+          <w:sz w:val="28"/>
+          <w:szCs w:val="28"/>
+        </w:rPr>
+        <w:drawing>
+          <wp:inline distT="0" distB="0" distL="0" distR="0" wp14:anchorId="191AAC21" wp14:editId="06BC58FA">
+            <wp:extent cx="5760720" cy="4010660"/>
+            <wp:effectExtent l="0" t="0" r="0" b="8890"/>
+            <wp:docPr id="582549132" name="Picture 1"/>
+            <wp:cNvGraphicFramePr>
+              <a:graphicFrameLocks xmlns:a="http://schemas.openxmlformats.org/drawingml/2006/main" noChangeAspect="1"/>
+            </wp:cNvGraphicFramePr>
+            <a:graphic xmlns:a="http://schemas.openxmlformats.org/drawingml/2006/main">
+              <a:graphicData uri="http://schemas.openxmlformats.org/drawingml/2006/picture">
+                <pic:pic xmlns:pic="http://schemas.openxmlformats.org/drawingml/2006/picture">
+                  <pic:nvPicPr>
+                    <pic:cNvPr id="582549132" name="Picture 582549132"/>
+                    <pic:cNvPicPr/>
+                  </pic:nvPicPr>
+                  <pic:blipFill>
+                    <a:blip r:embed="rId5">
+                      <a:extLst>
+                        <a:ext uri="{28A0092B-C50C-407E-A947-70E740481C1C}">
+                          <a14:useLocalDpi xmlns:a14="http://schemas.microsoft.com/office/drawing/2010/main" val="0"/>
+                        </a:ext>
+                      </a:extLst>
+                    </a:blip>
+                    <a:stretch>
+                      <a:fillRect/>
+                    </a:stretch>
+                  </pic:blipFill>
+                  <pic:spPr>
+                    <a:xfrm>
+                      <a:off x="0" y="0"/>
+                      <a:ext cx="5760720" cy="4010660"/>
+                    </a:xfrm>
+                    <a:prstGeom prst="rect">
+                      <a:avLst/>
+                    </a:prstGeom>
+                  </pic:spPr>
+                </pic:pic>
+              </a:graphicData>
+            </a:graphic>
+          </wp:inline>
+        </w:drawing>
+      </w:r>
+    </w:p>
+    <w:p>
+      <w:pPr>
+        <w:rPr>
+          <w:rFonts w:ascii="Times New Roman" w:hAnsi="Times New Roman" w:cs="Times New Roman"/>
+          <w:sz w:val="28"/>
+          <w:szCs w:val="28"/>
+        </w:rPr>
+      </w:pPr>
+    </w:p>
+    <w:p>
+      <w:pPr>
+        <w:rPr>
+          <w:rFonts w:ascii="Times New Roman" w:hAnsi="Times New Roman" w:cs="Times New Roman"/>
+          <w:b/>
+          <w:bCs/>
+          <w:sz w:val="32"/>
+          <w:szCs w:val="32"/>
+        </w:rPr>
+      </w:pPr>
+      <w:r>
+        <w:rPr>
+          <w:rFonts w:ascii="Times New Roman" w:hAnsi="Times New Roman" w:cs="Times New Roman"/>
+          <w:b/>
+          <w:bCs/>
+          <w:sz w:val="32"/>
+          <w:szCs w:val="32"/>
+        </w:rPr>
+        <w:t>7. Forrás Kód</w:t>
+      </w:r>
+    </w:p>
+    <w:p>
+      <w:pPr>
+        <w:rPr>
+          <w:rFonts w:ascii="Times New Roman" w:hAnsi="Times New Roman" w:cs="Times New Roman"/>
+          <w:b/>
+          <w:bCs/>
+          <w:sz w:val="32"/>
+          <w:szCs w:val="32"/>
+        </w:rPr>
+      </w:pPr>
+      <w:r>
+        <w:rPr>
+          <w:rFonts w:ascii="Times New Roman" w:hAnsi="Times New Roman" w:cs="Times New Roman"/>
+          <w:b/>
+          <w:bCs/>
+          <w:noProof/>
+          <w:sz w:val="32"/>
+          <w:szCs w:val="32"/>
+        </w:rPr>
+        <w:drawing>
+          <wp:inline distT="0" distB="0" distL="0" distR="0" wp14:anchorId="52706415" wp14:editId="7EDE0C61">
+            <wp:extent cx="5760720" cy="2784475"/>
+            <wp:effectExtent l="0" t="0" r="0" b="0"/>
+            <wp:docPr id="2097390093" name="Picture 2"/>
+            <wp:cNvGraphicFramePr>
+              <a:graphicFrameLocks xmlns:a="http://schemas.openxmlformats.org/drawingml/2006/main" noChangeAspect="1"/>
+            </wp:cNvGraphicFramePr>
+            <a:graphic xmlns:a="http://schemas.openxmlformats.org/drawingml/2006/main">
+              <a:graphicData uri="http://schemas.openxmlformats.org/drawingml/2006/picture">
+                <pic:pic xmlns:pic="http://schemas.openxmlformats.org/drawingml/2006/picture">
+                  <pic:nvPicPr>
+                    <pic:cNvPr id="2097390093" name="Picture 2097390093"/>
+                    <pic:cNvPicPr/>
+                  </pic:nvPicPr>
+                  <pic:blipFill>
+                    <a:blip r:embed="rId6">
+                      <a:extLst>
+                        <a:ext uri="{28A0092B-C50C-407E-A947-70E740481C1C}">
+                          <a14:useLocalDpi xmlns:a14="http://schemas.microsoft.com/office/drawing/2010/main" val="0"/>
+                        </a:ext>
+                      </a:extLst>
+                    </a:blip>
+                    <a:stretch>
+                      <a:fillRect/>
+                    </a:stretch>
+                  </pic:blipFill>
+                  <pic:spPr>
+                    <a:xfrm>
+                      <a:off x="0" y="0"/>
+                      <a:ext cx="5760720" cy="2784475"/>
+                    </a:xfrm>
+                    <a:prstGeom prst="rect">
+                      <a:avLst/>
+                    </a:prstGeom>
+                  </pic:spPr>
+                </pic:pic>
+              </a:graphicData>
+            </a:graphic>
+          </wp:inline>
+        </w:drawing>
+      </w:r>
+    </w:p>
+    <w:p>
+      <w:pPr>
+        <w:rPr>
+          <w:rFonts w:ascii="Times New Roman" w:hAnsi="Times New Roman" w:cs="Times New Roman"/>
+          <w:sz w:val="28"/>
+          <w:szCs w:val="28"/>
+        </w:rPr>
+      </w:pPr>
+      <w:r>
+        <w:rPr>
+          <w:rFonts w:ascii="Times New Roman" w:hAnsi="Times New Roman" w:cs="Times New Roman"/>
+          <w:sz w:val="28"/>
+          <w:szCs w:val="28"/>
+        </w:rPr>
+        <w:t>LoadData függvény mely lehetővé teszi, hogy megadjunk egy query-t és egy megjelenítésre szolgáló datagrid paramétert.</w:t>
+      </w:r>
+      <w:r>
+        <w:rPr>
+          <w:rFonts w:ascii="Times New Roman" w:hAnsi="Times New Roman" w:cs="Times New Roman"/>
+          <w:sz w:val="28"/>
+          <w:szCs w:val="28"/>
+        </w:rPr>
+        <w:t xml:space="preserve"> A függvény betölti az adatokat amit lekérünk az adott datagridbe.</w:t>
+      </w:r>
+    </w:p>
+    <w:p>
+      <w:pPr>
+        <w:rPr>
+          <w:rFonts w:ascii="Times New Roman" w:hAnsi="Times New Roman" w:cs="Times New Roman"/>
+          <w:sz w:val="28"/>
+          <w:szCs w:val="28"/>
+        </w:rPr>
+      </w:pPr>
+      <w:r>
+        <w:rPr>
+          <w:rFonts w:ascii="Times New Roman" w:hAnsi="Times New Roman" w:cs="Times New Roman"/>
+          <w:noProof/>
+          <w:sz w:val="28"/>
+          <w:szCs w:val="28"/>
+        </w:rPr>
+        <w:lastRenderedPageBreak/>
+        <w:drawing>
+          <wp:inline distT="0" distB="0" distL="0" distR="0" wp14:anchorId="60AA6697" wp14:editId="79E47174">
+            <wp:extent cx="5760720" cy="855345"/>
+            <wp:effectExtent l="0" t="0" r="0" b="1905"/>
+            <wp:docPr id="767005351" name="Picture 3"/>
+            <wp:cNvGraphicFramePr>
+              <a:graphicFrameLocks xmlns:a="http://schemas.openxmlformats.org/drawingml/2006/main" noChangeAspect="1"/>
+            </wp:cNvGraphicFramePr>
+            <a:graphic xmlns:a="http://schemas.openxmlformats.org/drawingml/2006/main">
+              <a:graphicData uri="http://schemas.openxmlformats.org/drawingml/2006/picture">
+                <pic:pic xmlns:pic="http://schemas.openxmlformats.org/drawingml/2006/picture">
+                  <pic:nvPicPr>
+                    <pic:cNvPr id="767005351" name="Picture 767005351"/>
+                    <pic:cNvPicPr/>
+                  </pic:nvPicPr>
+                  <pic:blipFill>
+                    <a:blip r:embed="rId7">
+                      <a:extLst>
+                        <a:ext uri="{28A0092B-C50C-407E-A947-70E740481C1C}">
+                          <a14:useLocalDpi xmlns:a14="http://schemas.microsoft.com/office/drawing/2010/main" val="0"/>
+                        </a:ext>
+                      </a:extLst>
+                    </a:blip>
+                    <a:stretch>
+                      <a:fillRect/>
+                    </a:stretch>
+                  </pic:blipFill>
+                  <pic:spPr>
+                    <a:xfrm>
+                      <a:off x="0" y="0"/>
+                      <a:ext cx="5760720" cy="855345"/>
+                    </a:xfrm>
+                    <a:prstGeom prst="rect">
+                      <a:avLst/>
+                    </a:prstGeom>
+                  </pic:spPr>
+                </pic:pic>
+              </a:graphicData>
+            </a:graphic>
+          </wp:inline>
+        </w:drawing>
+      </w:r>
+    </w:p>
+    <w:p>
+      <w:pPr>
+        <w:rPr>
+          <w:rFonts w:ascii="Times New Roman" w:hAnsi="Times New Roman" w:cs="Times New Roman"/>
+          <w:sz w:val="32"/>
+          <w:szCs w:val="32"/>
+        </w:rPr>
+      </w:pPr>
+      <w:r>
+        <w:rPr>
+          <w:rFonts w:ascii="Times New Roman" w:hAnsi="Times New Roman" w:cs="Times New Roman"/>
+          <w:sz w:val="32"/>
+          <w:szCs w:val="32"/>
+        </w:rPr>
+        <w:t>A függvény meghívását követően a megadott ablak bezárásra kerül és az egész applikációt bezárja.</w:t>
+      </w:r>
+    </w:p>
+    <w:p>
+      <w:pPr>
+        <w:rPr>
+          <w:rFonts w:ascii="Times New Roman" w:hAnsi="Times New Roman" w:cs="Times New Roman"/>
+          <w:sz w:val="32"/>
+          <w:szCs w:val="32"/>
+        </w:rPr>
+      </w:pPr>
+      <w:r>
+        <w:rPr>
+          <w:rFonts w:ascii="Times New Roman" w:hAnsi="Times New Roman" w:cs="Times New Roman"/>
+          <w:noProof/>
+          <w:sz w:val="32"/>
+          <w:szCs w:val="32"/>
+        </w:rPr>
+        <w:drawing>
+          <wp:inline distT="0" distB="0" distL="0" distR="0" wp14:anchorId="0307519B" wp14:editId="58F70859">
+            <wp:extent cx="5760720" cy="1883410"/>
+            <wp:effectExtent l="0" t="0" r="0" b="2540"/>
+            <wp:docPr id="2048056578" name="Picture 4"/>
+            <wp:cNvGraphicFramePr>
+              <a:graphicFrameLocks xmlns:a="http://schemas.openxmlformats.org/drawingml/2006/main" noChangeAspect="1"/>
+            </wp:cNvGraphicFramePr>
+            <a:graphic xmlns:a="http://schemas.openxmlformats.org/drawingml/2006/main">
+              <a:graphicData uri="http://schemas.openxmlformats.org/drawingml/2006/picture">
+                <pic:pic xmlns:pic="http://schemas.openxmlformats.org/drawingml/2006/picture">
+                  <pic:nvPicPr>
+                    <pic:cNvPr id="2048056578" name="Picture 2048056578"/>
+                    <pic:cNvPicPr/>
+                  </pic:nvPicPr>
+                  <pic:blipFill>
+                    <a:blip r:embed="rId8">
+                      <a:extLst>
+                        <a:ext uri="{28A0092B-C50C-407E-A947-70E740481C1C}">
+                          <a14:useLocalDpi xmlns:a14="http://schemas.microsoft.com/office/drawing/2010/main" val="0"/>
+                        </a:ext>
+                      </a:extLst>
+                    </a:blip>
+                    <a:stretch>
+                      <a:fillRect/>
+                    </a:stretch>
+                  </pic:blipFill>
+                  <pic:spPr>
+                    <a:xfrm>
+                      <a:off x="0" y="0"/>
+                      <a:ext cx="5760720" cy="1883410"/>
+                    </a:xfrm>
+                    <a:prstGeom prst="rect">
+                      <a:avLst/>
+                    </a:prstGeom>
+                  </pic:spPr>
+                </pic:pic>
+              </a:graphicData>
+            </a:graphic>
+          </wp:inline>
+        </w:drawing>
+      </w:r>
+    </w:p>
+    <w:p>
+      <w:pPr>
+        <w:rPr>
+          <w:rFonts w:ascii="Times New Roman" w:hAnsi="Times New Roman" w:cs="Times New Roman"/>
+          <w:sz w:val="32"/>
+          <w:szCs w:val="32"/>
+        </w:rPr>
+      </w:pPr>
+      <w:r>
+        <w:rPr>
+          <w:rFonts w:ascii="Times New Roman" w:hAnsi="Times New Roman" w:cs="Times New Roman"/>
+          <w:sz w:val="32"/>
+          <w:szCs w:val="32"/>
+        </w:rPr>
+        <w:t>Ez a függvény adatot töröl. Ezen az alapon működik a módosítás és a feltöltés is. Csak az SQL szintaxis más.</w:t>
+      </w:r>
+    </w:p>
+    <w:p>
+      <w:pPr>
+        <w:rPr>
+          <w:rFonts w:ascii="Times New Roman" w:hAnsi="Times New Roman" w:cs="Times New Roman"/>
+          <w:sz w:val="32"/>
+          <w:szCs w:val="32"/>
+        </w:rPr>
+      </w:pPr>
+    </w:p>
+    <w:p>
+      <w:pPr>
+        <w:rPr>
+          <w:rFonts w:ascii="Times New Roman" w:hAnsi="Times New Roman" w:cs="Times New Roman"/>
+          <w:b/>
+          <w:bCs/>
+          <w:sz w:val="32"/>
+          <w:szCs w:val="32"/>
+        </w:rPr>
+      </w:pPr>
+      <w:r>
+        <w:rPr>
+          <w:rFonts w:ascii="Times New Roman" w:hAnsi="Times New Roman" w:cs="Times New Roman"/>
+          <w:b/>
+          <w:bCs/>
+          <w:sz w:val="32"/>
+          <w:szCs w:val="32"/>
+        </w:rPr>
+        <w:t>8</w:t>
+      </w:r>
+      <w:r>
+        <w:rPr>
+          <w:rFonts w:ascii="Times New Roman" w:hAnsi="Times New Roman" w:cs="Times New Roman"/>
+          <w:b/>
+          <w:bCs/>
+          <w:sz w:val="32"/>
+          <w:szCs w:val="32"/>
+        </w:rPr>
+        <w:t>. Projekt telepítése és elindítása</w:t>
+      </w:r>
+    </w:p>
+    <w:p>
+      <w:pPr>
+        <w:rPr>
+          <w:rFonts w:ascii="Times New Roman" w:hAnsi="Times New Roman" w:cs="Times New Roman"/>
+          <w:sz w:val="28"/>
+          <w:szCs w:val="28"/>
+        </w:rPr>
+      </w:pPr>
+      <w:r>
+        <w:rPr>
+          <w:rFonts w:ascii="Times New Roman" w:hAnsi="Times New Roman" w:cs="Times New Roman"/>
+          <w:sz w:val="28"/>
+          <w:szCs w:val="28"/>
+        </w:rPr>
+        <w:t>Adatbázis:</w:t>
+      </w:r>
+    </w:p>
+    <w:p>
+      <w:pPr>
+        <w:rPr>
+          <w:rFonts w:ascii="Times New Roman" w:hAnsi="Times New Roman" w:cs="Times New Roman"/>
+          <w:sz w:val="28"/>
+          <w:szCs w:val="28"/>
+        </w:rPr>
+      </w:pPr>
+      <w:r>
+        <w:rPr>
+          <w:rFonts w:ascii="Times New Roman" w:hAnsi="Times New Roman" w:cs="Times New Roman"/>
+          <w:sz w:val="28"/>
+          <w:szCs w:val="28"/>
+        </w:rPr>
+        <w:tab/>
+      </w:r>
+      <w:r>
+        <w:rPr>
+          <w:rFonts w:ascii="Times New Roman" w:hAnsi="Times New Roman" w:cs="Times New Roman"/>
+          <w:sz w:val="28"/>
+          <w:szCs w:val="28"/>
+        </w:rPr>
+        <w:t>Indítsa el a xampp programot, benne az apache és a MySQL szervert</w:t>
+      </w:r>
+    </w:p>
+    <w:p>
+      <w:pPr>
+        <w:rPr>
+          <w:rFonts w:ascii="Times New Roman" w:hAnsi="Times New Roman" w:cs="Times New Roman"/>
+          <w:sz w:val="28"/>
+          <w:szCs w:val="28"/>
+        </w:rPr>
+      </w:pPr>
+      <w:r>
+        <w:rPr>
+          <w:rFonts w:ascii="Times New Roman" w:hAnsi="Times New Roman" w:cs="Times New Roman"/>
+          <w:sz w:val="28"/>
+          <w:szCs w:val="28"/>
+        </w:rPr>
+        <w:tab/>
+      </w:r>
+      <w:r>
+        <w:rPr>
+          <w:rFonts w:ascii="Times New Roman" w:hAnsi="Times New Roman" w:cs="Times New Roman"/>
+          <w:sz w:val="28"/>
+          <w:szCs w:val="28"/>
+        </w:rPr>
+        <w:t>Adatbázis neve: cosmoscreen</w:t>
+      </w:r>
+      <w:r>
+        <w:rPr>
+          <w:rFonts w:ascii="Times New Roman" w:hAnsi="Times New Roman" w:cs="Times New Roman"/>
+          <w:sz w:val="28"/>
+          <w:szCs w:val="28"/>
+        </w:rPr>
+        <w:t>, kódolás: utf8_general_ci</w:t>
+      </w:r>
+    </w:p>
+    <w:p>
+      <w:pPr>
+        <w:rPr>
+          <w:rFonts w:ascii="Times New Roman" w:hAnsi="Times New Roman" w:cs="Times New Roman"/>
+          <w:sz w:val="28"/>
+          <w:szCs w:val="28"/>
+        </w:rPr>
+      </w:pPr>
+      <w:r>
+        <w:rPr>
+          <w:rFonts w:ascii="Times New Roman" w:hAnsi="Times New Roman" w:cs="Times New Roman"/>
+          <w:sz w:val="28"/>
+          <w:szCs w:val="28"/>
+        </w:rPr>
+        <w:tab/>
+        <w:t>Importálja a cosmoscreen.sql fájlt</w:t>
+      </w:r>
+    </w:p>
+    <w:p>
+      <w:pPr>
+        <w:rPr>
+          <w:rFonts w:ascii="Times New Roman" w:hAnsi="Times New Roman" w:cs="Times New Roman"/>
+          <w:sz w:val="28"/>
+          <w:szCs w:val="28"/>
+        </w:rPr>
+      </w:pPr>
+      <w:r>
+        <w:rPr>
+          <w:rFonts w:ascii="Times New Roman" w:hAnsi="Times New Roman" w:cs="Times New Roman"/>
+          <w:sz w:val="28"/>
+          <w:szCs w:val="28"/>
+        </w:rPr>
+        <w:t>Installer:</w:t>
+      </w:r>
+    </w:p>
+    <w:p>
+      <w:pPr>
+        <w:numPr>
+          <w:ilvl w:val="0"/>
+          <w:numId w:val="5"/>
+        </w:numPr>
+        <w:rPr>
+          <w:rFonts w:ascii="Times New Roman" w:hAnsi="Times New Roman" w:cs="Times New Roman"/>
+          <w:sz w:val="28"/>
+          <w:szCs w:val="28"/>
+        </w:rPr>
+      </w:pPr>
+      <w:r>
+        <w:rPr>
+          <w:rFonts w:ascii="Times New Roman" w:hAnsi="Times New Roman" w:cs="Times New Roman"/>
+          <w:sz w:val="28"/>
+          <w:szCs w:val="28"/>
+        </w:rPr>
+        <w:t>csomagolja ki a zip-et</w:t>
+      </w:r>
+    </w:p>
+    <w:p>
+      <w:pPr>
+        <w:numPr>
+          <w:ilvl w:val="0"/>
+          <w:numId w:val="5"/>
+        </w:numPr>
+        <w:rPr>
+          <w:rFonts w:ascii="Times New Roman" w:hAnsi="Times New Roman" w:cs="Times New Roman"/>
+          <w:sz w:val="28"/>
+          <w:szCs w:val="28"/>
+        </w:rPr>
+      </w:pPr>
+      <w:r>
+        <w:rPr>
+          <w:rFonts w:ascii="Times New Roman" w:hAnsi="Times New Roman" w:cs="Times New Roman"/>
+          <w:sz w:val="28"/>
+          <w:szCs w:val="28"/>
+        </w:rPr>
+        <w:t>nyissa meg a kicsomagolt mappát (cosmoscreen)</w:t>
+      </w:r>
+    </w:p>
+    <w:p>
+      <w:pPr>
+        <w:numPr>
+          <w:ilvl w:val="0"/>
+          <w:numId w:val="5"/>
+        </w:numPr>
+        <w:rPr>
+          <w:rFonts w:ascii="Times New Roman" w:hAnsi="Times New Roman" w:cs="Times New Roman"/>
+          <w:sz w:val="28"/>
+          <w:szCs w:val="28"/>
+        </w:rPr>
+      </w:pPr>
+      <w:r>
+        <w:rPr>
+          <w:rFonts w:ascii="Times New Roman" w:hAnsi="Times New Roman" w:cs="Times New Roman"/>
+          <w:sz w:val="28"/>
+          <w:szCs w:val="28"/>
+        </w:rPr>
+        <w:t>nyissa meg a C# mappát</w:t>
+      </w:r>
+    </w:p>
+    <w:p>
+      <w:pPr>
+        <w:numPr>
+          <w:ilvl w:val="0"/>
+          <w:numId w:val="5"/>
+        </w:numPr>
+        <w:rPr>
+          <w:rFonts w:ascii="Times New Roman" w:hAnsi="Times New Roman" w:cs="Times New Roman"/>
+          <w:sz w:val="28"/>
+          <w:szCs w:val="28"/>
+        </w:rPr>
+      </w:pPr>
+      <w:r>
+        <w:rPr>
+          <w:rFonts w:ascii="Times New Roman" w:hAnsi="Times New Roman" w:cs="Times New Roman"/>
+          <w:sz w:val="28"/>
+          <w:szCs w:val="28"/>
+        </w:rPr>
+        <w:t>nyissa meg a cosmoscreenSetup mappát</w:t>
+      </w:r>
+    </w:p>
+    <w:p>
+      <w:pPr>
+        <w:numPr>
+          <w:ilvl w:val="0"/>
+          <w:numId w:val="5"/>
+        </w:numPr>
+        <w:rPr>
+          <w:rFonts w:ascii="Times New Roman" w:hAnsi="Times New Roman" w:cs="Times New Roman"/>
+          <w:sz w:val="28"/>
+          <w:szCs w:val="28"/>
+        </w:rPr>
+      </w:pPr>
+      <w:r>
+        <w:rPr>
+          <w:rFonts w:ascii="Times New Roman" w:hAnsi="Times New Roman" w:cs="Times New Roman"/>
+          <w:sz w:val="28"/>
+          <w:szCs w:val="28"/>
+        </w:rPr>
+        <w:t>azon belül nyissa meg a debug mappát</w:t>
+      </w:r>
+    </w:p>
+    <w:p>
+      <w:pPr>
+        <w:numPr>
+          <w:ilvl w:val="0"/>
+          <w:numId w:val="5"/>
+        </w:numPr>
+        <w:rPr>
+          <w:rFonts w:ascii="Times New Roman" w:hAnsi="Times New Roman" w:cs="Times New Roman"/>
+          <w:sz w:val="28"/>
+          <w:szCs w:val="28"/>
+        </w:rPr>
+      </w:pPr>
+      <w:r>
+        <w:rPr>
+          <w:rFonts w:ascii="Times New Roman" w:hAnsi="Times New Roman" w:cs="Times New Roman"/>
+          <w:sz w:val="28"/>
+          <w:szCs w:val="28"/>
+        </w:rPr>
+        <w:t xml:space="preserve">ott </w:t>
+      </w:r>
+      <w:r>
+        <w:rPr>
+          <w:rFonts w:ascii="Times New Roman" w:hAnsi="Times New Roman" w:cs="Times New Roman"/>
+          <w:sz w:val="28"/>
+          <w:szCs w:val="28"/>
+        </w:rPr>
+        <w:t>futtassa</w:t>
+      </w:r>
+      <w:r>
+        <w:rPr>
+          <w:rFonts w:ascii="Times New Roman" w:hAnsi="Times New Roman" w:cs="Times New Roman"/>
+          <w:sz w:val="28"/>
+          <w:szCs w:val="28"/>
+        </w:rPr>
+        <w:t xml:space="preserve"> </w:t>
+      </w:r>
+      <w:r>
+        <w:rPr>
+          <w:rFonts w:ascii="Times New Roman" w:hAnsi="Times New Roman" w:cs="Times New Roman"/>
+          <w:sz w:val="28"/>
+          <w:szCs w:val="28"/>
+        </w:rPr>
+        <w:t xml:space="preserve">le a setup.exe </w:t>
+      </w:r>
+      <w:r>
+        <w:rPr>
+          <w:rFonts w:ascii="Times New Roman" w:hAnsi="Times New Roman" w:cs="Times New Roman"/>
+          <w:sz w:val="28"/>
+          <w:szCs w:val="28"/>
+        </w:rPr>
+        <w:t>fájlt</w:t>
+      </w:r>
+      <w:r>
+        <w:rPr>
+          <w:rFonts w:ascii="Times New Roman" w:hAnsi="Times New Roman" w:cs="Times New Roman"/>
+          <w:sz w:val="28"/>
+          <w:szCs w:val="28"/>
+        </w:rPr>
+        <w:t>.</w:t>
+      </w:r>
+    </w:p>
+    <w:p>
+      <w:pPr>
+        <w:numPr>
+          <w:ilvl w:val="0"/>
+          <w:numId w:val="5"/>
+        </w:numPr>
+        <w:rPr>
+          <w:rFonts w:ascii="Times New Roman" w:hAnsi="Times New Roman" w:cs="Times New Roman"/>
+          <w:sz w:val="28"/>
+          <w:szCs w:val="28"/>
+        </w:rPr>
+      </w:pPr>
+      <w:r>
+        <w:rPr>
+          <w:rFonts w:ascii="Times New Roman" w:hAnsi="Times New Roman" w:cs="Times New Roman"/>
+          <w:sz w:val="28"/>
+          <w:szCs w:val="28"/>
+        </w:rPr>
+        <w:t>minden ablaknál nyomja meg a "next" gombot</w:t>
+      </w:r>
+    </w:p>
+    <w:p>
+      <w:pPr>
+        <w:numPr>
+          <w:ilvl w:val="0"/>
+          <w:numId w:val="5"/>
+        </w:numPr>
+        <w:rPr>
+          <w:rFonts w:ascii="Times New Roman" w:hAnsi="Times New Roman" w:cs="Times New Roman"/>
+          <w:sz w:val="28"/>
+          <w:szCs w:val="28"/>
+        </w:rPr>
+      </w:pPr>
+      <w:r>
+        <w:rPr>
+          <w:rFonts w:ascii="Times New Roman" w:hAnsi="Times New Roman" w:cs="Times New Roman"/>
+          <w:sz w:val="28"/>
+          <w:szCs w:val="28"/>
+        </w:rPr>
+        <w:lastRenderedPageBreak/>
+        <w:t>A végső ablaknál meg a close gombot</w:t>
+      </w:r>
+    </w:p>
+    <w:p>
+      <w:pPr>
+        <w:rPr>
+          <w:rFonts w:ascii="Times New Roman" w:hAnsi="Times New Roman" w:cs="Times New Roman"/>
+          <w:sz w:val="28"/>
+          <w:szCs w:val="28"/>
+        </w:rPr>
+      </w:pPr>
+      <w:r>
+        <w:rPr>
+          <w:rFonts w:ascii="Times New Roman" w:hAnsi="Times New Roman" w:cs="Times New Roman"/>
+          <w:sz w:val="28"/>
+          <w:szCs w:val="28"/>
+        </w:rPr>
+        <w:t>Elindítása</w:t>
+      </w:r>
+    </w:p>
+    <w:p>
+      <w:pPr>
+        <w:numPr>
+          <w:ilvl w:val="0"/>
+          <w:numId w:val="6"/>
+        </w:numPr>
+        <w:rPr>
+          <w:rFonts w:ascii="Times New Roman" w:hAnsi="Times New Roman" w:cs="Times New Roman"/>
+          <w:sz w:val="28"/>
+          <w:szCs w:val="28"/>
+        </w:rPr>
+      </w:pPr>
+      <w:r>
+        <w:rPr>
+          <w:rFonts w:ascii="Times New Roman" w:hAnsi="Times New Roman" w:cs="Times New Roman"/>
+          <w:sz w:val="28"/>
+          <w:szCs w:val="28"/>
+        </w:rPr>
+        <w:t>Az asztalon keresse meg a cosmoscreen.exe file-t</w:t>
+      </w:r>
+    </w:p>
+    <w:p>
+      <w:pPr>
+        <w:numPr>
+          <w:ilvl w:val="0"/>
+          <w:numId w:val="6"/>
+        </w:numPr>
+        <w:rPr>
+          <w:rFonts w:ascii="Times New Roman" w:hAnsi="Times New Roman" w:cs="Times New Roman"/>
+          <w:sz w:val="28"/>
+          <w:szCs w:val="28"/>
+        </w:rPr>
+      </w:pPr>
+      <w:r>
+        <w:rPr>
+          <w:rFonts w:ascii="Times New Roman" w:hAnsi="Times New Roman" w:cs="Times New Roman"/>
+          <w:sz w:val="28"/>
+          <w:szCs w:val="28"/>
+        </w:rPr>
+        <w:t>dupla kattintással indítsa el!</w:t>
+      </w:r>
+    </w:p>
+    <w:p>
+      <w:pPr>
+        <w:rPr>
+          <w:rFonts w:ascii="Times New Roman" w:hAnsi="Times New Roman" w:cs="Times New Roman"/>
+          <w:sz w:val="28"/>
+          <w:szCs w:val="28"/>
+        </w:rPr>
+      </w:pPr>
+    </w:p>
+    <w:p>
+      <w:pPr>
+        <w:rPr>
+          <w:rFonts w:ascii="Times New Roman" w:hAnsi="Times New Roman" w:cs="Times New Roman"/>
+          <w:b/>
+          <w:bCs/>
+          <w:sz w:val="32"/>
+          <w:szCs w:val="32"/>
+        </w:rPr>
+      </w:pPr>
+      <w:r>
+        <w:rPr>
+          <w:rFonts w:ascii="Times New Roman" w:hAnsi="Times New Roman" w:cs="Times New Roman"/>
+          <w:b/>
+          <w:bCs/>
+          <w:sz w:val="32"/>
+          <w:szCs w:val="32"/>
+        </w:rPr>
+        <w:t>9. A</w:t>
+      </w:r>
+      <w:r>
+        <w:rPr>
+          <w:rFonts w:ascii="Times New Roman" w:hAnsi="Times New Roman" w:cs="Times New Roman"/>
+          <w:b/>
+          <w:bCs/>
+          <w:sz w:val="32"/>
+          <w:szCs w:val="32"/>
+        </w:rPr>
+        <w:t>rchitektúra</w:t>
+      </w:r>
+    </w:p>
+    <w:p>
+      <w:pPr>
+        <w:rPr>
+          <w:rFonts w:ascii="Times New Roman" w:hAnsi="Times New Roman" w:cs="Times New Roman"/>
+          <w:sz w:val="28"/>
+          <w:szCs w:val="28"/>
+        </w:rPr>
+      </w:pPr>
+      <w:r>
+        <w:rPr>
+          <w:rFonts w:ascii="Times New Roman" w:hAnsi="Times New Roman" w:cs="Times New Roman"/>
+          <w:sz w:val="28"/>
+          <w:szCs w:val="28"/>
+        </w:rPr>
+        <w:t>A rendszer rétegzett architektúrát alkalmaz. A felhasználói felület (UI) kezeli az adatmegjelenítést, a háttérben futó logikai réteg végzi az adatfeldolgozást, míg az adatelérési réteg biztosítja a kapcsolatot a MySQL adatbázissal.</w:t>
       </w:r>
     </w:p>
     <w:sectPr>
@@ -806,7 +2647,7 @@
 </file>
 
 <file path=word/numbering.xml><?xml version="1.0" encoding="utf-8"?>
-<w:numbering xmlns:wpc="http://schemas.microsoft.com/office/word/2010/wordprocessingCanvas" xmlns:cx="http://schemas.microsoft.com/office/drawing/2014/chartex" xmlns:cx1="http://schemas.microsoft.com/office/drawing/2015/9/8/chartex" xmlns:cx2="http://schemas.microsoft.com/office/drawing/2015/10/21/chartex" xmlns:cx3="http://schemas.microsoft.com/office/drawing/2016/5/9/chartex" xmlns:cx4="http://schemas.microsoft.com/office/drawing/2016/5/10/chartex" xmlns:cx5="http://schemas.microsoft.com/office/drawing/2016/5/11/chartex" xmlns:cx6="http://schemas.microsoft.com/office/drawing/2016/5/12/chartex" xmlns:cx7="http://schemas.microsoft.com/office/drawing/2016/5/13/chartex" xmlns:cx8="http://schemas.microsoft.com/office/drawing/2016/5/14/chartex" xmlns:mc="http://schemas.openxmlformats.org/markup-compatibility/2006" xmlns:aink="http://schemas.microsoft.com/office/drawing/2016/ink" xmlns:am3d="http://schemas.microsoft.com/office/drawing/2017/model3d" xmlns:o="urn:schemas-microsoft-com:office:office" xmlns:r="http://schemas.openxmlformats.org/officeDocument/2006/relationships" xmlns:m="http://schemas.openxmlformats.org/officeDocument/2006/math" xmlns:v="urn:schemas-microsoft-com:vml" xmlns:wp14="http://schemas.microsoft.com/office/word/2010/wordprocessingDrawing" xmlns:wp="http://schemas.openxmlformats.org/drawingml/2006/wordprocessingDrawing" xmlns:w10="urn:schemas-microsoft-com:office:word" xmlns:w="http://schemas.openxmlformats.org/wordprocessingml/2006/main" xmlns:w14="http://schemas.microsoft.com/office/word/2010/wordml" xmlns:w15="http://schemas.microsoft.com/office/word/2012/wordml" xmlns:w16cid="http://schemas.microsoft.com/office/word/2016/wordml/cid" xmlns:w16se="http://schemas.microsoft.com/office/word/2015/wordml/symex" xmlns:wpg="http://schemas.microsoft.com/office/word/2010/wordprocessingGroup" xmlns:wpi="http://schemas.microsoft.com/office/word/2010/wordprocessingInk" xmlns:wne="http://schemas.microsoft.com/office/word/2006/wordml" xmlns:wps="http://schemas.microsoft.com/office/word/2010/wordprocessingShape" mc:Ignorable="w14 w15 w16se w16cid wp14">
+<w:numbering xmlns:wpc="http://schemas.microsoft.com/office/word/2010/wordprocessingCanvas" xmlns:cx="http://schemas.microsoft.com/office/drawing/2014/chartex" xmlns:cx1="http://schemas.microsoft.com/office/drawing/2015/9/8/chartex" xmlns:cx2="http://schemas.microsoft.com/office/drawing/2015/10/21/chartex" xmlns:cx3="http://schemas.microsoft.com/office/drawing/2016/5/9/chartex" xmlns:cx4="http://schemas.microsoft.com/office/drawing/2016/5/10/chartex" xmlns:cx5="http://schemas.microsoft.com/office/drawing/2016/5/11/chartex" xmlns:cx6="http://schemas.microsoft.com/office/drawing/2016/5/12/chartex" xmlns:cx7="http://schemas.microsoft.com/office/drawing/2016/5/13/chartex" xmlns:cx8="http://schemas.microsoft.com/office/drawing/2016/5/14/chartex" xmlns:mc="http://schemas.openxmlformats.org/markup-compatibility/2006" xmlns:aink="http://schemas.microsoft.com/office/drawing/2016/ink" xmlns:am3d="http://schemas.microsoft.com/office/drawing/2017/model3d" xmlns:o="urn:schemas-microsoft-com:office:office" xmlns:oel="http://schemas.microsoft.com/office/2019/extlst" xmlns:r="http://schemas.openxmlformats.org/officeDocument/2006/relationships" xmlns:m="http://schemas.openxmlformats.org/officeDocument/2006/math" xmlns:v="urn:schemas-microsoft-com:vml" xmlns:wp14="http://schemas.microsoft.com/office/word/2010/wordprocessingDrawing" xmlns:wp="http://schemas.openxmlformats.org/drawingml/2006/wordprocessingDrawing" xmlns:w10="urn:schemas-microsoft-com:office:word" xmlns:w="http://schemas.openxmlformats.org/wordprocessingml/2006/main" xmlns:w14="http://schemas.microsoft.com/office/word/2010/wordml" xmlns:w15="http://schemas.microsoft.com/office/word/2012/wordml" xmlns:w16cex="http://schemas.microsoft.com/office/word/2018/wordml/cex" xmlns:w16cid="http://schemas.microsoft.com/office/word/2016/wordml/cid" xmlns:w16="http://schemas.microsoft.com/office/word/2018/wordml" xmlns:w16du="http://schemas.microsoft.com/office/word/2023/wordml/word16du" xmlns:w16sdtdh="http://schemas.microsoft.com/office/word/2020/wordml/sdtdatahash" xmlns:w16sdtfl="http://schemas.microsoft.com/office/word/2024/wordml/sdtformatlock" xmlns:w16se="http://schemas.microsoft.com/office/word/2015/wordml/symex" xmlns:wpg="http://schemas.microsoft.com/office/word/2010/wordprocessingGroup" xmlns:wpi="http://schemas.microsoft.com/office/word/2010/wordprocessingInk" xmlns:wne="http://schemas.microsoft.com/office/word/2006/wordml" xmlns:wps="http://schemas.microsoft.com/office/word/2010/wordprocessingShape" mc:Ignorable="w14 w15 w16se w16cid w16 w16cex w16sdtdh w16sdtfl w16du wp14">
   <w:abstractNum w:abstractNumId="0" w15:restartNumberingAfterBreak="0">
     <w:nsid w:val="09D27D07"/>
     <w:multiLevelType w:val="hybridMultilevel"/>
@@ -897,6 +2738,458 @@
     </w:lvl>
   </w:abstractNum>
   <w:abstractNum w:abstractNumId="1" w15:restartNumberingAfterBreak="0">
+    <w:nsid w:val="267F1335"/>
+    <w:multiLevelType w:val="hybridMultilevel"/>
+    <w:tmpl w:val="5AACF684"/>
+    <w:lvl w:ilvl="0" w:tplc="8AB26C6E">
+      <w:start w:val="4"/>
+      <w:numFmt w:val="bullet"/>
+      <w:lvlText w:val="-"/>
+      <w:lvlJc w:val="left"/>
+      <w:pPr>
+        <w:ind w:left="720" w:hanging="360"/>
+      </w:pPr>
+      <w:rPr>
+        <w:rFonts w:ascii="Times New Roman" w:eastAsiaTheme="minorHAnsi" w:hAnsi="Times New Roman" w:cs="Times New Roman" w:hint="default"/>
+      </w:rPr>
+    </w:lvl>
+    <w:lvl w:ilvl="1" w:tplc="040E0003" w:tentative="1">
+      <w:start w:val="1"/>
+      <w:numFmt w:val="bullet"/>
+      <w:lvlText w:val="o"/>
+      <w:lvlJc w:val="left"/>
+      <w:pPr>
+        <w:ind w:left="1440" w:hanging="360"/>
+      </w:pPr>
+      <w:rPr>
+        <w:rFonts w:ascii="Courier New" w:hAnsi="Courier New" w:cs="Courier New" w:hint="default"/>
+      </w:rPr>
+    </w:lvl>
+    <w:lvl w:ilvl="2" w:tplc="040E0005" w:tentative="1">
+      <w:start w:val="1"/>
+      <w:numFmt w:val="bullet"/>
+      <w:lvlText w:val=""/>
+      <w:lvlJc w:val="left"/>
+      <w:pPr>
+        <w:ind w:left="2160" w:hanging="360"/>
+      </w:pPr>
+      <w:rPr>
+        <w:rFonts w:ascii="Wingdings" w:hAnsi="Wingdings" w:hint="default"/>
+      </w:rPr>
+    </w:lvl>
+    <w:lvl w:ilvl="3" w:tplc="040E0001" w:tentative="1">
+      <w:start w:val="1"/>
+      <w:numFmt w:val="bullet"/>
+      <w:lvlText w:val=""/>
+      <w:lvlJc w:val="left"/>
+      <w:pPr>
+        <w:ind w:left="2880" w:hanging="360"/>
+      </w:pPr>
+      <w:rPr>
+        <w:rFonts w:ascii="Symbol" w:hAnsi="Symbol" w:hint="default"/>
+      </w:rPr>
+    </w:lvl>
+    <w:lvl w:ilvl="4" w:tplc="040E0003" w:tentative="1">
+      <w:start w:val="1"/>
+      <w:numFmt w:val="bullet"/>
+      <w:lvlText w:val="o"/>
+      <w:lvlJc w:val="left"/>
+      <w:pPr>
+        <w:ind w:left="3600" w:hanging="360"/>
+      </w:pPr>
+      <w:rPr>
+        <w:rFonts w:ascii="Courier New" w:hAnsi="Courier New" w:cs="Courier New" w:hint="default"/>
+      </w:rPr>
+    </w:lvl>
+    <w:lvl w:ilvl="5" w:tplc="040E0005" w:tentative="1">
+      <w:start w:val="1"/>
+      <w:numFmt w:val="bullet"/>
+      <w:lvlText w:val=""/>
+      <w:lvlJc w:val="left"/>
+      <w:pPr>
+        <w:ind w:left="4320" w:hanging="360"/>
+      </w:pPr>
+      <w:rPr>
+        <w:rFonts w:ascii="Wingdings" w:hAnsi="Wingdings" w:hint="default"/>
+      </w:rPr>
+    </w:lvl>
+    <w:lvl w:ilvl="6" w:tplc="040E0001" w:tentative="1">
+      <w:start w:val="1"/>
+      <w:numFmt w:val="bullet"/>
+      <w:lvlText w:val=""/>
+      <w:lvlJc w:val="left"/>
+      <w:pPr>
+        <w:ind w:left="5040" w:hanging="360"/>
+      </w:pPr>
+      <w:rPr>
+        <w:rFonts w:ascii="Symbol" w:hAnsi="Symbol" w:hint="default"/>
+      </w:rPr>
+    </w:lvl>
+    <w:lvl w:ilvl="7" w:tplc="040E0003" w:tentative="1">
+      <w:start w:val="1"/>
+      <w:numFmt w:val="bullet"/>
+      <w:lvlText w:val="o"/>
+      <w:lvlJc w:val="left"/>
+      <w:pPr>
+        <w:ind w:left="5760" w:hanging="360"/>
+      </w:pPr>
+      <w:rPr>
+        <w:rFonts w:ascii="Courier New" w:hAnsi="Courier New" w:cs="Courier New" w:hint="default"/>
+      </w:rPr>
+    </w:lvl>
+    <w:lvl w:ilvl="8" w:tplc="040E0005" w:tentative="1">
+      <w:start w:val="1"/>
+      <w:numFmt w:val="bullet"/>
+      <w:lvlText w:val=""/>
+      <w:lvlJc w:val="left"/>
+      <w:pPr>
+        <w:ind w:left="6480" w:hanging="360"/>
+      </w:pPr>
+      <w:rPr>
+        <w:rFonts w:ascii="Wingdings" w:hAnsi="Wingdings" w:hint="default"/>
+      </w:rPr>
+    </w:lvl>
+  </w:abstractNum>
+  <w:abstractNum w:abstractNumId="2" w15:restartNumberingAfterBreak="0">
+    <w:nsid w:val="2EDF58CC"/>
+    <w:multiLevelType w:val="hybridMultilevel"/>
+    <w:tmpl w:val="A86A648A"/>
+    <w:lvl w:ilvl="0" w:tplc="C82CDA12">
+      <w:start w:val="7"/>
+      <w:numFmt w:val="bullet"/>
+      <w:lvlText w:val=""/>
+      <w:lvlJc w:val="left"/>
+      <w:pPr>
+        <w:ind w:left="720" w:hanging="360"/>
+      </w:pPr>
+      <w:rPr>
+        <w:rFonts w:ascii="Symbol" w:eastAsiaTheme="minorHAnsi" w:hAnsi="Symbol" w:cs="Times New Roman" w:hint="default"/>
+      </w:rPr>
+    </w:lvl>
+    <w:lvl w:ilvl="1" w:tplc="040E0003" w:tentative="1">
+      <w:start w:val="1"/>
+      <w:numFmt w:val="bullet"/>
+      <w:lvlText w:val="o"/>
+      <w:lvlJc w:val="left"/>
+      <w:pPr>
+        <w:ind w:left="1440" w:hanging="360"/>
+      </w:pPr>
+      <w:rPr>
+        <w:rFonts w:ascii="Courier New" w:hAnsi="Courier New" w:cs="Courier New" w:hint="default"/>
+      </w:rPr>
+    </w:lvl>
+    <w:lvl w:ilvl="2" w:tplc="040E0005" w:tentative="1">
+      <w:start w:val="1"/>
+      <w:numFmt w:val="bullet"/>
+      <w:lvlText w:val=""/>
+      <w:lvlJc w:val="left"/>
+      <w:pPr>
+        <w:ind w:left="2160" w:hanging="360"/>
+      </w:pPr>
+      <w:rPr>
+        <w:rFonts w:ascii="Wingdings" w:hAnsi="Wingdings" w:hint="default"/>
+      </w:rPr>
+    </w:lvl>
+    <w:lvl w:ilvl="3" w:tplc="040E0001" w:tentative="1">
+      <w:start w:val="1"/>
+      <w:numFmt w:val="bullet"/>
+      <w:lvlText w:val=""/>
+      <w:lvlJc w:val="left"/>
+      <w:pPr>
+        <w:ind w:left="2880" w:hanging="360"/>
+      </w:pPr>
+      <w:rPr>
+        <w:rFonts w:ascii="Symbol" w:hAnsi="Symbol" w:hint="default"/>
+      </w:rPr>
+    </w:lvl>
+    <w:lvl w:ilvl="4" w:tplc="040E0003" w:tentative="1">
+      <w:start w:val="1"/>
+      <w:numFmt w:val="bullet"/>
+      <w:lvlText w:val="o"/>
+      <w:lvlJc w:val="left"/>
+      <w:pPr>
+        <w:ind w:left="3600" w:hanging="360"/>
+      </w:pPr>
+      <w:rPr>
+        <w:rFonts w:ascii="Courier New" w:hAnsi="Courier New" w:cs="Courier New" w:hint="default"/>
+      </w:rPr>
+    </w:lvl>
+    <w:lvl w:ilvl="5" w:tplc="040E0005" w:tentative="1">
+      <w:start w:val="1"/>
+      <w:numFmt w:val="bullet"/>
+      <w:lvlText w:val=""/>
+      <w:lvlJc w:val="left"/>
+      <w:pPr>
+        <w:ind w:left="4320" w:hanging="360"/>
+      </w:pPr>
+      <w:rPr>
+        <w:rFonts w:ascii="Wingdings" w:hAnsi="Wingdings" w:hint="default"/>
+      </w:rPr>
+    </w:lvl>
+    <w:lvl w:ilvl="6" w:tplc="040E0001" w:tentative="1">
+      <w:start w:val="1"/>
+      <w:numFmt w:val="bullet"/>
+      <w:lvlText w:val=""/>
+      <w:lvlJc w:val="left"/>
+      <w:pPr>
+        <w:ind w:left="5040" w:hanging="360"/>
+      </w:pPr>
+      <w:rPr>
+        <w:rFonts w:ascii="Symbol" w:hAnsi="Symbol" w:hint="default"/>
+      </w:rPr>
+    </w:lvl>
+    <w:lvl w:ilvl="7" w:tplc="040E0003" w:tentative="1">
+      <w:start w:val="1"/>
+      <w:numFmt w:val="bullet"/>
+      <w:lvlText w:val="o"/>
+      <w:lvlJc w:val="left"/>
+      <w:pPr>
+        <w:ind w:left="5760" w:hanging="360"/>
+      </w:pPr>
+      <w:rPr>
+        <w:rFonts w:ascii="Courier New" w:hAnsi="Courier New" w:cs="Courier New" w:hint="default"/>
+      </w:rPr>
+    </w:lvl>
+    <w:lvl w:ilvl="8" w:tplc="040E0005" w:tentative="1">
+      <w:start w:val="1"/>
+      <w:numFmt w:val="bullet"/>
+      <w:lvlText w:val=""/>
+      <w:lvlJc w:val="left"/>
+      <w:pPr>
+        <w:ind w:left="6480" w:hanging="360"/>
+      </w:pPr>
+      <w:rPr>
+        <w:rFonts w:ascii="Wingdings" w:hAnsi="Wingdings" w:hint="default"/>
+      </w:rPr>
+    </w:lvl>
+  </w:abstractNum>
+  <w:abstractNum w:abstractNumId="3" w15:restartNumberingAfterBreak="0">
+    <w:nsid w:val="45354DAA"/>
+    <w:multiLevelType w:val="multilevel"/>
+    <w:tmpl w:val="6CEAB9BA"/>
+    <w:lvl w:ilvl="0">
+      <w:start w:val="1"/>
+      <w:numFmt w:val="decimal"/>
+      <w:lvlText w:val="%1."/>
+      <w:lvlJc w:val="left"/>
+      <w:pPr>
+        <w:tabs>
+          <w:tab w:val="num" w:pos="720"/>
+        </w:tabs>
+        <w:ind w:left="720" w:hanging="360"/>
+      </w:pPr>
+    </w:lvl>
+    <w:lvl w:ilvl="1" w:tentative="1">
+      <w:start w:val="1"/>
+      <w:numFmt w:val="decimal"/>
+      <w:lvlText w:val="%2."/>
+      <w:lvlJc w:val="left"/>
+      <w:pPr>
+        <w:tabs>
+          <w:tab w:val="num" w:pos="1440"/>
+        </w:tabs>
+        <w:ind w:left="1440" w:hanging="360"/>
+      </w:pPr>
+    </w:lvl>
+    <w:lvl w:ilvl="2" w:tentative="1">
+      <w:start w:val="1"/>
+      <w:numFmt w:val="decimal"/>
+      <w:lvlText w:val="%3."/>
+      <w:lvlJc w:val="left"/>
+      <w:pPr>
+        <w:tabs>
+          <w:tab w:val="num" w:pos="2160"/>
+        </w:tabs>
+        <w:ind w:left="2160" w:hanging="360"/>
+      </w:pPr>
+    </w:lvl>
+    <w:lvl w:ilvl="3" w:tentative="1">
+      <w:start w:val="1"/>
+      <w:numFmt w:val="decimal"/>
+      <w:lvlText w:val="%4."/>
+      <w:lvlJc w:val="left"/>
+      <w:pPr>
+        <w:tabs>
+          <w:tab w:val="num" w:pos="2880"/>
+        </w:tabs>
+        <w:ind w:left="2880" w:hanging="360"/>
+      </w:pPr>
+    </w:lvl>
+    <w:lvl w:ilvl="4" w:tentative="1">
+      <w:start w:val="1"/>
+      <w:numFmt w:val="decimal"/>
+      <w:lvlText w:val="%5."/>
+      <w:lvlJc w:val="left"/>
+      <w:pPr>
+        <w:tabs>
+          <w:tab w:val="num" w:pos="3600"/>
+        </w:tabs>
+        <w:ind w:left="3600" w:hanging="360"/>
+      </w:pPr>
+    </w:lvl>
+    <w:lvl w:ilvl="5" w:tentative="1">
+      <w:start w:val="1"/>
+      <w:numFmt w:val="decimal"/>
+      <w:lvlText w:val="%6."/>
+      <w:lvlJc w:val="left"/>
+      <w:pPr>
+        <w:tabs>
+          <w:tab w:val="num" w:pos="4320"/>
+        </w:tabs>
+        <w:ind w:left="4320" w:hanging="360"/>
+      </w:pPr>
+    </w:lvl>
+    <w:lvl w:ilvl="6" w:tentative="1">
+      <w:start w:val="1"/>
+      <w:numFmt w:val="decimal"/>
+      <w:lvlText w:val="%7."/>
+      <w:lvlJc w:val="left"/>
+      <w:pPr>
+        <w:tabs>
+          <w:tab w:val="num" w:pos="5040"/>
+        </w:tabs>
+        <w:ind w:left="5040" w:hanging="360"/>
+      </w:pPr>
+    </w:lvl>
+    <w:lvl w:ilvl="7" w:tentative="1">
+      <w:start w:val="1"/>
+      <w:numFmt w:val="decimal"/>
+      <w:lvlText w:val="%8."/>
+      <w:lvlJc w:val="left"/>
+      <w:pPr>
+        <w:tabs>
+          <w:tab w:val="num" w:pos="5760"/>
+        </w:tabs>
+        <w:ind w:left="5760" w:hanging="360"/>
+      </w:pPr>
+    </w:lvl>
+    <w:lvl w:ilvl="8" w:tentative="1">
+      <w:start w:val="1"/>
+      <w:numFmt w:val="decimal"/>
+      <w:lvlText w:val="%9."/>
+      <w:lvlJc w:val="left"/>
+      <w:pPr>
+        <w:tabs>
+          <w:tab w:val="num" w:pos="6480"/>
+        </w:tabs>
+        <w:ind w:left="6480" w:hanging="360"/>
+      </w:pPr>
+    </w:lvl>
+  </w:abstractNum>
+  <w:abstractNum w:abstractNumId="4" w15:restartNumberingAfterBreak="0">
+    <w:nsid w:val="58502FCB"/>
+    <w:multiLevelType w:val="multilevel"/>
+    <w:tmpl w:val="901ADB88"/>
+    <w:lvl w:ilvl="0">
+      <w:start w:val="1"/>
+      <w:numFmt w:val="decimal"/>
+      <w:lvlText w:val="%1."/>
+      <w:lvlJc w:val="left"/>
+      <w:pPr>
+        <w:tabs>
+          <w:tab w:val="num" w:pos="720"/>
+        </w:tabs>
+        <w:ind w:left="720" w:hanging="360"/>
+      </w:pPr>
+    </w:lvl>
+    <w:lvl w:ilvl="1" w:tentative="1">
+      <w:start w:val="1"/>
+      <w:numFmt w:val="decimal"/>
+      <w:lvlText w:val="%2."/>
+      <w:lvlJc w:val="left"/>
+      <w:pPr>
+        <w:tabs>
+          <w:tab w:val="num" w:pos="1440"/>
+        </w:tabs>
+        <w:ind w:left="1440" w:hanging="360"/>
+      </w:pPr>
+    </w:lvl>
+    <w:lvl w:ilvl="2" w:tentative="1">
+      <w:start w:val="1"/>
+      <w:numFmt w:val="decimal"/>
+      <w:lvlText w:val="%3."/>
+      <w:lvlJc w:val="left"/>
+      <w:pPr>
+        <w:tabs>
+          <w:tab w:val="num" w:pos="2160"/>
+        </w:tabs>
+        <w:ind w:left="2160" w:hanging="360"/>
+      </w:pPr>
+    </w:lvl>
+    <w:lvl w:ilvl="3" w:tentative="1">
+      <w:start w:val="1"/>
+      <w:numFmt w:val="decimal"/>
+      <w:lvlText w:val="%4."/>
+      <w:lvlJc w:val="left"/>
+      <w:pPr>
+        <w:tabs>
+          <w:tab w:val="num" w:pos="2880"/>
+        </w:tabs>
+        <w:ind w:left="2880" w:hanging="360"/>
+      </w:pPr>
+    </w:lvl>
+    <w:lvl w:ilvl="4" w:tentative="1">
+      <w:start w:val="1"/>
+      <w:numFmt w:val="decimal"/>
+      <w:lvlText w:val="%5."/>
+      <w:lvlJc w:val="left"/>
+      <w:pPr>
+        <w:tabs>
+          <w:tab w:val="num" w:pos="3600"/>
+        </w:tabs>
+        <w:ind w:left="3600" w:hanging="360"/>
+      </w:pPr>
+    </w:lvl>
+    <w:lvl w:ilvl="5" w:tentative="1">
+      <w:start w:val="1"/>
+      <w:numFmt w:val="decimal"/>
+      <w:lvlText w:val="%6."/>
+      <w:lvlJc w:val="left"/>
+      <w:pPr>
+        <w:tabs>
+          <w:tab w:val="num" w:pos="4320"/>
+        </w:tabs>
+        <w:ind w:left="4320" w:hanging="360"/>
+      </w:pPr>
+    </w:lvl>
+    <w:lvl w:ilvl="6" w:tentative="1">
+      <w:start w:val="1"/>
+      <w:numFmt w:val="decimal"/>
+      <w:lvlText w:val="%7."/>
+      <w:lvlJc w:val="left"/>
+      <w:pPr>
+        <w:tabs>
+          <w:tab w:val="num" w:pos="5040"/>
+        </w:tabs>
+        <w:ind w:left="5040" w:hanging="360"/>
+      </w:pPr>
+    </w:lvl>
+    <w:lvl w:ilvl="7" w:tentative="1">
+      <w:start w:val="1"/>
+      <w:numFmt w:val="decimal"/>
+      <w:lvlText w:val="%8."/>
+      <w:lvlJc w:val="left"/>
+      <w:pPr>
+        <w:tabs>
+          <w:tab w:val="num" w:pos="5760"/>
+        </w:tabs>
+        <w:ind w:left="5760" w:hanging="360"/>
+      </w:pPr>
+    </w:lvl>
+    <w:lvl w:ilvl="8" w:tentative="1">
+      <w:start w:val="1"/>
+      <w:numFmt w:val="decimal"/>
+      <w:lvlText w:val="%9."/>
+      <w:lvlJc w:val="left"/>
+      <w:pPr>
+        <w:tabs>
+          <w:tab w:val="num" w:pos="6480"/>
+        </w:tabs>
+        <w:ind w:left="6480" w:hanging="360"/>
+      </w:pPr>
+    </w:lvl>
+  </w:abstractNum>
+  <w:abstractNum w:abstractNumId="5" w15:restartNumberingAfterBreak="0">
     <w:nsid w:val="60933039"/>
     <w:multiLevelType w:val="hybridMultilevel"/>
     <w:tmpl w:val="E864D10E"/>
@@ -985,17 +3278,29 @@
       </w:pPr>
     </w:lvl>
   </w:abstractNum>
-  <w:num w:numId="1">
+  <w:num w:numId="1" w16cid:durableId="1329405907">
     <w:abstractNumId w:val="0"/>
   </w:num>
-  <w:num w:numId="2">
+  <w:num w:numId="2" w16cid:durableId="665330950">
+    <w:abstractNumId w:val="5"/>
+  </w:num>
+  <w:num w:numId="3" w16cid:durableId="1896577070">
     <w:abstractNumId w:val="1"/>
+  </w:num>
+  <w:num w:numId="4" w16cid:durableId="1047219370">
+    <w:abstractNumId w:val="2"/>
+  </w:num>
+  <w:num w:numId="5" w16cid:durableId="939606375">
+    <w:abstractNumId w:val="4"/>
+  </w:num>
+  <w:num w:numId="6" w16cid:durableId="1303342790">
+    <w:abstractNumId w:val="3"/>
   </w:num>
 </w:numbering>
 </file>
 
 <file path=word/styles.xml><?xml version="1.0" encoding="utf-8"?>
-<w:styles xmlns:mc="http://schemas.openxmlformats.org/markup-compatibility/2006" xmlns:r="http://schemas.openxmlformats.org/officeDocument/2006/relationships" xmlns:w="http://schemas.openxmlformats.org/wordprocessingml/2006/main" xmlns:w14="http://schemas.microsoft.com/office/word/2010/wordml" xmlns:w15="http://schemas.microsoft.com/office/word/2012/wordml" xmlns:w16cid="http://schemas.microsoft.com/office/word/2016/wordml/cid" xmlns:w16se="http://schemas.microsoft.com/office/word/2015/wordml/symex" mc:Ignorable="w14 w15 w16se w16cid">
+<w:styles xmlns:mc="http://schemas.openxmlformats.org/markup-compatibility/2006" xmlns:r="http://schemas.openxmlformats.org/officeDocument/2006/relationships" xmlns:w="http://schemas.openxmlformats.org/wordprocessingml/2006/main" xmlns:w14="http://schemas.microsoft.com/office/word/2010/wordml" xmlns:w15="http://schemas.microsoft.com/office/word/2012/wordml" xmlns:w16cex="http://schemas.microsoft.com/office/word/2018/wordml/cex" xmlns:w16cid="http://schemas.microsoft.com/office/word/2016/wordml/cid" xmlns:w16="http://schemas.microsoft.com/office/word/2018/wordml" xmlns:w16du="http://schemas.microsoft.com/office/word/2023/wordml/word16du" xmlns:w16sdtdh="http://schemas.microsoft.com/office/word/2020/wordml/sdtdatahash" xmlns:w16sdtfl="http://schemas.microsoft.com/office/word/2024/wordml/sdtformatlock" xmlns:w16se="http://schemas.microsoft.com/office/word/2015/wordml/symex" mc:Ignorable="w14 w15 w16se w16cid w16 w16cex w16sdtdh w16sdtfl w16du">
   <w:docDefaults>
     <w:rPrDefault>
       <w:rPr>
@@ -1011,7 +3316,7 @@
       </w:pPr>
     </w:pPrDefault>
   </w:docDefaults>
-  <w:latentStyles w:defLockedState="0" w:defUIPriority="99" w:defSemiHidden="0" w:defUnhideWhenUsed="0" w:defQFormat="0" w:count="375">
+  <w:latentStyles w:defLockedState="0" w:defUIPriority="99" w:defSemiHidden="0" w:defUnhideWhenUsed="0" w:defQFormat="0" w:count="376">
     <w:lsdException w:name="Normal" w:uiPriority="0" w:qFormat="1"/>
     <w:lsdException w:name="heading 1" w:uiPriority="9" w:qFormat="1"/>
     <w:lsdException w:name="heading 2" w:semiHidden="1" w:uiPriority="9" w:unhideWhenUsed="1" w:qFormat="1"/>
@@ -1387,18 +3692,19 @@
     <w:lsdException w:name="Smart Hyperlink" w:semiHidden="1" w:unhideWhenUsed="1"/>
     <w:lsdException w:name="Hashtag" w:semiHidden="1" w:unhideWhenUsed="1"/>
     <w:lsdException w:name="Unresolved Mention" w:semiHidden="1" w:unhideWhenUsed="1"/>
+    <w:lsdException w:name="Smart Link" w:semiHidden="1" w:unhideWhenUsed="1"/>
   </w:latentStyles>
-  <w:style w:type="paragraph" w:default="1" w:styleId="Norml">
+  <w:style w:type="paragraph" w:default="1" w:styleId="Normal">
     <w:name w:val="Normal"/>
     <w:qFormat/>
+    <w:rsid w:val="00D51328"/>
   </w:style>
-  <w:style w:type="character" w:default="1" w:styleId="Bekezdsalapbettpusa">
+  <w:style w:type="character" w:default="1" w:styleId="DefaultParagraphFont">
     <w:name w:val="Default Paragraph Font"/>
     <w:uiPriority w:val="1"/>
-    <w:semiHidden/>
     <w:unhideWhenUsed/>
   </w:style>
-  <w:style w:type="table" w:default="1" w:styleId="Normltblzat">
+  <w:style w:type="table" w:default="1" w:styleId="TableNormal">
     <w:name w:val="Normal Table"/>
     <w:uiPriority w:val="99"/>
     <w:semiHidden/>
@@ -1413,15 +3719,15 @@
       </w:tblCellMar>
     </w:tblPr>
   </w:style>
-  <w:style w:type="numbering" w:default="1" w:styleId="Nemlista">
+  <w:style w:type="numbering" w:default="1" w:styleId="NoList">
     <w:name w:val="No List"/>
     <w:uiPriority w:val="99"/>
     <w:semiHidden/>
     <w:unhideWhenUsed/>
   </w:style>
-  <w:style w:type="paragraph" w:styleId="Listaszerbekezds">
+  <w:style w:type="paragraph" w:styleId="ListParagraph">
     <w:name w:val="List Paragraph"/>
-    <w:basedOn w:val="Norml"/>
+    <w:basedOn w:val="Normal"/>
     <w:uiPriority w:val="34"/>
     <w:qFormat/>
     <w:rsid w:val="00D04D68"/>

--- a/doc/szakmai_dokumentacio.docx
+++ b/doc/szakmai_dokumentacio.docx
@@ -1,6 +1,6 @@
 
 <file path=word/document.xml><?xml version="1.0" encoding="utf-8"?>
-<w:document xmlns:wpc="http://schemas.microsoft.com/office/word/2010/wordprocessingCanvas" xmlns:cx="http://schemas.microsoft.com/office/drawing/2014/chartex" xmlns:cx1="http://schemas.microsoft.com/office/drawing/2015/9/8/chartex" xmlns:cx2="http://schemas.microsoft.com/office/drawing/2015/10/21/chartex" xmlns:cx3="http://schemas.microsoft.com/office/drawing/2016/5/9/chartex" xmlns:cx4="http://schemas.microsoft.com/office/drawing/2016/5/10/chartex" xmlns:cx5="http://schemas.microsoft.com/office/drawing/2016/5/11/chartex" xmlns:cx6="http://schemas.microsoft.com/office/drawing/2016/5/12/chartex" xmlns:cx7="http://schemas.microsoft.com/office/drawing/2016/5/13/chartex" xmlns:cx8="http://schemas.microsoft.com/office/drawing/2016/5/14/chartex" xmlns:mc="http://schemas.openxmlformats.org/markup-compatibility/2006" xmlns:aink="http://schemas.microsoft.com/office/drawing/2016/ink" xmlns:am3d="http://schemas.microsoft.com/office/drawing/2017/model3d" xmlns:o="urn:schemas-microsoft-com:office:office" xmlns:oel="http://schemas.microsoft.com/office/2019/extlst" xmlns:r="http://schemas.openxmlformats.org/officeDocument/2006/relationships" xmlns:m="http://schemas.openxmlformats.org/officeDocument/2006/math" xmlns:v="urn:schemas-microsoft-com:vml" xmlns:wp14="http://schemas.microsoft.com/office/word/2010/wordprocessingDrawing" xmlns:wp="http://schemas.openxmlformats.org/drawingml/2006/wordprocessingDrawing" xmlns:w10="urn:schemas-microsoft-com:office:word" xmlns:w="http://schemas.openxmlformats.org/wordprocessingml/2006/main" xmlns:w14="http://schemas.microsoft.com/office/word/2010/wordml" xmlns:w15="http://schemas.microsoft.com/office/word/2012/wordml" xmlns:w16cex="http://schemas.microsoft.com/office/word/2018/wordml/cex" xmlns:w16cid="http://schemas.microsoft.com/office/word/2016/wordml/cid" xmlns:w16="http://schemas.microsoft.com/office/word/2018/wordml" xmlns:w16du="http://schemas.microsoft.com/office/word/2023/wordml/word16du" xmlns:w16sdtdh="http://schemas.microsoft.com/office/word/2020/wordml/sdtdatahash" xmlns:w16sdtfl="http://schemas.microsoft.com/office/word/2024/wordml/sdtformatlock" xmlns:w16se="http://schemas.microsoft.com/office/word/2015/wordml/symex" xmlns:wpg="http://schemas.microsoft.com/office/word/2010/wordprocessingGroup" xmlns:wpi="http://schemas.microsoft.com/office/word/2010/wordprocessingInk" xmlns:wne="http://schemas.microsoft.com/office/word/2006/wordml" xmlns:wps="http://schemas.microsoft.com/office/word/2010/wordprocessingShape" mc:Ignorable="w14 w15 w16se w16cid w16 w16cex w16sdtdh w16sdtfl w16du wp14">
+<w:document xmlns:wpc="http://schemas.microsoft.com/office/word/2010/wordprocessingCanvas" xmlns:cx="http://schemas.microsoft.com/office/drawing/2014/chartex" xmlns:cx1="http://schemas.microsoft.com/office/drawing/2015/9/8/chartex" xmlns:cx2="http://schemas.microsoft.com/office/drawing/2015/10/21/chartex" xmlns:cx3="http://schemas.microsoft.com/office/drawing/2016/5/9/chartex" xmlns:cx4="http://schemas.microsoft.com/office/drawing/2016/5/10/chartex" xmlns:cx5="http://schemas.microsoft.com/office/drawing/2016/5/11/chartex" xmlns:cx6="http://schemas.microsoft.com/office/drawing/2016/5/12/chartex" xmlns:cx7="http://schemas.microsoft.com/office/drawing/2016/5/13/chartex" xmlns:cx8="http://schemas.microsoft.com/office/drawing/2016/5/14/chartex" xmlns:mc="http://schemas.openxmlformats.org/markup-compatibility/2006" xmlns:aink="http://schemas.microsoft.com/office/drawing/2016/ink" xmlns:am3d="http://schemas.microsoft.com/office/drawing/2017/model3d" xmlns:o="urn:schemas-microsoft-com:office:office" xmlns:r="http://schemas.openxmlformats.org/officeDocument/2006/relationships" xmlns:m="http://schemas.openxmlformats.org/officeDocument/2006/math" xmlns:v="urn:schemas-microsoft-com:vml" xmlns:wp14="http://schemas.microsoft.com/office/word/2010/wordprocessingDrawing" xmlns:wp="http://schemas.openxmlformats.org/drawingml/2006/wordprocessingDrawing" xmlns:w10="urn:schemas-microsoft-com:office:word" xmlns:w="http://schemas.openxmlformats.org/wordprocessingml/2006/main" xmlns:w14="http://schemas.microsoft.com/office/word/2010/wordml" xmlns:w15="http://schemas.microsoft.com/office/word/2012/wordml" xmlns:w16cid="http://schemas.microsoft.com/office/word/2016/wordml/cid" xmlns:w16se="http://schemas.microsoft.com/office/word/2015/wordml/symex" xmlns:wpg="http://schemas.microsoft.com/office/word/2010/wordprocessingGroup" xmlns:wpi="http://schemas.microsoft.com/office/word/2010/wordprocessingInk" xmlns:wne="http://schemas.microsoft.com/office/word/2006/wordml" xmlns:wps="http://schemas.microsoft.com/office/word/2010/wordprocessingShape" mc:Ignorable="w14 w15 w16se w16cid wp14">
   <w:body>
     <w:p>
       <w:pPr>
@@ -767,28 +767,12 @@
           <w:sz w:val="28"/>
           <w:szCs w:val="28"/>
         </w:rPr>
-        <w:t xml:space="preserve">következő </w:t>
-      </w:r>
-      <w:r>
-        <w:rPr>
-          <w:rFonts w:ascii="Times New Roman" w:hAnsi="Times New Roman" w:cs="Times New Roman"/>
-          <w:sz w:val="28"/>
-          <w:szCs w:val="28"/>
-        </w:rPr>
-        <w:t>technológiákat/szoftvereket használ</w:t>
-      </w:r>
-      <w:r>
-        <w:rPr>
-          <w:rFonts w:ascii="Times New Roman" w:hAnsi="Times New Roman" w:cs="Times New Roman"/>
-          <w:sz w:val="28"/>
-          <w:szCs w:val="28"/>
-        </w:rPr>
-        <w:t>ja:</w:t>
-      </w:r>
-    </w:p>
-    <w:p>
-      <w:pPr>
-        <w:pStyle w:val="ListParagraph"/>
+        <w:t>következő technológiákat/szoftvereket használja:</w:t>
+      </w:r>
+    </w:p>
+    <w:p>
+      <w:pPr>
+        <w:pStyle w:val="Listaszerbekezds"/>
         <w:numPr>
           <w:ilvl w:val="0"/>
           <w:numId w:val="3"/>
@@ -810,7 +794,7 @@
     </w:p>
     <w:p>
       <w:pPr>
-        <w:pStyle w:val="ListParagraph"/>
+        <w:pStyle w:val="Listaszerbekezds"/>
         <w:numPr>
           <w:ilvl w:val="0"/>
           <w:numId w:val="3"/>
@@ -832,7 +816,7 @@
     </w:p>
     <w:p>
       <w:pPr>
-        <w:pStyle w:val="ListParagraph"/>
+        <w:pStyle w:val="Listaszerbekezds"/>
         <w:numPr>
           <w:ilvl w:val="0"/>
           <w:numId w:val="3"/>
@@ -854,7 +838,7 @@
     </w:p>
     <w:p>
       <w:pPr>
-        <w:pStyle w:val="ListParagraph"/>
+        <w:pStyle w:val="Listaszerbekezds"/>
         <w:numPr>
           <w:ilvl w:val="0"/>
           <w:numId w:val="3"/>
@@ -1058,7 +1042,25 @@
           <w:sz w:val="28"/>
           <w:szCs w:val="28"/>
         </w:rPr>
-        <w:t>Konfliktusok: Amikor a elágazások ütköznek és konfliktust eredményez a kódban. Valószínűség: kicsi, hatás: közepes</w:t>
+        <w:t xml:space="preserve">Konfliktusok: Amikor </w:t>
+      </w:r>
+      <w:proofErr w:type="gramStart"/>
+      <w:r>
+        <w:rPr>
+          <w:rFonts w:ascii="Times New Roman" w:hAnsi="Times New Roman" w:cs="Times New Roman"/>
+          <w:sz w:val="28"/>
+          <w:szCs w:val="28"/>
+        </w:rPr>
+        <w:t>a</w:t>
+      </w:r>
+      <w:proofErr w:type="gramEnd"/>
+      <w:r>
+        <w:rPr>
+          <w:rFonts w:ascii="Times New Roman" w:hAnsi="Times New Roman" w:cs="Times New Roman"/>
+          <w:sz w:val="28"/>
+          <w:szCs w:val="28"/>
+        </w:rPr>
+        <w:t xml:space="preserve"> elágazások ütköznek és konfliktust eredményez a kódban. Valószínűség: kicsi, hatás: közepes</w:t>
       </w:r>
     </w:p>
     <w:p>
@@ -1207,7 +1209,7 @@
     </w:p>
     <w:p>
       <w:pPr>
-        <w:pStyle w:val="ListParagraph"/>
+        <w:pStyle w:val="Listaszerbekezds"/>
         <w:numPr>
           <w:ilvl w:val="0"/>
           <w:numId w:val="3"/>
@@ -1477,7 +1479,7 @@
     </w:p>
     <w:p>
       <w:pPr>
-        <w:pStyle w:val="ListParagraph"/>
+        <w:pStyle w:val="Listaszerbekezds"/>
         <w:numPr>
           <w:ilvl w:val="0"/>
           <w:numId w:val="4"/>
@@ -1499,7 +1501,7 @@
     </w:p>
     <w:p>
       <w:pPr>
-        <w:pStyle w:val="ListParagraph"/>
+        <w:pStyle w:val="Listaszerbekezds"/>
         <w:numPr>
           <w:ilvl w:val="0"/>
           <w:numId w:val="4"/>
@@ -1521,7 +1523,7 @@
     </w:p>
     <w:p>
       <w:pPr>
-        <w:pStyle w:val="ListParagraph"/>
+        <w:pStyle w:val="Listaszerbekezds"/>
         <w:numPr>
           <w:ilvl w:val="0"/>
           <w:numId w:val="4"/>
@@ -1543,7 +1545,7 @@
     </w:p>
     <w:p>
       <w:pPr>
-        <w:pStyle w:val="ListParagraph"/>
+        <w:pStyle w:val="Listaszerbekezds"/>
         <w:numPr>
           <w:ilvl w:val="0"/>
           <w:numId w:val="4"/>
@@ -1582,7 +1584,7 @@
     </w:p>
     <w:p>
       <w:pPr>
-        <w:pStyle w:val="ListParagraph"/>
+        <w:pStyle w:val="Listaszerbekezds"/>
         <w:numPr>
           <w:ilvl w:val="0"/>
           <w:numId w:val="4"/>
@@ -1604,7 +1606,7 @@
     </w:p>
     <w:p>
       <w:pPr>
-        <w:pStyle w:val="ListParagraph"/>
+        <w:pStyle w:val="Listaszerbekezds"/>
         <w:numPr>
           <w:ilvl w:val="0"/>
           <w:numId w:val="4"/>
@@ -1643,7 +1645,7 @@
     </w:p>
     <w:p>
       <w:pPr>
-        <w:pStyle w:val="ListParagraph"/>
+        <w:pStyle w:val="Listaszerbekezds"/>
         <w:numPr>
           <w:ilvl w:val="0"/>
           <w:numId w:val="4"/>
@@ -1673,7 +1675,7 @@
     </w:p>
     <w:p>
       <w:pPr>
-        <w:pStyle w:val="ListParagraph"/>
+        <w:pStyle w:val="Listaszerbekezds"/>
         <w:numPr>
           <w:ilvl w:val="0"/>
           <w:numId w:val="4"/>
@@ -1706,20 +1708,12 @@
           <w:sz w:val="28"/>
           <w:szCs w:val="28"/>
         </w:rPr>
-        <w:t xml:space="preserve"> </w:t>
-      </w:r>
-      <w:r>
-        <w:rPr>
-          <w:rFonts w:ascii="Times New Roman" w:hAnsi="Times New Roman" w:cs="Times New Roman"/>
-          <w:sz w:val="28"/>
-          <w:szCs w:val="28"/>
-        </w:rPr>
-        <w:t>Fodor Adrián László és Kriván Balázs</w:t>
-      </w:r>
-    </w:p>
-    <w:p>
-      <w:pPr>
-        <w:pStyle w:val="ListParagraph"/>
+        <w:t xml:space="preserve"> Fodor Adrián László és Kriván Balázs</w:t>
+      </w:r>
+    </w:p>
+    <w:p>
+      <w:pPr>
+        <w:pStyle w:val="Listaszerbekezds"/>
         <w:numPr>
           <w:ilvl w:val="0"/>
           <w:numId w:val="4"/>
@@ -1744,20 +1738,12 @@
           <w:sz w:val="28"/>
           <w:szCs w:val="28"/>
         </w:rPr>
-        <w:t xml:space="preserve">: </w:t>
-      </w:r>
-      <w:r>
-        <w:rPr>
-          <w:rFonts w:ascii="Times New Roman" w:hAnsi="Times New Roman" w:cs="Times New Roman"/>
-          <w:sz w:val="28"/>
-          <w:szCs w:val="28"/>
-        </w:rPr>
-        <w:t>Fodor Adrián László és Kriván Balázs</w:t>
-      </w:r>
-    </w:p>
-    <w:p>
-      <w:pPr>
-        <w:pStyle w:val="ListParagraph"/>
+        <w:t>: Fodor Adrián László és Kriván Balázs</w:t>
+      </w:r>
+    </w:p>
+    <w:p>
+      <w:pPr>
+        <w:pStyle w:val="Listaszerbekezds"/>
         <w:numPr>
           <w:ilvl w:val="0"/>
           <w:numId w:val="4"/>
@@ -1782,15 +1768,7 @@
           <w:sz w:val="28"/>
           <w:szCs w:val="28"/>
         </w:rPr>
-        <w:t xml:space="preserve">: </w:t>
-      </w:r>
-      <w:r>
-        <w:rPr>
-          <w:rFonts w:ascii="Times New Roman" w:hAnsi="Times New Roman" w:cs="Times New Roman"/>
-          <w:sz w:val="28"/>
-          <w:szCs w:val="28"/>
-        </w:rPr>
-        <w:t>Fodor Adrián László és Kriván Balázs</w:t>
+        <w:t>: Fodor Adrián László és Kriván Balázs</w:t>
       </w:r>
     </w:p>
     <w:p>
@@ -1832,8 +1810,20 @@
           <w:sz w:val="32"/>
           <w:szCs w:val="32"/>
         </w:rPr>
-        <w:t>Adatbázis-terv</w:t>
-      </w:r>
+        <w:t>Adatbázis</w:t>
+      </w:r>
+      <w:r>
+        <w:rPr>
+          <w:rFonts w:ascii="Times New Roman" w:hAnsi="Times New Roman" w:cs="Times New Roman"/>
+          <w:b/>
+          <w:bCs/>
+          <w:sz w:val="32"/>
+          <w:szCs w:val="32"/>
+        </w:rPr>
+        <w:t xml:space="preserve"> struktúra</w:t>
+      </w:r>
+      <w:bookmarkStart w:id="0" w:name="_GoBack"/>
+      <w:bookmarkEnd w:id="0"/>
     </w:p>
     <w:p>
       <w:pPr>
@@ -2007,7 +1997,25 @@
           <w:sz w:val="28"/>
           <w:szCs w:val="28"/>
         </w:rPr>
-        <w:t xml:space="preserve"> A függvény betölti az adatokat amit lekérünk az adott datagridbe.</w:t>
+        <w:t xml:space="preserve"> A függvény betölti az </w:t>
+      </w:r>
+      <w:proofErr w:type="gramStart"/>
+      <w:r>
+        <w:rPr>
+          <w:rFonts w:ascii="Times New Roman" w:hAnsi="Times New Roman" w:cs="Times New Roman"/>
+          <w:sz w:val="28"/>
+          <w:szCs w:val="28"/>
+        </w:rPr>
+        <w:t>adatokat</w:t>
+      </w:r>
+      <w:proofErr w:type="gramEnd"/>
+      <w:r>
+        <w:rPr>
+          <w:rFonts w:ascii="Times New Roman" w:hAnsi="Times New Roman" w:cs="Times New Roman"/>
+          <w:sz w:val="28"/>
+          <w:szCs w:val="28"/>
+        </w:rPr>
+        <w:t xml:space="preserve"> amit lekérünk az adott datagridbe.</w:t>
       </w:r>
     </w:p>
     <w:p>
@@ -2165,8 +2173,8 @@
       <w:pPr>
         <w:rPr>
           <w:rFonts w:ascii="Times New Roman" w:hAnsi="Times New Roman" w:cs="Times New Roman"/>
-          <w:sz w:val="32"/>
-          <w:szCs w:val="32"/>
+          <w:sz w:val="28"/>
+          <w:szCs w:val="28"/>
         </w:rPr>
       </w:pPr>
     </w:p>
@@ -2198,425 +2206,7 @@
           <w:sz w:val="32"/>
           <w:szCs w:val="32"/>
         </w:rPr>
-        <w:t>. Projekt telepítése és elindítása</w:t>
-      </w:r>
-    </w:p>
-    <w:p>
-      <w:pPr>
-        <w:rPr>
-          <w:rFonts w:ascii="Times New Roman" w:hAnsi="Times New Roman" w:cs="Times New Roman"/>
-          <w:sz w:val="28"/>
-          <w:szCs w:val="28"/>
-        </w:rPr>
-      </w:pPr>
-      <w:r>
-        <w:rPr>
-          <w:rFonts w:ascii="Times New Roman" w:hAnsi="Times New Roman" w:cs="Times New Roman"/>
-          <w:sz w:val="28"/>
-          <w:szCs w:val="28"/>
-        </w:rPr>
-        <w:t>Adatbázis:</w:t>
-      </w:r>
-    </w:p>
-    <w:p>
-      <w:pPr>
-        <w:rPr>
-          <w:rFonts w:ascii="Times New Roman" w:hAnsi="Times New Roman" w:cs="Times New Roman"/>
-          <w:sz w:val="28"/>
-          <w:szCs w:val="28"/>
-        </w:rPr>
-      </w:pPr>
-      <w:r>
-        <w:rPr>
-          <w:rFonts w:ascii="Times New Roman" w:hAnsi="Times New Roman" w:cs="Times New Roman"/>
-          <w:sz w:val="28"/>
-          <w:szCs w:val="28"/>
-        </w:rPr>
-        <w:tab/>
-      </w:r>
-      <w:r>
-        <w:rPr>
-          <w:rFonts w:ascii="Times New Roman" w:hAnsi="Times New Roman" w:cs="Times New Roman"/>
-          <w:sz w:val="28"/>
-          <w:szCs w:val="28"/>
-        </w:rPr>
-        <w:t>Indítsa el a xampp programot, benne az apache és a MySQL szervert</w:t>
-      </w:r>
-    </w:p>
-    <w:p>
-      <w:pPr>
-        <w:rPr>
-          <w:rFonts w:ascii="Times New Roman" w:hAnsi="Times New Roman" w:cs="Times New Roman"/>
-          <w:sz w:val="28"/>
-          <w:szCs w:val="28"/>
-        </w:rPr>
-      </w:pPr>
-      <w:r>
-        <w:rPr>
-          <w:rFonts w:ascii="Times New Roman" w:hAnsi="Times New Roman" w:cs="Times New Roman"/>
-          <w:sz w:val="28"/>
-          <w:szCs w:val="28"/>
-        </w:rPr>
-        <w:tab/>
-      </w:r>
-      <w:r>
-        <w:rPr>
-          <w:rFonts w:ascii="Times New Roman" w:hAnsi="Times New Roman" w:cs="Times New Roman"/>
-          <w:sz w:val="28"/>
-          <w:szCs w:val="28"/>
-        </w:rPr>
-        <w:t>Adatbázis neve: cosmoscreen</w:t>
-      </w:r>
-      <w:r>
-        <w:rPr>
-          <w:rFonts w:ascii="Times New Roman" w:hAnsi="Times New Roman" w:cs="Times New Roman"/>
-          <w:sz w:val="28"/>
-          <w:szCs w:val="28"/>
-        </w:rPr>
-        <w:t>, kódolás: utf8_general_ci</w:t>
-      </w:r>
-    </w:p>
-    <w:p>
-      <w:pPr>
-        <w:rPr>
-          <w:rFonts w:ascii="Times New Roman" w:hAnsi="Times New Roman" w:cs="Times New Roman"/>
-          <w:sz w:val="28"/>
-          <w:szCs w:val="28"/>
-        </w:rPr>
-      </w:pPr>
-      <w:r>
-        <w:rPr>
-          <w:rFonts w:ascii="Times New Roman" w:hAnsi="Times New Roman" w:cs="Times New Roman"/>
-          <w:sz w:val="28"/>
-          <w:szCs w:val="28"/>
-        </w:rPr>
-        <w:tab/>
-        <w:t>Importálja a cosmoscreen.sql fájlt</w:t>
-      </w:r>
-    </w:p>
-    <w:p>
-      <w:pPr>
-        <w:rPr>
-          <w:rFonts w:ascii="Times New Roman" w:hAnsi="Times New Roman" w:cs="Times New Roman"/>
-          <w:sz w:val="28"/>
-          <w:szCs w:val="28"/>
-        </w:rPr>
-      </w:pPr>
-      <w:r>
-        <w:rPr>
-          <w:rFonts w:ascii="Times New Roman" w:hAnsi="Times New Roman" w:cs="Times New Roman"/>
-          <w:sz w:val="28"/>
-          <w:szCs w:val="28"/>
-        </w:rPr>
-        <w:t>Installer:</w:t>
-      </w:r>
-    </w:p>
-    <w:p>
-      <w:pPr>
-        <w:numPr>
-          <w:ilvl w:val="0"/>
-          <w:numId w:val="5"/>
-        </w:numPr>
-        <w:rPr>
-          <w:rFonts w:ascii="Times New Roman" w:hAnsi="Times New Roman" w:cs="Times New Roman"/>
-          <w:sz w:val="28"/>
-          <w:szCs w:val="28"/>
-        </w:rPr>
-      </w:pPr>
-      <w:r>
-        <w:rPr>
-          <w:rFonts w:ascii="Times New Roman" w:hAnsi="Times New Roman" w:cs="Times New Roman"/>
-          <w:sz w:val="28"/>
-          <w:szCs w:val="28"/>
-        </w:rPr>
-        <w:t>csomagolja ki a zip-et</w:t>
-      </w:r>
-    </w:p>
-    <w:p>
-      <w:pPr>
-        <w:numPr>
-          <w:ilvl w:val="0"/>
-          <w:numId w:val="5"/>
-        </w:numPr>
-        <w:rPr>
-          <w:rFonts w:ascii="Times New Roman" w:hAnsi="Times New Roman" w:cs="Times New Roman"/>
-          <w:sz w:val="28"/>
-          <w:szCs w:val="28"/>
-        </w:rPr>
-      </w:pPr>
-      <w:r>
-        <w:rPr>
-          <w:rFonts w:ascii="Times New Roman" w:hAnsi="Times New Roman" w:cs="Times New Roman"/>
-          <w:sz w:val="28"/>
-          <w:szCs w:val="28"/>
-        </w:rPr>
-        <w:t>nyissa meg a kicsomagolt mappát (cosmoscreen)</w:t>
-      </w:r>
-    </w:p>
-    <w:p>
-      <w:pPr>
-        <w:numPr>
-          <w:ilvl w:val="0"/>
-          <w:numId w:val="5"/>
-        </w:numPr>
-        <w:rPr>
-          <w:rFonts w:ascii="Times New Roman" w:hAnsi="Times New Roman" w:cs="Times New Roman"/>
-          <w:sz w:val="28"/>
-          <w:szCs w:val="28"/>
-        </w:rPr>
-      </w:pPr>
-      <w:r>
-        <w:rPr>
-          <w:rFonts w:ascii="Times New Roman" w:hAnsi="Times New Roman" w:cs="Times New Roman"/>
-          <w:sz w:val="28"/>
-          <w:szCs w:val="28"/>
-        </w:rPr>
-        <w:t>nyissa meg a C# mappát</w:t>
-      </w:r>
-    </w:p>
-    <w:p>
-      <w:pPr>
-        <w:numPr>
-          <w:ilvl w:val="0"/>
-          <w:numId w:val="5"/>
-        </w:numPr>
-        <w:rPr>
-          <w:rFonts w:ascii="Times New Roman" w:hAnsi="Times New Roman" w:cs="Times New Roman"/>
-          <w:sz w:val="28"/>
-          <w:szCs w:val="28"/>
-        </w:rPr>
-      </w:pPr>
-      <w:r>
-        <w:rPr>
-          <w:rFonts w:ascii="Times New Roman" w:hAnsi="Times New Roman" w:cs="Times New Roman"/>
-          <w:sz w:val="28"/>
-          <w:szCs w:val="28"/>
-        </w:rPr>
-        <w:t>nyissa meg a cosmoscreenSetup mappát</w:t>
-      </w:r>
-    </w:p>
-    <w:p>
-      <w:pPr>
-        <w:numPr>
-          <w:ilvl w:val="0"/>
-          <w:numId w:val="5"/>
-        </w:numPr>
-        <w:rPr>
-          <w:rFonts w:ascii="Times New Roman" w:hAnsi="Times New Roman" w:cs="Times New Roman"/>
-          <w:sz w:val="28"/>
-          <w:szCs w:val="28"/>
-        </w:rPr>
-      </w:pPr>
-      <w:r>
-        <w:rPr>
-          <w:rFonts w:ascii="Times New Roman" w:hAnsi="Times New Roman" w:cs="Times New Roman"/>
-          <w:sz w:val="28"/>
-          <w:szCs w:val="28"/>
-        </w:rPr>
-        <w:t>azon belül nyissa meg a debug mappát</w:t>
-      </w:r>
-    </w:p>
-    <w:p>
-      <w:pPr>
-        <w:numPr>
-          <w:ilvl w:val="0"/>
-          <w:numId w:val="5"/>
-        </w:numPr>
-        <w:rPr>
-          <w:rFonts w:ascii="Times New Roman" w:hAnsi="Times New Roman" w:cs="Times New Roman"/>
-          <w:sz w:val="28"/>
-          <w:szCs w:val="28"/>
-        </w:rPr>
-      </w:pPr>
-      <w:r>
-        <w:rPr>
-          <w:rFonts w:ascii="Times New Roman" w:hAnsi="Times New Roman" w:cs="Times New Roman"/>
-          <w:sz w:val="28"/>
-          <w:szCs w:val="28"/>
-        </w:rPr>
-        <w:t xml:space="preserve">ott </w:t>
-      </w:r>
-      <w:r>
-        <w:rPr>
-          <w:rFonts w:ascii="Times New Roman" w:hAnsi="Times New Roman" w:cs="Times New Roman"/>
-          <w:sz w:val="28"/>
-          <w:szCs w:val="28"/>
-        </w:rPr>
-        <w:t>futtassa</w:t>
-      </w:r>
-      <w:r>
-        <w:rPr>
-          <w:rFonts w:ascii="Times New Roman" w:hAnsi="Times New Roman" w:cs="Times New Roman"/>
-          <w:sz w:val="28"/>
-          <w:szCs w:val="28"/>
-        </w:rPr>
-        <w:t xml:space="preserve"> </w:t>
-      </w:r>
-      <w:r>
-        <w:rPr>
-          <w:rFonts w:ascii="Times New Roman" w:hAnsi="Times New Roman" w:cs="Times New Roman"/>
-          <w:sz w:val="28"/>
-          <w:szCs w:val="28"/>
-        </w:rPr>
-        <w:t xml:space="preserve">le a setup.exe </w:t>
-      </w:r>
-      <w:r>
-        <w:rPr>
-          <w:rFonts w:ascii="Times New Roman" w:hAnsi="Times New Roman" w:cs="Times New Roman"/>
-          <w:sz w:val="28"/>
-          <w:szCs w:val="28"/>
-        </w:rPr>
-        <w:t>fájlt</w:t>
-      </w:r>
-      <w:r>
-        <w:rPr>
-          <w:rFonts w:ascii="Times New Roman" w:hAnsi="Times New Roman" w:cs="Times New Roman"/>
-          <w:sz w:val="28"/>
-          <w:szCs w:val="28"/>
-        </w:rPr>
-        <w:t>.</w:t>
-      </w:r>
-    </w:p>
-    <w:p>
-      <w:pPr>
-        <w:numPr>
-          <w:ilvl w:val="0"/>
-          <w:numId w:val="5"/>
-        </w:numPr>
-        <w:rPr>
-          <w:rFonts w:ascii="Times New Roman" w:hAnsi="Times New Roman" w:cs="Times New Roman"/>
-          <w:sz w:val="28"/>
-          <w:szCs w:val="28"/>
-        </w:rPr>
-      </w:pPr>
-      <w:r>
-        <w:rPr>
-          <w:rFonts w:ascii="Times New Roman" w:hAnsi="Times New Roman" w:cs="Times New Roman"/>
-          <w:sz w:val="28"/>
-          <w:szCs w:val="28"/>
-        </w:rPr>
-        <w:t>minden ablaknál nyomja meg a "next" gombot</w:t>
-      </w:r>
-    </w:p>
-    <w:p>
-      <w:pPr>
-        <w:numPr>
-          <w:ilvl w:val="0"/>
-          <w:numId w:val="5"/>
-        </w:numPr>
-        <w:rPr>
-          <w:rFonts w:ascii="Times New Roman" w:hAnsi="Times New Roman" w:cs="Times New Roman"/>
-          <w:sz w:val="28"/>
-          <w:szCs w:val="28"/>
-        </w:rPr>
-      </w:pPr>
-      <w:r>
-        <w:rPr>
-          <w:rFonts w:ascii="Times New Roman" w:hAnsi="Times New Roman" w:cs="Times New Roman"/>
-          <w:sz w:val="28"/>
-          <w:szCs w:val="28"/>
-        </w:rPr>
-        <w:lastRenderedPageBreak/>
-        <w:t>A végső ablaknál meg a close gombot</w:t>
-      </w:r>
-    </w:p>
-    <w:p>
-      <w:pPr>
-        <w:rPr>
-          <w:rFonts w:ascii="Times New Roman" w:hAnsi="Times New Roman" w:cs="Times New Roman"/>
-          <w:sz w:val="28"/>
-          <w:szCs w:val="28"/>
-        </w:rPr>
-      </w:pPr>
-      <w:r>
-        <w:rPr>
-          <w:rFonts w:ascii="Times New Roman" w:hAnsi="Times New Roman" w:cs="Times New Roman"/>
-          <w:sz w:val="28"/>
-          <w:szCs w:val="28"/>
-        </w:rPr>
-        <w:t>Elindítása</w:t>
-      </w:r>
-    </w:p>
-    <w:p>
-      <w:pPr>
-        <w:numPr>
-          <w:ilvl w:val="0"/>
-          <w:numId w:val="6"/>
-        </w:numPr>
-        <w:rPr>
-          <w:rFonts w:ascii="Times New Roman" w:hAnsi="Times New Roman" w:cs="Times New Roman"/>
-          <w:sz w:val="28"/>
-          <w:szCs w:val="28"/>
-        </w:rPr>
-      </w:pPr>
-      <w:r>
-        <w:rPr>
-          <w:rFonts w:ascii="Times New Roman" w:hAnsi="Times New Roman" w:cs="Times New Roman"/>
-          <w:sz w:val="28"/>
-          <w:szCs w:val="28"/>
-        </w:rPr>
-        <w:t>Az asztalon keresse meg a cosmoscreen.exe file-t</w:t>
-      </w:r>
-    </w:p>
-    <w:p>
-      <w:pPr>
-        <w:numPr>
-          <w:ilvl w:val="0"/>
-          <w:numId w:val="6"/>
-        </w:numPr>
-        <w:rPr>
-          <w:rFonts w:ascii="Times New Roman" w:hAnsi="Times New Roman" w:cs="Times New Roman"/>
-          <w:sz w:val="28"/>
-          <w:szCs w:val="28"/>
-        </w:rPr>
-      </w:pPr>
-      <w:r>
-        <w:rPr>
-          <w:rFonts w:ascii="Times New Roman" w:hAnsi="Times New Roman" w:cs="Times New Roman"/>
-          <w:sz w:val="28"/>
-          <w:szCs w:val="28"/>
-        </w:rPr>
-        <w:t>dupla kattintással indítsa el!</w:t>
-      </w:r>
-    </w:p>
-    <w:p>
-      <w:pPr>
-        <w:rPr>
-          <w:rFonts w:ascii="Times New Roman" w:hAnsi="Times New Roman" w:cs="Times New Roman"/>
-          <w:sz w:val="28"/>
-          <w:szCs w:val="28"/>
-        </w:rPr>
-      </w:pPr>
-    </w:p>
-    <w:p>
-      <w:pPr>
-        <w:rPr>
-          <w:rFonts w:ascii="Times New Roman" w:hAnsi="Times New Roman" w:cs="Times New Roman"/>
-          <w:b/>
-          <w:bCs/>
-          <w:sz w:val="32"/>
-          <w:szCs w:val="32"/>
-        </w:rPr>
-      </w:pPr>
-      <w:r>
-        <w:rPr>
-          <w:rFonts w:ascii="Times New Roman" w:hAnsi="Times New Roman" w:cs="Times New Roman"/>
-          <w:b/>
-          <w:bCs/>
-          <w:sz w:val="32"/>
-          <w:szCs w:val="32"/>
-        </w:rPr>
-        <w:t>9. A</w:t>
-      </w:r>
-      <w:r>
-        <w:rPr>
-          <w:rFonts w:ascii="Times New Roman" w:hAnsi="Times New Roman" w:cs="Times New Roman"/>
-          <w:b/>
-          <w:bCs/>
-          <w:sz w:val="32"/>
-          <w:szCs w:val="32"/>
-        </w:rPr>
-        <w:t>rchitektúra</w:t>
+        <w:t>. Architektúra</w:t>
       </w:r>
     </w:p>
     <w:p>
@@ -2647,7 +2237,7 @@
 </file>
 
 <file path=word/numbering.xml><?xml version="1.0" encoding="utf-8"?>
-<w:numbering xmlns:wpc="http://schemas.microsoft.com/office/word/2010/wordprocessingCanvas" xmlns:cx="http://schemas.microsoft.com/office/drawing/2014/chartex" xmlns:cx1="http://schemas.microsoft.com/office/drawing/2015/9/8/chartex" xmlns:cx2="http://schemas.microsoft.com/office/drawing/2015/10/21/chartex" xmlns:cx3="http://schemas.microsoft.com/office/drawing/2016/5/9/chartex" xmlns:cx4="http://schemas.microsoft.com/office/drawing/2016/5/10/chartex" xmlns:cx5="http://schemas.microsoft.com/office/drawing/2016/5/11/chartex" xmlns:cx6="http://schemas.microsoft.com/office/drawing/2016/5/12/chartex" xmlns:cx7="http://schemas.microsoft.com/office/drawing/2016/5/13/chartex" xmlns:cx8="http://schemas.microsoft.com/office/drawing/2016/5/14/chartex" xmlns:mc="http://schemas.openxmlformats.org/markup-compatibility/2006" xmlns:aink="http://schemas.microsoft.com/office/drawing/2016/ink" xmlns:am3d="http://schemas.microsoft.com/office/drawing/2017/model3d" xmlns:o="urn:schemas-microsoft-com:office:office" xmlns:oel="http://schemas.microsoft.com/office/2019/extlst" xmlns:r="http://schemas.openxmlformats.org/officeDocument/2006/relationships" xmlns:m="http://schemas.openxmlformats.org/officeDocument/2006/math" xmlns:v="urn:schemas-microsoft-com:vml" xmlns:wp14="http://schemas.microsoft.com/office/word/2010/wordprocessingDrawing" xmlns:wp="http://schemas.openxmlformats.org/drawingml/2006/wordprocessingDrawing" xmlns:w10="urn:schemas-microsoft-com:office:word" xmlns:w="http://schemas.openxmlformats.org/wordprocessingml/2006/main" xmlns:w14="http://schemas.microsoft.com/office/word/2010/wordml" xmlns:w15="http://schemas.microsoft.com/office/word/2012/wordml" xmlns:w16cex="http://schemas.microsoft.com/office/word/2018/wordml/cex" xmlns:w16cid="http://schemas.microsoft.com/office/word/2016/wordml/cid" xmlns:w16="http://schemas.microsoft.com/office/word/2018/wordml" xmlns:w16du="http://schemas.microsoft.com/office/word/2023/wordml/word16du" xmlns:w16sdtdh="http://schemas.microsoft.com/office/word/2020/wordml/sdtdatahash" xmlns:w16sdtfl="http://schemas.microsoft.com/office/word/2024/wordml/sdtformatlock" xmlns:w16se="http://schemas.microsoft.com/office/word/2015/wordml/symex" xmlns:wpg="http://schemas.microsoft.com/office/word/2010/wordprocessingGroup" xmlns:wpi="http://schemas.microsoft.com/office/word/2010/wordprocessingInk" xmlns:wne="http://schemas.microsoft.com/office/word/2006/wordml" xmlns:wps="http://schemas.microsoft.com/office/word/2010/wordprocessingShape" mc:Ignorable="w14 w15 w16se w16cid w16 w16cex w16sdtdh w16sdtfl w16du wp14">
+<w:numbering xmlns:wpc="http://schemas.microsoft.com/office/word/2010/wordprocessingCanvas" xmlns:cx="http://schemas.microsoft.com/office/drawing/2014/chartex" xmlns:cx1="http://schemas.microsoft.com/office/drawing/2015/9/8/chartex" xmlns:cx2="http://schemas.microsoft.com/office/drawing/2015/10/21/chartex" xmlns:cx3="http://schemas.microsoft.com/office/drawing/2016/5/9/chartex" xmlns:cx4="http://schemas.microsoft.com/office/drawing/2016/5/10/chartex" xmlns:cx5="http://schemas.microsoft.com/office/drawing/2016/5/11/chartex" xmlns:cx6="http://schemas.microsoft.com/office/drawing/2016/5/12/chartex" xmlns:cx7="http://schemas.microsoft.com/office/drawing/2016/5/13/chartex" xmlns:cx8="http://schemas.microsoft.com/office/drawing/2016/5/14/chartex" xmlns:mc="http://schemas.openxmlformats.org/markup-compatibility/2006" xmlns:aink="http://schemas.microsoft.com/office/drawing/2016/ink" xmlns:am3d="http://schemas.microsoft.com/office/drawing/2017/model3d" xmlns:o="urn:schemas-microsoft-com:office:office" xmlns:r="http://schemas.openxmlformats.org/officeDocument/2006/relationships" xmlns:m="http://schemas.openxmlformats.org/officeDocument/2006/math" xmlns:v="urn:schemas-microsoft-com:vml" xmlns:wp14="http://schemas.microsoft.com/office/word/2010/wordprocessingDrawing" xmlns:wp="http://schemas.openxmlformats.org/drawingml/2006/wordprocessingDrawing" xmlns:w10="urn:schemas-microsoft-com:office:word" xmlns:w="http://schemas.openxmlformats.org/wordprocessingml/2006/main" xmlns:w14="http://schemas.microsoft.com/office/word/2010/wordml" xmlns:w15="http://schemas.microsoft.com/office/word/2012/wordml" xmlns:w16cid="http://schemas.microsoft.com/office/word/2016/wordml/cid" xmlns:w16se="http://schemas.microsoft.com/office/word/2015/wordml/symex" xmlns:wpg="http://schemas.microsoft.com/office/word/2010/wordprocessingGroup" xmlns:wpi="http://schemas.microsoft.com/office/word/2010/wordprocessingInk" xmlns:wne="http://schemas.microsoft.com/office/word/2006/wordml" xmlns:wps="http://schemas.microsoft.com/office/word/2010/wordprocessingShape" mc:Ignorable="w14 w15 w16se w16cid wp14">
   <w:abstractNum w:abstractNumId="0" w15:restartNumberingAfterBreak="0">
     <w:nsid w:val="09D27D07"/>
     <w:multiLevelType w:val="hybridMultilevel"/>
@@ -3278,29 +2868,29 @@
       </w:pPr>
     </w:lvl>
   </w:abstractNum>
-  <w:num w:numId="1" w16cid:durableId="1329405907">
+  <w:num w:numId="1">
     <w:abstractNumId w:val="0"/>
   </w:num>
-  <w:num w:numId="2" w16cid:durableId="665330950">
+  <w:num w:numId="2">
     <w:abstractNumId w:val="5"/>
   </w:num>
-  <w:num w:numId="3" w16cid:durableId="1896577070">
+  <w:num w:numId="3">
     <w:abstractNumId w:val="1"/>
   </w:num>
-  <w:num w:numId="4" w16cid:durableId="1047219370">
+  <w:num w:numId="4">
     <w:abstractNumId w:val="2"/>
   </w:num>
-  <w:num w:numId="5" w16cid:durableId="939606375">
+  <w:num w:numId="5">
     <w:abstractNumId w:val="4"/>
   </w:num>
-  <w:num w:numId="6" w16cid:durableId="1303342790">
+  <w:num w:numId="6">
     <w:abstractNumId w:val="3"/>
   </w:num>
 </w:numbering>
 </file>
 
 <file path=word/styles.xml><?xml version="1.0" encoding="utf-8"?>
-<w:styles xmlns:mc="http://schemas.openxmlformats.org/markup-compatibility/2006" xmlns:r="http://schemas.openxmlformats.org/officeDocument/2006/relationships" xmlns:w="http://schemas.openxmlformats.org/wordprocessingml/2006/main" xmlns:w14="http://schemas.microsoft.com/office/word/2010/wordml" xmlns:w15="http://schemas.microsoft.com/office/word/2012/wordml" xmlns:w16cex="http://schemas.microsoft.com/office/word/2018/wordml/cex" xmlns:w16cid="http://schemas.microsoft.com/office/word/2016/wordml/cid" xmlns:w16="http://schemas.microsoft.com/office/word/2018/wordml" xmlns:w16du="http://schemas.microsoft.com/office/word/2023/wordml/word16du" xmlns:w16sdtdh="http://schemas.microsoft.com/office/word/2020/wordml/sdtdatahash" xmlns:w16sdtfl="http://schemas.microsoft.com/office/word/2024/wordml/sdtformatlock" xmlns:w16se="http://schemas.microsoft.com/office/word/2015/wordml/symex" mc:Ignorable="w14 w15 w16se w16cid w16 w16cex w16sdtdh w16sdtfl w16du">
+<w:styles xmlns:mc="http://schemas.openxmlformats.org/markup-compatibility/2006" xmlns:r="http://schemas.openxmlformats.org/officeDocument/2006/relationships" xmlns:w="http://schemas.openxmlformats.org/wordprocessingml/2006/main" xmlns:w14="http://schemas.microsoft.com/office/word/2010/wordml" xmlns:w15="http://schemas.microsoft.com/office/word/2012/wordml" xmlns:w16cid="http://schemas.microsoft.com/office/word/2016/wordml/cid" xmlns:w16se="http://schemas.microsoft.com/office/word/2015/wordml/symex" mc:Ignorable="w14 w15 w16se w16cid">
   <w:docDefaults>
     <w:rPrDefault>
       <w:rPr>
@@ -3316,7 +2906,7 @@
       </w:pPr>
     </w:pPrDefault>
   </w:docDefaults>
-  <w:latentStyles w:defLockedState="0" w:defUIPriority="99" w:defSemiHidden="0" w:defUnhideWhenUsed="0" w:defQFormat="0" w:count="376">
+  <w:latentStyles w:defLockedState="0" w:defUIPriority="99" w:defSemiHidden="0" w:defUnhideWhenUsed="0" w:defQFormat="0" w:count="375">
     <w:lsdException w:name="Normal" w:uiPriority="0" w:qFormat="1"/>
     <w:lsdException w:name="heading 1" w:uiPriority="9" w:qFormat="1"/>
     <w:lsdException w:name="heading 2" w:semiHidden="1" w:uiPriority="9" w:unhideWhenUsed="1" w:qFormat="1"/>
@@ -3692,19 +3282,19 @@
     <w:lsdException w:name="Smart Hyperlink" w:semiHidden="1" w:unhideWhenUsed="1"/>
     <w:lsdException w:name="Hashtag" w:semiHidden="1" w:unhideWhenUsed="1"/>
     <w:lsdException w:name="Unresolved Mention" w:semiHidden="1" w:unhideWhenUsed="1"/>
-    <w:lsdException w:name="Smart Link" w:semiHidden="1" w:unhideWhenUsed="1"/>
   </w:latentStyles>
-  <w:style w:type="paragraph" w:default="1" w:styleId="Normal">
+  <w:style w:type="paragraph" w:default="1" w:styleId="Norml">
     <w:name w:val="Normal"/>
     <w:qFormat/>
     <w:rsid w:val="00D51328"/>
   </w:style>
-  <w:style w:type="character" w:default="1" w:styleId="DefaultParagraphFont">
+  <w:style w:type="character" w:default="1" w:styleId="Bekezdsalapbettpusa">
     <w:name w:val="Default Paragraph Font"/>
     <w:uiPriority w:val="1"/>
+    <w:semiHidden/>
     <w:unhideWhenUsed/>
   </w:style>
-  <w:style w:type="table" w:default="1" w:styleId="TableNormal">
+  <w:style w:type="table" w:default="1" w:styleId="Normltblzat">
     <w:name w:val="Normal Table"/>
     <w:uiPriority w:val="99"/>
     <w:semiHidden/>
@@ -3719,15 +3309,15 @@
       </w:tblCellMar>
     </w:tblPr>
   </w:style>
-  <w:style w:type="numbering" w:default="1" w:styleId="NoList">
+  <w:style w:type="numbering" w:default="1" w:styleId="Nemlista">
     <w:name w:val="No List"/>
     <w:uiPriority w:val="99"/>
     <w:semiHidden/>
     <w:unhideWhenUsed/>
   </w:style>
-  <w:style w:type="paragraph" w:styleId="ListParagraph">
+  <w:style w:type="paragraph" w:styleId="Listaszerbekezds">
     <w:name w:val="List Paragraph"/>
-    <w:basedOn w:val="Normal"/>
+    <w:basedOn w:val="Norml"/>
     <w:uiPriority w:val="34"/>
     <w:qFormat/>
     <w:rsid w:val="00D04D68"/>

--- a/doc/szakmai_dokumentacio.docx
+++ b/doc/szakmai_dokumentacio.docx
@@ -1,6 +1,6 @@
 
 <file path=word/document.xml><?xml version="1.0" encoding="utf-8"?>
-<w:document xmlns:wpc="http://schemas.microsoft.com/office/word/2010/wordprocessingCanvas" xmlns:cx="http://schemas.microsoft.com/office/drawing/2014/chartex" xmlns:cx1="http://schemas.microsoft.com/office/drawing/2015/9/8/chartex" xmlns:cx2="http://schemas.microsoft.com/office/drawing/2015/10/21/chartex" xmlns:cx3="http://schemas.microsoft.com/office/drawing/2016/5/9/chartex" xmlns:cx4="http://schemas.microsoft.com/office/drawing/2016/5/10/chartex" xmlns:cx5="http://schemas.microsoft.com/office/drawing/2016/5/11/chartex" xmlns:cx6="http://schemas.microsoft.com/office/drawing/2016/5/12/chartex" xmlns:cx7="http://schemas.microsoft.com/office/drawing/2016/5/13/chartex" xmlns:cx8="http://schemas.microsoft.com/office/drawing/2016/5/14/chartex" xmlns:mc="http://schemas.openxmlformats.org/markup-compatibility/2006" xmlns:aink="http://schemas.microsoft.com/office/drawing/2016/ink" xmlns:am3d="http://schemas.microsoft.com/office/drawing/2017/model3d" xmlns:o="urn:schemas-microsoft-com:office:office" xmlns:r="http://schemas.openxmlformats.org/officeDocument/2006/relationships" xmlns:m="http://schemas.openxmlformats.org/officeDocument/2006/math" xmlns:v="urn:schemas-microsoft-com:vml" xmlns:wp14="http://schemas.microsoft.com/office/word/2010/wordprocessingDrawing" xmlns:wp="http://schemas.openxmlformats.org/drawingml/2006/wordprocessingDrawing" xmlns:w10="urn:schemas-microsoft-com:office:word" xmlns:w="http://schemas.openxmlformats.org/wordprocessingml/2006/main" xmlns:w14="http://schemas.microsoft.com/office/word/2010/wordml" xmlns:w15="http://schemas.microsoft.com/office/word/2012/wordml" xmlns:w16cid="http://schemas.microsoft.com/office/word/2016/wordml/cid" xmlns:w16se="http://schemas.microsoft.com/office/word/2015/wordml/symex" xmlns:wpg="http://schemas.microsoft.com/office/word/2010/wordprocessingGroup" xmlns:wpi="http://schemas.microsoft.com/office/word/2010/wordprocessingInk" xmlns:wne="http://schemas.microsoft.com/office/word/2006/wordml" xmlns:wps="http://schemas.microsoft.com/office/word/2010/wordprocessingShape" mc:Ignorable="w14 w15 w16se w16cid wp14">
+<w:document xmlns:wpc="http://schemas.microsoft.com/office/word/2010/wordprocessingCanvas" xmlns:cx="http://schemas.microsoft.com/office/drawing/2014/chartex" xmlns:cx1="http://schemas.microsoft.com/office/drawing/2015/9/8/chartex" xmlns:cx2="http://schemas.microsoft.com/office/drawing/2015/10/21/chartex" xmlns:cx3="http://schemas.microsoft.com/office/drawing/2016/5/9/chartex" xmlns:cx4="http://schemas.microsoft.com/office/drawing/2016/5/10/chartex" xmlns:cx5="http://schemas.microsoft.com/office/drawing/2016/5/11/chartex" xmlns:cx6="http://schemas.microsoft.com/office/drawing/2016/5/12/chartex" xmlns:cx7="http://schemas.microsoft.com/office/drawing/2016/5/13/chartex" xmlns:cx8="http://schemas.microsoft.com/office/drawing/2016/5/14/chartex" xmlns:mc="http://schemas.openxmlformats.org/markup-compatibility/2006" xmlns:aink="http://schemas.microsoft.com/office/drawing/2016/ink" xmlns:am3d="http://schemas.microsoft.com/office/drawing/2017/model3d" xmlns:o="urn:schemas-microsoft-com:office:office" xmlns:oel="http://schemas.microsoft.com/office/2019/extlst" xmlns:r="http://schemas.openxmlformats.org/officeDocument/2006/relationships" xmlns:m="http://schemas.openxmlformats.org/officeDocument/2006/math" xmlns:v="urn:schemas-microsoft-com:vml" xmlns:wp14="http://schemas.microsoft.com/office/word/2010/wordprocessingDrawing" xmlns:wp="http://schemas.openxmlformats.org/drawingml/2006/wordprocessingDrawing" xmlns:w10="urn:schemas-microsoft-com:office:word" xmlns:w="http://schemas.openxmlformats.org/wordprocessingml/2006/main" xmlns:w14="http://schemas.microsoft.com/office/word/2010/wordml" xmlns:w15="http://schemas.microsoft.com/office/word/2012/wordml" xmlns:w16cex="http://schemas.microsoft.com/office/word/2018/wordml/cex" xmlns:w16cid="http://schemas.microsoft.com/office/word/2016/wordml/cid" xmlns:w16="http://schemas.microsoft.com/office/word/2018/wordml" xmlns:w16du="http://schemas.microsoft.com/office/word/2023/wordml/word16du" xmlns:w16sdtdh="http://schemas.microsoft.com/office/word/2020/wordml/sdtdatahash" xmlns:w16sdtfl="http://schemas.microsoft.com/office/word/2024/wordml/sdtformatlock" xmlns:w16se="http://schemas.microsoft.com/office/word/2015/wordml/symex" xmlns:wpg="http://schemas.microsoft.com/office/word/2010/wordprocessingGroup" xmlns:wpi="http://schemas.microsoft.com/office/word/2010/wordprocessingInk" xmlns:wne="http://schemas.microsoft.com/office/word/2006/wordml" xmlns:wps="http://schemas.microsoft.com/office/word/2010/wordprocessingShape" mc:Ignorable="w14 w15 w16se w16cid w16 w16cex w16sdtdh w16sdtfl w16du wp14">
   <w:body>
     <w:p>
       <w:pPr>
@@ -78,6 +78,7 @@
     </w:p>
     <w:p>
       <w:pPr>
+        <w:jc w:val="both"/>
         <w:rPr>
           <w:rFonts w:ascii="Times New Roman" w:hAnsi="Times New Roman" w:cs="Times New Roman"/>
           <w:sz w:val="28"/>
@@ -168,6 +169,7 @@
     </w:p>
     <w:p>
       <w:pPr>
+        <w:jc w:val="both"/>
         <w:rPr>
           <w:rFonts w:ascii="Times New Roman" w:hAnsi="Times New Roman" w:cs="Times New Roman"/>
           <w:sz w:val="28"/>
@@ -289,6 +291,7 @@
     </w:p>
     <w:p>
       <w:pPr>
+        <w:jc w:val="both"/>
         <w:rPr>
           <w:rFonts w:ascii="Times New Roman" w:hAnsi="Times New Roman" w:cs="Times New Roman"/>
           <w:sz w:val="28"/>
@@ -306,6 +309,7 @@
     </w:p>
     <w:p>
       <w:pPr>
+        <w:jc w:val="both"/>
         <w:rPr>
           <w:rFonts w:ascii="Times New Roman" w:hAnsi="Times New Roman" w:cs="Times New Roman"/>
           <w:sz w:val="28"/>
@@ -383,6 +387,7 @@
     </w:p>
     <w:p>
       <w:pPr>
+        <w:jc w:val="both"/>
         <w:rPr>
           <w:rFonts w:ascii="Times New Roman" w:hAnsi="Times New Roman" w:cs="Times New Roman"/>
           <w:sz w:val="28"/>
@@ -458,6 +463,7 @@
     </w:p>
     <w:p>
       <w:pPr>
+        <w:jc w:val="both"/>
         <w:rPr>
           <w:rFonts w:ascii="Times New Roman" w:hAnsi="Times New Roman" w:cs="Times New Roman"/>
           <w:sz w:val="28"/>
@@ -558,6 +564,7 @@
     </w:p>
     <w:p>
       <w:pPr>
+        <w:jc w:val="both"/>
         <w:rPr>
           <w:rFonts w:ascii="Times New Roman" w:hAnsi="Times New Roman" w:cs="Times New Roman"/>
           <w:sz w:val="28"/>
@@ -575,6 +582,7 @@
     </w:p>
     <w:p>
       <w:pPr>
+        <w:jc w:val="both"/>
         <w:rPr>
           <w:rFonts w:ascii="Times New Roman" w:hAnsi="Times New Roman" w:cs="Times New Roman"/>
           <w:sz w:val="28"/>
@@ -592,6 +600,7 @@
     </w:p>
     <w:p>
       <w:pPr>
+        <w:jc w:val="both"/>
         <w:rPr>
           <w:rFonts w:ascii="Times New Roman" w:hAnsi="Times New Roman" w:cs="Times New Roman"/>
           <w:sz w:val="28"/>
@@ -609,6 +618,7 @@
     </w:p>
     <w:p>
       <w:pPr>
+        <w:jc w:val="both"/>
         <w:rPr>
           <w:rFonts w:ascii="Times New Roman" w:hAnsi="Times New Roman" w:cs="Times New Roman"/>
           <w:sz w:val="28"/>
@@ -747,6 +757,7 @@
     </w:p>
     <w:p>
       <w:pPr>
+        <w:jc w:val="both"/>
         <w:rPr>
           <w:rFonts w:ascii="Times New Roman" w:hAnsi="Times New Roman" w:cs="Times New Roman"/>
           <w:sz w:val="28"/>
@@ -772,11 +783,12 @@
     </w:p>
     <w:p>
       <w:pPr>
-        <w:pStyle w:val="Listaszerbekezds"/>
+        <w:pStyle w:val="ListParagraph"/>
         <w:numPr>
           <w:ilvl w:val="0"/>
           <w:numId w:val="3"/>
         </w:numPr>
+        <w:jc w:val="both"/>
         <w:rPr>
           <w:rFonts w:ascii="Times New Roman" w:hAnsi="Times New Roman" w:cs="Times New Roman"/>
           <w:sz w:val="28"/>
@@ -794,11 +806,12 @@
     </w:p>
     <w:p>
       <w:pPr>
-        <w:pStyle w:val="Listaszerbekezds"/>
+        <w:pStyle w:val="ListParagraph"/>
         <w:numPr>
           <w:ilvl w:val="0"/>
           <w:numId w:val="3"/>
         </w:numPr>
+        <w:jc w:val="both"/>
         <w:rPr>
           <w:rFonts w:ascii="Times New Roman" w:hAnsi="Times New Roman" w:cs="Times New Roman"/>
           <w:sz w:val="28"/>
@@ -816,11 +829,12 @@
     </w:p>
     <w:p>
       <w:pPr>
-        <w:pStyle w:val="Listaszerbekezds"/>
+        <w:pStyle w:val="ListParagraph"/>
         <w:numPr>
           <w:ilvl w:val="0"/>
           <w:numId w:val="3"/>
         </w:numPr>
+        <w:jc w:val="both"/>
         <w:rPr>
           <w:rFonts w:ascii="Times New Roman" w:hAnsi="Times New Roman" w:cs="Times New Roman"/>
           <w:sz w:val="28"/>
@@ -838,11 +852,12 @@
     </w:p>
     <w:p>
       <w:pPr>
-        <w:pStyle w:val="Listaszerbekezds"/>
+        <w:pStyle w:val="ListParagraph"/>
         <w:numPr>
           <w:ilvl w:val="0"/>
           <w:numId w:val="3"/>
         </w:numPr>
+        <w:jc w:val="both"/>
         <w:rPr>
           <w:rFonts w:ascii="Times New Roman" w:hAnsi="Times New Roman" w:cs="Times New Roman"/>
           <w:sz w:val="28"/>
@@ -930,6 +945,7 @@
     </w:p>
     <w:p>
       <w:pPr>
+        <w:jc w:val="both"/>
         <w:rPr>
           <w:rFonts w:ascii="Times New Roman" w:hAnsi="Times New Roman" w:cs="Times New Roman"/>
           <w:sz w:val="28"/>
@@ -979,6 +995,7 @@
     </w:p>
     <w:p>
       <w:pPr>
+        <w:jc w:val="both"/>
         <w:rPr>
           <w:rFonts w:ascii="Times New Roman" w:hAnsi="Times New Roman" w:cs="Times New Roman"/>
           <w:sz w:val="28"/>
@@ -996,6 +1013,7 @@
     </w:p>
     <w:p>
       <w:pPr>
+        <w:jc w:val="both"/>
         <w:rPr>
           <w:rFonts w:ascii="Times New Roman" w:hAnsi="Times New Roman" w:cs="Times New Roman"/>
           <w:sz w:val="28"/>
@@ -1013,6 +1031,7 @@
     </w:p>
     <w:p>
       <w:pPr>
+        <w:jc w:val="both"/>
         <w:rPr>
           <w:rFonts w:ascii="Times New Roman" w:hAnsi="Times New Roman" w:cs="Times New Roman"/>
           <w:sz w:val="28"/>
@@ -1030,41 +1049,25 @@
     </w:p>
     <w:p>
       <w:pPr>
-        <w:rPr>
-          <w:rFonts w:ascii="Times New Roman" w:hAnsi="Times New Roman" w:cs="Times New Roman"/>
-          <w:sz w:val="28"/>
-          <w:szCs w:val="28"/>
-        </w:rPr>
-      </w:pPr>
-      <w:r>
-        <w:rPr>
-          <w:rFonts w:ascii="Times New Roman" w:hAnsi="Times New Roman" w:cs="Times New Roman"/>
-          <w:sz w:val="28"/>
-          <w:szCs w:val="28"/>
-        </w:rPr>
-        <w:t xml:space="preserve">Konfliktusok: Amikor </w:t>
-      </w:r>
-      <w:proofErr w:type="gramStart"/>
-      <w:r>
-        <w:rPr>
-          <w:rFonts w:ascii="Times New Roman" w:hAnsi="Times New Roman" w:cs="Times New Roman"/>
-          <w:sz w:val="28"/>
-          <w:szCs w:val="28"/>
-        </w:rPr>
-        <w:t>a</w:t>
-      </w:r>
-      <w:proofErr w:type="gramEnd"/>
-      <w:r>
-        <w:rPr>
-          <w:rFonts w:ascii="Times New Roman" w:hAnsi="Times New Roman" w:cs="Times New Roman"/>
-          <w:sz w:val="28"/>
-          <w:szCs w:val="28"/>
-        </w:rPr>
-        <w:t xml:space="preserve"> elágazások ütköznek és konfliktust eredményez a kódban. Valószínűség: kicsi, hatás: közepes</w:t>
-      </w:r>
-    </w:p>
-    <w:p>
-      <w:pPr>
+        <w:jc w:val="both"/>
+        <w:rPr>
+          <w:rFonts w:ascii="Times New Roman" w:hAnsi="Times New Roman" w:cs="Times New Roman"/>
+          <w:sz w:val="28"/>
+          <w:szCs w:val="28"/>
+        </w:rPr>
+      </w:pPr>
+      <w:r>
+        <w:rPr>
+          <w:rFonts w:ascii="Times New Roman" w:hAnsi="Times New Roman" w:cs="Times New Roman"/>
+          <w:sz w:val="28"/>
+          <w:szCs w:val="28"/>
+        </w:rPr>
+        <w:t>Konfliktusok: Amikor a elágazások ütköznek és konfliktust eredményez a kódban. Valószínűség: kicsi, hatás: közepes</w:t>
+      </w:r>
+    </w:p>
+    <w:p>
+      <w:pPr>
+        <w:jc w:val="both"/>
         <w:rPr>
           <w:rFonts w:ascii="Times New Roman" w:hAnsi="Times New Roman" w:cs="Times New Roman"/>
           <w:sz w:val="28"/>
@@ -1192,6 +1195,7 @@
     </w:p>
     <w:p>
       <w:pPr>
+        <w:jc w:val="both"/>
         <w:rPr>
           <w:rFonts w:ascii="Times New Roman" w:hAnsi="Times New Roman" w:cs="Times New Roman"/>
           <w:sz w:val="28"/>
@@ -1209,11 +1213,12 @@
     </w:p>
     <w:p>
       <w:pPr>
-        <w:pStyle w:val="Listaszerbekezds"/>
+        <w:pStyle w:val="ListParagraph"/>
         <w:numPr>
           <w:ilvl w:val="0"/>
           <w:numId w:val="3"/>
         </w:numPr>
+        <w:jc w:val="both"/>
         <w:rPr>
           <w:rFonts w:ascii="Times New Roman" w:hAnsi="Times New Roman" w:cs="Times New Roman"/>
           <w:sz w:val="28"/>
@@ -1231,6 +1236,7 @@
     </w:p>
     <w:p>
       <w:pPr>
+        <w:jc w:val="both"/>
         <w:rPr>
           <w:rFonts w:ascii="Times New Roman" w:hAnsi="Times New Roman" w:cs="Times New Roman"/>
           <w:sz w:val="28"/>
@@ -1318,6 +1324,7 @@
     </w:p>
     <w:p>
       <w:pPr>
+        <w:jc w:val="both"/>
         <w:rPr>
           <w:rFonts w:ascii="Times New Roman" w:hAnsi="Times New Roman" w:cs="Times New Roman"/>
           <w:sz w:val="28"/>
@@ -1351,6 +1358,7 @@
     </w:p>
     <w:p>
       <w:pPr>
+        <w:jc w:val="both"/>
         <w:rPr>
           <w:rFonts w:ascii="Times New Roman" w:hAnsi="Times New Roman" w:cs="Times New Roman"/>
           <w:sz w:val="28"/>
@@ -1410,6 +1418,7 @@
     </w:p>
     <w:p>
       <w:pPr>
+        <w:jc w:val="both"/>
         <w:rPr>
           <w:rFonts w:ascii="Times New Roman" w:hAnsi="Times New Roman" w:cs="Times New Roman"/>
           <w:sz w:val="28"/>
@@ -1445,6 +1454,7 @@
     </w:p>
     <w:p>
       <w:pPr>
+        <w:jc w:val="both"/>
         <w:rPr>
           <w:rFonts w:ascii="Times New Roman" w:hAnsi="Times New Roman" w:cs="Times New Roman"/>
           <w:sz w:val="28"/>
@@ -1462,6 +1472,7 @@
     </w:p>
     <w:p>
       <w:pPr>
+        <w:jc w:val="both"/>
         <w:rPr>
           <w:rFonts w:ascii="Times New Roman" w:hAnsi="Times New Roman" w:cs="Times New Roman"/>
           <w:sz w:val="28"/>
@@ -1479,11 +1490,12 @@
     </w:p>
     <w:p>
       <w:pPr>
-        <w:pStyle w:val="Listaszerbekezds"/>
+        <w:pStyle w:val="ListParagraph"/>
         <w:numPr>
           <w:ilvl w:val="0"/>
           <w:numId w:val="4"/>
         </w:numPr>
+        <w:jc w:val="both"/>
         <w:rPr>
           <w:rFonts w:ascii="Times New Roman" w:hAnsi="Times New Roman" w:cs="Times New Roman"/>
           <w:sz w:val="28"/>
@@ -1501,11 +1513,12 @@
     </w:p>
     <w:p>
       <w:pPr>
-        <w:pStyle w:val="Listaszerbekezds"/>
+        <w:pStyle w:val="ListParagraph"/>
         <w:numPr>
           <w:ilvl w:val="0"/>
           <w:numId w:val="4"/>
         </w:numPr>
+        <w:jc w:val="both"/>
         <w:rPr>
           <w:rFonts w:ascii="Times New Roman" w:hAnsi="Times New Roman" w:cs="Times New Roman"/>
           <w:sz w:val="28"/>
@@ -1523,11 +1536,12 @@
     </w:p>
     <w:p>
       <w:pPr>
-        <w:pStyle w:val="Listaszerbekezds"/>
+        <w:pStyle w:val="ListParagraph"/>
         <w:numPr>
           <w:ilvl w:val="0"/>
           <w:numId w:val="4"/>
         </w:numPr>
+        <w:jc w:val="both"/>
         <w:rPr>
           <w:rFonts w:ascii="Times New Roman" w:hAnsi="Times New Roman" w:cs="Times New Roman"/>
           <w:sz w:val="28"/>
@@ -1545,11 +1559,12 @@
     </w:p>
     <w:p>
       <w:pPr>
-        <w:pStyle w:val="Listaszerbekezds"/>
+        <w:pStyle w:val="ListParagraph"/>
         <w:numPr>
           <w:ilvl w:val="0"/>
           <w:numId w:val="4"/>
         </w:numPr>
+        <w:jc w:val="both"/>
         <w:rPr>
           <w:rFonts w:ascii="Times New Roman" w:hAnsi="Times New Roman" w:cs="Times New Roman"/>
           <w:sz w:val="28"/>
@@ -1567,6 +1582,7 @@
     </w:p>
     <w:p>
       <w:pPr>
+        <w:jc w:val="both"/>
         <w:rPr>
           <w:rFonts w:ascii="Times New Roman" w:hAnsi="Times New Roman" w:cs="Times New Roman"/>
           <w:sz w:val="28"/>
@@ -1584,11 +1600,12 @@
     </w:p>
     <w:p>
       <w:pPr>
-        <w:pStyle w:val="Listaszerbekezds"/>
+        <w:pStyle w:val="ListParagraph"/>
         <w:numPr>
           <w:ilvl w:val="0"/>
           <w:numId w:val="4"/>
         </w:numPr>
+        <w:jc w:val="both"/>
         <w:rPr>
           <w:rFonts w:ascii="Times New Roman" w:hAnsi="Times New Roman" w:cs="Times New Roman"/>
           <w:sz w:val="28"/>
@@ -1606,11 +1623,12 @@
     </w:p>
     <w:p>
       <w:pPr>
-        <w:pStyle w:val="Listaszerbekezds"/>
+        <w:pStyle w:val="ListParagraph"/>
         <w:numPr>
           <w:ilvl w:val="0"/>
           <w:numId w:val="4"/>
         </w:numPr>
+        <w:jc w:val="both"/>
         <w:rPr>
           <w:rFonts w:ascii="Times New Roman" w:hAnsi="Times New Roman" w:cs="Times New Roman"/>
           <w:sz w:val="28"/>
@@ -1628,6 +1646,7 @@
     </w:p>
     <w:p>
       <w:pPr>
+        <w:jc w:val="both"/>
         <w:rPr>
           <w:rFonts w:ascii="Times New Roman" w:hAnsi="Times New Roman" w:cs="Times New Roman"/>
           <w:sz w:val="28"/>
@@ -1645,11 +1664,12 @@
     </w:p>
     <w:p>
       <w:pPr>
-        <w:pStyle w:val="Listaszerbekezds"/>
+        <w:pStyle w:val="ListParagraph"/>
         <w:numPr>
           <w:ilvl w:val="0"/>
           <w:numId w:val="4"/>
         </w:numPr>
+        <w:jc w:val="both"/>
         <w:rPr>
           <w:rFonts w:ascii="Times New Roman" w:hAnsi="Times New Roman" w:cs="Times New Roman"/>
           <w:sz w:val="28"/>
@@ -1675,11 +1695,12 @@
     </w:p>
     <w:p>
       <w:pPr>
-        <w:pStyle w:val="Listaszerbekezds"/>
+        <w:pStyle w:val="ListParagraph"/>
         <w:numPr>
           <w:ilvl w:val="0"/>
           <w:numId w:val="4"/>
         </w:numPr>
+        <w:jc w:val="both"/>
         <w:rPr>
           <w:rFonts w:ascii="Times New Roman" w:hAnsi="Times New Roman" w:cs="Times New Roman"/>
           <w:sz w:val="28"/>
@@ -1713,11 +1734,12 @@
     </w:p>
     <w:p>
       <w:pPr>
-        <w:pStyle w:val="Listaszerbekezds"/>
+        <w:pStyle w:val="ListParagraph"/>
         <w:numPr>
           <w:ilvl w:val="0"/>
           <w:numId w:val="4"/>
         </w:numPr>
+        <w:jc w:val="both"/>
         <w:rPr>
           <w:rFonts w:ascii="Times New Roman" w:hAnsi="Times New Roman" w:cs="Times New Roman"/>
           <w:sz w:val="28"/>
@@ -1743,11 +1765,12 @@
     </w:p>
     <w:p>
       <w:pPr>
-        <w:pStyle w:val="Listaszerbekezds"/>
+        <w:pStyle w:val="ListParagraph"/>
         <w:numPr>
           <w:ilvl w:val="0"/>
           <w:numId w:val="4"/>
         </w:numPr>
+        <w:jc w:val="both"/>
         <w:rPr>
           <w:rFonts w:ascii="Times New Roman" w:hAnsi="Times New Roman" w:cs="Times New Roman"/>
           <w:sz w:val="28"/>
@@ -1822,8 +1845,6 @@
         </w:rPr>
         <w:t xml:space="preserve"> struktúra</w:t>
       </w:r>
-      <w:bookmarkStart w:id="0" w:name="_GoBack"/>
-      <w:bookmarkEnd w:id="0"/>
     </w:p>
     <w:p>
       <w:pPr>
@@ -1915,6 +1936,58 @@
     </w:p>
     <w:p>
       <w:pPr>
+        <w:jc w:val="both"/>
+        <w:rPr>
+          <w:rFonts w:ascii="Times New Roman" w:hAnsi="Times New Roman" w:cs="Times New Roman"/>
+          <w:sz w:val="28"/>
+          <w:szCs w:val="28"/>
+        </w:rPr>
+      </w:pPr>
+      <w:r>
+        <w:rPr>
+          <w:rFonts w:ascii="Times New Roman" w:hAnsi="Times New Roman" w:cs="Times New Roman"/>
+          <w:sz w:val="28"/>
+          <w:szCs w:val="28"/>
+        </w:rPr>
+        <w:t xml:space="preserve">Az alábbi metódusok a </w:t>
+      </w:r>
+      <w:r>
+        <w:rPr>
+          <w:rFonts w:ascii="Times New Roman" w:hAnsi="Times New Roman" w:cs="Times New Roman"/>
+          <w:b/>
+          <w:bCs/>
+          <w:sz w:val="28"/>
+          <w:szCs w:val="28"/>
+        </w:rPr>
+        <w:t>methods.cs fájlban</w:t>
+      </w:r>
+      <w:r>
+        <w:rPr>
+          <w:rFonts w:ascii="Times New Roman" w:hAnsi="Times New Roman" w:cs="Times New Roman"/>
+          <w:sz w:val="28"/>
+          <w:szCs w:val="28"/>
+        </w:rPr>
+        <w:t xml:space="preserve"> találhatóak, ezekre azért volt szükségünk, hogy egy átláthatóbb kóddal tudjunk dolgozni, illetve, hogy elkerüljük a </w:t>
+      </w:r>
+      <w:r>
+        <w:rPr>
+          <w:rFonts w:ascii="Times New Roman" w:hAnsi="Times New Roman" w:cs="Times New Roman"/>
+          <w:sz w:val="28"/>
+          <w:szCs w:val="28"/>
+        </w:rPr>
+        <w:t>f</w:t>
+      </w:r>
+      <w:r>
+        <w:rPr>
+          <w:rFonts w:ascii="Times New Roman" w:hAnsi="Times New Roman" w:cs="Times New Roman"/>
+          <w:sz w:val="28"/>
+          <w:szCs w:val="28"/>
+        </w:rPr>
+        <w:t>elesleges kódismétlést ezzel is tisztán tartva a programkódot.</w:t>
+      </w:r>
+    </w:p>
+    <w:p>
+      <w:pPr>
         <w:rPr>
           <w:rFonts w:ascii="Times New Roman" w:hAnsi="Times New Roman" w:cs="Times New Roman"/>
           <w:b/>
@@ -1977,45 +2050,173 @@
     </w:p>
     <w:p>
       <w:pPr>
-        <w:rPr>
-          <w:rFonts w:ascii="Times New Roman" w:hAnsi="Times New Roman" w:cs="Times New Roman"/>
-          <w:sz w:val="28"/>
-          <w:szCs w:val="28"/>
-        </w:rPr>
-      </w:pPr>
-      <w:r>
-        <w:rPr>
-          <w:rFonts w:ascii="Times New Roman" w:hAnsi="Times New Roman" w:cs="Times New Roman"/>
-          <w:sz w:val="28"/>
-          <w:szCs w:val="28"/>
-        </w:rPr>
-        <w:t>LoadData függvény mely lehetővé teszi, hogy megadjunk egy query-t és egy megjelenítésre szolgáló datagrid paramétert.</w:t>
-      </w:r>
-      <w:r>
-        <w:rPr>
-          <w:rFonts w:ascii="Times New Roman" w:hAnsi="Times New Roman" w:cs="Times New Roman"/>
-          <w:sz w:val="28"/>
-          <w:szCs w:val="28"/>
-        </w:rPr>
-        <w:t xml:space="preserve"> A függvény betölti az </w:t>
-      </w:r>
-      <w:proofErr w:type="gramStart"/>
-      <w:r>
-        <w:rPr>
-          <w:rFonts w:ascii="Times New Roman" w:hAnsi="Times New Roman" w:cs="Times New Roman"/>
-          <w:sz w:val="28"/>
-          <w:szCs w:val="28"/>
-        </w:rPr>
-        <w:t>adatokat</w:t>
-      </w:r>
-      <w:proofErr w:type="gramEnd"/>
-      <w:r>
-        <w:rPr>
-          <w:rFonts w:ascii="Times New Roman" w:hAnsi="Times New Roman" w:cs="Times New Roman"/>
-          <w:sz w:val="28"/>
-          <w:szCs w:val="28"/>
-        </w:rPr>
-        <w:t xml:space="preserve"> amit lekérünk az adott datagridbe.</w:t>
+        <w:jc w:val="both"/>
+        <w:rPr>
+          <w:rFonts w:ascii="Times New Roman" w:hAnsi="Times New Roman" w:cs="Times New Roman"/>
+          <w:sz w:val="28"/>
+          <w:szCs w:val="28"/>
+        </w:rPr>
+      </w:pPr>
+      <w:r>
+        <w:rPr>
+          <w:rFonts w:ascii="Times New Roman" w:hAnsi="Times New Roman" w:cs="Times New Roman"/>
+          <w:b/>
+          <w:bCs/>
+          <w:sz w:val="28"/>
+          <w:szCs w:val="28"/>
+        </w:rPr>
+        <w:lastRenderedPageBreak/>
+        <w:t xml:space="preserve">LoadData </w:t>
+      </w:r>
+      <w:r>
+        <w:rPr>
+          <w:rFonts w:ascii="Times New Roman" w:hAnsi="Times New Roman" w:cs="Times New Roman"/>
+          <w:b/>
+          <w:bCs/>
+          <w:sz w:val="28"/>
+          <w:szCs w:val="28"/>
+        </w:rPr>
+        <w:t>metódus</w:t>
+      </w:r>
+      <w:r>
+        <w:rPr>
+          <w:rFonts w:ascii="Times New Roman" w:hAnsi="Times New Roman" w:cs="Times New Roman"/>
+          <w:sz w:val="28"/>
+          <w:szCs w:val="28"/>
+        </w:rPr>
+        <w:t>,</w:t>
+      </w:r>
+      <w:r>
+        <w:rPr>
+          <w:rFonts w:ascii="Times New Roman" w:hAnsi="Times New Roman" w:cs="Times New Roman"/>
+          <w:sz w:val="28"/>
+          <w:szCs w:val="28"/>
+        </w:rPr>
+        <w:t xml:space="preserve"> ezt azért hoztuk létre, hogy egyszerűen tudjunk adatot betölteni és bármi változás esetén csak egy helyen kelljen módosítani a kódban.</w:t>
+      </w:r>
+    </w:p>
+    <w:p>
+      <w:pPr>
+        <w:jc w:val="both"/>
+        <w:rPr>
+          <w:rFonts w:ascii="Times New Roman" w:hAnsi="Times New Roman" w:cs="Times New Roman"/>
+          <w:sz w:val="28"/>
+          <w:szCs w:val="28"/>
+        </w:rPr>
+      </w:pPr>
+      <w:r>
+        <w:rPr>
+          <w:rFonts w:ascii="Times New Roman" w:hAnsi="Times New Roman" w:cs="Times New Roman"/>
+          <w:sz w:val="28"/>
+          <w:szCs w:val="28"/>
+          <w:u w:val="single"/>
+        </w:rPr>
+        <w:t>Paraméterei</w:t>
+      </w:r>
+      <w:r>
+        <w:rPr>
+          <w:rFonts w:ascii="Times New Roman" w:hAnsi="Times New Roman" w:cs="Times New Roman"/>
+          <w:sz w:val="28"/>
+          <w:szCs w:val="28"/>
+          <w:u w:val="single"/>
+        </w:rPr>
+        <w:t>:</w:t>
+      </w:r>
+      <w:r>
+        <w:rPr>
+          <w:rFonts w:ascii="Times New Roman" w:hAnsi="Times New Roman" w:cs="Times New Roman"/>
+          <w:sz w:val="28"/>
+          <w:szCs w:val="28"/>
+        </w:rPr>
+        <w:t xml:space="preserve"> Kettő paramétert vár a metódusunk, az első egy </w:t>
+      </w:r>
+      <w:r>
+        <w:rPr>
+          <w:rFonts w:ascii="Times New Roman" w:hAnsi="Times New Roman" w:cs="Times New Roman"/>
+          <w:b/>
+          <w:bCs/>
+          <w:sz w:val="28"/>
+          <w:szCs w:val="28"/>
+        </w:rPr>
+        <w:t>query, amit string formátumban kell megadni.</w:t>
+      </w:r>
+      <w:r>
+        <w:rPr>
+          <w:rFonts w:ascii="Times New Roman" w:hAnsi="Times New Roman" w:cs="Times New Roman"/>
+          <w:b/>
+          <w:bCs/>
+          <w:sz w:val="28"/>
+          <w:szCs w:val="28"/>
+        </w:rPr>
+        <w:t xml:space="preserve"> </w:t>
+      </w:r>
+      <w:r>
+        <w:rPr>
+          <w:rFonts w:ascii="Times New Roman" w:hAnsi="Times New Roman" w:cs="Times New Roman"/>
+          <w:sz w:val="28"/>
+          <w:szCs w:val="28"/>
+        </w:rPr>
+        <w:t xml:space="preserve">A második paraméterünk az egy </w:t>
+      </w:r>
+      <w:r>
+        <w:rPr>
+          <w:rFonts w:ascii="Times New Roman" w:hAnsi="Times New Roman" w:cs="Times New Roman"/>
+          <w:b/>
+          <w:bCs/>
+          <w:sz w:val="28"/>
+          <w:szCs w:val="28"/>
+        </w:rPr>
+        <w:t>datagrid (táblázat)</w:t>
+      </w:r>
+      <w:r>
+        <w:rPr>
+          <w:rFonts w:ascii="Times New Roman" w:hAnsi="Times New Roman" w:cs="Times New Roman"/>
+          <w:sz w:val="28"/>
+          <w:szCs w:val="28"/>
+        </w:rPr>
+        <w:t>, ami egyértelműen egy datagrid vagyis táblázat típusú paramétert vár.</w:t>
+      </w:r>
+      <w:r>
+        <w:rPr>
+          <w:rFonts w:ascii="Times New Roman" w:hAnsi="Times New Roman" w:cs="Times New Roman"/>
+          <w:sz w:val="28"/>
+          <w:szCs w:val="28"/>
+        </w:rPr>
+        <w:t xml:space="preserve"> Ez a datagrid (táblázat) megjelenítésre szolgál.</w:t>
+      </w:r>
+    </w:p>
+    <w:p>
+      <w:pPr>
+        <w:rPr>
+          <w:rFonts w:ascii="Times New Roman" w:hAnsi="Times New Roman" w:cs="Times New Roman"/>
+          <w:sz w:val="28"/>
+          <w:szCs w:val="28"/>
+        </w:rPr>
+      </w:pPr>
+      <w:r>
+        <w:rPr>
+          <w:rFonts w:ascii="Times New Roman" w:hAnsi="Times New Roman" w:cs="Times New Roman"/>
+          <w:sz w:val="28"/>
+          <w:szCs w:val="28"/>
+          <w:u w:val="single"/>
+        </w:rPr>
+        <w:t>Működési elve:</w:t>
+      </w:r>
+      <w:r>
+        <w:rPr>
+          <w:rFonts w:ascii="Times New Roman" w:hAnsi="Times New Roman" w:cs="Times New Roman"/>
+          <w:sz w:val="28"/>
+          <w:szCs w:val="28"/>
+        </w:rPr>
+        <w:t xml:space="preserve"> </w:t>
+      </w:r>
+      <w:r>
+        <w:rPr>
+          <w:rFonts w:ascii="Times New Roman" w:hAnsi="Times New Roman" w:cs="Times New Roman"/>
+          <w:sz w:val="28"/>
+          <w:szCs w:val="28"/>
+        </w:rPr>
+        <w:t>Csatlakozik az adatbázishoz, a megadott query-t lefuttatja és a kapott adattal visszatér és a datagridbe azt feltölti.</w:t>
       </w:r>
     </w:p>
     <w:p>
@@ -2033,7 +2234,6 @@
           <w:sz w:val="28"/>
           <w:szCs w:val="28"/>
         </w:rPr>
-        <w:lastRenderedPageBreak/>
         <w:drawing>
           <wp:inline distT="0" distB="0" distL="0" distR="0" wp14:anchorId="60AA6697" wp14:editId="79E47174">
             <wp:extent cx="5760720" cy="855345"/>
@@ -2081,17 +2281,155 @@
       <w:pPr>
         <w:rPr>
           <w:rFonts w:ascii="Times New Roman" w:hAnsi="Times New Roman" w:cs="Times New Roman"/>
-          <w:sz w:val="32"/>
-          <w:szCs w:val="32"/>
-        </w:rPr>
-      </w:pPr>
-      <w:r>
-        <w:rPr>
-          <w:rFonts w:ascii="Times New Roman" w:hAnsi="Times New Roman" w:cs="Times New Roman"/>
-          <w:sz w:val="32"/>
-          <w:szCs w:val="32"/>
-        </w:rPr>
-        <w:t>A függvény meghívását követően a megadott ablak bezárásra kerül és az egész applikációt bezárja.</w:t>
+          <w:sz w:val="28"/>
+          <w:szCs w:val="28"/>
+        </w:rPr>
+      </w:pPr>
+      <w:r>
+        <w:rPr>
+          <w:rFonts w:ascii="Times New Roman" w:hAnsi="Times New Roman" w:cs="Times New Roman"/>
+          <w:sz w:val="28"/>
+          <w:szCs w:val="28"/>
+        </w:rPr>
+        <w:t xml:space="preserve">Az </w:t>
+      </w:r>
+      <w:r>
+        <w:rPr>
+          <w:rFonts w:ascii="Times New Roman" w:hAnsi="Times New Roman" w:cs="Times New Roman"/>
+          <w:b/>
+          <w:bCs/>
+          <w:sz w:val="28"/>
+          <w:szCs w:val="28"/>
+        </w:rPr>
+        <w:t>ExitApp</w:t>
+      </w:r>
+      <w:r>
+        <w:rPr>
+          <w:rFonts w:ascii="Times New Roman" w:hAnsi="Times New Roman" w:cs="Times New Roman"/>
+          <w:sz w:val="28"/>
+          <w:szCs w:val="28"/>
+        </w:rPr>
+        <w:t xml:space="preserve"> metódust azért hoztunk létre, hogy a meghívását követően a megadott ablakot és az applikációt bezárja és hogy ne fusson a háttérbe.</w:t>
+      </w:r>
+    </w:p>
+    <w:p>
+      <w:pPr>
+        <w:rPr>
+          <w:rFonts w:ascii="Times New Roman" w:hAnsi="Times New Roman" w:cs="Times New Roman"/>
+          <w:sz w:val="28"/>
+          <w:szCs w:val="28"/>
+          <w:u w:val="single"/>
+        </w:rPr>
+      </w:pPr>
+      <w:r>
+        <w:rPr>
+          <w:rFonts w:ascii="Times New Roman" w:hAnsi="Times New Roman" w:cs="Times New Roman"/>
+          <w:sz w:val="28"/>
+          <w:szCs w:val="28"/>
+          <w:u w:val="single"/>
+        </w:rPr>
+        <w:t>Paraméterei</w:t>
+      </w:r>
+      <w:r>
+        <w:rPr>
+          <w:rFonts w:ascii="Times New Roman" w:hAnsi="Times New Roman" w:cs="Times New Roman"/>
+          <w:sz w:val="28"/>
+          <w:szCs w:val="28"/>
+          <w:u w:val="single"/>
+        </w:rPr>
+        <w:t>:</w:t>
+      </w:r>
+      <w:r>
+        <w:rPr>
+          <w:rFonts w:ascii="Times New Roman" w:hAnsi="Times New Roman" w:cs="Times New Roman"/>
+          <w:sz w:val="28"/>
+          <w:szCs w:val="28"/>
+        </w:rPr>
+        <w:t xml:space="preserve"> </w:t>
+      </w:r>
+      <w:r>
+        <w:rPr>
+          <w:rFonts w:ascii="Times New Roman" w:hAnsi="Times New Roman" w:cs="Times New Roman"/>
+          <w:sz w:val="28"/>
+          <w:szCs w:val="28"/>
+        </w:rPr>
+        <w:t>Egy</w:t>
+      </w:r>
+      <w:r>
+        <w:rPr>
+          <w:rFonts w:ascii="Times New Roman" w:hAnsi="Times New Roman" w:cs="Times New Roman"/>
+          <w:sz w:val="28"/>
+          <w:szCs w:val="28"/>
+        </w:rPr>
+        <w:t xml:space="preserve"> paramétert vesz be az pedig a </w:t>
+      </w:r>
+      <w:r>
+        <w:rPr>
+          <w:rFonts w:ascii="Times New Roman" w:hAnsi="Times New Roman" w:cs="Times New Roman"/>
+          <w:b/>
+          <w:bCs/>
+          <w:sz w:val="28"/>
+          <w:szCs w:val="28"/>
+        </w:rPr>
+        <w:t>window</w:t>
+      </w:r>
+      <w:r>
+        <w:rPr>
+          <w:rFonts w:ascii="Times New Roman" w:hAnsi="Times New Roman" w:cs="Times New Roman"/>
+          <w:sz w:val="28"/>
+          <w:szCs w:val="28"/>
+        </w:rPr>
+        <w:t xml:space="preserve">, </w:t>
+      </w:r>
+      <w:r>
+        <w:rPr>
+          <w:rFonts w:ascii="Times New Roman" w:hAnsi="Times New Roman" w:cs="Times New Roman"/>
+          <w:sz w:val="28"/>
+          <w:szCs w:val="28"/>
+        </w:rPr>
+        <w:t>itt egy ablakot kell megadni, amit majd be fog zárni.</w:t>
+      </w:r>
+    </w:p>
+    <w:p>
+      <w:pPr>
+        <w:rPr>
+          <w:rFonts w:ascii="Times New Roman" w:hAnsi="Times New Roman" w:cs="Times New Roman"/>
+          <w:sz w:val="28"/>
+          <w:szCs w:val="28"/>
+        </w:rPr>
+      </w:pPr>
+      <w:r>
+        <w:rPr>
+          <w:rFonts w:ascii="Times New Roman" w:hAnsi="Times New Roman" w:cs="Times New Roman"/>
+          <w:sz w:val="28"/>
+          <w:szCs w:val="28"/>
+          <w:u w:val="single"/>
+        </w:rPr>
+        <w:t>Működési elve:</w:t>
+      </w:r>
+      <w:r>
+        <w:rPr>
+          <w:rFonts w:ascii="Times New Roman" w:hAnsi="Times New Roman" w:cs="Times New Roman"/>
+          <w:sz w:val="28"/>
+          <w:szCs w:val="28"/>
+        </w:rPr>
+        <w:t xml:space="preserve"> Megadunk neki egy </w:t>
+      </w:r>
+      <w:r>
+        <w:rPr>
+          <w:rFonts w:ascii="Times New Roman" w:hAnsi="Times New Roman" w:cs="Times New Roman"/>
+          <w:sz w:val="28"/>
+          <w:szCs w:val="28"/>
+        </w:rPr>
+        <w:t>ablakot,</w:t>
+      </w:r>
+      <w:r>
+        <w:rPr>
+          <w:rFonts w:ascii="Times New Roman" w:hAnsi="Times New Roman" w:cs="Times New Roman"/>
+          <w:sz w:val="28"/>
+          <w:szCs w:val="28"/>
+        </w:rPr>
+        <w:t xml:space="preserve"> amit egy kattintásra bezár.</w:t>
       </w:r>
     </w:p>
     <w:p>
@@ -2154,48 +2492,193 @@
     </w:p>
     <w:p>
       <w:pPr>
-        <w:rPr>
-          <w:rFonts w:ascii="Times New Roman" w:hAnsi="Times New Roman" w:cs="Times New Roman"/>
-          <w:sz w:val="32"/>
-          <w:szCs w:val="32"/>
-        </w:rPr>
-      </w:pPr>
-      <w:r>
-        <w:rPr>
-          <w:rFonts w:ascii="Times New Roman" w:hAnsi="Times New Roman" w:cs="Times New Roman"/>
-          <w:sz w:val="32"/>
-          <w:szCs w:val="32"/>
-        </w:rPr>
-        <w:t>Ez a függvény adatot töröl. Ezen az alapon működik a módosítás és a feltöltés is. Csak az SQL szintaxis más.</w:t>
-      </w:r>
-    </w:p>
-    <w:p>
-      <w:pPr>
-        <w:rPr>
-          <w:rFonts w:ascii="Times New Roman" w:hAnsi="Times New Roman" w:cs="Times New Roman"/>
-          <w:sz w:val="28"/>
-          <w:szCs w:val="28"/>
-        </w:rPr>
-      </w:pPr>
-    </w:p>
-    <w:p>
-      <w:pPr>
-        <w:rPr>
-          <w:rFonts w:ascii="Times New Roman" w:hAnsi="Times New Roman" w:cs="Times New Roman"/>
-          <w:b/>
-          <w:bCs/>
-          <w:sz w:val="32"/>
-          <w:szCs w:val="32"/>
-        </w:rPr>
-      </w:pPr>
-      <w:r>
-        <w:rPr>
-          <w:rFonts w:ascii="Times New Roman" w:hAnsi="Times New Roman" w:cs="Times New Roman"/>
-          <w:b/>
-          <w:bCs/>
-          <w:sz w:val="32"/>
-          <w:szCs w:val="32"/>
-        </w:rPr>
+        <w:jc w:val="both"/>
+        <w:rPr>
+          <w:rFonts w:ascii="Times New Roman" w:hAnsi="Times New Roman" w:cs="Times New Roman"/>
+          <w:sz w:val="28"/>
+          <w:szCs w:val="28"/>
+        </w:rPr>
+      </w:pPr>
+      <w:r>
+        <w:rPr>
+          <w:rFonts w:ascii="Times New Roman" w:hAnsi="Times New Roman" w:cs="Times New Roman"/>
+          <w:sz w:val="28"/>
+          <w:szCs w:val="28"/>
+        </w:rPr>
+        <w:t xml:space="preserve">A </w:t>
+      </w:r>
+      <w:r>
+        <w:rPr>
+          <w:rFonts w:ascii="Times New Roman" w:hAnsi="Times New Roman" w:cs="Times New Roman"/>
+          <w:b/>
+          <w:bCs/>
+          <w:sz w:val="28"/>
+          <w:szCs w:val="28"/>
+        </w:rPr>
+        <w:t>delete_data_btn_click</w:t>
+      </w:r>
+      <w:r>
+        <w:rPr>
+          <w:rFonts w:ascii="Times New Roman" w:hAnsi="Times New Roman" w:cs="Times New Roman"/>
+          <w:sz w:val="28"/>
+          <w:szCs w:val="28"/>
+        </w:rPr>
+        <w:t xml:space="preserve"> az egy eseménykezelő. Ez már nincs benne a methods.cs-ben</w:t>
+      </w:r>
+      <w:r>
+        <w:rPr>
+          <w:rFonts w:ascii="Times New Roman" w:hAnsi="Times New Roman" w:cs="Times New Roman"/>
+          <w:sz w:val="28"/>
+          <w:szCs w:val="28"/>
+        </w:rPr>
+        <w:t>. Itt egy törlés gomb működését láthatjuk. Amikor az Adminisztrátor valamit kijelöl és törlésre kattint akkor ezt az esemény hívódik meg.</w:t>
+      </w:r>
+    </w:p>
+    <w:p>
+      <w:pPr>
+        <w:jc w:val="both"/>
+        <w:rPr>
+          <w:rFonts w:ascii="Times New Roman" w:hAnsi="Times New Roman" w:cs="Times New Roman"/>
+          <w:sz w:val="28"/>
+          <w:szCs w:val="28"/>
+        </w:rPr>
+      </w:pPr>
+      <w:r>
+        <w:rPr>
+          <w:rFonts w:ascii="Times New Roman" w:hAnsi="Times New Roman" w:cs="Times New Roman"/>
+          <w:sz w:val="28"/>
+          <w:szCs w:val="28"/>
+          <w:u w:val="single"/>
+        </w:rPr>
+        <w:t>Működési elve:</w:t>
+      </w:r>
+      <w:r>
+        <w:rPr>
+          <w:rFonts w:ascii="Times New Roman" w:hAnsi="Times New Roman" w:cs="Times New Roman"/>
+          <w:sz w:val="28"/>
+          <w:szCs w:val="28"/>
+        </w:rPr>
+        <w:t xml:space="preserve"> </w:t>
+      </w:r>
+      <w:r>
+        <w:rPr>
+          <w:rFonts w:ascii="Times New Roman" w:hAnsi="Times New Roman" w:cs="Times New Roman"/>
+          <w:sz w:val="28"/>
+          <w:szCs w:val="28"/>
+        </w:rPr>
+        <w:t>Létrehozzuk a törléshez szükséges query-t, az adott elem id-ja sietségével, majd ezt a törlést végrehajtjuk és frissítjük az táblázatot. A módosít és a törlés gombot letiltjuk.</w:t>
+      </w:r>
+    </w:p>
+    <w:p>
+      <w:pPr>
+        <w:jc w:val="both"/>
+        <w:rPr>
+          <w:rFonts w:ascii="Times New Roman" w:hAnsi="Times New Roman" w:cs="Times New Roman"/>
+          <w:sz w:val="32"/>
+          <w:szCs w:val="32"/>
+        </w:rPr>
+      </w:pPr>
+      <w:r>
+        <w:rPr>
+          <w:rFonts w:ascii="Times New Roman" w:hAnsi="Times New Roman" w:cs="Times New Roman"/>
+          <w:sz w:val="28"/>
+          <w:szCs w:val="28"/>
+          <w:u w:val="single"/>
+        </w:rPr>
+        <w:t>Fontos:</w:t>
+      </w:r>
+      <w:r>
+        <w:rPr>
+          <w:rFonts w:ascii="Times New Roman" w:hAnsi="Times New Roman" w:cs="Times New Roman"/>
+          <w:sz w:val="28"/>
+          <w:szCs w:val="28"/>
+        </w:rPr>
+        <w:t xml:space="preserve"> Itt most nem térünk ki a CRUD többi három</w:t>
+      </w:r>
+      <w:r>
+        <w:rPr>
+          <w:rFonts w:ascii="Times New Roman" w:hAnsi="Times New Roman" w:cs="Times New Roman"/>
+          <w:sz w:val="28"/>
+          <w:szCs w:val="28"/>
+        </w:rPr>
+        <w:t xml:space="preserve"> </w:t>
+      </w:r>
+      <w:r>
+        <w:rPr>
+          <w:rFonts w:ascii="Times New Roman" w:hAnsi="Times New Roman" w:cs="Times New Roman"/>
+          <w:sz w:val="28"/>
+          <w:szCs w:val="28"/>
+        </w:rPr>
+        <w:t xml:space="preserve">elemére </w:t>
+      </w:r>
+      <w:r>
+        <w:rPr>
+          <w:rFonts w:ascii="Times New Roman" w:hAnsi="Times New Roman" w:cs="Times New Roman"/>
+          <w:sz w:val="28"/>
+          <w:szCs w:val="28"/>
+        </w:rPr>
+        <w:t xml:space="preserve">külön-külön, </w:t>
+      </w:r>
+      <w:r>
+        <w:rPr>
+          <w:rFonts w:ascii="Times New Roman" w:hAnsi="Times New Roman" w:cs="Times New Roman"/>
+          <w:sz w:val="28"/>
+          <w:szCs w:val="28"/>
+        </w:rPr>
+        <w:t xml:space="preserve">mert lényegében ugyanazon az elven </w:t>
+      </w:r>
+      <w:r>
+        <w:rPr>
+          <w:rFonts w:ascii="Times New Roman" w:hAnsi="Times New Roman" w:cs="Times New Roman"/>
+          <w:sz w:val="28"/>
+          <w:szCs w:val="28"/>
+        </w:rPr>
+        <w:t>működnek,</w:t>
+      </w:r>
+      <w:r>
+        <w:rPr>
+          <w:rFonts w:ascii="Times New Roman" w:hAnsi="Times New Roman" w:cs="Times New Roman"/>
+          <w:sz w:val="28"/>
+          <w:szCs w:val="28"/>
+        </w:rPr>
+        <w:t xml:space="preserve"> mint a törlés, csak más query-vel </w:t>
+      </w:r>
+      <w:r>
+        <w:rPr>
+          <w:rFonts w:ascii="Times New Roman" w:hAnsi="Times New Roman" w:cs="Times New Roman"/>
+          <w:sz w:val="28"/>
+          <w:szCs w:val="28"/>
+        </w:rPr>
+        <w:t xml:space="preserve">vagy gombokkal </w:t>
+      </w:r>
+      <w:r>
+        <w:rPr>
+          <w:rFonts w:ascii="Times New Roman" w:hAnsi="Times New Roman" w:cs="Times New Roman"/>
+          <w:sz w:val="28"/>
+          <w:szCs w:val="28"/>
+        </w:rPr>
+        <w:t>dolgoznak.</w:t>
+      </w:r>
+    </w:p>
+    <w:p>
+      <w:pPr>
+        <w:rPr>
+          <w:rFonts w:ascii="Times New Roman" w:hAnsi="Times New Roman" w:cs="Times New Roman"/>
+          <w:b/>
+          <w:bCs/>
+          <w:sz w:val="32"/>
+          <w:szCs w:val="32"/>
+        </w:rPr>
+      </w:pPr>
+      <w:r>
+        <w:rPr>
+          <w:rFonts w:ascii="Times New Roman" w:hAnsi="Times New Roman" w:cs="Times New Roman"/>
+          <w:b/>
+          <w:bCs/>
+          <w:sz w:val="32"/>
+          <w:szCs w:val="32"/>
+        </w:rPr>
+        <w:lastRenderedPageBreak/>
         <w:t>8</w:t>
       </w:r>
       <w:r>
@@ -2211,6 +2694,7 @@
     </w:p>
     <w:p>
       <w:pPr>
+        <w:jc w:val="both"/>
         <w:rPr>
           <w:rFonts w:ascii="Times New Roman" w:hAnsi="Times New Roman" w:cs="Times New Roman"/>
           <w:sz w:val="28"/>
@@ -2225,6 +2709,209 @@
         </w:rPr>
         <w:t>A rendszer rétegzett architektúrát alkalmaz. A felhasználói felület (UI) kezeli az adatmegjelenítést, a háttérben futó logikai réteg végzi az adatfeldolgozást, míg az adatelérési réteg biztosítja a kapcsolatot a MySQL adatbázissal.</w:t>
       </w:r>
+    </w:p>
+    <w:p>
+      <w:pPr>
+        <w:rPr>
+          <w:rFonts w:ascii="Times New Roman" w:hAnsi="Times New Roman" w:cs="Times New Roman"/>
+          <w:b/>
+          <w:bCs/>
+          <w:sz w:val="32"/>
+          <w:szCs w:val="32"/>
+        </w:rPr>
+      </w:pPr>
+    </w:p>
+    <w:p>
+      <w:pPr>
+        <w:rPr>
+          <w:rFonts w:ascii="Times New Roman" w:hAnsi="Times New Roman" w:cs="Times New Roman"/>
+          <w:b/>
+          <w:bCs/>
+          <w:sz w:val="32"/>
+          <w:szCs w:val="32"/>
+        </w:rPr>
+      </w:pPr>
+      <w:r>
+        <w:rPr>
+          <w:rFonts w:ascii="Times New Roman" w:hAnsi="Times New Roman" w:cs="Times New Roman"/>
+          <w:b/>
+          <w:bCs/>
+          <w:sz w:val="32"/>
+          <w:szCs w:val="32"/>
+        </w:rPr>
+        <w:t>9</w:t>
+      </w:r>
+      <w:r>
+        <w:rPr>
+          <w:rFonts w:ascii="Times New Roman" w:hAnsi="Times New Roman" w:cs="Times New Roman"/>
+          <w:b/>
+          <w:bCs/>
+          <w:sz w:val="32"/>
+          <w:szCs w:val="32"/>
+        </w:rPr>
+        <w:t xml:space="preserve">. </w:t>
+      </w:r>
+      <w:r>
+        <w:rPr>
+          <w:rFonts w:ascii="Times New Roman" w:hAnsi="Times New Roman" w:cs="Times New Roman"/>
+          <w:b/>
+          <w:bCs/>
+          <w:sz w:val="32"/>
+          <w:szCs w:val="32"/>
+        </w:rPr>
+        <w:t>Irodalomjegyzék</w:t>
+      </w:r>
+    </w:p>
+    <w:p>
+      <w:pPr>
+        <w:jc w:val="both"/>
+        <w:rPr>
+          <w:rFonts w:ascii="Times New Roman" w:hAnsi="Times New Roman" w:cs="Times New Roman"/>
+          <w:sz w:val="28"/>
+          <w:szCs w:val="28"/>
+        </w:rPr>
+      </w:pPr>
+      <w:r>
+        <w:rPr>
+          <w:rFonts w:ascii="Times New Roman" w:hAnsi="Times New Roman" w:cs="Times New Roman"/>
+          <w:sz w:val="28"/>
+          <w:szCs w:val="28"/>
+        </w:rPr>
+        <w:t>W3School</w:t>
+      </w:r>
+      <w:r>
+        <w:rPr>
+          <w:rFonts w:ascii="Times New Roman" w:hAnsi="Times New Roman" w:cs="Times New Roman"/>
+          <w:sz w:val="28"/>
+          <w:szCs w:val="28"/>
+        </w:rPr>
+        <w:t xml:space="preserve">: </w:t>
+      </w:r>
+      <w:hyperlink r:id="rId9" w:history="1">
+        <w:r>
+          <w:rPr>
+            <w:rStyle w:val="Hyperlink"/>
+            <w:rFonts w:ascii="Times New Roman" w:hAnsi="Times New Roman" w:cs="Times New Roman"/>
+            <w:sz w:val="28"/>
+            <w:szCs w:val="28"/>
+          </w:rPr>
+          <w:t>https://www.w3schools.com/</w:t>
+        </w:r>
+      </w:hyperlink>
+    </w:p>
+    <w:p>
+      <w:pPr>
+        <w:jc w:val="both"/>
+        <w:rPr>
+          <w:rFonts w:ascii="Times New Roman" w:hAnsi="Times New Roman" w:cs="Times New Roman"/>
+          <w:sz w:val="28"/>
+          <w:szCs w:val="28"/>
+        </w:rPr>
+      </w:pPr>
+      <w:r>
+        <w:rPr>
+          <w:rFonts w:ascii="Times New Roman" w:hAnsi="Times New Roman" w:cs="Times New Roman"/>
+          <w:sz w:val="28"/>
+          <w:szCs w:val="28"/>
+        </w:rPr>
+        <w:t>ChatGP</w:t>
+      </w:r>
+      <w:r>
+        <w:rPr>
+          <w:rFonts w:ascii="Times New Roman" w:hAnsi="Times New Roman" w:cs="Times New Roman"/>
+          <w:sz w:val="28"/>
+          <w:szCs w:val="28"/>
+        </w:rPr>
+        <w:t xml:space="preserve">T: </w:t>
+      </w:r>
+      <w:hyperlink r:id="rId10" w:history="1">
+        <w:r>
+          <w:rPr>
+            <w:rStyle w:val="Hyperlink"/>
+            <w:rFonts w:ascii="Times New Roman" w:hAnsi="Times New Roman" w:cs="Times New Roman"/>
+            <w:sz w:val="28"/>
+            <w:szCs w:val="28"/>
+          </w:rPr>
+          <w:t>https://openai.com/chatgpt/overview/</w:t>
+        </w:r>
+      </w:hyperlink>
+    </w:p>
+    <w:p>
+      <w:pPr>
+        <w:jc w:val="both"/>
+        <w:rPr>
+          <w:rFonts w:ascii="Times New Roman" w:hAnsi="Times New Roman" w:cs="Times New Roman"/>
+          <w:sz w:val="28"/>
+          <w:szCs w:val="28"/>
+        </w:rPr>
+      </w:pPr>
+      <w:r>
+        <w:rPr>
+          <w:rFonts w:ascii="Times New Roman" w:hAnsi="Times New Roman" w:cs="Times New Roman"/>
+          <w:sz w:val="28"/>
+          <w:szCs w:val="28"/>
+        </w:rPr>
+        <w:t xml:space="preserve">C# dokumentáció: </w:t>
+      </w:r>
+      <w:hyperlink r:id="rId11" w:history="1">
+        <w:r>
+          <w:rPr>
+            <w:rStyle w:val="Hyperlink"/>
+            <w:rFonts w:ascii="Times New Roman" w:hAnsi="Times New Roman" w:cs="Times New Roman"/>
+            <w:sz w:val="28"/>
+            <w:szCs w:val="28"/>
+          </w:rPr>
+          <w:t>https://learn.microsoft.com/en-us/dotnet/csharp/</w:t>
+        </w:r>
+      </w:hyperlink>
+    </w:p>
+    <w:p>
+      <w:pPr>
+        <w:jc w:val="both"/>
+        <w:rPr>
+          <w:rFonts w:ascii="Times New Roman" w:hAnsi="Times New Roman" w:cs="Times New Roman"/>
+          <w:sz w:val="28"/>
+          <w:szCs w:val="28"/>
+        </w:rPr>
+      </w:pPr>
+      <w:r>
+        <w:rPr>
+          <w:rFonts w:ascii="Times New Roman" w:hAnsi="Times New Roman" w:cs="Times New Roman"/>
+          <w:sz w:val="28"/>
+          <w:szCs w:val="28"/>
+        </w:rPr>
+        <w:t xml:space="preserve">WPF dokumentáció: </w:t>
+      </w:r>
+      <w:hyperlink r:id="rId12" w:history="1">
+        <w:r>
+          <w:rPr>
+            <w:rStyle w:val="Hyperlink"/>
+            <w:rFonts w:ascii="Times New Roman" w:hAnsi="Times New Roman" w:cs="Times New Roman"/>
+            <w:sz w:val="28"/>
+            <w:szCs w:val="28"/>
+          </w:rPr>
+          <w:t>https://learn.microsoft.com/en-us/dotnet/desktop/wpf</w:t>
+        </w:r>
+        <w:r>
+          <w:rPr>
+            <w:rStyle w:val="Hyperlink"/>
+            <w:rFonts w:ascii="Times New Roman" w:hAnsi="Times New Roman" w:cs="Times New Roman"/>
+            <w:sz w:val="28"/>
+            <w:szCs w:val="28"/>
+          </w:rPr>
+          <w:t>/</w:t>
+        </w:r>
+      </w:hyperlink>
+    </w:p>
+    <w:p>
+      <w:pPr>
+        <w:jc w:val="both"/>
+        <w:rPr>
+          <w:rFonts w:ascii="Times New Roman" w:hAnsi="Times New Roman" w:cs="Times New Roman"/>
+          <w:sz w:val="28"/>
+          <w:szCs w:val="28"/>
+        </w:rPr>
+      </w:pPr>
     </w:p>
     <w:sectPr>
       <w:pgSz w:w="11906" w:h="16838"/>
@@ -2237,7 +2924,7 @@
 </file>
 
 <file path=word/numbering.xml><?xml version="1.0" encoding="utf-8"?>
-<w:numbering xmlns:wpc="http://schemas.microsoft.com/office/word/2010/wordprocessingCanvas" xmlns:cx="http://schemas.microsoft.com/office/drawing/2014/chartex" xmlns:cx1="http://schemas.microsoft.com/office/drawing/2015/9/8/chartex" xmlns:cx2="http://schemas.microsoft.com/office/drawing/2015/10/21/chartex" xmlns:cx3="http://schemas.microsoft.com/office/drawing/2016/5/9/chartex" xmlns:cx4="http://schemas.microsoft.com/office/drawing/2016/5/10/chartex" xmlns:cx5="http://schemas.microsoft.com/office/drawing/2016/5/11/chartex" xmlns:cx6="http://schemas.microsoft.com/office/drawing/2016/5/12/chartex" xmlns:cx7="http://schemas.microsoft.com/office/drawing/2016/5/13/chartex" xmlns:cx8="http://schemas.microsoft.com/office/drawing/2016/5/14/chartex" xmlns:mc="http://schemas.openxmlformats.org/markup-compatibility/2006" xmlns:aink="http://schemas.microsoft.com/office/drawing/2016/ink" xmlns:am3d="http://schemas.microsoft.com/office/drawing/2017/model3d" xmlns:o="urn:schemas-microsoft-com:office:office" xmlns:r="http://schemas.openxmlformats.org/officeDocument/2006/relationships" xmlns:m="http://schemas.openxmlformats.org/officeDocument/2006/math" xmlns:v="urn:schemas-microsoft-com:vml" xmlns:wp14="http://schemas.microsoft.com/office/word/2010/wordprocessingDrawing" xmlns:wp="http://schemas.openxmlformats.org/drawingml/2006/wordprocessingDrawing" xmlns:w10="urn:schemas-microsoft-com:office:word" xmlns:w="http://schemas.openxmlformats.org/wordprocessingml/2006/main" xmlns:w14="http://schemas.microsoft.com/office/word/2010/wordml" xmlns:w15="http://schemas.microsoft.com/office/word/2012/wordml" xmlns:w16cid="http://schemas.microsoft.com/office/word/2016/wordml/cid" xmlns:w16se="http://schemas.microsoft.com/office/word/2015/wordml/symex" xmlns:wpg="http://schemas.microsoft.com/office/word/2010/wordprocessingGroup" xmlns:wpi="http://schemas.microsoft.com/office/word/2010/wordprocessingInk" xmlns:wne="http://schemas.microsoft.com/office/word/2006/wordml" xmlns:wps="http://schemas.microsoft.com/office/word/2010/wordprocessingShape" mc:Ignorable="w14 w15 w16se w16cid wp14">
+<w:numbering xmlns:wpc="http://schemas.microsoft.com/office/word/2010/wordprocessingCanvas" xmlns:cx="http://schemas.microsoft.com/office/drawing/2014/chartex" xmlns:cx1="http://schemas.microsoft.com/office/drawing/2015/9/8/chartex" xmlns:cx2="http://schemas.microsoft.com/office/drawing/2015/10/21/chartex" xmlns:cx3="http://schemas.microsoft.com/office/drawing/2016/5/9/chartex" xmlns:cx4="http://schemas.microsoft.com/office/drawing/2016/5/10/chartex" xmlns:cx5="http://schemas.microsoft.com/office/drawing/2016/5/11/chartex" xmlns:cx6="http://schemas.microsoft.com/office/drawing/2016/5/12/chartex" xmlns:cx7="http://schemas.microsoft.com/office/drawing/2016/5/13/chartex" xmlns:cx8="http://schemas.microsoft.com/office/drawing/2016/5/14/chartex" xmlns:mc="http://schemas.openxmlformats.org/markup-compatibility/2006" xmlns:aink="http://schemas.microsoft.com/office/drawing/2016/ink" xmlns:am3d="http://schemas.microsoft.com/office/drawing/2017/model3d" xmlns:o="urn:schemas-microsoft-com:office:office" xmlns:oel="http://schemas.microsoft.com/office/2019/extlst" xmlns:r="http://schemas.openxmlformats.org/officeDocument/2006/relationships" xmlns:m="http://schemas.openxmlformats.org/officeDocument/2006/math" xmlns:v="urn:schemas-microsoft-com:vml" xmlns:wp14="http://schemas.microsoft.com/office/word/2010/wordprocessingDrawing" xmlns:wp="http://schemas.openxmlformats.org/drawingml/2006/wordprocessingDrawing" xmlns:w10="urn:schemas-microsoft-com:office:word" xmlns:w="http://schemas.openxmlformats.org/wordprocessingml/2006/main" xmlns:w14="http://schemas.microsoft.com/office/word/2010/wordml" xmlns:w15="http://schemas.microsoft.com/office/word/2012/wordml" xmlns:w16cex="http://schemas.microsoft.com/office/word/2018/wordml/cex" xmlns:w16cid="http://schemas.microsoft.com/office/word/2016/wordml/cid" xmlns:w16="http://schemas.microsoft.com/office/word/2018/wordml" xmlns:w16du="http://schemas.microsoft.com/office/word/2023/wordml/word16du" xmlns:w16sdtdh="http://schemas.microsoft.com/office/word/2020/wordml/sdtdatahash" xmlns:w16sdtfl="http://schemas.microsoft.com/office/word/2024/wordml/sdtformatlock" xmlns:w16se="http://schemas.microsoft.com/office/word/2015/wordml/symex" xmlns:wpg="http://schemas.microsoft.com/office/word/2010/wordprocessingGroup" xmlns:wpi="http://schemas.microsoft.com/office/word/2010/wordprocessingInk" xmlns:wne="http://schemas.microsoft.com/office/word/2006/wordml" xmlns:wps="http://schemas.microsoft.com/office/word/2010/wordprocessingShape" mc:Ignorable="w14 w15 w16se w16cid w16 w16cex w16sdtdh w16sdtfl w16du wp14">
   <w:abstractNum w:abstractNumId="0" w15:restartNumberingAfterBreak="0">
     <w:nsid w:val="09D27D07"/>
     <w:multiLevelType w:val="hybridMultilevel"/>
@@ -2868,29 +3555,29 @@
       </w:pPr>
     </w:lvl>
   </w:abstractNum>
-  <w:num w:numId="1">
+  <w:num w:numId="1" w16cid:durableId="654141975">
     <w:abstractNumId w:val="0"/>
   </w:num>
-  <w:num w:numId="2">
+  <w:num w:numId="2" w16cid:durableId="1307272566">
     <w:abstractNumId w:val="5"/>
   </w:num>
-  <w:num w:numId="3">
+  <w:num w:numId="3" w16cid:durableId="1009285376">
     <w:abstractNumId w:val="1"/>
   </w:num>
-  <w:num w:numId="4">
+  <w:num w:numId="4" w16cid:durableId="4020766">
     <w:abstractNumId w:val="2"/>
   </w:num>
-  <w:num w:numId="5">
+  <w:num w:numId="5" w16cid:durableId="577060542">
     <w:abstractNumId w:val="4"/>
   </w:num>
-  <w:num w:numId="6">
+  <w:num w:numId="6" w16cid:durableId="16085427">
     <w:abstractNumId w:val="3"/>
   </w:num>
 </w:numbering>
 </file>
 
 <file path=word/styles.xml><?xml version="1.0" encoding="utf-8"?>
-<w:styles xmlns:mc="http://schemas.openxmlformats.org/markup-compatibility/2006" xmlns:r="http://schemas.openxmlformats.org/officeDocument/2006/relationships" xmlns:w="http://schemas.openxmlformats.org/wordprocessingml/2006/main" xmlns:w14="http://schemas.microsoft.com/office/word/2010/wordml" xmlns:w15="http://schemas.microsoft.com/office/word/2012/wordml" xmlns:w16cid="http://schemas.microsoft.com/office/word/2016/wordml/cid" xmlns:w16se="http://schemas.microsoft.com/office/word/2015/wordml/symex" mc:Ignorable="w14 w15 w16se w16cid">
+<w:styles xmlns:mc="http://schemas.openxmlformats.org/markup-compatibility/2006" xmlns:r="http://schemas.openxmlformats.org/officeDocument/2006/relationships" xmlns:w="http://schemas.openxmlformats.org/wordprocessingml/2006/main" xmlns:w14="http://schemas.microsoft.com/office/word/2010/wordml" xmlns:w15="http://schemas.microsoft.com/office/word/2012/wordml" xmlns:w16cex="http://schemas.microsoft.com/office/word/2018/wordml/cex" xmlns:w16cid="http://schemas.microsoft.com/office/word/2016/wordml/cid" xmlns:w16="http://schemas.microsoft.com/office/word/2018/wordml" xmlns:w16du="http://schemas.microsoft.com/office/word/2023/wordml/word16du" xmlns:w16sdtdh="http://schemas.microsoft.com/office/word/2020/wordml/sdtdatahash" xmlns:w16sdtfl="http://schemas.microsoft.com/office/word/2024/wordml/sdtformatlock" xmlns:w16se="http://schemas.microsoft.com/office/word/2015/wordml/symex" mc:Ignorable="w14 w15 w16se w16cid w16 w16cex w16sdtdh w16sdtfl w16du">
   <w:docDefaults>
     <w:rPrDefault>
       <w:rPr>
@@ -2906,7 +3593,7 @@
       </w:pPr>
     </w:pPrDefault>
   </w:docDefaults>
-  <w:latentStyles w:defLockedState="0" w:defUIPriority="99" w:defSemiHidden="0" w:defUnhideWhenUsed="0" w:defQFormat="0" w:count="375">
+  <w:latentStyles w:defLockedState="0" w:defUIPriority="99" w:defSemiHidden="0" w:defUnhideWhenUsed="0" w:defQFormat="0" w:count="376">
     <w:lsdException w:name="Normal" w:uiPriority="0" w:qFormat="1"/>
     <w:lsdException w:name="heading 1" w:uiPriority="9" w:qFormat="1"/>
     <w:lsdException w:name="heading 2" w:semiHidden="1" w:uiPriority="9" w:unhideWhenUsed="1" w:qFormat="1"/>
@@ -3282,19 +3969,20 @@
     <w:lsdException w:name="Smart Hyperlink" w:semiHidden="1" w:unhideWhenUsed="1"/>
     <w:lsdException w:name="Hashtag" w:semiHidden="1" w:unhideWhenUsed="1"/>
     <w:lsdException w:name="Unresolved Mention" w:semiHidden="1" w:unhideWhenUsed="1"/>
+    <w:lsdException w:name="Smart Link" w:semiHidden="1" w:unhideWhenUsed="1"/>
   </w:latentStyles>
-  <w:style w:type="paragraph" w:default="1" w:styleId="Norml">
+  <w:style w:type="paragraph" w:default="1" w:styleId="Normal">
     <w:name w:val="Normal"/>
     <w:qFormat/>
-    <w:rsid w:val="00D51328"/>
+    <w:rsid w:val="000E4644"/>
   </w:style>
-  <w:style w:type="character" w:default="1" w:styleId="Bekezdsalapbettpusa">
+  <w:style w:type="character" w:default="1" w:styleId="DefaultParagraphFont">
     <w:name w:val="Default Paragraph Font"/>
     <w:uiPriority w:val="1"/>
     <w:semiHidden/>
     <w:unhideWhenUsed/>
   </w:style>
-  <w:style w:type="table" w:default="1" w:styleId="Normltblzat">
+  <w:style w:type="table" w:default="1" w:styleId="TableNormal">
     <w:name w:val="Normal Table"/>
     <w:uiPriority w:val="99"/>
     <w:semiHidden/>
@@ -3309,15 +3997,15 @@
       </w:tblCellMar>
     </w:tblPr>
   </w:style>
-  <w:style w:type="numbering" w:default="1" w:styleId="Nemlista">
+  <w:style w:type="numbering" w:default="1" w:styleId="NoList">
     <w:name w:val="No List"/>
     <w:uiPriority w:val="99"/>
     <w:semiHidden/>
     <w:unhideWhenUsed/>
   </w:style>
-  <w:style w:type="paragraph" w:styleId="Listaszerbekezds">
+  <w:style w:type="paragraph" w:styleId="ListParagraph">
     <w:name w:val="List Paragraph"/>
-    <w:basedOn w:val="Norml"/>
+    <w:basedOn w:val="Normal"/>
     <w:uiPriority w:val="34"/>
     <w:qFormat/>
     <w:rsid w:val="00D04D68"/>
@@ -3325,6 +4013,29 @@
       <w:ind w:left="720"/>
       <w:contextualSpacing/>
     </w:pPr>
+  </w:style>
+  <w:style w:type="character" w:styleId="Hyperlink">
+    <w:name w:val="Hyperlink"/>
+    <w:basedOn w:val="DefaultParagraphFont"/>
+    <w:uiPriority w:val="99"/>
+    <w:unhideWhenUsed/>
+    <w:rsid w:val="001D45B8"/>
+    <w:rPr>
+      <w:color w:val="0563C1" w:themeColor="hyperlink"/>
+      <w:u w:val="single"/>
+    </w:rPr>
+  </w:style>
+  <w:style w:type="character" w:styleId="UnresolvedMention">
+    <w:name w:val="Unresolved Mention"/>
+    <w:basedOn w:val="DefaultParagraphFont"/>
+    <w:uiPriority w:val="99"/>
+    <w:semiHidden/>
+    <w:unhideWhenUsed/>
+    <w:rsid w:val="001D45B8"/>
+    <w:rPr>
+      <w:color w:val="605E5C"/>
+      <w:shd w:val="clear" w:color="auto" w:fill="E1DFDD"/>
+    </w:rPr>
   </w:style>
 </w:styles>
 </file>

--- a/doc/szakmai_dokumentacio.docx
+++ b/doc/szakmai_dokumentacio.docx
@@ -1,6 +1,6 @@
 
 <file path=word/document.xml><?xml version="1.0" encoding="utf-8"?>
-<w:document xmlns:wpc="http://schemas.microsoft.com/office/word/2010/wordprocessingCanvas" xmlns:cx="http://schemas.microsoft.com/office/drawing/2014/chartex" xmlns:cx1="http://schemas.microsoft.com/office/drawing/2015/9/8/chartex" xmlns:cx2="http://schemas.microsoft.com/office/drawing/2015/10/21/chartex" xmlns:cx3="http://schemas.microsoft.com/office/drawing/2016/5/9/chartex" xmlns:cx4="http://schemas.microsoft.com/office/drawing/2016/5/10/chartex" xmlns:cx5="http://schemas.microsoft.com/office/drawing/2016/5/11/chartex" xmlns:cx6="http://schemas.microsoft.com/office/drawing/2016/5/12/chartex" xmlns:cx7="http://schemas.microsoft.com/office/drawing/2016/5/13/chartex" xmlns:cx8="http://schemas.microsoft.com/office/drawing/2016/5/14/chartex" xmlns:mc="http://schemas.openxmlformats.org/markup-compatibility/2006" xmlns:aink="http://schemas.microsoft.com/office/drawing/2016/ink" xmlns:am3d="http://schemas.microsoft.com/office/drawing/2017/model3d" xmlns:o="urn:schemas-microsoft-com:office:office" xmlns:oel="http://schemas.microsoft.com/office/2019/extlst" xmlns:r="http://schemas.openxmlformats.org/officeDocument/2006/relationships" xmlns:m="http://schemas.openxmlformats.org/officeDocument/2006/math" xmlns:v="urn:schemas-microsoft-com:vml" xmlns:wp14="http://schemas.microsoft.com/office/word/2010/wordprocessingDrawing" xmlns:wp="http://schemas.openxmlformats.org/drawingml/2006/wordprocessingDrawing" xmlns:w10="urn:schemas-microsoft-com:office:word" xmlns:w="http://schemas.openxmlformats.org/wordprocessingml/2006/main" xmlns:w14="http://schemas.microsoft.com/office/word/2010/wordml" xmlns:w15="http://schemas.microsoft.com/office/word/2012/wordml" xmlns:w16cex="http://schemas.microsoft.com/office/word/2018/wordml/cex" xmlns:w16cid="http://schemas.microsoft.com/office/word/2016/wordml/cid" xmlns:w16="http://schemas.microsoft.com/office/word/2018/wordml" xmlns:w16du="http://schemas.microsoft.com/office/word/2023/wordml/word16du" xmlns:w16sdtdh="http://schemas.microsoft.com/office/word/2020/wordml/sdtdatahash" xmlns:w16sdtfl="http://schemas.microsoft.com/office/word/2024/wordml/sdtformatlock" xmlns:w16se="http://schemas.microsoft.com/office/word/2015/wordml/symex" xmlns:wpg="http://schemas.microsoft.com/office/word/2010/wordprocessingGroup" xmlns:wpi="http://schemas.microsoft.com/office/word/2010/wordprocessingInk" xmlns:wne="http://schemas.microsoft.com/office/word/2006/wordml" xmlns:wps="http://schemas.microsoft.com/office/word/2010/wordprocessingShape" mc:Ignorable="w14 w15 w16se w16cid w16 w16cex w16sdtdh w16sdtfl w16du wp14">
+<w:document xmlns:wpc="http://schemas.microsoft.com/office/word/2010/wordprocessingCanvas" xmlns:cx="http://schemas.microsoft.com/office/drawing/2014/chartex" xmlns:cx1="http://schemas.microsoft.com/office/drawing/2015/9/8/chartex" xmlns:cx2="http://schemas.microsoft.com/office/drawing/2015/10/21/chartex" xmlns:cx3="http://schemas.microsoft.com/office/drawing/2016/5/9/chartex" xmlns:cx4="http://schemas.microsoft.com/office/drawing/2016/5/10/chartex" xmlns:cx5="http://schemas.microsoft.com/office/drawing/2016/5/11/chartex" xmlns:cx6="http://schemas.microsoft.com/office/drawing/2016/5/12/chartex" xmlns:cx7="http://schemas.microsoft.com/office/drawing/2016/5/13/chartex" xmlns:cx8="http://schemas.microsoft.com/office/drawing/2016/5/14/chartex" xmlns:mc="http://schemas.openxmlformats.org/markup-compatibility/2006" xmlns:aink="http://schemas.microsoft.com/office/drawing/2016/ink" xmlns:am3d="http://schemas.microsoft.com/office/drawing/2017/model3d" xmlns:o="urn:schemas-microsoft-com:office:office" xmlns:r="http://schemas.openxmlformats.org/officeDocument/2006/relationships" xmlns:m="http://schemas.openxmlformats.org/officeDocument/2006/math" xmlns:v="urn:schemas-microsoft-com:vml" xmlns:wp14="http://schemas.microsoft.com/office/word/2010/wordprocessingDrawing" xmlns:wp="http://schemas.openxmlformats.org/drawingml/2006/wordprocessingDrawing" xmlns:w10="urn:schemas-microsoft-com:office:word" xmlns:w="http://schemas.openxmlformats.org/wordprocessingml/2006/main" xmlns:w14="http://schemas.microsoft.com/office/word/2010/wordml" xmlns:w15="http://schemas.microsoft.com/office/word/2012/wordml" xmlns:w16cid="http://schemas.microsoft.com/office/word/2016/wordml/cid" xmlns:w16se="http://schemas.microsoft.com/office/word/2015/wordml/symex" xmlns:wpg="http://schemas.microsoft.com/office/word/2010/wordprocessingGroup" xmlns:wpi="http://schemas.microsoft.com/office/word/2010/wordprocessingInk" xmlns:wne="http://schemas.microsoft.com/office/word/2006/wordml" xmlns:wps="http://schemas.microsoft.com/office/word/2010/wordprocessingShape" mc:Ignorable="w14 w15 w16se w16cid wp14">
   <w:body>
     <w:p>
       <w:pPr>
@@ -476,7 +476,25 @@
           <w:sz w:val="28"/>
           <w:szCs w:val="28"/>
         </w:rPr>
-        <w:t xml:space="preserve">A rendszer az alábbi követelményeket tudja. Egy felhasználó barát bejelentkezési felület, ami csak az adminisztrációs engedéllyel rendelkező fiókokat engedi be. Kezdőlap/navbar az oldalak közötti navigálásra. Négy adatbázisból feltöltött információs </w:t>
+        <w:t>A rendszer az alábbi követelményeket tudja. Egy felhasználó barát bejelentkezési felület, ami csak az adminisztrációs engedéllyel rendelkező fiókokat engedi be. Kezdőlap/</w:t>
+      </w:r>
+      <w:proofErr w:type="spellStart"/>
+      <w:r>
+        <w:rPr>
+          <w:rFonts w:ascii="Times New Roman" w:hAnsi="Times New Roman" w:cs="Times New Roman"/>
+          <w:sz w:val="28"/>
+          <w:szCs w:val="28"/>
+        </w:rPr>
+        <w:t>navbar</w:t>
+      </w:r>
+      <w:proofErr w:type="spellEnd"/>
+      <w:r>
+        <w:rPr>
+          <w:rFonts w:ascii="Times New Roman" w:hAnsi="Times New Roman" w:cs="Times New Roman"/>
+          <w:sz w:val="28"/>
+          <w:szCs w:val="28"/>
+        </w:rPr>
+        <w:t xml:space="preserve"> az oldalak közötti navigálásra. Négy adatbázisból feltöltött információs </w:t>
       </w:r>
       <w:r>
         <w:rPr>
@@ -783,7 +801,7 @@
     </w:p>
     <w:p>
       <w:pPr>
-        <w:pStyle w:val="ListParagraph"/>
+        <w:pStyle w:val="Listaszerbekezds"/>
         <w:numPr>
           <w:ilvl w:val="0"/>
           <w:numId w:val="3"/>
@@ -801,12 +819,22 @@
           <w:sz w:val="28"/>
           <w:szCs w:val="28"/>
         </w:rPr>
-        <w:t>MySQL adatbázis szerver, phpMyAdmin</w:t>
-      </w:r>
-    </w:p>
-    <w:p>
-      <w:pPr>
-        <w:pStyle w:val="ListParagraph"/>
+        <w:t xml:space="preserve">MySQL adatbázis szerver, </w:t>
+      </w:r>
+      <w:proofErr w:type="spellStart"/>
+      <w:r>
+        <w:rPr>
+          <w:rFonts w:ascii="Times New Roman" w:hAnsi="Times New Roman" w:cs="Times New Roman"/>
+          <w:sz w:val="28"/>
+          <w:szCs w:val="28"/>
+        </w:rPr>
+        <w:t>phpMyAdmin</w:t>
+      </w:r>
+      <w:proofErr w:type="spellEnd"/>
+    </w:p>
+    <w:p>
+      <w:pPr>
+        <w:pStyle w:val="Listaszerbekezds"/>
         <w:numPr>
           <w:ilvl w:val="0"/>
           <w:numId w:val="3"/>
@@ -824,12 +852,30 @@
           <w:sz w:val="28"/>
           <w:szCs w:val="28"/>
         </w:rPr>
-        <w:t>Programozási nyelv(ek): C#</w:t>
-      </w:r>
-    </w:p>
-    <w:p>
-      <w:pPr>
-        <w:pStyle w:val="ListParagraph"/>
+        <w:t>Programozási nyelv(</w:t>
+      </w:r>
+      <w:proofErr w:type="spellStart"/>
+      <w:r>
+        <w:rPr>
+          <w:rFonts w:ascii="Times New Roman" w:hAnsi="Times New Roman" w:cs="Times New Roman"/>
+          <w:sz w:val="28"/>
+          <w:szCs w:val="28"/>
+        </w:rPr>
+        <w:t>ek</w:t>
+      </w:r>
+      <w:proofErr w:type="spellEnd"/>
+      <w:r>
+        <w:rPr>
+          <w:rFonts w:ascii="Times New Roman" w:hAnsi="Times New Roman" w:cs="Times New Roman"/>
+          <w:sz w:val="28"/>
+          <w:szCs w:val="28"/>
+        </w:rPr>
+        <w:t>): C#</w:t>
+      </w:r>
+    </w:p>
+    <w:p>
+      <w:pPr>
+        <w:pStyle w:val="Listaszerbekezds"/>
         <w:numPr>
           <w:ilvl w:val="0"/>
           <w:numId w:val="3"/>
@@ -841,18 +887,28 @@
           <w:szCs w:val="28"/>
         </w:rPr>
       </w:pPr>
-      <w:r>
-        <w:rPr>
-          <w:rFonts w:ascii="Times New Roman" w:hAnsi="Times New Roman" w:cs="Times New Roman"/>
-          <w:sz w:val="28"/>
-          <w:szCs w:val="28"/>
-        </w:rPr>
-        <w:t>Git verziókövető</w:t>
-      </w:r>
-    </w:p>
-    <w:p>
-      <w:pPr>
-        <w:pStyle w:val="ListParagraph"/>
+      <w:proofErr w:type="spellStart"/>
+      <w:r>
+        <w:rPr>
+          <w:rFonts w:ascii="Times New Roman" w:hAnsi="Times New Roman" w:cs="Times New Roman"/>
+          <w:sz w:val="28"/>
+          <w:szCs w:val="28"/>
+        </w:rPr>
+        <w:t>Git</w:t>
+      </w:r>
+      <w:proofErr w:type="spellEnd"/>
+      <w:r>
+        <w:rPr>
+          <w:rFonts w:ascii="Times New Roman" w:hAnsi="Times New Roman" w:cs="Times New Roman"/>
+          <w:sz w:val="28"/>
+          <w:szCs w:val="28"/>
+        </w:rPr>
+        <w:t xml:space="preserve"> verziókövető</w:t>
+      </w:r>
+    </w:p>
+    <w:p>
+      <w:pPr>
+        <w:pStyle w:val="Listaszerbekezds"/>
         <w:numPr>
           <w:ilvl w:val="0"/>
           <w:numId w:val="3"/>
@@ -870,7 +926,25 @@
           <w:sz w:val="28"/>
           <w:szCs w:val="28"/>
         </w:rPr>
-        <w:t>IDE – Visual Studio 2022</w:t>
+        <w:t xml:space="preserve">IDE – Visual </w:t>
+      </w:r>
+      <w:proofErr w:type="spellStart"/>
+      <w:r>
+        <w:rPr>
+          <w:rFonts w:ascii="Times New Roman" w:hAnsi="Times New Roman" w:cs="Times New Roman"/>
+          <w:sz w:val="28"/>
+          <w:szCs w:val="28"/>
+        </w:rPr>
+        <w:t>Studio</w:t>
+      </w:r>
+      <w:proofErr w:type="spellEnd"/>
+      <w:r>
+        <w:rPr>
+          <w:rFonts w:ascii="Times New Roman" w:hAnsi="Times New Roman" w:cs="Times New Roman"/>
+          <w:sz w:val="28"/>
+          <w:szCs w:val="28"/>
+        </w:rPr>
+        <w:t xml:space="preserve"> 2022</w:t>
       </w:r>
     </w:p>
     <w:p>
@@ -1062,7 +1136,25 @@
           <w:sz w:val="28"/>
           <w:szCs w:val="28"/>
         </w:rPr>
-        <w:t>Konfliktusok: Amikor a elágazások ütköznek és konfliktust eredményez a kódban. Valószínűség: kicsi, hatás: közepes</w:t>
+        <w:t xml:space="preserve">Konfliktusok: Amikor </w:t>
+      </w:r>
+      <w:proofErr w:type="gramStart"/>
+      <w:r>
+        <w:rPr>
+          <w:rFonts w:ascii="Times New Roman" w:hAnsi="Times New Roman" w:cs="Times New Roman"/>
+          <w:sz w:val="28"/>
+          <w:szCs w:val="28"/>
+        </w:rPr>
+        <w:t>a</w:t>
+      </w:r>
+      <w:proofErr w:type="gramEnd"/>
+      <w:r>
+        <w:rPr>
+          <w:rFonts w:ascii="Times New Roman" w:hAnsi="Times New Roman" w:cs="Times New Roman"/>
+          <w:sz w:val="28"/>
+          <w:szCs w:val="28"/>
+        </w:rPr>
+        <w:t xml:space="preserve"> elágazások ütköznek és konfliktust eredményez a kódban. Valószínűség: kicsi, hatás: közepes</w:t>
       </w:r>
     </w:p>
     <w:p>
@@ -1195,61 +1287,601 @@
     </w:p>
     <w:p>
       <w:pPr>
-        <w:jc w:val="both"/>
-        <w:rPr>
-          <w:rFonts w:ascii="Times New Roman" w:hAnsi="Times New Roman" w:cs="Times New Roman"/>
-          <w:sz w:val="28"/>
-          <w:szCs w:val="28"/>
-        </w:rPr>
-      </w:pPr>
-      <w:r>
-        <w:rPr>
-          <w:rFonts w:ascii="Times New Roman" w:hAnsi="Times New Roman" w:cs="Times New Roman"/>
-          <w:sz w:val="28"/>
-          <w:szCs w:val="28"/>
-        </w:rPr>
-        <w:t>A projektben a csapattagok törekednek a kód minőségének és biztonságának megőrzésére az alábbi módszerekkel:</w:t>
-      </w:r>
-    </w:p>
-    <w:p>
-      <w:pPr>
-        <w:pStyle w:val="ListParagraph"/>
+        <w:spacing w:before="100" w:beforeAutospacing="1" w:after="100" w:afterAutospacing="1" w:line="240" w:lineRule="auto"/>
+        <w:outlineLvl w:val="3"/>
+        <w:rPr>
+          <w:rFonts w:ascii="Times New Roman" w:eastAsia="Times New Roman" w:hAnsi="Times New Roman" w:cs="Times New Roman"/>
+          <w:b/>
+          <w:bCs/>
+          <w:sz w:val="28"/>
+          <w:szCs w:val="24"/>
+          <w:lang w:eastAsia="hu-HU"/>
+        </w:rPr>
+      </w:pPr>
+      <w:r>
+        <w:rPr>
+          <w:rFonts w:ascii="Times New Roman" w:eastAsia="Times New Roman" w:hAnsi="Times New Roman" w:cs="Times New Roman"/>
+          <w:b/>
+          <w:bCs/>
+          <w:sz w:val="28"/>
+          <w:szCs w:val="24"/>
+          <w:lang w:eastAsia="hu-HU"/>
+        </w:rPr>
+        <w:t>A minőségbiztosítás célja</w:t>
+      </w:r>
+    </w:p>
+    <w:p>
+      <w:pPr>
+        <w:spacing w:before="100" w:beforeAutospacing="1" w:after="100" w:afterAutospacing="1" w:line="240" w:lineRule="auto"/>
+        <w:rPr>
+          <w:rFonts w:ascii="Times New Roman" w:eastAsia="Times New Roman" w:hAnsi="Times New Roman" w:cs="Times New Roman"/>
+          <w:sz w:val="28"/>
+          <w:szCs w:val="24"/>
+          <w:lang w:eastAsia="hu-HU"/>
+        </w:rPr>
+      </w:pPr>
+      <w:r>
+        <w:rPr>
+          <w:rFonts w:ascii="Times New Roman" w:eastAsia="Times New Roman" w:hAnsi="Times New Roman" w:cs="Times New Roman"/>
+          <w:sz w:val="28"/>
+          <w:szCs w:val="24"/>
+          <w:lang w:eastAsia="hu-HU"/>
+        </w:rPr>
+        <w:t>A minőségbiztosítás célja annak biztosítása, hogy a fejlesztett mozi rendszer megbízhatóan működjön, és megfeleljen a meghatározott funkcionális és nem funkcionális követelményeknek. A folyamat segít a hibák korai felismerésében, valamint hozzájárul a stabil és felhasználóbarát működéshez.</w:t>
+      </w:r>
+    </w:p>
+    <w:p>
+      <w:pPr>
+        <w:spacing w:before="100" w:beforeAutospacing="1" w:after="100" w:afterAutospacing="1" w:line="240" w:lineRule="auto"/>
+        <w:outlineLvl w:val="3"/>
+        <w:rPr>
+          <w:rFonts w:ascii="Times New Roman" w:eastAsia="Times New Roman" w:hAnsi="Times New Roman" w:cs="Times New Roman"/>
+          <w:b/>
+          <w:bCs/>
+          <w:sz w:val="28"/>
+          <w:szCs w:val="24"/>
+          <w:lang w:eastAsia="hu-HU"/>
+        </w:rPr>
+      </w:pPr>
+      <w:r>
+        <w:rPr>
+          <w:rFonts w:ascii="Times New Roman" w:eastAsia="Times New Roman" w:hAnsi="Times New Roman" w:cs="Times New Roman"/>
+          <w:b/>
+          <w:bCs/>
+          <w:sz w:val="28"/>
+          <w:szCs w:val="24"/>
+          <w:lang w:eastAsia="hu-HU"/>
+        </w:rPr>
+        <w:t>Minőségbiztosítási folyamat</w:t>
+      </w:r>
+    </w:p>
+    <w:p>
+      <w:pPr>
+        <w:spacing w:before="100" w:beforeAutospacing="1" w:after="100" w:afterAutospacing="1" w:line="240" w:lineRule="auto"/>
+        <w:rPr>
+          <w:rFonts w:ascii="Times New Roman" w:eastAsia="Times New Roman" w:hAnsi="Times New Roman" w:cs="Times New Roman"/>
+          <w:sz w:val="28"/>
+          <w:szCs w:val="24"/>
+          <w:lang w:eastAsia="hu-HU"/>
+        </w:rPr>
+      </w:pPr>
+      <w:r>
+        <w:rPr>
+          <w:rFonts w:ascii="Times New Roman" w:eastAsia="Times New Roman" w:hAnsi="Times New Roman" w:cs="Times New Roman"/>
+          <w:sz w:val="28"/>
+          <w:szCs w:val="24"/>
+          <w:lang w:eastAsia="hu-HU"/>
+        </w:rPr>
+        <w:t>A projekt során a minőség biztosítása több lépésben történik:</w:t>
+      </w:r>
+    </w:p>
+    <w:p>
+      <w:pPr>
         <w:numPr>
           <w:ilvl w:val="0"/>
-          <w:numId w:val="3"/>
+          <w:numId w:val="7"/>
         </w:numPr>
-        <w:jc w:val="both"/>
-        <w:rPr>
-          <w:rFonts w:ascii="Times New Roman" w:hAnsi="Times New Roman" w:cs="Times New Roman"/>
-          <w:sz w:val="28"/>
-          <w:szCs w:val="28"/>
-        </w:rPr>
-      </w:pPr>
-      <w:r>
-        <w:rPr>
-          <w:rFonts w:ascii="Times New Roman" w:hAnsi="Times New Roman" w:cs="Times New Roman"/>
-          <w:sz w:val="28"/>
-          <w:szCs w:val="28"/>
-        </w:rPr>
-        <w:t>Kód átnézése és érthető dokumentálása.</w:t>
-      </w:r>
-    </w:p>
-    <w:p>
-      <w:pPr>
-        <w:jc w:val="both"/>
-        <w:rPr>
-          <w:rFonts w:ascii="Times New Roman" w:hAnsi="Times New Roman" w:cs="Times New Roman"/>
-          <w:sz w:val="28"/>
-          <w:szCs w:val="28"/>
-        </w:rPr>
-      </w:pPr>
-      <w:r>
-        <w:rPr>
-          <w:rFonts w:ascii="Times New Roman" w:hAnsi="Times New Roman" w:cs="Times New Roman"/>
-          <w:sz w:val="28"/>
-          <w:szCs w:val="28"/>
-        </w:rPr>
-        <w:t>A csapattagok a projekt adott prototípusát egy nem a projekten dolgozó közönségnek bemutatja.</w:t>
+        <w:spacing w:before="100" w:beforeAutospacing="1" w:after="100" w:afterAutospacing="1" w:line="240" w:lineRule="auto"/>
+        <w:rPr>
+          <w:rFonts w:ascii="Times New Roman" w:eastAsia="Times New Roman" w:hAnsi="Times New Roman" w:cs="Times New Roman"/>
+          <w:sz w:val="28"/>
+          <w:szCs w:val="24"/>
+          <w:lang w:eastAsia="hu-HU"/>
+        </w:rPr>
+      </w:pPr>
+      <w:r>
+        <w:rPr>
+          <w:rFonts w:ascii="Times New Roman" w:eastAsia="Times New Roman" w:hAnsi="Times New Roman" w:cs="Times New Roman"/>
+          <w:sz w:val="28"/>
+          <w:szCs w:val="24"/>
+          <w:lang w:eastAsia="hu-HU"/>
+        </w:rPr>
+        <w:t>a fejlesztett funkciók rendszeres ellenőrzése</w:t>
+      </w:r>
+    </w:p>
+    <w:p>
+      <w:pPr>
+        <w:numPr>
+          <w:ilvl w:val="0"/>
+          <w:numId w:val="7"/>
+        </w:numPr>
+        <w:spacing w:before="100" w:beforeAutospacing="1" w:after="100" w:afterAutospacing="1" w:line="240" w:lineRule="auto"/>
+        <w:rPr>
+          <w:rFonts w:ascii="Times New Roman" w:eastAsia="Times New Roman" w:hAnsi="Times New Roman" w:cs="Times New Roman"/>
+          <w:sz w:val="28"/>
+          <w:szCs w:val="24"/>
+          <w:lang w:eastAsia="hu-HU"/>
+        </w:rPr>
+      </w:pPr>
+      <w:r>
+        <w:rPr>
+          <w:rFonts w:ascii="Times New Roman" w:eastAsia="Times New Roman" w:hAnsi="Times New Roman" w:cs="Times New Roman"/>
+          <w:sz w:val="28"/>
+          <w:szCs w:val="24"/>
+          <w:lang w:eastAsia="hu-HU"/>
+        </w:rPr>
+        <w:t>a programkód felülvizsgálata és tesztelése</w:t>
+      </w:r>
+    </w:p>
+    <w:p>
+      <w:pPr>
+        <w:numPr>
+          <w:ilvl w:val="0"/>
+          <w:numId w:val="7"/>
+        </w:numPr>
+        <w:spacing w:before="100" w:beforeAutospacing="1" w:after="100" w:afterAutospacing="1" w:line="240" w:lineRule="auto"/>
+        <w:rPr>
+          <w:rFonts w:ascii="Times New Roman" w:eastAsia="Times New Roman" w:hAnsi="Times New Roman" w:cs="Times New Roman"/>
+          <w:sz w:val="28"/>
+          <w:szCs w:val="24"/>
+          <w:lang w:eastAsia="hu-HU"/>
+        </w:rPr>
+      </w:pPr>
+      <w:r>
+        <w:rPr>
+          <w:rFonts w:ascii="Times New Roman" w:eastAsia="Times New Roman" w:hAnsi="Times New Roman" w:cs="Times New Roman"/>
+          <w:sz w:val="28"/>
+          <w:szCs w:val="24"/>
+          <w:lang w:eastAsia="hu-HU"/>
+        </w:rPr>
+        <w:t>a hibák dokumentálása és javítása</w:t>
+      </w:r>
+    </w:p>
+    <w:p>
+      <w:pPr>
+        <w:numPr>
+          <w:ilvl w:val="0"/>
+          <w:numId w:val="7"/>
+        </w:numPr>
+        <w:spacing w:before="100" w:beforeAutospacing="1" w:after="100" w:afterAutospacing="1" w:line="240" w:lineRule="auto"/>
+        <w:rPr>
+          <w:rFonts w:ascii="Times New Roman" w:eastAsia="Times New Roman" w:hAnsi="Times New Roman" w:cs="Times New Roman"/>
+          <w:sz w:val="28"/>
+          <w:szCs w:val="24"/>
+          <w:lang w:eastAsia="hu-HU"/>
+        </w:rPr>
+      </w:pPr>
+      <w:r>
+        <w:rPr>
+          <w:rFonts w:ascii="Times New Roman" w:eastAsia="Times New Roman" w:hAnsi="Times New Roman" w:cs="Times New Roman"/>
+          <w:sz w:val="28"/>
+          <w:szCs w:val="24"/>
+          <w:lang w:eastAsia="hu-HU"/>
+        </w:rPr>
+        <w:t>az elkészült funkciók ismételt ellenőrzése</w:t>
+      </w:r>
+    </w:p>
+    <w:p>
+      <w:pPr>
+        <w:spacing w:before="100" w:beforeAutospacing="1" w:after="100" w:afterAutospacing="1" w:line="240" w:lineRule="auto"/>
+        <w:outlineLvl w:val="3"/>
+        <w:rPr>
+          <w:rFonts w:ascii="Times New Roman" w:eastAsia="Times New Roman" w:hAnsi="Times New Roman" w:cs="Times New Roman"/>
+          <w:b/>
+          <w:bCs/>
+          <w:sz w:val="28"/>
+          <w:szCs w:val="24"/>
+          <w:lang w:eastAsia="hu-HU"/>
+        </w:rPr>
+      </w:pPr>
+      <w:r>
+        <w:rPr>
+          <w:rFonts w:ascii="Times New Roman" w:eastAsia="Times New Roman" w:hAnsi="Times New Roman" w:cs="Times New Roman"/>
+          <w:b/>
+          <w:bCs/>
+          <w:sz w:val="28"/>
+          <w:szCs w:val="24"/>
+          <w:lang w:eastAsia="hu-HU"/>
+        </w:rPr>
+        <w:t>Tesztelési módszerek</w:t>
+      </w:r>
+    </w:p>
+    <w:p>
+      <w:pPr>
+        <w:spacing w:before="100" w:beforeAutospacing="1" w:after="100" w:afterAutospacing="1" w:line="240" w:lineRule="auto"/>
+        <w:rPr>
+          <w:rFonts w:ascii="Times New Roman" w:eastAsia="Times New Roman" w:hAnsi="Times New Roman" w:cs="Times New Roman"/>
+          <w:sz w:val="28"/>
+          <w:szCs w:val="24"/>
+          <w:lang w:eastAsia="hu-HU"/>
+        </w:rPr>
+      </w:pPr>
+      <w:r>
+        <w:rPr>
+          <w:rFonts w:ascii="Times New Roman" w:eastAsia="Times New Roman" w:hAnsi="Times New Roman" w:cs="Times New Roman"/>
+          <w:sz w:val="28"/>
+          <w:szCs w:val="24"/>
+          <w:lang w:eastAsia="hu-HU"/>
+        </w:rPr>
+        <w:t>A rendszer működésének ellenőrzése során különböző tesztelési módszereket alkalmazunk:</w:t>
+      </w:r>
+    </w:p>
+    <w:p>
+      <w:pPr>
+        <w:numPr>
+          <w:ilvl w:val="0"/>
+          <w:numId w:val="8"/>
+        </w:numPr>
+        <w:spacing w:before="100" w:beforeAutospacing="1" w:after="100" w:afterAutospacing="1" w:line="240" w:lineRule="auto"/>
+        <w:rPr>
+          <w:rFonts w:ascii="Times New Roman" w:eastAsia="Times New Roman" w:hAnsi="Times New Roman" w:cs="Times New Roman"/>
+          <w:sz w:val="28"/>
+          <w:szCs w:val="24"/>
+          <w:lang w:eastAsia="hu-HU"/>
+        </w:rPr>
+      </w:pPr>
+      <w:r>
+        <w:rPr>
+          <w:rFonts w:ascii="Times New Roman" w:eastAsia="Times New Roman" w:hAnsi="Times New Roman" w:cs="Times New Roman"/>
+          <w:b/>
+          <w:bCs/>
+          <w:sz w:val="28"/>
+          <w:szCs w:val="24"/>
+          <w:lang w:eastAsia="hu-HU"/>
+        </w:rPr>
+        <w:t>Funkcionális tesztelés:</w:t>
+      </w:r>
+      <w:r>
+        <w:rPr>
+          <w:rFonts w:ascii="Times New Roman" w:eastAsia="Times New Roman" w:hAnsi="Times New Roman" w:cs="Times New Roman"/>
+          <w:sz w:val="28"/>
+          <w:szCs w:val="24"/>
+          <w:lang w:eastAsia="hu-HU"/>
+        </w:rPr>
+        <w:t xml:space="preserve"> annak ellenőrzése, hogy az egyes funkciók megfelelően működnek-e.</w:t>
+      </w:r>
+    </w:p>
+    <w:p>
+      <w:pPr>
+        <w:numPr>
+          <w:ilvl w:val="0"/>
+          <w:numId w:val="8"/>
+        </w:numPr>
+        <w:spacing w:before="100" w:beforeAutospacing="1" w:after="100" w:afterAutospacing="1" w:line="240" w:lineRule="auto"/>
+        <w:rPr>
+          <w:rFonts w:ascii="Times New Roman" w:eastAsia="Times New Roman" w:hAnsi="Times New Roman" w:cs="Times New Roman"/>
+          <w:sz w:val="28"/>
+          <w:szCs w:val="24"/>
+          <w:lang w:eastAsia="hu-HU"/>
+        </w:rPr>
+      </w:pPr>
+      <w:r>
+        <w:rPr>
+          <w:rFonts w:ascii="Times New Roman" w:eastAsia="Times New Roman" w:hAnsi="Times New Roman" w:cs="Times New Roman"/>
+          <w:b/>
+          <w:bCs/>
+          <w:sz w:val="28"/>
+          <w:szCs w:val="24"/>
+          <w:lang w:eastAsia="hu-HU"/>
+        </w:rPr>
+        <w:t>Manuális tesztelés:</w:t>
+      </w:r>
+      <w:r>
+        <w:rPr>
+          <w:rFonts w:ascii="Times New Roman" w:eastAsia="Times New Roman" w:hAnsi="Times New Roman" w:cs="Times New Roman"/>
+          <w:sz w:val="28"/>
+          <w:szCs w:val="24"/>
+          <w:lang w:eastAsia="hu-HU"/>
+        </w:rPr>
+        <w:t xml:space="preserve"> a fejlesztő vagy tesztelő </w:t>
+      </w:r>
+      <w:r>
+        <w:rPr>
+          <w:rFonts w:ascii="Times New Roman" w:eastAsia="Times New Roman" w:hAnsi="Times New Roman" w:cs="Times New Roman"/>
+          <w:sz w:val="28"/>
+          <w:szCs w:val="24"/>
+          <w:lang w:eastAsia="hu-HU"/>
+        </w:rPr>
+        <w:t>végig próbálja</w:t>
+      </w:r>
+      <w:r>
+        <w:rPr>
+          <w:rFonts w:ascii="Times New Roman" w:eastAsia="Times New Roman" w:hAnsi="Times New Roman" w:cs="Times New Roman"/>
+          <w:sz w:val="28"/>
+          <w:szCs w:val="24"/>
+          <w:lang w:eastAsia="hu-HU"/>
+        </w:rPr>
+        <w:t xml:space="preserve"> a rendszer funkcióit.</w:t>
+      </w:r>
+    </w:p>
+    <w:p>
+      <w:pPr>
+        <w:numPr>
+          <w:ilvl w:val="0"/>
+          <w:numId w:val="8"/>
+        </w:numPr>
+        <w:spacing w:before="100" w:beforeAutospacing="1" w:after="100" w:afterAutospacing="1" w:line="240" w:lineRule="auto"/>
+        <w:rPr>
+          <w:rFonts w:ascii="Times New Roman" w:eastAsia="Times New Roman" w:hAnsi="Times New Roman" w:cs="Times New Roman"/>
+          <w:sz w:val="28"/>
+          <w:szCs w:val="24"/>
+          <w:lang w:eastAsia="hu-HU"/>
+        </w:rPr>
+      </w:pPr>
+      <w:r>
+        <w:rPr>
+          <w:rFonts w:ascii="Times New Roman" w:eastAsia="Times New Roman" w:hAnsi="Times New Roman" w:cs="Times New Roman"/>
+          <w:b/>
+          <w:bCs/>
+          <w:sz w:val="28"/>
+          <w:szCs w:val="24"/>
+          <w:lang w:eastAsia="hu-HU"/>
+        </w:rPr>
+        <w:t>Hibakeresés:</w:t>
+      </w:r>
+      <w:r>
+        <w:rPr>
+          <w:rFonts w:ascii="Times New Roman" w:eastAsia="Times New Roman" w:hAnsi="Times New Roman" w:cs="Times New Roman"/>
+          <w:sz w:val="28"/>
+          <w:szCs w:val="24"/>
+          <w:lang w:eastAsia="hu-HU"/>
+        </w:rPr>
+        <w:t xml:space="preserve"> a program működése során jelentkező hibák azonosítása és javítása.</w:t>
+      </w:r>
+    </w:p>
+    <w:p>
+      <w:pPr>
+        <w:spacing w:before="100" w:beforeAutospacing="1" w:after="100" w:afterAutospacing="1" w:line="240" w:lineRule="auto"/>
+        <w:outlineLvl w:val="3"/>
+        <w:rPr>
+          <w:rFonts w:ascii="Times New Roman" w:eastAsia="Times New Roman" w:hAnsi="Times New Roman" w:cs="Times New Roman"/>
+          <w:b/>
+          <w:bCs/>
+          <w:sz w:val="28"/>
+          <w:szCs w:val="24"/>
+          <w:lang w:eastAsia="hu-HU"/>
+        </w:rPr>
+      </w:pPr>
+      <w:r>
+        <w:rPr>
+          <w:rFonts w:ascii="Times New Roman" w:eastAsia="Times New Roman" w:hAnsi="Times New Roman" w:cs="Times New Roman"/>
+          <w:b/>
+          <w:bCs/>
+          <w:sz w:val="28"/>
+          <w:szCs w:val="24"/>
+          <w:lang w:eastAsia="hu-HU"/>
+        </w:rPr>
+        <w:t>Ellenőrzött funkciók</w:t>
+      </w:r>
+    </w:p>
+    <w:p>
+      <w:pPr>
+        <w:spacing w:before="100" w:beforeAutospacing="1" w:after="100" w:afterAutospacing="1" w:line="240" w:lineRule="auto"/>
+        <w:rPr>
+          <w:rFonts w:ascii="Times New Roman" w:eastAsia="Times New Roman" w:hAnsi="Times New Roman" w:cs="Times New Roman"/>
+          <w:sz w:val="28"/>
+          <w:szCs w:val="24"/>
+          <w:lang w:eastAsia="hu-HU"/>
+        </w:rPr>
+      </w:pPr>
+      <w:r>
+        <w:rPr>
+          <w:rFonts w:ascii="Times New Roman" w:eastAsia="Times New Roman" w:hAnsi="Times New Roman" w:cs="Times New Roman"/>
+          <w:sz w:val="28"/>
+          <w:szCs w:val="24"/>
+          <w:lang w:eastAsia="hu-HU"/>
+        </w:rPr>
+        <w:t>A mozi rendszer esetében a következő fontos funkciók kerülnek ellenőrzésre:</w:t>
+      </w:r>
+    </w:p>
+    <w:p>
+      <w:pPr>
+        <w:numPr>
+          <w:ilvl w:val="0"/>
+          <w:numId w:val="9"/>
+        </w:numPr>
+        <w:spacing w:before="100" w:beforeAutospacing="1" w:after="100" w:afterAutospacing="1" w:line="240" w:lineRule="auto"/>
+        <w:rPr>
+          <w:rFonts w:ascii="Times New Roman" w:eastAsia="Times New Roman" w:hAnsi="Times New Roman" w:cs="Times New Roman"/>
+          <w:sz w:val="28"/>
+          <w:szCs w:val="24"/>
+          <w:lang w:eastAsia="hu-HU"/>
+        </w:rPr>
+      </w:pPr>
+      <w:r>
+        <w:rPr>
+          <w:rFonts w:ascii="Times New Roman" w:eastAsia="Times New Roman" w:hAnsi="Times New Roman" w:cs="Times New Roman"/>
+          <w:sz w:val="28"/>
+          <w:szCs w:val="24"/>
+          <w:lang w:eastAsia="hu-HU"/>
+        </w:rPr>
+        <w:t>filmek listázása és megjelenítése</w:t>
+      </w:r>
+    </w:p>
+    <w:p>
+      <w:pPr>
+        <w:numPr>
+          <w:ilvl w:val="0"/>
+          <w:numId w:val="9"/>
+        </w:numPr>
+        <w:spacing w:before="100" w:beforeAutospacing="1" w:after="100" w:afterAutospacing="1" w:line="240" w:lineRule="auto"/>
+        <w:rPr>
+          <w:rFonts w:ascii="Times New Roman" w:eastAsia="Times New Roman" w:hAnsi="Times New Roman" w:cs="Times New Roman"/>
+          <w:sz w:val="28"/>
+          <w:szCs w:val="24"/>
+          <w:lang w:eastAsia="hu-HU"/>
+        </w:rPr>
+      </w:pPr>
+      <w:r>
+        <w:rPr>
+          <w:rFonts w:ascii="Times New Roman" w:eastAsia="Times New Roman" w:hAnsi="Times New Roman" w:cs="Times New Roman"/>
+          <w:sz w:val="28"/>
+          <w:szCs w:val="24"/>
+          <w:lang w:eastAsia="hu-HU"/>
+        </w:rPr>
+        <w:t>felhasználói adatok kezelése</w:t>
+      </w:r>
+    </w:p>
+    <w:p>
+      <w:pPr>
+        <w:numPr>
+          <w:ilvl w:val="0"/>
+          <w:numId w:val="9"/>
+        </w:numPr>
+        <w:spacing w:before="100" w:beforeAutospacing="1" w:after="100" w:afterAutospacing="1" w:line="240" w:lineRule="auto"/>
+        <w:rPr>
+          <w:rFonts w:ascii="Times New Roman" w:eastAsia="Times New Roman" w:hAnsi="Times New Roman" w:cs="Times New Roman"/>
+          <w:sz w:val="28"/>
+          <w:szCs w:val="24"/>
+          <w:lang w:eastAsia="hu-HU"/>
+        </w:rPr>
+      </w:pPr>
+      <w:r>
+        <w:rPr>
+          <w:rFonts w:ascii="Times New Roman" w:eastAsia="Times New Roman" w:hAnsi="Times New Roman" w:cs="Times New Roman"/>
+          <w:sz w:val="28"/>
+          <w:szCs w:val="24"/>
+          <w:lang w:eastAsia="hu-HU"/>
+        </w:rPr>
+        <w:t>navigáció és felhasználói felület működése</w:t>
+      </w:r>
+    </w:p>
+    <w:p>
+      <w:pPr>
+        <w:rPr>
+          <w:rFonts w:ascii="Times New Roman" w:eastAsia="Times New Roman" w:hAnsi="Times New Roman" w:cs="Times New Roman"/>
+          <w:sz w:val="28"/>
+          <w:szCs w:val="24"/>
+          <w:lang w:eastAsia="hu-HU"/>
+        </w:rPr>
+      </w:pPr>
+      <w:r>
+        <w:rPr>
+          <w:rFonts w:ascii="Times New Roman" w:eastAsia="Times New Roman" w:hAnsi="Times New Roman" w:cs="Times New Roman"/>
+          <w:sz w:val="28"/>
+          <w:szCs w:val="24"/>
+          <w:lang w:eastAsia="hu-HU"/>
+        </w:rPr>
+        <w:br w:type="page"/>
+      </w:r>
+    </w:p>
+    <w:p>
+      <w:pPr>
+        <w:spacing w:before="100" w:beforeAutospacing="1" w:after="100" w:afterAutospacing="1" w:line="240" w:lineRule="auto"/>
+        <w:outlineLvl w:val="3"/>
+        <w:rPr>
+          <w:rFonts w:ascii="Times New Roman" w:eastAsia="Times New Roman" w:hAnsi="Times New Roman" w:cs="Times New Roman"/>
+          <w:b/>
+          <w:bCs/>
+          <w:sz w:val="28"/>
+          <w:szCs w:val="24"/>
+          <w:lang w:eastAsia="hu-HU"/>
+        </w:rPr>
+      </w:pPr>
+      <w:r>
+        <w:rPr>
+          <w:rFonts w:ascii="Times New Roman" w:eastAsia="Times New Roman" w:hAnsi="Times New Roman" w:cs="Times New Roman"/>
+          <w:b/>
+          <w:bCs/>
+          <w:sz w:val="28"/>
+          <w:szCs w:val="24"/>
+          <w:lang w:eastAsia="hu-HU"/>
+        </w:rPr>
+        <w:lastRenderedPageBreak/>
+        <w:t>Hibakezelés</w:t>
+      </w:r>
+    </w:p>
+    <w:p>
+      <w:pPr>
+        <w:spacing w:before="100" w:beforeAutospacing="1" w:after="100" w:afterAutospacing="1" w:line="240" w:lineRule="auto"/>
+        <w:rPr>
+          <w:rFonts w:ascii="Times New Roman" w:eastAsia="Times New Roman" w:hAnsi="Times New Roman" w:cs="Times New Roman"/>
+          <w:sz w:val="28"/>
+          <w:szCs w:val="24"/>
+          <w:lang w:eastAsia="hu-HU"/>
+        </w:rPr>
+      </w:pPr>
+      <w:r>
+        <w:rPr>
+          <w:rFonts w:ascii="Times New Roman" w:eastAsia="Times New Roman" w:hAnsi="Times New Roman" w:cs="Times New Roman"/>
+          <w:sz w:val="28"/>
+          <w:szCs w:val="24"/>
+          <w:lang w:eastAsia="hu-HU"/>
+        </w:rPr>
+        <w:t>A tesztelés során talált hibák rögzítésre kerülnek. A hibák javítása után újabb tesztelés történik annak érdekében, hogy ellenőrizzük a javítás sikerességét, valamint</w:t>
+      </w:r>
+      <w:r>
+        <w:rPr>
+          <w:rFonts w:ascii="Times New Roman" w:eastAsia="Times New Roman" w:hAnsi="Times New Roman" w:cs="Times New Roman"/>
+          <w:sz w:val="28"/>
+          <w:szCs w:val="24"/>
+          <w:lang w:eastAsia="hu-HU"/>
+        </w:rPr>
+        <w:t>,</w:t>
+      </w:r>
+      <w:r>
+        <w:rPr>
+          <w:rFonts w:ascii="Times New Roman" w:eastAsia="Times New Roman" w:hAnsi="Times New Roman" w:cs="Times New Roman"/>
+          <w:sz w:val="28"/>
+          <w:szCs w:val="24"/>
+          <w:lang w:eastAsia="hu-HU"/>
+        </w:rPr>
+        <w:t xml:space="preserve"> hogy a módosítás nem okozott-e új problémát a rendszerben.</w:t>
+      </w:r>
+    </w:p>
+    <w:p>
+      <w:pPr>
+        <w:spacing w:before="100" w:beforeAutospacing="1" w:after="100" w:afterAutospacing="1" w:line="240" w:lineRule="auto"/>
+        <w:outlineLvl w:val="3"/>
+        <w:rPr>
+          <w:rFonts w:ascii="Times New Roman" w:eastAsia="Times New Roman" w:hAnsi="Times New Roman" w:cs="Times New Roman"/>
+          <w:b/>
+          <w:bCs/>
+          <w:sz w:val="28"/>
+          <w:szCs w:val="24"/>
+          <w:lang w:eastAsia="hu-HU"/>
+        </w:rPr>
+      </w:pPr>
+      <w:r>
+        <w:rPr>
+          <w:rFonts w:ascii="Times New Roman" w:eastAsia="Times New Roman" w:hAnsi="Times New Roman" w:cs="Times New Roman"/>
+          <w:b/>
+          <w:bCs/>
+          <w:sz w:val="28"/>
+          <w:szCs w:val="24"/>
+          <w:lang w:eastAsia="hu-HU"/>
+        </w:rPr>
+        <w:t>Összegzés</w:t>
+      </w:r>
+    </w:p>
+    <w:p>
+      <w:pPr>
+        <w:spacing w:before="100" w:beforeAutospacing="1" w:after="100" w:afterAutospacing="1" w:line="240" w:lineRule="auto"/>
+        <w:rPr>
+          <w:rFonts w:ascii="Times New Roman" w:eastAsia="Times New Roman" w:hAnsi="Times New Roman" w:cs="Times New Roman"/>
+          <w:sz w:val="28"/>
+          <w:szCs w:val="24"/>
+          <w:lang w:eastAsia="hu-HU"/>
+        </w:rPr>
+      </w:pPr>
+      <w:r>
+        <w:rPr>
+          <w:rFonts w:ascii="Times New Roman" w:eastAsia="Times New Roman" w:hAnsi="Times New Roman" w:cs="Times New Roman"/>
+          <w:sz w:val="28"/>
+          <w:szCs w:val="24"/>
+          <w:lang w:eastAsia="hu-HU"/>
+        </w:rPr>
+        <w:t>A minőségbiztosítási folyamat biztosítja, hogy a mozi rendszer stabilan működjön, és megfeleljen a felhasználói elvárásoknak. A rendszeres tesztelés és ellenőrzés hozzájárul a hibák csökkentéséhez és a program megbízhatóságának növeléséhez.</w:t>
       </w:r>
     </w:p>
     <w:p>
@@ -1324,54 +1956,343 @@
     </w:p>
     <w:p>
       <w:pPr>
-        <w:jc w:val="both"/>
-        <w:rPr>
-          <w:rFonts w:ascii="Times New Roman" w:hAnsi="Times New Roman" w:cs="Times New Roman"/>
-          <w:sz w:val="28"/>
-          <w:szCs w:val="28"/>
-        </w:rPr>
-      </w:pPr>
-      <w:r>
-        <w:rPr>
-          <w:rFonts w:ascii="Times New Roman" w:hAnsi="Times New Roman" w:cs="Times New Roman"/>
-          <w:sz w:val="28"/>
-          <w:szCs w:val="28"/>
-        </w:rPr>
-        <w:t>A projekt tagjai</w:t>
-      </w:r>
-      <w:r>
-        <w:rPr>
-          <w:rFonts w:ascii="Times New Roman" w:hAnsi="Times New Roman" w:cs="Times New Roman"/>
-          <w:sz w:val="28"/>
-          <w:szCs w:val="28"/>
-        </w:rPr>
-        <w:t xml:space="preserve"> </w:t>
-      </w:r>
-      <w:r>
-        <w:rPr>
-          <w:rFonts w:ascii="Times New Roman" w:hAnsi="Times New Roman" w:cs="Times New Roman"/>
-          <w:sz w:val="28"/>
-          <w:szCs w:val="28"/>
-        </w:rPr>
-        <w:t>minden feladat megvalósítása után a GitHubra történő commitelésnél egy alapjelentést adnak le az elvégzett munkájukról.</w:t>
-      </w:r>
-    </w:p>
-    <w:p>
-      <w:pPr>
-        <w:jc w:val="both"/>
-        <w:rPr>
-          <w:rFonts w:ascii="Times New Roman" w:hAnsi="Times New Roman" w:cs="Times New Roman"/>
-          <w:sz w:val="28"/>
-          <w:szCs w:val="28"/>
-        </w:rPr>
-      </w:pPr>
-      <w:r>
-        <w:rPr>
-          <w:rFonts w:ascii="Times New Roman" w:hAnsi="Times New Roman" w:cs="Times New Roman"/>
-          <w:sz w:val="28"/>
-          <w:szCs w:val="28"/>
-        </w:rPr>
-        <w:t>Emellett a Trello felületén a feladat személyhez kötött és itt láthatjuk az elkészült feladatok mennyiségét.</w:t>
+        <w:pStyle w:val="Cmsor4"/>
+        <w:rPr>
+          <w:sz w:val="28"/>
+        </w:rPr>
+      </w:pPr>
+      <w:r>
+        <w:rPr>
+          <w:sz w:val="28"/>
+        </w:rPr>
+        <w:t>A státuszjelentés célja</w:t>
+      </w:r>
+    </w:p>
+    <w:p>
+      <w:pPr>
+        <w:pStyle w:val="isselectedend"/>
+        <w:rPr>
+          <w:sz w:val="28"/>
+        </w:rPr>
+      </w:pPr>
+      <w:r>
+        <w:rPr>
+          <w:sz w:val="28"/>
+        </w:rPr>
+        <w:t>A státuszjelentés célja a projekt aktuális állapotának bemutatása, valamint annak nyomon követése, hogy a fejlesztés a tervezett ütemezés szerint halad-e. A jelentés segít áttekinteni az elkészült feladatokat, a folyamatban lévő munkákat és az esetleges problémákat.</w:t>
+      </w:r>
+    </w:p>
+    <w:p>
+      <w:pPr>
+        <w:pStyle w:val="Cmsor4"/>
+        <w:rPr>
+          <w:sz w:val="28"/>
+        </w:rPr>
+      </w:pPr>
+      <w:r>
+        <w:rPr>
+          <w:sz w:val="28"/>
+        </w:rPr>
+        <w:t>Projekt aktuális állapota</w:t>
+      </w:r>
+    </w:p>
+    <w:p>
+      <w:pPr>
+        <w:pStyle w:val="isselectedend"/>
+        <w:rPr>
+          <w:sz w:val="28"/>
+        </w:rPr>
+      </w:pPr>
+      <w:r>
+        <w:rPr>
+          <w:sz w:val="28"/>
+        </w:rPr>
+        <w:t>A mozi rendszer fejlesztése a tervezett funkciók megvalósításával halad. A projekt főbb részei közé tartozik az adatkezelés, a felhasználói felület kialakítása, valamint a jegyfoglalási rendszer működésének biztosítása.</w:t>
+      </w:r>
+    </w:p>
+    <w:p>
+      <w:pPr>
+        <w:pStyle w:val="Cmsor4"/>
+        <w:rPr>
+          <w:sz w:val="28"/>
+        </w:rPr>
+      </w:pPr>
+      <w:r>
+        <w:rPr>
+          <w:sz w:val="28"/>
+        </w:rPr>
+        <w:t>Elkészült funkciók</w:t>
+      </w:r>
+    </w:p>
+    <w:p>
+      <w:pPr>
+        <w:pStyle w:val="isselectedend"/>
+        <w:rPr>
+          <w:sz w:val="28"/>
+        </w:rPr>
+      </w:pPr>
+      <w:r>
+        <w:rPr>
+          <w:sz w:val="28"/>
+        </w:rPr>
+        <w:t>A fejlesztés során az alábbi funkciók kerültek megvalósításra:</w:t>
+      </w:r>
+    </w:p>
+    <w:p>
+      <w:pPr>
+        <w:pStyle w:val="isselectedend"/>
+        <w:numPr>
+          <w:ilvl w:val="0"/>
+          <w:numId w:val="10"/>
+        </w:numPr>
+        <w:rPr>
+          <w:sz w:val="28"/>
+        </w:rPr>
+      </w:pPr>
+      <w:r>
+        <w:rPr>
+          <w:sz w:val="28"/>
+        </w:rPr>
+        <w:t>filmek listázása és megjelenítése</w:t>
+      </w:r>
+    </w:p>
+    <w:p>
+      <w:pPr>
+        <w:pStyle w:val="isselectedend"/>
+        <w:numPr>
+          <w:ilvl w:val="0"/>
+          <w:numId w:val="10"/>
+        </w:numPr>
+        <w:rPr>
+          <w:sz w:val="28"/>
+        </w:rPr>
+      </w:pPr>
+      <w:r>
+        <w:rPr>
+          <w:sz w:val="28"/>
+        </w:rPr>
+        <w:t>vetítési időpontok kezelése</w:t>
+      </w:r>
+    </w:p>
+    <w:p>
+      <w:pPr>
+        <w:pStyle w:val="isselectedend"/>
+        <w:numPr>
+          <w:ilvl w:val="0"/>
+          <w:numId w:val="10"/>
+        </w:numPr>
+        <w:rPr>
+          <w:sz w:val="28"/>
+        </w:rPr>
+      </w:pPr>
+      <w:r>
+        <w:rPr>
+          <w:sz w:val="28"/>
+        </w:rPr>
+        <w:t>alapvető felhasználói felület kialakítása</w:t>
+      </w:r>
+    </w:p>
+    <w:p>
+      <w:pPr>
+        <w:pStyle w:val="isselectedend"/>
+        <w:numPr>
+          <w:ilvl w:val="0"/>
+          <w:numId w:val="10"/>
+        </w:numPr>
+        <w:rPr>
+          <w:sz w:val="28"/>
+        </w:rPr>
+      </w:pPr>
+      <w:r>
+        <w:rPr>
+          <w:sz w:val="28"/>
+        </w:rPr>
+        <w:t>adatbázis kapcsolat létrehozása</w:t>
+      </w:r>
+    </w:p>
+    <w:p>
+      <w:pPr>
+        <w:rPr>
+          <w:rFonts w:ascii="Times New Roman" w:eastAsia="Times New Roman" w:hAnsi="Times New Roman" w:cs="Times New Roman"/>
+          <w:sz w:val="28"/>
+          <w:szCs w:val="24"/>
+          <w:lang w:eastAsia="hu-HU"/>
+        </w:rPr>
+      </w:pPr>
+      <w:r>
+        <w:rPr>
+          <w:sz w:val="28"/>
+        </w:rPr>
+        <w:br w:type="page"/>
+      </w:r>
+      <w:bookmarkStart w:id="0" w:name="_GoBack"/>
+      <w:bookmarkEnd w:id="0"/>
+    </w:p>
+    <w:p>
+      <w:pPr>
+        <w:pStyle w:val="Cmsor4"/>
+        <w:rPr>
+          <w:sz w:val="28"/>
+        </w:rPr>
+      </w:pPr>
+      <w:r>
+        <w:rPr>
+          <w:sz w:val="28"/>
+        </w:rPr>
+        <w:lastRenderedPageBreak/>
+        <w:t>Folyamatban lévő feladatok</w:t>
+      </w:r>
+    </w:p>
+    <w:p>
+      <w:pPr>
+        <w:pStyle w:val="isselectedend"/>
+        <w:rPr>
+          <w:sz w:val="28"/>
+        </w:rPr>
+      </w:pPr>
+      <w:r>
+        <w:rPr>
+          <w:sz w:val="28"/>
+        </w:rPr>
+        <w:t>Jelenleg az alábbi funkciók fejlesztése vagy tesztelése zajlik:</w:t>
+      </w:r>
+    </w:p>
+    <w:p>
+      <w:pPr>
+        <w:pStyle w:val="isselectedend"/>
+        <w:numPr>
+          <w:ilvl w:val="0"/>
+          <w:numId w:val="11"/>
+        </w:numPr>
+        <w:rPr>
+          <w:sz w:val="28"/>
+        </w:rPr>
+      </w:pPr>
+      <w:r>
+        <w:rPr>
+          <w:sz w:val="28"/>
+        </w:rPr>
+        <w:t>jegyfoglalási rendszer fejlesztése</w:t>
+      </w:r>
+    </w:p>
+    <w:p>
+      <w:pPr>
+        <w:pStyle w:val="isselectedend"/>
+        <w:numPr>
+          <w:ilvl w:val="0"/>
+          <w:numId w:val="11"/>
+        </w:numPr>
+        <w:rPr>
+          <w:sz w:val="28"/>
+        </w:rPr>
+      </w:pPr>
+      <w:r>
+        <w:rPr>
+          <w:sz w:val="28"/>
+        </w:rPr>
+        <w:t>rendszer tesztelése és hibajavítás</w:t>
+      </w:r>
+    </w:p>
+    <w:p>
+      <w:pPr>
+        <w:pStyle w:val="isselectedend"/>
+        <w:numPr>
+          <w:ilvl w:val="0"/>
+          <w:numId w:val="11"/>
+        </w:numPr>
+        <w:rPr>
+          <w:sz w:val="28"/>
+        </w:rPr>
+      </w:pPr>
+      <w:r>
+        <w:rPr>
+          <w:sz w:val="28"/>
+        </w:rPr>
+        <w:t>Az oldal teljes színű fordítása</w:t>
+      </w:r>
+    </w:p>
+    <w:p>
+      <w:pPr>
+        <w:pStyle w:val="Cmsor4"/>
+        <w:rPr>
+          <w:sz w:val="28"/>
+        </w:rPr>
+      </w:pPr>
+      <w:r>
+        <w:rPr>
+          <w:sz w:val="28"/>
+        </w:rPr>
+        <w:t>Felmerült problémák</w:t>
+      </w:r>
+    </w:p>
+    <w:p>
+      <w:pPr>
+        <w:pStyle w:val="isselectedend"/>
+        <w:rPr>
+          <w:sz w:val="28"/>
+        </w:rPr>
+      </w:pPr>
+      <w:r>
+        <w:rPr>
+          <w:sz w:val="28"/>
+        </w:rPr>
+        <w:t>A fejlesztés során kisebb technikai problémák merülhetnek fel, például adatkezelési vagy megjelenítési hibák. Ezek dokumentálásra kerülnek, majd javítás után ismételt tesztelés történik.</w:t>
+      </w:r>
+    </w:p>
+    <w:p>
+      <w:pPr>
+        <w:pStyle w:val="Cmsor4"/>
+        <w:rPr>
+          <w:sz w:val="28"/>
+        </w:rPr>
+      </w:pPr>
+      <w:r>
+        <w:rPr>
+          <w:sz w:val="28"/>
+        </w:rPr>
+        <w:t>Következő lépések</w:t>
+      </w:r>
+    </w:p>
+    <w:p>
+      <w:pPr>
+        <w:pStyle w:val="isselectedend"/>
+        <w:rPr>
+          <w:sz w:val="28"/>
+        </w:rPr>
+      </w:pPr>
+      <w:r>
+        <w:rPr>
+          <w:sz w:val="28"/>
+        </w:rPr>
+        <w:t>A projekt következő szakaszában a fejlesztés célja a hiányzó funkciók befejezése, a rendszer teljes körű tesztelése, valamint a dokumentáció véglegesítése.</w:t>
+      </w:r>
+    </w:p>
+    <w:p>
+      <w:pPr>
+        <w:pStyle w:val="Cmsor4"/>
+        <w:rPr>
+          <w:sz w:val="28"/>
+        </w:rPr>
+      </w:pPr>
+      <w:r>
+        <w:rPr>
+          <w:sz w:val="28"/>
+        </w:rPr>
+        <w:t>Összegzés</w:t>
+      </w:r>
+    </w:p>
+    <w:p>
+      <w:pPr>
+        <w:pStyle w:val="NormlWeb"/>
+        <w:rPr>
+          <w:sz w:val="28"/>
+        </w:rPr>
+      </w:pPr>
+      <w:r>
+        <w:rPr>
+          <w:sz w:val="28"/>
+        </w:rPr>
+        <w:t>A státuszjelentés alapján a projekt a terveknek megfelelően halad. A fejlesztés fő funkciói elkészültek vagy fejlesztés alatt állnak, és a következő lépések a rendszer stabilizálására és véglegesítésére irányulnak.</w:t>
       </w:r>
     </w:p>
     <w:p>
@@ -1490,7 +2411,7 @@
     </w:p>
     <w:p>
       <w:pPr>
-        <w:pStyle w:val="ListParagraph"/>
+        <w:pStyle w:val="Listaszerbekezds"/>
         <w:numPr>
           <w:ilvl w:val="0"/>
           <w:numId w:val="4"/>
@@ -1513,7 +2434,7 @@
     </w:p>
     <w:p>
       <w:pPr>
-        <w:pStyle w:val="ListParagraph"/>
+        <w:pStyle w:val="Listaszerbekezds"/>
         <w:numPr>
           <w:ilvl w:val="0"/>
           <w:numId w:val="4"/>
@@ -1536,7 +2457,7 @@
     </w:p>
     <w:p>
       <w:pPr>
-        <w:pStyle w:val="ListParagraph"/>
+        <w:pStyle w:val="Listaszerbekezds"/>
         <w:numPr>
           <w:ilvl w:val="0"/>
           <w:numId w:val="4"/>
@@ -1559,7 +2480,7 @@
     </w:p>
     <w:p>
       <w:pPr>
-        <w:pStyle w:val="ListParagraph"/>
+        <w:pStyle w:val="Listaszerbekezds"/>
         <w:numPr>
           <w:ilvl w:val="0"/>
           <w:numId w:val="4"/>
@@ -1600,7 +2521,7 @@
     </w:p>
     <w:p>
       <w:pPr>
-        <w:pStyle w:val="ListParagraph"/>
+        <w:pStyle w:val="Listaszerbekezds"/>
         <w:numPr>
           <w:ilvl w:val="0"/>
           <w:numId w:val="4"/>
@@ -1623,7 +2544,7 @@
     </w:p>
     <w:p>
       <w:pPr>
-        <w:pStyle w:val="ListParagraph"/>
+        <w:pStyle w:val="Listaszerbekezds"/>
         <w:numPr>
           <w:ilvl w:val="0"/>
           <w:numId w:val="4"/>
@@ -1641,7 +2562,25 @@
           <w:sz w:val="28"/>
           <w:szCs w:val="28"/>
         </w:rPr>
-        <w:t>munkát elvégző személy(ek)</w:t>
+        <w:t>munkát elvégző személy(</w:t>
+      </w:r>
+      <w:proofErr w:type="spellStart"/>
+      <w:r>
+        <w:rPr>
+          <w:rFonts w:ascii="Times New Roman" w:hAnsi="Times New Roman" w:cs="Times New Roman"/>
+          <w:sz w:val="28"/>
+          <w:szCs w:val="28"/>
+        </w:rPr>
+        <w:t>ek</w:t>
+      </w:r>
+      <w:proofErr w:type="spellEnd"/>
+      <w:r>
+        <w:rPr>
+          <w:rFonts w:ascii="Times New Roman" w:hAnsi="Times New Roman" w:cs="Times New Roman"/>
+          <w:sz w:val="28"/>
+          <w:szCs w:val="28"/>
+        </w:rPr>
+        <w:t>)</w:t>
       </w:r>
     </w:p>
     <w:p>
@@ -1664,7 +2603,7 @@
     </w:p>
     <w:p>
       <w:pPr>
-        <w:pStyle w:val="ListParagraph"/>
+        <w:pStyle w:val="Listaszerbekezds"/>
         <w:numPr>
           <w:ilvl w:val="0"/>
           <w:numId w:val="4"/>
@@ -1682,6 +2621,7 @@
           <w:sz w:val="28"/>
           <w:szCs w:val="28"/>
         </w:rPr>
+        <w:lastRenderedPageBreak/>
         <w:t>Adatbázis</w:t>
       </w:r>
       <w:r>
@@ -1695,7 +2635,7 @@
     </w:p>
     <w:p>
       <w:pPr>
-        <w:pStyle w:val="ListParagraph"/>
+        <w:pStyle w:val="Listaszerbekezds"/>
         <w:numPr>
           <w:ilvl w:val="0"/>
           <w:numId w:val="4"/>
@@ -1721,7 +2661,25 @@
           <w:sz w:val="28"/>
           <w:szCs w:val="28"/>
         </w:rPr>
-        <w:t xml:space="preserve"> &amp; Reszponzívitás:</w:t>
+        <w:t xml:space="preserve"> &amp; </w:t>
+      </w:r>
+      <w:proofErr w:type="spellStart"/>
+      <w:r>
+        <w:rPr>
+          <w:rFonts w:ascii="Times New Roman" w:hAnsi="Times New Roman" w:cs="Times New Roman"/>
+          <w:sz w:val="28"/>
+          <w:szCs w:val="28"/>
+        </w:rPr>
+        <w:t>Reszponzívitás</w:t>
+      </w:r>
+      <w:proofErr w:type="spellEnd"/>
+      <w:r>
+        <w:rPr>
+          <w:rFonts w:ascii="Times New Roman" w:hAnsi="Times New Roman" w:cs="Times New Roman"/>
+          <w:sz w:val="28"/>
+          <w:szCs w:val="28"/>
+        </w:rPr>
+        <w:t>:</w:t>
       </w:r>
       <w:r>
         <w:rPr>
@@ -1734,7 +2692,7 @@
     </w:p>
     <w:p>
       <w:pPr>
-        <w:pStyle w:val="ListParagraph"/>
+        <w:pStyle w:val="Listaszerbekezds"/>
         <w:numPr>
           <w:ilvl w:val="0"/>
           <w:numId w:val="4"/>
@@ -1765,7 +2723,7 @@
     </w:p>
     <w:p>
       <w:pPr>
-        <w:pStyle w:val="ListParagraph"/>
+        <w:pStyle w:val="Listaszerbekezds"/>
         <w:numPr>
           <w:ilvl w:val="0"/>
           <w:numId w:val="4"/>
@@ -1812,7 +2770,6 @@
           <w:sz w:val="32"/>
           <w:szCs w:val="32"/>
         </w:rPr>
-        <w:lastRenderedPageBreak/>
         <w:t>6</w:t>
       </w:r>
       <w:r>
@@ -2005,6 +2962,7 @@
           <w:sz w:val="32"/>
           <w:szCs w:val="32"/>
         </w:rPr>
+        <w:lastRenderedPageBreak/>
         <w:drawing>
           <wp:inline distT="0" distB="0" distL="0" distR="0" wp14:anchorId="52706415" wp14:editId="7EDE0C61">
             <wp:extent cx="5760720" cy="2784475"/>
@@ -2057,16 +3015,27 @@
           <w:szCs w:val="28"/>
         </w:rPr>
       </w:pPr>
-      <w:r>
-        <w:rPr>
-          <w:rFonts w:ascii="Times New Roman" w:hAnsi="Times New Roman" w:cs="Times New Roman"/>
-          <w:b/>
-          <w:bCs/>
-          <w:sz w:val="28"/>
-          <w:szCs w:val="28"/>
-        </w:rPr>
-        <w:lastRenderedPageBreak/>
-        <w:t xml:space="preserve">LoadData </w:t>
+      <w:proofErr w:type="spellStart"/>
+      <w:r>
+        <w:rPr>
+          <w:rFonts w:ascii="Times New Roman" w:hAnsi="Times New Roman" w:cs="Times New Roman"/>
+          <w:b/>
+          <w:bCs/>
+          <w:sz w:val="28"/>
+          <w:szCs w:val="28"/>
+        </w:rPr>
+        <w:t>LoadData</w:t>
+      </w:r>
+      <w:proofErr w:type="spellEnd"/>
+      <w:r>
+        <w:rPr>
+          <w:rFonts w:ascii="Times New Roman" w:hAnsi="Times New Roman" w:cs="Times New Roman"/>
+          <w:b/>
+          <w:bCs/>
+          <w:sz w:val="28"/>
+          <w:szCs w:val="28"/>
+        </w:rPr>
+        <w:t xml:space="preserve"> </w:t>
       </w:r>
       <w:r>
         <w:rPr>
@@ -2130,15 +3099,49 @@
         </w:rPr>
         <w:t xml:space="preserve"> Kettő paramétert vár a metódusunk, az első egy </w:t>
       </w:r>
-      <w:r>
-        <w:rPr>
-          <w:rFonts w:ascii="Times New Roman" w:hAnsi="Times New Roman" w:cs="Times New Roman"/>
-          <w:b/>
-          <w:bCs/>
-          <w:sz w:val="28"/>
-          <w:szCs w:val="28"/>
-        </w:rPr>
-        <w:t>query, amit string formátumban kell megadni.</w:t>
+      <w:proofErr w:type="spellStart"/>
+      <w:r>
+        <w:rPr>
+          <w:rFonts w:ascii="Times New Roman" w:hAnsi="Times New Roman" w:cs="Times New Roman"/>
+          <w:b/>
+          <w:bCs/>
+          <w:sz w:val="28"/>
+          <w:szCs w:val="28"/>
+        </w:rPr>
+        <w:t>query</w:t>
+      </w:r>
+      <w:proofErr w:type="spellEnd"/>
+      <w:r>
+        <w:rPr>
+          <w:rFonts w:ascii="Times New Roman" w:hAnsi="Times New Roman" w:cs="Times New Roman"/>
+          <w:b/>
+          <w:bCs/>
+          <w:sz w:val="28"/>
+          <w:szCs w:val="28"/>
+        </w:rPr>
+        <w:t xml:space="preserve">, amit </w:t>
+      </w:r>
+      <w:proofErr w:type="spellStart"/>
+      <w:r>
+        <w:rPr>
+          <w:rFonts w:ascii="Times New Roman" w:hAnsi="Times New Roman" w:cs="Times New Roman"/>
+          <w:b/>
+          <w:bCs/>
+          <w:sz w:val="28"/>
+          <w:szCs w:val="28"/>
+        </w:rPr>
+        <w:t>string</w:t>
+      </w:r>
+      <w:proofErr w:type="spellEnd"/>
+      <w:r>
+        <w:rPr>
+          <w:rFonts w:ascii="Times New Roman" w:hAnsi="Times New Roman" w:cs="Times New Roman"/>
+          <w:b/>
+          <w:bCs/>
+          <w:sz w:val="28"/>
+          <w:szCs w:val="28"/>
+        </w:rPr>
+        <w:t xml:space="preserve"> formátumban kell megadni.</w:t>
       </w:r>
       <w:r>
         <w:rPr>
@@ -2158,31 +3161,79 @@
         </w:rPr>
         <w:t xml:space="preserve">A második paraméterünk az egy </w:t>
       </w:r>
-      <w:r>
-        <w:rPr>
-          <w:rFonts w:ascii="Times New Roman" w:hAnsi="Times New Roman" w:cs="Times New Roman"/>
-          <w:b/>
-          <w:bCs/>
-          <w:sz w:val="28"/>
-          <w:szCs w:val="28"/>
-        </w:rPr>
-        <w:t>datagrid (táblázat)</w:t>
-      </w:r>
-      <w:r>
-        <w:rPr>
-          <w:rFonts w:ascii="Times New Roman" w:hAnsi="Times New Roman" w:cs="Times New Roman"/>
-          <w:sz w:val="28"/>
-          <w:szCs w:val="28"/>
-        </w:rPr>
-        <w:t>, ami egyértelműen egy datagrid vagyis táblázat típusú paramétert vár.</w:t>
-      </w:r>
-      <w:r>
-        <w:rPr>
-          <w:rFonts w:ascii="Times New Roman" w:hAnsi="Times New Roman" w:cs="Times New Roman"/>
-          <w:sz w:val="28"/>
-          <w:szCs w:val="28"/>
-        </w:rPr>
-        <w:t xml:space="preserve"> Ez a datagrid (táblázat) megjelenítésre szolgál.</w:t>
+      <w:proofErr w:type="spellStart"/>
+      <w:r>
+        <w:rPr>
+          <w:rFonts w:ascii="Times New Roman" w:hAnsi="Times New Roman" w:cs="Times New Roman"/>
+          <w:b/>
+          <w:bCs/>
+          <w:sz w:val="28"/>
+          <w:szCs w:val="28"/>
+        </w:rPr>
+        <w:t>datagrid</w:t>
+      </w:r>
+      <w:proofErr w:type="spellEnd"/>
+      <w:r>
+        <w:rPr>
+          <w:rFonts w:ascii="Times New Roman" w:hAnsi="Times New Roman" w:cs="Times New Roman"/>
+          <w:b/>
+          <w:bCs/>
+          <w:sz w:val="28"/>
+          <w:szCs w:val="28"/>
+        </w:rPr>
+        <w:t xml:space="preserve"> (táblázat)</w:t>
+      </w:r>
+      <w:r>
+        <w:rPr>
+          <w:rFonts w:ascii="Times New Roman" w:hAnsi="Times New Roman" w:cs="Times New Roman"/>
+          <w:sz w:val="28"/>
+          <w:szCs w:val="28"/>
+        </w:rPr>
+        <w:t xml:space="preserve">, ami egyértelműen egy </w:t>
+      </w:r>
+      <w:proofErr w:type="spellStart"/>
+      <w:r>
+        <w:rPr>
+          <w:rFonts w:ascii="Times New Roman" w:hAnsi="Times New Roman" w:cs="Times New Roman"/>
+          <w:sz w:val="28"/>
+          <w:szCs w:val="28"/>
+        </w:rPr>
+        <w:t>datagrid</w:t>
+      </w:r>
+      <w:proofErr w:type="spellEnd"/>
+      <w:r>
+        <w:rPr>
+          <w:rFonts w:ascii="Times New Roman" w:hAnsi="Times New Roman" w:cs="Times New Roman"/>
+          <w:sz w:val="28"/>
+          <w:szCs w:val="28"/>
+        </w:rPr>
+        <w:t xml:space="preserve"> vagyis táblázat típusú paramétert vár.</w:t>
+      </w:r>
+      <w:r>
+        <w:rPr>
+          <w:rFonts w:ascii="Times New Roman" w:hAnsi="Times New Roman" w:cs="Times New Roman"/>
+          <w:sz w:val="28"/>
+          <w:szCs w:val="28"/>
+        </w:rPr>
+        <w:t xml:space="preserve"> Ez a </w:t>
+      </w:r>
+      <w:proofErr w:type="spellStart"/>
+      <w:r>
+        <w:rPr>
+          <w:rFonts w:ascii="Times New Roman" w:hAnsi="Times New Roman" w:cs="Times New Roman"/>
+          <w:sz w:val="28"/>
+          <w:szCs w:val="28"/>
+        </w:rPr>
+        <w:t>datagrid</w:t>
+      </w:r>
+      <w:proofErr w:type="spellEnd"/>
+      <w:r>
+        <w:rPr>
+          <w:rFonts w:ascii="Times New Roman" w:hAnsi="Times New Roman" w:cs="Times New Roman"/>
+          <w:sz w:val="28"/>
+          <w:szCs w:val="28"/>
+        </w:rPr>
+        <w:t xml:space="preserve"> (táblázat) megjelenítésre szolgál.</w:t>
       </w:r>
     </w:p>
     <w:p>
@@ -2216,7 +3267,43 @@
           <w:sz w:val="28"/>
           <w:szCs w:val="28"/>
         </w:rPr>
-        <w:t>Csatlakozik az adatbázishoz, a megadott query-t lefuttatja és a kapott adattal visszatér és a datagridbe azt feltölti.</w:t>
+        <w:t xml:space="preserve">Csatlakozik az adatbázishoz, a megadott </w:t>
+      </w:r>
+      <w:proofErr w:type="spellStart"/>
+      <w:r>
+        <w:rPr>
+          <w:rFonts w:ascii="Times New Roman" w:hAnsi="Times New Roman" w:cs="Times New Roman"/>
+          <w:sz w:val="28"/>
+          <w:szCs w:val="28"/>
+        </w:rPr>
+        <w:t>query</w:t>
+      </w:r>
+      <w:proofErr w:type="spellEnd"/>
+      <w:r>
+        <w:rPr>
+          <w:rFonts w:ascii="Times New Roman" w:hAnsi="Times New Roman" w:cs="Times New Roman"/>
+          <w:sz w:val="28"/>
+          <w:szCs w:val="28"/>
+        </w:rPr>
+        <w:t xml:space="preserve">-t lefuttatja és a kapott adattal visszatér és a </w:t>
+      </w:r>
+      <w:proofErr w:type="spellStart"/>
+      <w:r>
+        <w:rPr>
+          <w:rFonts w:ascii="Times New Roman" w:hAnsi="Times New Roman" w:cs="Times New Roman"/>
+          <w:sz w:val="28"/>
+          <w:szCs w:val="28"/>
+        </w:rPr>
+        <w:t>datagridbe</w:t>
+      </w:r>
+      <w:proofErr w:type="spellEnd"/>
+      <w:r>
+        <w:rPr>
+          <w:rFonts w:ascii="Times New Roman" w:hAnsi="Times New Roman" w:cs="Times New Roman"/>
+          <w:sz w:val="28"/>
+          <w:szCs w:val="28"/>
+        </w:rPr>
+        <w:t xml:space="preserve"> azt feltölti.</w:t>
       </w:r>
     </w:p>
     <w:p>
@@ -2293,6 +3380,7 @@
         </w:rPr>
         <w:t xml:space="preserve">Az </w:t>
       </w:r>
+      <w:proofErr w:type="spellStart"/>
       <w:r>
         <w:rPr>
           <w:rFonts w:ascii="Times New Roman" w:hAnsi="Times New Roman" w:cs="Times New Roman"/>
@@ -2303,6 +3391,7 @@
         </w:rPr>
         <w:t>ExitApp</w:t>
       </w:r>
+      <w:proofErr w:type="spellEnd"/>
       <w:r>
         <w:rPr>
           <w:rFonts w:ascii="Times New Roman" w:hAnsi="Times New Roman" w:cs="Times New Roman"/>
@@ -2363,6 +3452,7 @@
         </w:rPr>
         <w:t xml:space="preserve"> paramétert vesz be az pedig a </w:t>
       </w:r>
+      <w:proofErr w:type="spellStart"/>
       <w:r>
         <w:rPr>
           <w:rFonts w:ascii="Times New Roman" w:hAnsi="Times New Roman" w:cs="Times New Roman"/>
@@ -2373,6 +3463,7 @@
         </w:rPr>
         <w:t>window</w:t>
       </w:r>
+      <w:proofErr w:type="spellEnd"/>
       <w:r>
         <w:rPr>
           <w:rFonts w:ascii="Times New Roman" w:hAnsi="Times New Roman" w:cs="Times New Roman"/>
@@ -2447,6 +3538,7 @@
           <w:sz w:val="32"/>
           <w:szCs w:val="32"/>
         </w:rPr>
+        <w:lastRenderedPageBreak/>
         <w:drawing>
           <wp:inline distT="0" distB="0" distL="0" distR="0" wp14:anchorId="0307519B" wp14:editId="58F70859">
             <wp:extent cx="5760720" cy="1883410"/>
@@ -2507,6 +3599,7 @@
         </w:rPr>
         <w:t xml:space="preserve">A </w:t>
       </w:r>
+      <w:proofErr w:type="spellStart"/>
       <w:r>
         <w:rPr>
           <w:rFonts w:ascii="Times New Roman" w:hAnsi="Times New Roman" w:cs="Times New Roman"/>
@@ -2517,6 +3610,7 @@
         </w:rPr>
         <w:t>delete_data_btn_click</w:t>
       </w:r>
+      <w:proofErr w:type="spellEnd"/>
       <w:r>
         <w:rPr>
           <w:rFonts w:ascii="Times New Roman" w:hAnsi="Times New Roman" w:cs="Times New Roman"/>
@@ -2531,7 +3625,25 @@
           <w:sz w:val="28"/>
           <w:szCs w:val="28"/>
         </w:rPr>
-        <w:t>. Itt egy törlés gomb működését láthatjuk. Amikor az Adminisztrátor valamit kijelöl és törlésre kattint akkor ezt az esemény hívódik meg.</w:t>
+        <w:t xml:space="preserve">. Itt egy törlés gomb működését láthatjuk. Amikor az Adminisztrátor valamit kijelöl és törlésre kattint akkor ezt az esemény </w:t>
+      </w:r>
+      <w:proofErr w:type="spellStart"/>
+      <w:r>
+        <w:rPr>
+          <w:rFonts w:ascii="Times New Roman" w:hAnsi="Times New Roman" w:cs="Times New Roman"/>
+          <w:sz w:val="28"/>
+          <w:szCs w:val="28"/>
+        </w:rPr>
+        <w:t>hívódik</w:t>
+      </w:r>
+      <w:proofErr w:type="spellEnd"/>
+      <w:r>
+        <w:rPr>
+          <w:rFonts w:ascii="Times New Roman" w:hAnsi="Times New Roman" w:cs="Times New Roman"/>
+          <w:sz w:val="28"/>
+          <w:szCs w:val="28"/>
+        </w:rPr>
+        <w:t xml:space="preserve"> meg.</w:t>
       </w:r>
     </w:p>
     <w:p>
@@ -2566,7 +3678,43 @@
           <w:sz w:val="28"/>
           <w:szCs w:val="28"/>
         </w:rPr>
-        <w:t>Létrehozzuk a törléshez szükséges query-t, az adott elem id-ja sietségével, majd ezt a törlést végrehajtjuk és frissítjük az táblázatot. A módosít és a törlés gombot letiltjuk.</w:t>
+        <w:t xml:space="preserve">Létrehozzuk a törléshez szükséges </w:t>
+      </w:r>
+      <w:proofErr w:type="spellStart"/>
+      <w:r>
+        <w:rPr>
+          <w:rFonts w:ascii="Times New Roman" w:hAnsi="Times New Roman" w:cs="Times New Roman"/>
+          <w:sz w:val="28"/>
+          <w:szCs w:val="28"/>
+        </w:rPr>
+        <w:t>query</w:t>
+      </w:r>
+      <w:proofErr w:type="spellEnd"/>
+      <w:r>
+        <w:rPr>
+          <w:rFonts w:ascii="Times New Roman" w:hAnsi="Times New Roman" w:cs="Times New Roman"/>
+          <w:sz w:val="28"/>
+          <w:szCs w:val="28"/>
+        </w:rPr>
+        <w:t xml:space="preserve">-t, az adott elem </w:t>
+      </w:r>
+      <w:proofErr w:type="spellStart"/>
+      <w:r>
+        <w:rPr>
+          <w:rFonts w:ascii="Times New Roman" w:hAnsi="Times New Roman" w:cs="Times New Roman"/>
+          <w:sz w:val="28"/>
+          <w:szCs w:val="28"/>
+        </w:rPr>
+        <w:t>id</w:t>
+      </w:r>
+      <w:proofErr w:type="spellEnd"/>
+      <w:r>
+        <w:rPr>
+          <w:rFonts w:ascii="Times New Roman" w:hAnsi="Times New Roman" w:cs="Times New Roman"/>
+          <w:sz w:val="28"/>
+          <w:szCs w:val="28"/>
+        </w:rPr>
+        <w:t>-ja sietségével, majd ezt a törlést végrehajtjuk és frissítjük az táblázatot. A módosít és a törlés gombot letiltjuk.</w:t>
       </w:r>
     </w:p>
     <w:p>
@@ -2641,7 +3789,25 @@
           <w:sz w:val="28"/>
           <w:szCs w:val="28"/>
         </w:rPr>
-        <w:t xml:space="preserve"> mint a törlés, csak más query-vel </w:t>
+        <w:t xml:space="preserve"> mint a törlés, csak más </w:t>
+      </w:r>
+      <w:proofErr w:type="spellStart"/>
+      <w:r>
+        <w:rPr>
+          <w:rFonts w:ascii="Times New Roman" w:hAnsi="Times New Roman" w:cs="Times New Roman"/>
+          <w:sz w:val="28"/>
+          <w:szCs w:val="28"/>
+        </w:rPr>
+        <w:t>query</w:t>
+      </w:r>
+      <w:proofErr w:type="spellEnd"/>
+      <w:r>
+        <w:rPr>
+          <w:rFonts w:ascii="Times New Roman" w:hAnsi="Times New Roman" w:cs="Times New Roman"/>
+          <w:sz w:val="28"/>
+          <w:szCs w:val="28"/>
+        </w:rPr>
+        <w:t xml:space="preserve">-vel </w:t>
       </w:r>
       <w:r>
         <w:rPr>
@@ -2678,7 +3844,6 @@
           <w:sz w:val="32"/>
           <w:szCs w:val="32"/>
         </w:rPr>
-        <w:lastRenderedPageBreak/>
         <w:t>8</w:t>
       </w:r>
       <w:r>
@@ -2790,7 +3955,7 @@
       <w:hyperlink r:id="rId9" w:history="1">
         <w:r>
           <w:rPr>
-            <w:rStyle w:val="Hyperlink"/>
+            <w:rStyle w:val="Hiperhivatkozs"/>
             <w:rFonts w:ascii="Times New Roman" w:hAnsi="Times New Roman" w:cs="Times New Roman"/>
             <w:sz w:val="28"/>
             <w:szCs w:val="28"/>
@@ -2827,7 +3992,7 @@
       <w:hyperlink r:id="rId10" w:history="1">
         <w:r>
           <w:rPr>
-            <w:rStyle w:val="Hyperlink"/>
+            <w:rStyle w:val="Hiperhivatkozs"/>
             <w:rFonts w:ascii="Times New Roman" w:hAnsi="Times New Roman" w:cs="Times New Roman"/>
             <w:sz w:val="28"/>
             <w:szCs w:val="28"/>
@@ -2856,7 +4021,7 @@
       <w:hyperlink r:id="rId11" w:history="1">
         <w:r>
           <w:rPr>
-            <w:rStyle w:val="Hyperlink"/>
+            <w:rStyle w:val="Hiperhivatkozs"/>
             <w:rFonts w:ascii="Times New Roman" w:hAnsi="Times New Roman" w:cs="Times New Roman"/>
             <w:sz w:val="28"/>
             <w:szCs w:val="28"/>
@@ -2885,21 +4050,41 @@
       <w:hyperlink r:id="rId12" w:history="1">
         <w:r>
           <w:rPr>
-            <w:rStyle w:val="Hyperlink"/>
+            <w:rStyle w:val="Hiperhivatkozs"/>
             <w:rFonts w:ascii="Times New Roman" w:hAnsi="Times New Roman" w:cs="Times New Roman"/>
             <w:sz w:val="28"/>
             <w:szCs w:val="28"/>
           </w:rPr>
-          <w:t>https://learn.microsoft.com/en-us/dotnet/desktop/wpf</w:t>
+          <w:t>https://learn.microsoft.com/en-us/dotnet/desktop/wpf/</w:t>
         </w:r>
+      </w:hyperlink>
+    </w:p>
+    <w:p>
+      <w:pPr>
+        <w:jc w:val="both"/>
+        <w:rPr>
+          <w:rFonts w:ascii="Times New Roman" w:hAnsi="Times New Roman" w:cs="Times New Roman"/>
+          <w:sz w:val="28"/>
+          <w:szCs w:val="28"/>
+        </w:rPr>
+      </w:pPr>
+      <w:r>
+        <w:rPr>
+          <w:rFonts w:ascii="Times New Roman" w:hAnsi="Times New Roman" w:cs="Times New Roman"/>
+          <w:sz w:val="28"/>
+          <w:szCs w:val="28"/>
+        </w:rPr>
+        <w:t xml:space="preserve">imDb: </w:t>
+      </w:r>
+      <w:hyperlink r:id="rId13" w:history="1">
         <w:r>
           <w:rPr>
-            <w:rStyle w:val="Hyperlink"/>
+            <w:rStyle w:val="Hiperhivatkozs"/>
             <w:rFonts w:ascii="Times New Roman" w:hAnsi="Times New Roman" w:cs="Times New Roman"/>
             <w:sz w:val="28"/>
             <w:szCs w:val="28"/>
           </w:rPr>
-          <w:t>/</w:t>
+          <w:t>https://www.imdb.com/</w:t>
         </w:r>
       </w:hyperlink>
     </w:p>
@@ -2912,6 +4097,25 @@
           <w:szCs w:val="28"/>
         </w:rPr>
       </w:pPr>
+      <w:r>
+        <w:rPr>
+          <w:rFonts w:ascii="Times New Roman" w:hAnsi="Times New Roman" w:cs="Times New Roman"/>
+          <w:sz w:val="28"/>
+          <w:szCs w:val="28"/>
+        </w:rPr>
+        <w:t xml:space="preserve">Stackoverflow: </w:t>
+      </w:r>
+      <w:hyperlink r:id="rId14" w:history="1">
+        <w:r>
+          <w:rPr>
+            <w:rStyle w:val="Hiperhivatkozs"/>
+            <w:rFonts w:ascii="Times New Roman" w:hAnsi="Times New Roman" w:cs="Times New Roman"/>
+            <w:sz w:val="28"/>
+            <w:szCs w:val="28"/>
+          </w:rPr>
+          <w:t>http://stackoverflow.com/</w:t>
+        </w:r>
+      </w:hyperlink>
     </w:p>
     <w:sectPr>
       <w:pgSz w:w="11906" w:h="16838"/>
@@ -2924,7 +4128,7 @@
 </file>
 
 <file path=word/numbering.xml><?xml version="1.0" encoding="utf-8"?>
-<w:numbering xmlns:wpc="http://schemas.microsoft.com/office/word/2010/wordprocessingCanvas" xmlns:cx="http://schemas.microsoft.com/office/drawing/2014/chartex" xmlns:cx1="http://schemas.microsoft.com/office/drawing/2015/9/8/chartex" xmlns:cx2="http://schemas.microsoft.com/office/drawing/2015/10/21/chartex" xmlns:cx3="http://schemas.microsoft.com/office/drawing/2016/5/9/chartex" xmlns:cx4="http://schemas.microsoft.com/office/drawing/2016/5/10/chartex" xmlns:cx5="http://schemas.microsoft.com/office/drawing/2016/5/11/chartex" xmlns:cx6="http://schemas.microsoft.com/office/drawing/2016/5/12/chartex" xmlns:cx7="http://schemas.microsoft.com/office/drawing/2016/5/13/chartex" xmlns:cx8="http://schemas.microsoft.com/office/drawing/2016/5/14/chartex" xmlns:mc="http://schemas.openxmlformats.org/markup-compatibility/2006" xmlns:aink="http://schemas.microsoft.com/office/drawing/2016/ink" xmlns:am3d="http://schemas.microsoft.com/office/drawing/2017/model3d" xmlns:o="urn:schemas-microsoft-com:office:office" xmlns:oel="http://schemas.microsoft.com/office/2019/extlst" xmlns:r="http://schemas.openxmlformats.org/officeDocument/2006/relationships" xmlns:m="http://schemas.openxmlformats.org/officeDocument/2006/math" xmlns:v="urn:schemas-microsoft-com:vml" xmlns:wp14="http://schemas.microsoft.com/office/word/2010/wordprocessingDrawing" xmlns:wp="http://schemas.openxmlformats.org/drawingml/2006/wordprocessingDrawing" xmlns:w10="urn:schemas-microsoft-com:office:word" xmlns:w="http://schemas.openxmlformats.org/wordprocessingml/2006/main" xmlns:w14="http://schemas.microsoft.com/office/word/2010/wordml" xmlns:w15="http://schemas.microsoft.com/office/word/2012/wordml" xmlns:w16cex="http://schemas.microsoft.com/office/word/2018/wordml/cex" xmlns:w16cid="http://schemas.microsoft.com/office/word/2016/wordml/cid" xmlns:w16="http://schemas.microsoft.com/office/word/2018/wordml" xmlns:w16du="http://schemas.microsoft.com/office/word/2023/wordml/word16du" xmlns:w16sdtdh="http://schemas.microsoft.com/office/word/2020/wordml/sdtdatahash" xmlns:w16sdtfl="http://schemas.microsoft.com/office/word/2024/wordml/sdtformatlock" xmlns:w16se="http://schemas.microsoft.com/office/word/2015/wordml/symex" xmlns:wpg="http://schemas.microsoft.com/office/word/2010/wordprocessingGroup" xmlns:wpi="http://schemas.microsoft.com/office/word/2010/wordprocessingInk" xmlns:wne="http://schemas.microsoft.com/office/word/2006/wordml" xmlns:wps="http://schemas.microsoft.com/office/word/2010/wordprocessingShape" mc:Ignorable="w14 w15 w16se w16cid w16 w16cex w16sdtdh w16sdtfl w16du wp14">
+<w:numbering xmlns:wpc="http://schemas.microsoft.com/office/word/2010/wordprocessingCanvas" xmlns:cx="http://schemas.microsoft.com/office/drawing/2014/chartex" xmlns:cx1="http://schemas.microsoft.com/office/drawing/2015/9/8/chartex" xmlns:cx2="http://schemas.microsoft.com/office/drawing/2015/10/21/chartex" xmlns:cx3="http://schemas.microsoft.com/office/drawing/2016/5/9/chartex" xmlns:cx4="http://schemas.microsoft.com/office/drawing/2016/5/10/chartex" xmlns:cx5="http://schemas.microsoft.com/office/drawing/2016/5/11/chartex" xmlns:cx6="http://schemas.microsoft.com/office/drawing/2016/5/12/chartex" xmlns:cx7="http://schemas.microsoft.com/office/drawing/2016/5/13/chartex" xmlns:cx8="http://schemas.microsoft.com/office/drawing/2016/5/14/chartex" xmlns:mc="http://schemas.openxmlformats.org/markup-compatibility/2006" xmlns:aink="http://schemas.microsoft.com/office/drawing/2016/ink" xmlns:am3d="http://schemas.microsoft.com/office/drawing/2017/model3d" xmlns:o="urn:schemas-microsoft-com:office:office" xmlns:r="http://schemas.openxmlformats.org/officeDocument/2006/relationships" xmlns:m="http://schemas.openxmlformats.org/officeDocument/2006/math" xmlns:v="urn:schemas-microsoft-com:vml" xmlns:wp14="http://schemas.microsoft.com/office/word/2010/wordprocessingDrawing" xmlns:wp="http://schemas.openxmlformats.org/drawingml/2006/wordprocessingDrawing" xmlns:w10="urn:schemas-microsoft-com:office:word" xmlns:w="http://schemas.openxmlformats.org/wordprocessingml/2006/main" xmlns:w14="http://schemas.microsoft.com/office/word/2010/wordml" xmlns:w15="http://schemas.microsoft.com/office/word/2012/wordml" xmlns:w16cid="http://schemas.microsoft.com/office/word/2016/wordml/cid" xmlns:w16se="http://schemas.microsoft.com/office/word/2015/wordml/symex" xmlns:wpg="http://schemas.microsoft.com/office/word/2010/wordprocessingGroup" xmlns:wpi="http://schemas.microsoft.com/office/word/2010/wordprocessingInk" xmlns:wne="http://schemas.microsoft.com/office/word/2006/wordml" xmlns:wps="http://schemas.microsoft.com/office/word/2010/wordprocessingShape" mc:Ignorable="w14 w15 w16se w16cid wp14">
   <w:abstractNum w:abstractNumId="0" w15:restartNumberingAfterBreak="0">
     <w:nsid w:val="09D27D07"/>
     <w:multiLevelType w:val="hybridMultilevel"/>
@@ -3015,6 +4219,453 @@
     </w:lvl>
   </w:abstractNum>
   <w:abstractNum w:abstractNumId="1" w15:restartNumberingAfterBreak="0">
+    <w:nsid w:val="0FA85308"/>
+    <w:multiLevelType w:val="multilevel"/>
+    <w:tmpl w:val="38FA4894"/>
+    <w:lvl w:ilvl="0">
+      <w:start w:val="1"/>
+      <w:numFmt w:val="bullet"/>
+      <w:lvlText w:val=""/>
+      <w:lvlJc w:val="left"/>
+      <w:pPr>
+        <w:tabs>
+          <w:tab w:val="num" w:pos="720"/>
+        </w:tabs>
+        <w:ind w:left="720" w:hanging="360"/>
+      </w:pPr>
+      <w:rPr>
+        <w:rFonts w:ascii="Symbol" w:hAnsi="Symbol" w:hint="default"/>
+        <w:sz w:val="20"/>
+      </w:rPr>
+    </w:lvl>
+    <w:lvl w:ilvl="1" w:tentative="1">
+      <w:start w:val="1"/>
+      <w:numFmt w:val="bullet"/>
+      <w:lvlText w:val="o"/>
+      <w:lvlJc w:val="left"/>
+      <w:pPr>
+        <w:tabs>
+          <w:tab w:val="num" w:pos="1440"/>
+        </w:tabs>
+        <w:ind w:left="1440" w:hanging="360"/>
+      </w:pPr>
+      <w:rPr>
+        <w:rFonts w:ascii="Courier New" w:hAnsi="Courier New" w:hint="default"/>
+        <w:sz w:val="20"/>
+      </w:rPr>
+    </w:lvl>
+    <w:lvl w:ilvl="2" w:tentative="1">
+      <w:start w:val="1"/>
+      <w:numFmt w:val="bullet"/>
+      <w:lvlText w:val=""/>
+      <w:lvlJc w:val="left"/>
+      <w:pPr>
+        <w:tabs>
+          <w:tab w:val="num" w:pos="2160"/>
+        </w:tabs>
+        <w:ind w:left="2160" w:hanging="360"/>
+      </w:pPr>
+      <w:rPr>
+        <w:rFonts w:ascii="Wingdings" w:hAnsi="Wingdings" w:hint="default"/>
+        <w:sz w:val="20"/>
+      </w:rPr>
+    </w:lvl>
+    <w:lvl w:ilvl="3" w:tentative="1">
+      <w:start w:val="1"/>
+      <w:numFmt w:val="bullet"/>
+      <w:lvlText w:val=""/>
+      <w:lvlJc w:val="left"/>
+      <w:pPr>
+        <w:tabs>
+          <w:tab w:val="num" w:pos="2880"/>
+        </w:tabs>
+        <w:ind w:left="2880" w:hanging="360"/>
+      </w:pPr>
+      <w:rPr>
+        <w:rFonts w:ascii="Wingdings" w:hAnsi="Wingdings" w:hint="default"/>
+        <w:sz w:val="20"/>
+      </w:rPr>
+    </w:lvl>
+    <w:lvl w:ilvl="4" w:tentative="1">
+      <w:start w:val="1"/>
+      <w:numFmt w:val="bullet"/>
+      <w:lvlText w:val=""/>
+      <w:lvlJc w:val="left"/>
+      <w:pPr>
+        <w:tabs>
+          <w:tab w:val="num" w:pos="3600"/>
+        </w:tabs>
+        <w:ind w:left="3600" w:hanging="360"/>
+      </w:pPr>
+      <w:rPr>
+        <w:rFonts w:ascii="Wingdings" w:hAnsi="Wingdings" w:hint="default"/>
+        <w:sz w:val="20"/>
+      </w:rPr>
+    </w:lvl>
+    <w:lvl w:ilvl="5" w:tentative="1">
+      <w:start w:val="1"/>
+      <w:numFmt w:val="bullet"/>
+      <w:lvlText w:val=""/>
+      <w:lvlJc w:val="left"/>
+      <w:pPr>
+        <w:tabs>
+          <w:tab w:val="num" w:pos="4320"/>
+        </w:tabs>
+        <w:ind w:left="4320" w:hanging="360"/>
+      </w:pPr>
+      <w:rPr>
+        <w:rFonts w:ascii="Wingdings" w:hAnsi="Wingdings" w:hint="default"/>
+        <w:sz w:val="20"/>
+      </w:rPr>
+    </w:lvl>
+    <w:lvl w:ilvl="6" w:tentative="1">
+      <w:start w:val="1"/>
+      <w:numFmt w:val="bullet"/>
+      <w:lvlText w:val=""/>
+      <w:lvlJc w:val="left"/>
+      <w:pPr>
+        <w:tabs>
+          <w:tab w:val="num" w:pos="5040"/>
+        </w:tabs>
+        <w:ind w:left="5040" w:hanging="360"/>
+      </w:pPr>
+      <w:rPr>
+        <w:rFonts w:ascii="Wingdings" w:hAnsi="Wingdings" w:hint="default"/>
+        <w:sz w:val="20"/>
+      </w:rPr>
+    </w:lvl>
+    <w:lvl w:ilvl="7" w:tentative="1">
+      <w:start w:val="1"/>
+      <w:numFmt w:val="bullet"/>
+      <w:lvlText w:val=""/>
+      <w:lvlJc w:val="left"/>
+      <w:pPr>
+        <w:tabs>
+          <w:tab w:val="num" w:pos="5760"/>
+        </w:tabs>
+        <w:ind w:left="5760" w:hanging="360"/>
+      </w:pPr>
+      <w:rPr>
+        <w:rFonts w:ascii="Wingdings" w:hAnsi="Wingdings" w:hint="default"/>
+        <w:sz w:val="20"/>
+      </w:rPr>
+    </w:lvl>
+    <w:lvl w:ilvl="8" w:tentative="1">
+      <w:start w:val="1"/>
+      <w:numFmt w:val="bullet"/>
+      <w:lvlText w:val=""/>
+      <w:lvlJc w:val="left"/>
+      <w:pPr>
+        <w:tabs>
+          <w:tab w:val="num" w:pos="6480"/>
+        </w:tabs>
+        <w:ind w:left="6480" w:hanging="360"/>
+      </w:pPr>
+      <w:rPr>
+        <w:rFonts w:ascii="Wingdings" w:hAnsi="Wingdings" w:hint="default"/>
+        <w:sz w:val="20"/>
+      </w:rPr>
+    </w:lvl>
+  </w:abstractNum>
+  <w:abstractNum w:abstractNumId="2" w15:restartNumberingAfterBreak="0">
+    <w:nsid w:val="12F446CE"/>
+    <w:multiLevelType w:val="multilevel"/>
+    <w:tmpl w:val="28F0CA1E"/>
+    <w:lvl w:ilvl="0">
+      <w:start w:val="1"/>
+      <w:numFmt w:val="bullet"/>
+      <w:lvlText w:val=""/>
+      <w:lvlJc w:val="left"/>
+      <w:pPr>
+        <w:tabs>
+          <w:tab w:val="num" w:pos="720"/>
+        </w:tabs>
+        <w:ind w:left="720" w:hanging="360"/>
+      </w:pPr>
+      <w:rPr>
+        <w:rFonts w:ascii="Symbol" w:hAnsi="Symbol" w:hint="default"/>
+        <w:sz w:val="20"/>
+      </w:rPr>
+    </w:lvl>
+    <w:lvl w:ilvl="1" w:tentative="1">
+      <w:start w:val="1"/>
+      <w:numFmt w:val="bullet"/>
+      <w:lvlText w:val="o"/>
+      <w:lvlJc w:val="left"/>
+      <w:pPr>
+        <w:tabs>
+          <w:tab w:val="num" w:pos="1440"/>
+        </w:tabs>
+        <w:ind w:left="1440" w:hanging="360"/>
+      </w:pPr>
+      <w:rPr>
+        <w:rFonts w:ascii="Courier New" w:hAnsi="Courier New" w:hint="default"/>
+        <w:sz w:val="20"/>
+      </w:rPr>
+    </w:lvl>
+    <w:lvl w:ilvl="2" w:tentative="1">
+      <w:start w:val="1"/>
+      <w:numFmt w:val="bullet"/>
+      <w:lvlText w:val=""/>
+      <w:lvlJc w:val="left"/>
+      <w:pPr>
+        <w:tabs>
+          <w:tab w:val="num" w:pos="2160"/>
+        </w:tabs>
+        <w:ind w:left="2160" w:hanging="360"/>
+      </w:pPr>
+      <w:rPr>
+        <w:rFonts w:ascii="Wingdings" w:hAnsi="Wingdings" w:hint="default"/>
+        <w:sz w:val="20"/>
+      </w:rPr>
+    </w:lvl>
+    <w:lvl w:ilvl="3" w:tentative="1">
+      <w:start w:val="1"/>
+      <w:numFmt w:val="bullet"/>
+      <w:lvlText w:val=""/>
+      <w:lvlJc w:val="left"/>
+      <w:pPr>
+        <w:tabs>
+          <w:tab w:val="num" w:pos="2880"/>
+        </w:tabs>
+        <w:ind w:left="2880" w:hanging="360"/>
+      </w:pPr>
+      <w:rPr>
+        <w:rFonts w:ascii="Wingdings" w:hAnsi="Wingdings" w:hint="default"/>
+        <w:sz w:val="20"/>
+      </w:rPr>
+    </w:lvl>
+    <w:lvl w:ilvl="4" w:tentative="1">
+      <w:start w:val="1"/>
+      <w:numFmt w:val="bullet"/>
+      <w:lvlText w:val=""/>
+      <w:lvlJc w:val="left"/>
+      <w:pPr>
+        <w:tabs>
+          <w:tab w:val="num" w:pos="3600"/>
+        </w:tabs>
+        <w:ind w:left="3600" w:hanging="360"/>
+      </w:pPr>
+      <w:rPr>
+        <w:rFonts w:ascii="Wingdings" w:hAnsi="Wingdings" w:hint="default"/>
+        <w:sz w:val="20"/>
+      </w:rPr>
+    </w:lvl>
+    <w:lvl w:ilvl="5" w:tentative="1">
+      <w:start w:val="1"/>
+      <w:numFmt w:val="bullet"/>
+      <w:lvlText w:val=""/>
+      <w:lvlJc w:val="left"/>
+      <w:pPr>
+        <w:tabs>
+          <w:tab w:val="num" w:pos="4320"/>
+        </w:tabs>
+        <w:ind w:left="4320" w:hanging="360"/>
+      </w:pPr>
+      <w:rPr>
+        <w:rFonts w:ascii="Wingdings" w:hAnsi="Wingdings" w:hint="default"/>
+        <w:sz w:val="20"/>
+      </w:rPr>
+    </w:lvl>
+    <w:lvl w:ilvl="6" w:tentative="1">
+      <w:start w:val="1"/>
+      <w:numFmt w:val="bullet"/>
+      <w:lvlText w:val=""/>
+      <w:lvlJc w:val="left"/>
+      <w:pPr>
+        <w:tabs>
+          <w:tab w:val="num" w:pos="5040"/>
+        </w:tabs>
+        <w:ind w:left="5040" w:hanging="360"/>
+      </w:pPr>
+      <w:rPr>
+        <w:rFonts w:ascii="Wingdings" w:hAnsi="Wingdings" w:hint="default"/>
+        <w:sz w:val="20"/>
+      </w:rPr>
+    </w:lvl>
+    <w:lvl w:ilvl="7" w:tentative="1">
+      <w:start w:val="1"/>
+      <w:numFmt w:val="bullet"/>
+      <w:lvlText w:val=""/>
+      <w:lvlJc w:val="left"/>
+      <w:pPr>
+        <w:tabs>
+          <w:tab w:val="num" w:pos="5760"/>
+        </w:tabs>
+        <w:ind w:left="5760" w:hanging="360"/>
+      </w:pPr>
+      <w:rPr>
+        <w:rFonts w:ascii="Wingdings" w:hAnsi="Wingdings" w:hint="default"/>
+        <w:sz w:val="20"/>
+      </w:rPr>
+    </w:lvl>
+    <w:lvl w:ilvl="8" w:tentative="1">
+      <w:start w:val="1"/>
+      <w:numFmt w:val="bullet"/>
+      <w:lvlText w:val=""/>
+      <w:lvlJc w:val="left"/>
+      <w:pPr>
+        <w:tabs>
+          <w:tab w:val="num" w:pos="6480"/>
+        </w:tabs>
+        <w:ind w:left="6480" w:hanging="360"/>
+      </w:pPr>
+      <w:rPr>
+        <w:rFonts w:ascii="Wingdings" w:hAnsi="Wingdings" w:hint="default"/>
+        <w:sz w:val="20"/>
+      </w:rPr>
+    </w:lvl>
+  </w:abstractNum>
+  <w:abstractNum w:abstractNumId="3" w15:restartNumberingAfterBreak="0">
+    <w:nsid w:val="144B4785"/>
+    <w:multiLevelType w:val="multilevel"/>
+    <w:tmpl w:val="ECB8F3D0"/>
+    <w:lvl w:ilvl="0">
+      <w:start w:val="1"/>
+      <w:numFmt w:val="bullet"/>
+      <w:lvlText w:val=""/>
+      <w:lvlJc w:val="left"/>
+      <w:pPr>
+        <w:tabs>
+          <w:tab w:val="num" w:pos="720"/>
+        </w:tabs>
+        <w:ind w:left="720" w:hanging="360"/>
+      </w:pPr>
+      <w:rPr>
+        <w:rFonts w:ascii="Symbol" w:hAnsi="Symbol" w:hint="default"/>
+        <w:sz w:val="20"/>
+      </w:rPr>
+    </w:lvl>
+    <w:lvl w:ilvl="1" w:tentative="1">
+      <w:start w:val="1"/>
+      <w:numFmt w:val="bullet"/>
+      <w:lvlText w:val="o"/>
+      <w:lvlJc w:val="left"/>
+      <w:pPr>
+        <w:tabs>
+          <w:tab w:val="num" w:pos="1440"/>
+        </w:tabs>
+        <w:ind w:left="1440" w:hanging="360"/>
+      </w:pPr>
+      <w:rPr>
+        <w:rFonts w:ascii="Courier New" w:hAnsi="Courier New" w:hint="default"/>
+        <w:sz w:val="20"/>
+      </w:rPr>
+    </w:lvl>
+    <w:lvl w:ilvl="2" w:tentative="1">
+      <w:start w:val="1"/>
+      <w:numFmt w:val="bullet"/>
+      <w:lvlText w:val=""/>
+      <w:lvlJc w:val="left"/>
+      <w:pPr>
+        <w:tabs>
+          <w:tab w:val="num" w:pos="2160"/>
+        </w:tabs>
+        <w:ind w:left="2160" w:hanging="360"/>
+      </w:pPr>
+      <w:rPr>
+        <w:rFonts w:ascii="Wingdings" w:hAnsi="Wingdings" w:hint="default"/>
+        <w:sz w:val="20"/>
+      </w:rPr>
+    </w:lvl>
+    <w:lvl w:ilvl="3" w:tentative="1">
+      <w:start w:val="1"/>
+      <w:numFmt w:val="bullet"/>
+      <w:lvlText w:val=""/>
+      <w:lvlJc w:val="left"/>
+      <w:pPr>
+        <w:tabs>
+          <w:tab w:val="num" w:pos="2880"/>
+        </w:tabs>
+        <w:ind w:left="2880" w:hanging="360"/>
+      </w:pPr>
+      <w:rPr>
+        <w:rFonts w:ascii="Wingdings" w:hAnsi="Wingdings" w:hint="default"/>
+        <w:sz w:val="20"/>
+      </w:rPr>
+    </w:lvl>
+    <w:lvl w:ilvl="4" w:tentative="1">
+      <w:start w:val="1"/>
+      <w:numFmt w:val="bullet"/>
+      <w:lvlText w:val=""/>
+      <w:lvlJc w:val="left"/>
+      <w:pPr>
+        <w:tabs>
+          <w:tab w:val="num" w:pos="3600"/>
+        </w:tabs>
+        <w:ind w:left="3600" w:hanging="360"/>
+      </w:pPr>
+      <w:rPr>
+        <w:rFonts w:ascii="Wingdings" w:hAnsi="Wingdings" w:hint="default"/>
+        <w:sz w:val="20"/>
+      </w:rPr>
+    </w:lvl>
+    <w:lvl w:ilvl="5" w:tentative="1">
+      <w:start w:val="1"/>
+      <w:numFmt w:val="bullet"/>
+      <w:lvlText w:val=""/>
+      <w:lvlJc w:val="left"/>
+      <w:pPr>
+        <w:tabs>
+          <w:tab w:val="num" w:pos="4320"/>
+        </w:tabs>
+        <w:ind w:left="4320" w:hanging="360"/>
+      </w:pPr>
+      <w:rPr>
+        <w:rFonts w:ascii="Wingdings" w:hAnsi="Wingdings" w:hint="default"/>
+        <w:sz w:val="20"/>
+      </w:rPr>
+    </w:lvl>
+    <w:lvl w:ilvl="6" w:tentative="1">
+      <w:start w:val="1"/>
+      <w:numFmt w:val="bullet"/>
+      <w:lvlText w:val=""/>
+      <w:lvlJc w:val="left"/>
+      <w:pPr>
+        <w:tabs>
+          <w:tab w:val="num" w:pos="5040"/>
+        </w:tabs>
+        <w:ind w:left="5040" w:hanging="360"/>
+      </w:pPr>
+      <w:rPr>
+        <w:rFonts w:ascii="Wingdings" w:hAnsi="Wingdings" w:hint="default"/>
+        <w:sz w:val="20"/>
+      </w:rPr>
+    </w:lvl>
+    <w:lvl w:ilvl="7" w:tentative="1">
+      <w:start w:val="1"/>
+      <w:numFmt w:val="bullet"/>
+      <w:lvlText w:val=""/>
+      <w:lvlJc w:val="left"/>
+      <w:pPr>
+        <w:tabs>
+          <w:tab w:val="num" w:pos="5760"/>
+        </w:tabs>
+        <w:ind w:left="5760" w:hanging="360"/>
+      </w:pPr>
+      <w:rPr>
+        <w:rFonts w:ascii="Wingdings" w:hAnsi="Wingdings" w:hint="default"/>
+        <w:sz w:val="20"/>
+      </w:rPr>
+    </w:lvl>
+    <w:lvl w:ilvl="8" w:tentative="1">
+      <w:start w:val="1"/>
+      <w:numFmt w:val="bullet"/>
+      <w:lvlText w:val=""/>
+      <w:lvlJc w:val="left"/>
+      <w:pPr>
+        <w:tabs>
+          <w:tab w:val="num" w:pos="6480"/>
+        </w:tabs>
+        <w:ind w:left="6480" w:hanging="360"/>
+      </w:pPr>
+      <w:rPr>
+        <w:rFonts w:ascii="Wingdings" w:hAnsi="Wingdings" w:hint="default"/>
+        <w:sz w:val="20"/>
+      </w:rPr>
+    </w:lvl>
+  </w:abstractNum>
+  <w:abstractNum w:abstractNumId="4" w15:restartNumberingAfterBreak="0">
     <w:nsid w:val="267F1335"/>
     <w:multiLevelType w:val="hybridMultilevel"/>
     <w:tmpl w:val="5AACF684"/>
@@ -3127,7 +4778,7 @@
       </w:rPr>
     </w:lvl>
   </w:abstractNum>
-  <w:abstractNum w:abstractNumId="2" w15:restartNumberingAfterBreak="0">
+  <w:abstractNum w:abstractNumId="5" w15:restartNumberingAfterBreak="0">
     <w:nsid w:val="2EDF58CC"/>
     <w:multiLevelType w:val="hybridMultilevel"/>
     <w:tmpl w:val="A86A648A"/>
@@ -3240,7 +4891,156 @@
       </w:rPr>
     </w:lvl>
   </w:abstractNum>
-  <w:abstractNum w:abstractNumId="3" w15:restartNumberingAfterBreak="0">
+  <w:abstractNum w:abstractNumId="6" w15:restartNumberingAfterBreak="0">
+    <w:nsid w:val="3ADC4A81"/>
+    <w:multiLevelType w:val="multilevel"/>
+    <w:tmpl w:val="1D3251F2"/>
+    <w:lvl w:ilvl="0">
+      <w:start w:val="1"/>
+      <w:numFmt w:val="bullet"/>
+      <w:lvlText w:val=""/>
+      <w:lvlJc w:val="left"/>
+      <w:pPr>
+        <w:tabs>
+          <w:tab w:val="num" w:pos="720"/>
+        </w:tabs>
+        <w:ind w:left="720" w:hanging="360"/>
+      </w:pPr>
+      <w:rPr>
+        <w:rFonts w:ascii="Symbol" w:hAnsi="Symbol" w:hint="default"/>
+        <w:sz w:val="20"/>
+      </w:rPr>
+    </w:lvl>
+    <w:lvl w:ilvl="1" w:tentative="1">
+      <w:start w:val="1"/>
+      <w:numFmt w:val="bullet"/>
+      <w:lvlText w:val="o"/>
+      <w:lvlJc w:val="left"/>
+      <w:pPr>
+        <w:tabs>
+          <w:tab w:val="num" w:pos="1440"/>
+        </w:tabs>
+        <w:ind w:left="1440" w:hanging="360"/>
+      </w:pPr>
+      <w:rPr>
+        <w:rFonts w:ascii="Courier New" w:hAnsi="Courier New" w:hint="default"/>
+        <w:sz w:val="20"/>
+      </w:rPr>
+    </w:lvl>
+    <w:lvl w:ilvl="2" w:tentative="1">
+      <w:start w:val="1"/>
+      <w:numFmt w:val="bullet"/>
+      <w:lvlText w:val=""/>
+      <w:lvlJc w:val="left"/>
+      <w:pPr>
+        <w:tabs>
+          <w:tab w:val="num" w:pos="2160"/>
+        </w:tabs>
+        <w:ind w:left="2160" w:hanging="360"/>
+      </w:pPr>
+      <w:rPr>
+        <w:rFonts w:ascii="Wingdings" w:hAnsi="Wingdings" w:hint="default"/>
+        <w:sz w:val="20"/>
+      </w:rPr>
+    </w:lvl>
+    <w:lvl w:ilvl="3" w:tentative="1">
+      <w:start w:val="1"/>
+      <w:numFmt w:val="bullet"/>
+      <w:lvlText w:val=""/>
+      <w:lvlJc w:val="left"/>
+      <w:pPr>
+        <w:tabs>
+          <w:tab w:val="num" w:pos="2880"/>
+        </w:tabs>
+        <w:ind w:left="2880" w:hanging="360"/>
+      </w:pPr>
+      <w:rPr>
+        <w:rFonts w:ascii="Wingdings" w:hAnsi="Wingdings" w:hint="default"/>
+        <w:sz w:val="20"/>
+      </w:rPr>
+    </w:lvl>
+    <w:lvl w:ilvl="4" w:tentative="1">
+      <w:start w:val="1"/>
+      <w:numFmt w:val="bullet"/>
+      <w:lvlText w:val=""/>
+      <w:lvlJc w:val="left"/>
+      <w:pPr>
+        <w:tabs>
+          <w:tab w:val="num" w:pos="3600"/>
+        </w:tabs>
+        <w:ind w:left="3600" w:hanging="360"/>
+      </w:pPr>
+      <w:rPr>
+        <w:rFonts w:ascii="Wingdings" w:hAnsi="Wingdings" w:hint="default"/>
+        <w:sz w:val="20"/>
+      </w:rPr>
+    </w:lvl>
+    <w:lvl w:ilvl="5" w:tentative="1">
+      <w:start w:val="1"/>
+      <w:numFmt w:val="bullet"/>
+      <w:lvlText w:val=""/>
+      <w:lvlJc w:val="left"/>
+      <w:pPr>
+        <w:tabs>
+          <w:tab w:val="num" w:pos="4320"/>
+        </w:tabs>
+        <w:ind w:left="4320" w:hanging="360"/>
+      </w:pPr>
+      <w:rPr>
+        <w:rFonts w:ascii="Wingdings" w:hAnsi="Wingdings" w:hint="default"/>
+        <w:sz w:val="20"/>
+      </w:rPr>
+    </w:lvl>
+    <w:lvl w:ilvl="6" w:tentative="1">
+      <w:start w:val="1"/>
+      <w:numFmt w:val="bullet"/>
+      <w:lvlText w:val=""/>
+      <w:lvlJc w:val="left"/>
+      <w:pPr>
+        <w:tabs>
+          <w:tab w:val="num" w:pos="5040"/>
+        </w:tabs>
+        <w:ind w:left="5040" w:hanging="360"/>
+      </w:pPr>
+      <w:rPr>
+        <w:rFonts w:ascii="Wingdings" w:hAnsi="Wingdings" w:hint="default"/>
+        <w:sz w:val="20"/>
+      </w:rPr>
+    </w:lvl>
+    <w:lvl w:ilvl="7" w:tentative="1">
+      <w:start w:val="1"/>
+      <w:numFmt w:val="bullet"/>
+      <w:lvlText w:val=""/>
+      <w:lvlJc w:val="left"/>
+      <w:pPr>
+        <w:tabs>
+          <w:tab w:val="num" w:pos="5760"/>
+        </w:tabs>
+        <w:ind w:left="5760" w:hanging="360"/>
+      </w:pPr>
+      <w:rPr>
+        <w:rFonts w:ascii="Wingdings" w:hAnsi="Wingdings" w:hint="default"/>
+        <w:sz w:val="20"/>
+      </w:rPr>
+    </w:lvl>
+    <w:lvl w:ilvl="8" w:tentative="1">
+      <w:start w:val="1"/>
+      <w:numFmt w:val="bullet"/>
+      <w:lvlText w:val=""/>
+      <w:lvlJc w:val="left"/>
+      <w:pPr>
+        <w:tabs>
+          <w:tab w:val="num" w:pos="6480"/>
+        </w:tabs>
+        <w:ind w:left="6480" w:hanging="360"/>
+      </w:pPr>
+      <w:rPr>
+        <w:rFonts w:ascii="Wingdings" w:hAnsi="Wingdings" w:hint="default"/>
+        <w:sz w:val="20"/>
+      </w:rPr>
+    </w:lvl>
+  </w:abstractNum>
+  <w:abstractNum w:abstractNumId="7" w15:restartNumberingAfterBreak="0">
     <w:nsid w:val="45354DAA"/>
     <w:multiLevelType w:val="multilevel"/>
     <w:tmpl w:val="6CEAB9BA"/>
@@ -3353,7 +5153,156 @@
       </w:pPr>
     </w:lvl>
   </w:abstractNum>
-  <w:abstractNum w:abstractNumId="4" w15:restartNumberingAfterBreak="0">
+  <w:abstractNum w:abstractNumId="8" w15:restartNumberingAfterBreak="0">
+    <w:nsid w:val="4A142CBC"/>
+    <w:multiLevelType w:val="multilevel"/>
+    <w:tmpl w:val="E598AC36"/>
+    <w:lvl w:ilvl="0">
+      <w:start w:val="1"/>
+      <w:numFmt w:val="bullet"/>
+      <w:lvlText w:val=""/>
+      <w:lvlJc w:val="left"/>
+      <w:pPr>
+        <w:tabs>
+          <w:tab w:val="num" w:pos="720"/>
+        </w:tabs>
+        <w:ind w:left="720" w:hanging="360"/>
+      </w:pPr>
+      <w:rPr>
+        <w:rFonts w:ascii="Symbol" w:hAnsi="Symbol" w:hint="default"/>
+        <w:sz w:val="20"/>
+      </w:rPr>
+    </w:lvl>
+    <w:lvl w:ilvl="1" w:tentative="1">
+      <w:start w:val="1"/>
+      <w:numFmt w:val="bullet"/>
+      <w:lvlText w:val="o"/>
+      <w:lvlJc w:val="left"/>
+      <w:pPr>
+        <w:tabs>
+          <w:tab w:val="num" w:pos="1440"/>
+        </w:tabs>
+        <w:ind w:left="1440" w:hanging="360"/>
+      </w:pPr>
+      <w:rPr>
+        <w:rFonts w:ascii="Courier New" w:hAnsi="Courier New" w:hint="default"/>
+        <w:sz w:val="20"/>
+      </w:rPr>
+    </w:lvl>
+    <w:lvl w:ilvl="2" w:tentative="1">
+      <w:start w:val="1"/>
+      <w:numFmt w:val="bullet"/>
+      <w:lvlText w:val=""/>
+      <w:lvlJc w:val="left"/>
+      <w:pPr>
+        <w:tabs>
+          <w:tab w:val="num" w:pos="2160"/>
+        </w:tabs>
+        <w:ind w:left="2160" w:hanging="360"/>
+      </w:pPr>
+      <w:rPr>
+        <w:rFonts w:ascii="Wingdings" w:hAnsi="Wingdings" w:hint="default"/>
+        <w:sz w:val="20"/>
+      </w:rPr>
+    </w:lvl>
+    <w:lvl w:ilvl="3" w:tentative="1">
+      <w:start w:val="1"/>
+      <w:numFmt w:val="bullet"/>
+      <w:lvlText w:val=""/>
+      <w:lvlJc w:val="left"/>
+      <w:pPr>
+        <w:tabs>
+          <w:tab w:val="num" w:pos="2880"/>
+        </w:tabs>
+        <w:ind w:left="2880" w:hanging="360"/>
+      </w:pPr>
+      <w:rPr>
+        <w:rFonts w:ascii="Wingdings" w:hAnsi="Wingdings" w:hint="default"/>
+        <w:sz w:val="20"/>
+      </w:rPr>
+    </w:lvl>
+    <w:lvl w:ilvl="4" w:tentative="1">
+      <w:start w:val="1"/>
+      <w:numFmt w:val="bullet"/>
+      <w:lvlText w:val=""/>
+      <w:lvlJc w:val="left"/>
+      <w:pPr>
+        <w:tabs>
+          <w:tab w:val="num" w:pos="3600"/>
+        </w:tabs>
+        <w:ind w:left="3600" w:hanging="360"/>
+      </w:pPr>
+      <w:rPr>
+        <w:rFonts w:ascii="Wingdings" w:hAnsi="Wingdings" w:hint="default"/>
+        <w:sz w:val="20"/>
+      </w:rPr>
+    </w:lvl>
+    <w:lvl w:ilvl="5" w:tentative="1">
+      <w:start w:val="1"/>
+      <w:numFmt w:val="bullet"/>
+      <w:lvlText w:val=""/>
+      <w:lvlJc w:val="left"/>
+      <w:pPr>
+        <w:tabs>
+          <w:tab w:val="num" w:pos="4320"/>
+        </w:tabs>
+        <w:ind w:left="4320" w:hanging="360"/>
+      </w:pPr>
+      <w:rPr>
+        <w:rFonts w:ascii="Wingdings" w:hAnsi="Wingdings" w:hint="default"/>
+        <w:sz w:val="20"/>
+      </w:rPr>
+    </w:lvl>
+    <w:lvl w:ilvl="6" w:tentative="1">
+      <w:start w:val="1"/>
+      <w:numFmt w:val="bullet"/>
+      <w:lvlText w:val=""/>
+      <w:lvlJc w:val="left"/>
+      <w:pPr>
+        <w:tabs>
+          <w:tab w:val="num" w:pos="5040"/>
+        </w:tabs>
+        <w:ind w:left="5040" w:hanging="360"/>
+      </w:pPr>
+      <w:rPr>
+        <w:rFonts w:ascii="Wingdings" w:hAnsi="Wingdings" w:hint="default"/>
+        <w:sz w:val="20"/>
+      </w:rPr>
+    </w:lvl>
+    <w:lvl w:ilvl="7" w:tentative="1">
+      <w:start w:val="1"/>
+      <w:numFmt w:val="bullet"/>
+      <w:lvlText w:val=""/>
+      <w:lvlJc w:val="left"/>
+      <w:pPr>
+        <w:tabs>
+          <w:tab w:val="num" w:pos="5760"/>
+        </w:tabs>
+        <w:ind w:left="5760" w:hanging="360"/>
+      </w:pPr>
+      <w:rPr>
+        <w:rFonts w:ascii="Wingdings" w:hAnsi="Wingdings" w:hint="default"/>
+        <w:sz w:val="20"/>
+      </w:rPr>
+    </w:lvl>
+    <w:lvl w:ilvl="8" w:tentative="1">
+      <w:start w:val="1"/>
+      <w:numFmt w:val="bullet"/>
+      <w:lvlText w:val=""/>
+      <w:lvlJc w:val="left"/>
+      <w:pPr>
+        <w:tabs>
+          <w:tab w:val="num" w:pos="6480"/>
+        </w:tabs>
+        <w:ind w:left="6480" w:hanging="360"/>
+      </w:pPr>
+      <w:rPr>
+        <w:rFonts w:ascii="Wingdings" w:hAnsi="Wingdings" w:hint="default"/>
+        <w:sz w:val="20"/>
+      </w:rPr>
+    </w:lvl>
+  </w:abstractNum>
+  <w:abstractNum w:abstractNumId="9" w15:restartNumberingAfterBreak="0">
     <w:nsid w:val="58502FCB"/>
     <w:multiLevelType w:val="multilevel"/>
     <w:tmpl w:val="901ADB88"/>
@@ -3466,7 +5415,7 @@
       </w:pPr>
     </w:lvl>
   </w:abstractNum>
-  <w:abstractNum w:abstractNumId="5" w15:restartNumberingAfterBreak="0">
+  <w:abstractNum w:abstractNumId="10" w15:restartNumberingAfterBreak="0">
     <w:nsid w:val="60933039"/>
     <w:multiLevelType w:val="hybridMultilevel"/>
     <w:tmpl w:val="E864D10E"/>
@@ -3555,29 +5504,44 @@
       </w:pPr>
     </w:lvl>
   </w:abstractNum>
-  <w:num w:numId="1" w16cid:durableId="654141975">
+  <w:num w:numId="1">
     <w:abstractNumId w:val="0"/>
   </w:num>
-  <w:num w:numId="2" w16cid:durableId="1307272566">
+  <w:num w:numId="2">
+    <w:abstractNumId w:val="10"/>
+  </w:num>
+  <w:num w:numId="3">
+    <w:abstractNumId w:val="4"/>
+  </w:num>
+  <w:num w:numId="4">
     <w:abstractNumId w:val="5"/>
   </w:num>
-  <w:num w:numId="3" w16cid:durableId="1009285376">
-    <w:abstractNumId w:val="1"/>
+  <w:num w:numId="5">
+    <w:abstractNumId w:val="9"/>
   </w:num>
-  <w:num w:numId="4" w16cid:durableId="4020766">
+  <w:num w:numId="6">
+    <w:abstractNumId w:val="7"/>
+  </w:num>
+  <w:num w:numId="7">
+    <w:abstractNumId w:val="3"/>
+  </w:num>
+  <w:num w:numId="8">
     <w:abstractNumId w:val="2"/>
   </w:num>
-  <w:num w:numId="5" w16cid:durableId="577060542">
-    <w:abstractNumId w:val="4"/>
+  <w:num w:numId="9">
+    <w:abstractNumId w:val="6"/>
   </w:num>
-  <w:num w:numId="6" w16cid:durableId="16085427">
-    <w:abstractNumId w:val="3"/>
+  <w:num w:numId="10">
+    <w:abstractNumId w:val="8"/>
+  </w:num>
+  <w:num w:numId="11">
+    <w:abstractNumId w:val="1"/>
   </w:num>
 </w:numbering>
 </file>
 
 <file path=word/styles.xml><?xml version="1.0" encoding="utf-8"?>
-<w:styles xmlns:mc="http://schemas.openxmlformats.org/markup-compatibility/2006" xmlns:r="http://schemas.openxmlformats.org/officeDocument/2006/relationships" xmlns:w="http://schemas.openxmlformats.org/wordprocessingml/2006/main" xmlns:w14="http://schemas.microsoft.com/office/word/2010/wordml" xmlns:w15="http://schemas.microsoft.com/office/word/2012/wordml" xmlns:w16cex="http://schemas.microsoft.com/office/word/2018/wordml/cex" xmlns:w16cid="http://schemas.microsoft.com/office/word/2016/wordml/cid" xmlns:w16="http://schemas.microsoft.com/office/word/2018/wordml" xmlns:w16du="http://schemas.microsoft.com/office/word/2023/wordml/word16du" xmlns:w16sdtdh="http://schemas.microsoft.com/office/word/2020/wordml/sdtdatahash" xmlns:w16sdtfl="http://schemas.microsoft.com/office/word/2024/wordml/sdtformatlock" xmlns:w16se="http://schemas.microsoft.com/office/word/2015/wordml/symex" mc:Ignorable="w14 w15 w16se w16cid w16 w16cex w16sdtdh w16sdtfl w16du">
+<w:styles xmlns:mc="http://schemas.openxmlformats.org/markup-compatibility/2006" xmlns:r="http://schemas.openxmlformats.org/officeDocument/2006/relationships" xmlns:w="http://schemas.openxmlformats.org/wordprocessingml/2006/main" xmlns:w14="http://schemas.microsoft.com/office/word/2010/wordml" xmlns:w15="http://schemas.microsoft.com/office/word/2012/wordml" xmlns:w16cid="http://schemas.microsoft.com/office/word/2016/wordml/cid" xmlns:w16se="http://schemas.microsoft.com/office/word/2015/wordml/symex" mc:Ignorable="w14 w15 w16se w16cid">
   <w:docDefaults>
     <w:rPrDefault>
       <w:rPr>
@@ -3593,7 +5557,7 @@
       </w:pPr>
     </w:pPrDefault>
   </w:docDefaults>
-  <w:latentStyles w:defLockedState="0" w:defUIPriority="99" w:defSemiHidden="0" w:defUnhideWhenUsed="0" w:defQFormat="0" w:count="376">
+  <w:latentStyles w:defLockedState="0" w:defUIPriority="99" w:defSemiHidden="0" w:defUnhideWhenUsed="0" w:defQFormat="0" w:count="375">
     <w:lsdException w:name="Normal" w:uiPriority="0" w:qFormat="1"/>
     <w:lsdException w:name="heading 1" w:uiPriority="9" w:qFormat="1"/>
     <w:lsdException w:name="heading 2" w:semiHidden="1" w:uiPriority="9" w:unhideWhenUsed="1" w:qFormat="1"/>
@@ -3969,20 +5933,39 @@
     <w:lsdException w:name="Smart Hyperlink" w:semiHidden="1" w:unhideWhenUsed="1"/>
     <w:lsdException w:name="Hashtag" w:semiHidden="1" w:unhideWhenUsed="1"/>
     <w:lsdException w:name="Unresolved Mention" w:semiHidden="1" w:unhideWhenUsed="1"/>
-    <w:lsdException w:name="Smart Link" w:semiHidden="1" w:unhideWhenUsed="1"/>
   </w:latentStyles>
-  <w:style w:type="paragraph" w:default="1" w:styleId="Normal">
+  <w:style w:type="paragraph" w:default="1" w:styleId="Norml">
     <w:name w:val="Normal"/>
     <w:qFormat/>
     <w:rsid w:val="000E4644"/>
   </w:style>
-  <w:style w:type="character" w:default="1" w:styleId="DefaultParagraphFont">
+  <w:style w:type="paragraph" w:styleId="Cmsor4">
+    <w:name w:val="heading 4"/>
+    <w:basedOn w:val="Norml"/>
+    <w:link w:val="Cmsor4Char"/>
+    <w:uiPriority w:val="9"/>
+    <w:qFormat/>
+    <w:rsid w:val="00D51246"/>
+    <w:pPr>
+      <w:spacing w:before="100" w:beforeAutospacing="1" w:after="100" w:afterAutospacing="1" w:line="240" w:lineRule="auto"/>
+      <w:outlineLvl w:val="3"/>
+    </w:pPr>
+    <w:rPr>
+      <w:rFonts w:ascii="Times New Roman" w:eastAsia="Times New Roman" w:hAnsi="Times New Roman" w:cs="Times New Roman"/>
+      <w:b/>
+      <w:bCs/>
+      <w:sz w:val="24"/>
+      <w:szCs w:val="24"/>
+      <w:lang w:eastAsia="hu-HU"/>
+    </w:rPr>
+  </w:style>
+  <w:style w:type="character" w:default="1" w:styleId="Bekezdsalapbettpusa">
     <w:name w:val="Default Paragraph Font"/>
     <w:uiPriority w:val="1"/>
     <w:semiHidden/>
     <w:unhideWhenUsed/>
   </w:style>
-  <w:style w:type="table" w:default="1" w:styleId="TableNormal">
+  <w:style w:type="table" w:default="1" w:styleId="Normltblzat">
     <w:name w:val="Normal Table"/>
     <w:uiPriority w:val="99"/>
     <w:semiHidden/>
@@ -3997,15 +5980,15 @@
       </w:tblCellMar>
     </w:tblPr>
   </w:style>
-  <w:style w:type="numbering" w:default="1" w:styleId="NoList">
+  <w:style w:type="numbering" w:default="1" w:styleId="Nemlista">
     <w:name w:val="No List"/>
     <w:uiPriority w:val="99"/>
     <w:semiHidden/>
     <w:unhideWhenUsed/>
   </w:style>
-  <w:style w:type="paragraph" w:styleId="ListParagraph">
+  <w:style w:type="paragraph" w:styleId="Listaszerbekezds">
     <w:name w:val="List Paragraph"/>
-    <w:basedOn w:val="Normal"/>
+    <w:basedOn w:val="Norml"/>
     <w:uiPriority w:val="34"/>
     <w:qFormat/>
     <w:rsid w:val="00D04D68"/>
@@ -4014,9 +5997,9 @@
       <w:contextualSpacing/>
     </w:pPr>
   </w:style>
-  <w:style w:type="character" w:styleId="Hyperlink">
+  <w:style w:type="character" w:styleId="Hiperhivatkozs">
     <w:name w:val="Hyperlink"/>
-    <w:basedOn w:val="DefaultParagraphFont"/>
+    <w:basedOn w:val="Bekezdsalapbettpusa"/>
     <w:uiPriority w:val="99"/>
     <w:unhideWhenUsed/>
     <w:rsid w:val="001D45B8"/>
@@ -4025,9 +6008,9 @@
       <w:u w:val="single"/>
     </w:rPr>
   </w:style>
-  <w:style w:type="character" w:styleId="UnresolvedMention">
+  <w:style w:type="character" w:styleId="Feloldatlanmegemlts">
     <w:name w:val="Unresolved Mention"/>
-    <w:basedOn w:val="DefaultParagraphFont"/>
+    <w:basedOn w:val="Bekezdsalapbettpusa"/>
     <w:uiPriority w:val="99"/>
     <w:semiHidden/>
     <w:unhideWhenUsed/>
@@ -4035,6 +6018,63 @@
     <w:rPr>
       <w:color w:val="605E5C"/>
       <w:shd w:val="clear" w:color="auto" w:fill="E1DFDD"/>
+    </w:rPr>
+  </w:style>
+  <w:style w:type="character" w:customStyle="1" w:styleId="Cmsor4Char">
+    <w:name w:val="Címsor 4 Char"/>
+    <w:basedOn w:val="Bekezdsalapbettpusa"/>
+    <w:link w:val="Cmsor4"/>
+    <w:uiPriority w:val="9"/>
+    <w:rsid w:val="00D51246"/>
+    <w:rPr>
+      <w:rFonts w:ascii="Times New Roman" w:eastAsia="Times New Roman" w:hAnsi="Times New Roman" w:cs="Times New Roman"/>
+      <w:b/>
+      <w:bCs/>
+      <w:sz w:val="24"/>
+      <w:szCs w:val="24"/>
+      <w:lang w:eastAsia="hu-HU"/>
+    </w:rPr>
+  </w:style>
+  <w:style w:type="paragraph" w:customStyle="1" w:styleId="isselectedend">
+    <w:name w:val="isselectedend"/>
+    <w:basedOn w:val="Norml"/>
+    <w:rsid w:val="00D51246"/>
+    <w:pPr>
+      <w:spacing w:before="100" w:beforeAutospacing="1" w:after="100" w:afterAutospacing="1" w:line="240" w:lineRule="auto"/>
+    </w:pPr>
+    <w:rPr>
+      <w:rFonts w:ascii="Times New Roman" w:eastAsia="Times New Roman" w:hAnsi="Times New Roman" w:cs="Times New Roman"/>
+      <w:sz w:val="24"/>
+      <w:szCs w:val="24"/>
+      <w:lang w:eastAsia="hu-HU"/>
+    </w:rPr>
+  </w:style>
+  <w:style w:type="character" w:styleId="Kiemels2">
+    <w:name w:val="Strong"/>
+    <w:basedOn w:val="Bekezdsalapbettpusa"/>
+    <w:uiPriority w:val="22"/>
+    <w:qFormat/>
+    <w:rsid w:val="00D51246"/>
+    <w:rPr>
+      <w:b/>
+      <w:bCs/>
+    </w:rPr>
+  </w:style>
+  <w:style w:type="paragraph" w:styleId="NormlWeb">
+    <w:name w:val="Normal (Web)"/>
+    <w:basedOn w:val="Norml"/>
+    <w:uiPriority w:val="99"/>
+    <w:semiHidden/>
+    <w:unhideWhenUsed/>
+    <w:rsid w:val="00D51246"/>
+    <w:pPr>
+      <w:spacing w:before="100" w:beforeAutospacing="1" w:after="100" w:afterAutospacing="1" w:line="240" w:lineRule="auto"/>
+    </w:pPr>
+    <w:rPr>
+      <w:rFonts w:ascii="Times New Roman" w:eastAsia="Times New Roman" w:hAnsi="Times New Roman" w:cs="Times New Roman"/>
+      <w:sz w:val="24"/>
+      <w:szCs w:val="24"/>
+      <w:lang w:eastAsia="hu-HU"/>
     </w:rPr>
   </w:style>
 </w:styles>

--- a/doc/szakmai_dokumentacio.docx
+++ b/doc/szakmai_dokumentacio.docx
@@ -1,6 +1,6 @@
 
 <file path=word/document.xml><?xml version="1.0" encoding="utf-8"?>
-<w:document xmlns:wpc="http://schemas.microsoft.com/office/word/2010/wordprocessingCanvas" xmlns:cx="http://schemas.microsoft.com/office/drawing/2014/chartex" xmlns:cx1="http://schemas.microsoft.com/office/drawing/2015/9/8/chartex" xmlns:cx2="http://schemas.microsoft.com/office/drawing/2015/10/21/chartex" xmlns:cx3="http://schemas.microsoft.com/office/drawing/2016/5/9/chartex" xmlns:cx4="http://schemas.microsoft.com/office/drawing/2016/5/10/chartex" xmlns:cx5="http://schemas.microsoft.com/office/drawing/2016/5/11/chartex" xmlns:cx6="http://schemas.microsoft.com/office/drawing/2016/5/12/chartex" xmlns:cx7="http://schemas.microsoft.com/office/drawing/2016/5/13/chartex" xmlns:cx8="http://schemas.microsoft.com/office/drawing/2016/5/14/chartex" xmlns:mc="http://schemas.openxmlformats.org/markup-compatibility/2006" xmlns:aink="http://schemas.microsoft.com/office/drawing/2016/ink" xmlns:am3d="http://schemas.microsoft.com/office/drawing/2017/model3d" xmlns:o="urn:schemas-microsoft-com:office:office" xmlns:r="http://schemas.openxmlformats.org/officeDocument/2006/relationships" xmlns:m="http://schemas.openxmlformats.org/officeDocument/2006/math" xmlns:v="urn:schemas-microsoft-com:vml" xmlns:wp14="http://schemas.microsoft.com/office/word/2010/wordprocessingDrawing" xmlns:wp="http://schemas.openxmlformats.org/drawingml/2006/wordprocessingDrawing" xmlns:w10="urn:schemas-microsoft-com:office:word" xmlns:w="http://schemas.openxmlformats.org/wordprocessingml/2006/main" xmlns:w14="http://schemas.microsoft.com/office/word/2010/wordml" xmlns:w15="http://schemas.microsoft.com/office/word/2012/wordml" xmlns:w16cid="http://schemas.microsoft.com/office/word/2016/wordml/cid" xmlns:w16se="http://schemas.microsoft.com/office/word/2015/wordml/symex" xmlns:wpg="http://schemas.microsoft.com/office/word/2010/wordprocessingGroup" xmlns:wpi="http://schemas.microsoft.com/office/word/2010/wordprocessingInk" xmlns:wne="http://schemas.microsoft.com/office/word/2006/wordml" xmlns:wps="http://schemas.microsoft.com/office/word/2010/wordprocessingShape" mc:Ignorable="w14 w15 w16se w16cid wp14">
+<w:document xmlns:wpc="http://schemas.microsoft.com/office/word/2010/wordprocessingCanvas" xmlns:cx="http://schemas.microsoft.com/office/drawing/2014/chartex" xmlns:cx1="http://schemas.microsoft.com/office/drawing/2015/9/8/chartex" xmlns:cx2="http://schemas.microsoft.com/office/drawing/2015/10/21/chartex" xmlns:cx3="http://schemas.microsoft.com/office/drawing/2016/5/9/chartex" xmlns:cx4="http://schemas.microsoft.com/office/drawing/2016/5/10/chartex" xmlns:cx5="http://schemas.microsoft.com/office/drawing/2016/5/11/chartex" xmlns:cx6="http://schemas.microsoft.com/office/drawing/2016/5/12/chartex" xmlns:cx7="http://schemas.microsoft.com/office/drawing/2016/5/13/chartex" xmlns:cx8="http://schemas.microsoft.com/office/drawing/2016/5/14/chartex" xmlns:mc="http://schemas.openxmlformats.org/markup-compatibility/2006" xmlns:aink="http://schemas.microsoft.com/office/drawing/2016/ink" xmlns:am3d="http://schemas.microsoft.com/office/drawing/2017/model3d" xmlns:o="urn:schemas-microsoft-com:office:office" xmlns:oel="http://schemas.microsoft.com/office/2019/extlst" xmlns:r="http://schemas.openxmlformats.org/officeDocument/2006/relationships" xmlns:m="http://schemas.openxmlformats.org/officeDocument/2006/math" xmlns:v="urn:schemas-microsoft-com:vml" xmlns:wp14="http://schemas.microsoft.com/office/word/2010/wordprocessingDrawing" xmlns:wp="http://schemas.openxmlformats.org/drawingml/2006/wordprocessingDrawing" xmlns:w10="urn:schemas-microsoft-com:office:word" xmlns:w="http://schemas.openxmlformats.org/wordprocessingml/2006/main" xmlns:w14="http://schemas.microsoft.com/office/word/2010/wordml" xmlns:w15="http://schemas.microsoft.com/office/word/2012/wordml" xmlns:w16cex="http://schemas.microsoft.com/office/word/2018/wordml/cex" xmlns:w16cid="http://schemas.microsoft.com/office/word/2016/wordml/cid" xmlns:w16="http://schemas.microsoft.com/office/word/2018/wordml" xmlns:w16du="http://schemas.microsoft.com/office/word/2023/wordml/word16du" xmlns:w16sdtdh="http://schemas.microsoft.com/office/word/2020/wordml/sdtdatahash" xmlns:w16sdtfl="http://schemas.microsoft.com/office/word/2024/wordml/sdtformatlock" xmlns:w16se="http://schemas.microsoft.com/office/word/2015/wordml/symex" xmlns:wpg="http://schemas.microsoft.com/office/word/2010/wordprocessingGroup" xmlns:wpi="http://schemas.microsoft.com/office/word/2010/wordprocessingInk" xmlns:wne="http://schemas.microsoft.com/office/word/2006/wordml" xmlns:wps="http://schemas.microsoft.com/office/word/2010/wordprocessingShape" mc:Ignorable="w14 w15 w16se w16cid w16 w16cex w16sdtdh w16sdtfl w16du wp14">
   <w:body>
     <w:p>
       <w:pPr>
@@ -476,25 +476,7 @@
           <w:sz w:val="28"/>
           <w:szCs w:val="28"/>
         </w:rPr>
-        <w:t>A rendszer az alábbi követelményeket tudja. Egy felhasználó barát bejelentkezési felület, ami csak az adminisztrációs engedéllyel rendelkező fiókokat engedi be. Kezdőlap/</w:t>
-      </w:r>
-      <w:proofErr w:type="spellStart"/>
-      <w:r>
-        <w:rPr>
-          <w:rFonts w:ascii="Times New Roman" w:hAnsi="Times New Roman" w:cs="Times New Roman"/>
-          <w:sz w:val="28"/>
-          <w:szCs w:val="28"/>
-        </w:rPr>
-        <w:t>navbar</w:t>
-      </w:r>
-      <w:proofErr w:type="spellEnd"/>
-      <w:r>
-        <w:rPr>
-          <w:rFonts w:ascii="Times New Roman" w:hAnsi="Times New Roman" w:cs="Times New Roman"/>
-          <w:sz w:val="28"/>
-          <w:szCs w:val="28"/>
-        </w:rPr>
-        <w:t xml:space="preserve"> az oldalak közötti navigálásra. Négy adatbázisból feltöltött információs </w:t>
+        <w:t xml:space="preserve">A rendszer az alábbi követelményeket tudja. Egy felhasználó barát bejelentkezési felület, ami csak az adminisztrációs engedéllyel rendelkező fiókokat engedi be. Kezdőlap/navbar az oldalak közötti navigálásra. Négy adatbázisból feltöltött információs </w:t>
       </w:r>
       <w:r>
         <w:rPr>
@@ -801,7 +783,7 @@
     </w:p>
     <w:p>
       <w:pPr>
-        <w:pStyle w:val="Listaszerbekezds"/>
+        <w:pStyle w:val="ListParagraph"/>
         <w:numPr>
           <w:ilvl w:val="0"/>
           <w:numId w:val="3"/>
@@ -819,22 +801,12 @@
           <w:sz w:val="28"/>
           <w:szCs w:val="28"/>
         </w:rPr>
-        <w:t xml:space="preserve">MySQL adatbázis szerver, </w:t>
-      </w:r>
-      <w:proofErr w:type="spellStart"/>
-      <w:r>
-        <w:rPr>
-          <w:rFonts w:ascii="Times New Roman" w:hAnsi="Times New Roman" w:cs="Times New Roman"/>
-          <w:sz w:val="28"/>
-          <w:szCs w:val="28"/>
-        </w:rPr>
-        <w:t>phpMyAdmin</w:t>
-      </w:r>
-      <w:proofErr w:type="spellEnd"/>
-    </w:p>
-    <w:p>
-      <w:pPr>
-        <w:pStyle w:val="Listaszerbekezds"/>
+        <w:t>MySQL adatbázis szerver, phpMyAdmin</w:t>
+      </w:r>
+    </w:p>
+    <w:p>
+      <w:pPr>
+        <w:pStyle w:val="ListParagraph"/>
         <w:numPr>
           <w:ilvl w:val="0"/>
           <w:numId w:val="3"/>
@@ -852,30 +824,12 @@
           <w:sz w:val="28"/>
           <w:szCs w:val="28"/>
         </w:rPr>
-        <w:t>Programozási nyelv(</w:t>
-      </w:r>
-      <w:proofErr w:type="spellStart"/>
-      <w:r>
-        <w:rPr>
-          <w:rFonts w:ascii="Times New Roman" w:hAnsi="Times New Roman" w:cs="Times New Roman"/>
-          <w:sz w:val="28"/>
-          <w:szCs w:val="28"/>
-        </w:rPr>
-        <w:t>ek</w:t>
-      </w:r>
-      <w:proofErr w:type="spellEnd"/>
-      <w:r>
-        <w:rPr>
-          <w:rFonts w:ascii="Times New Roman" w:hAnsi="Times New Roman" w:cs="Times New Roman"/>
-          <w:sz w:val="28"/>
-          <w:szCs w:val="28"/>
-        </w:rPr>
-        <w:t>): C#</w:t>
-      </w:r>
-    </w:p>
-    <w:p>
-      <w:pPr>
-        <w:pStyle w:val="Listaszerbekezds"/>
+        <w:t>Programozási nyelv(ek): C#</w:t>
+      </w:r>
+    </w:p>
+    <w:p>
+      <w:pPr>
+        <w:pStyle w:val="ListParagraph"/>
         <w:numPr>
           <w:ilvl w:val="0"/>
           <w:numId w:val="3"/>
@@ -887,28 +841,18 @@
           <w:szCs w:val="28"/>
         </w:rPr>
       </w:pPr>
-      <w:proofErr w:type="spellStart"/>
-      <w:r>
-        <w:rPr>
-          <w:rFonts w:ascii="Times New Roman" w:hAnsi="Times New Roman" w:cs="Times New Roman"/>
-          <w:sz w:val="28"/>
-          <w:szCs w:val="28"/>
-        </w:rPr>
-        <w:t>Git</w:t>
-      </w:r>
-      <w:proofErr w:type="spellEnd"/>
-      <w:r>
-        <w:rPr>
-          <w:rFonts w:ascii="Times New Roman" w:hAnsi="Times New Roman" w:cs="Times New Roman"/>
-          <w:sz w:val="28"/>
-          <w:szCs w:val="28"/>
-        </w:rPr>
-        <w:t xml:space="preserve"> verziókövető</w:t>
-      </w:r>
-    </w:p>
-    <w:p>
-      <w:pPr>
-        <w:pStyle w:val="Listaszerbekezds"/>
+      <w:r>
+        <w:rPr>
+          <w:rFonts w:ascii="Times New Roman" w:hAnsi="Times New Roman" w:cs="Times New Roman"/>
+          <w:sz w:val="28"/>
+          <w:szCs w:val="28"/>
+        </w:rPr>
+        <w:t>Git verziókövető</w:t>
+      </w:r>
+    </w:p>
+    <w:p>
+      <w:pPr>
+        <w:pStyle w:val="ListParagraph"/>
         <w:numPr>
           <w:ilvl w:val="0"/>
           <w:numId w:val="3"/>
@@ -926,25 +870,7 @@
           <w:sz w:val="28"/>
           <w:szCs w:val="28"/>
         </w:rPr>
-        <w:t xml:space="preserve">IDE – Visual </w:t>
-      </w:r>
-      <w:proofErr w:type="spellStart"/>
-      <w:r>
-        <w:rPr>
-          <w:rFonts w:ascii="Times New Roman" w:hAnsi="Times New Roman" w:cs="Times New Roman"/>
-          <w:sz w:val="28"/>
-          <w:szCs w:val="28"/>
-        </w:rPr>
-        <w:t>Studio</w:t>
-      </w:r>
-      <w:proofErr w:type="spellEnd"/>
-      <w:r>
-        <w:rPr>
-          <w:rFonts w:ascii="Times New Roman" w:hAnsi="Times New Roman" w:cs="Times New Roman"/>
-          <w:sz w:val="28"/>
-          <w:szCs w:val="28"/>
-        </w:rPr>
-        <w:t xml:space="preserve"> 2022</w:t>
+        <w:t>IDE – Visual Studio 2022</w:t>
       </w:r>
     </w:p>
     <w:p>
@@ -1313,6 +1239,7 @@
     <w:p>
       <w:pPr>
         <w:spacing w:before="100" w:beforeAutospacing="1" w:after="100" w:afterAutospacing="1" w:line="240" w:lineRule="auto"/>
+        <w:jc w:val="both"/>
         <w:rPr>
           <w:rFonts w:ascii="Times New Roman" w:eastAsia="Times New Roman" w:hAnsi="Times New Roman" w:cs="Times New Roman"/>
           <w:sz w:val="28"/>
@@ -1358,6 +1285,7 @@
     <w:p>
       <w:pPr>
         <w:spacing w:before="100" w:beforeAutospacing="1" w:after="100" w:afterAutospacing="1" w:line="240" w:lineRule="auto"/>
+        <w:jc w:val="both"/>
         <w:rPr>
           <w:rFonts w:ascii="Times New Roman" w:eastAsia="Times New Roman" w:hAnsi="Times New Roman" w:cs="Times New Roman"/>
           <w:sz w:val="28"/>
@@ -1382,6 +1310,7 @@
           <w:numId w:val="7"/>
         </w:numPr>
         <w:spacing w:before="100" w:beforeAutospacing="1" w:after="100" w:afterAutospacing="1" w:line="240" w:lineRule="auto"/>
+        <w:jc w:val="both"/>
         <w:rPr>
           <w:rFonts w:ascii="Times New Roman" w:eastAsia="Times New Roman" w:hAnsi="Times New Roman" w:cs="Times New Roman"/>
           <w:sz w:val="28"/>
@@ -1406,6 +1335,7 @@
           <w:numId w:val="7"/>
         </w:numPr>
         <w:spacing w:before="100" w:beforeAutospacing="1" w:after="100" w:afterAutospacing="1" w:line="240" w:lineRule="auto"/>
+        <w:jc w:val="both"/>
         <w:rPr>
           <w:rFonts w:ascii="Times New Roman" w:eastAsia="Times New Roman" w:hAnsi="Times New Roman" w:cs="Times New Roman"/>
           <w:sz w:val="28"/>
@@ -1430,6 +1360,7 @@
           <w:numId w:val="7"/>
         </w:numPr>
         <w:spacing w:before="100" w:beforeAutospacing="1" w:after="100" w:afterAutospacing="1" w:line="240" w:lineRule="auto"/>
+        <w:jc w:val="both"/>
         <w:rPr>
           <w:rFonts w:ascii="Times New Roman" w:eastAsia="Times New Roman" w:hAnsi="Times New Roman" w:cs="Times New Roman"/>
           <w:sz w:val="28"/>
@@ -1454,6 +1385,7 @@
           <w:numId w:val="7"/>
         </w:numPr>
         <w:spacing w:before="100" w:beforeAutospacing="1" w:after="100" w:afterAutospacing="1" w:line="240" w:lineRule="auto"/>
+        <w:jc w:val="both"/>
         <w:rPr>
           <w:rFonts w:ascii="Times New Roman" w:eastAsia="Times New Roman" w:hAnsi="Times New Roman" w:cs="Times New Roman"/>
           <w:sz w:val="28"/>
@@ -1523,6 +1455,7 @@
           <w:numId w:val="8"/>
         </w:numPr>
         <w:spacing w:before="100" w:beforeAutospacing="1" w:after="100" w:afterAutospacing="1" w:line="240" w:lineRule="auto"/>
+        <w:jc w:val="both"/>
         <w:rPr>
           <w:rFonts w:ascii="Times New Roman" w:eastAsia="Times New Roman" w:hAnsi="Times New Roman" w:cs="Times New Roman"/>
           <w:sz w:val="28"/>
@@ -1558,6 +1491,7 @@
           <w:numId w:val="8"/>
         </w:numPr>
         <w:spacing w:before="100" w:beforeAutospacing="1" w:after="100" w:afterAutospacing="1" w:line="240" w:lineRule="auto"/>
+        <w:jc w:val="both"/>
         <w:rPr>
           <w:rFonts w:ascii="Times New Roman" w:eastAsia="Times New Roman" w:hAnsi="Times New Roman" w:cs="Times New Roman"/>
           <w:sz w:val="28"/>
@@ -1611,6 +1545,7 @@
           <w:numId w:val="8"/>
         </w:numPr>
         <w:spacing w:before="100" w:beforeAutospacing="1" w:after="100" w:afterAutospacing="1" w:line="240" w:lineRule="auto"/>
+        <w:jc w:val="both"/>
         <w:rPr>
           <w:rFonts w:ascii="Times New Roman" w:eastAsia="Times New Roman" w:hAnsi="Times New Roman" w:cs="Times New Roman"/>
           <w:sz w:val="28"/>
@@ -1667,6 +1602,7 @@
     <w:p>
       <w:pPr>
         <w:spacing w:before="100" w:beforeAutospacing="1" w:after="100" w:afterAutospacing="1" w:line="240" w:lineRule="auto"/>
+        <w:jc w:val="both"/>
         <w:rPr>
           <w:rFonts w:ascii="Times New Roman" w:eastAsia="Times New Roman" w:hAnsi="Times New Roman" w:cs="Times New Roman"/>
           <w:sz w:val="28"/>
@@ -1691,6 +1627,7 @@
           <w:numId w:val="9"/>
         </w:numPr>
         <w:spacing w:before="100" w:beforeAutospacing="1" w:after="100" w:afterAutospacing="1" w:line="240" w:lineRule="auto"/>
+        <w:jc w:val="both"/>
         <w:rPr>
           <w:rFonts w:ascii="Times New Roman" w:eastAsia="Times New Roman" w:hAnsi="Times New Roman" w:cs="Times New Roman"/>
           <w:sz w:val="28"/>
@@ -1715,6 +1652,7 @@
           <w:numId w:val="9"/>
         </w:numPr>
         <w:spacing w:before="100" w:beforeAutospacing="1" w:after="100" w:afterAutospacing="1" w:line="240" w:lineRule="auto"/>
+        <w:jc w:val="both"/>
         <w:rPr>
           <w:rFonts w:ascii="Times New Roman" w:eastAsia="Times New Roman" w:hAnsi="Times New Roman" w:cs="Times New Roman"/>
           <w:sz w:val="28"/>
@@ -1739,6 +1677,7 @@
           <w:numId w:val="9"/>
         </w:numPr>
         <w:spacing w:before="100" w:beforeAutospacing="1" w:after="100" w:afterAutospacing="1" w:line="240" w:lineRule="auto"/>
+        <w:jc w:val="both"/>
         <w:rPr>
           <w:rFonts w:ascii="Times New Roman" w:eastAsia="Times New Roman" w:hAnsi="Times New Roman" w:cs="Times New Roman"/>
           <w:sz w:val="28"/>
@@ -1804,6 +1743,7 @@
     <w:p>
       <w:pPr>
         <w:spacing w:before="100" w:beforeAutospacing="1" w:after="100" w:afterAutospacing="1" w:line="240" w:lineRule="auto"/>
+        <w:jc w:val="both"/>
         <w:rPr>
           <w:rFonts w:ascii="Times New Roman" w:eastAsia="Times New Roman" w:hAnsi="Times New Roman" w:cs="Times New Roman"/>
           <w:sz w:val="28"/>
@@ -1867,6 +1807,7 @@
     <w:p>
       <w:pPr>
         <w:spacing w:before="100" w:beforeAutospacing="1" w:after="100" w:afterAutospacing="1" w:line="240" w:lineRule="auto"/>
+        <w:jc w:val="both"/>
         <w:rPr>
           <w:rFonts w:ascii="Times New Roman" w:eastAsia="Times New Roman" w:hAnsi="Times New Roman" w:cs="Times New Roman"/>
           <w:sz w:val="28"/>
@@ -1956,7 +1897,7 @@
     </w:p>
     <w:p>
       <w:pPr>
-        <w:pStyle w:val="Cmsor4"/>
+        <w:pStyle w:val="Heading4"/>
         <w:rPr>
           <w:sz w:val="28"/>
         </w:rPr>
@@ -1971,6 +1912,7 @@
     <w:p>
       <w:pPr>
         <w:pStyle w:val="isselectedend"/>
+        <w:jc w:val="both"/>
         <w:rPr>
           <w:sz w:val="28"/>
         </w:rPr>
@@ -1984,7 +1926,7 @@
     </w:p>
     <w:p>
       <w:pPr>
-        <w:pStyle w:val="Cmsor4"/>
+        <w:pStyle w:val="Heading4"/>
         <w:rPr>
           <w:sz w:val="28"/>
         </w:rPr>
@@ -1999,6 +1941,7 @@
     <w:p>
       <w:pPr>
         <w:pStyle w:val="isselectedend"/>
+        <w:jc w:val="both"/>
         <w:rPr>
           <w:sz w:val="28"/>
         </w:rPr>
@@ -2012,7 +1955,7 @@
     </w:p>
     <w:p>
       <w:pPr>
-        <w:pStyle w:val="Cmsor4"/>
+        <w:pStyle w:val="Heading4"/>
         <w:rPr>
           <w:sz w:val="28"/>
         </w:rPr>
@@ -2027,6 +1970,7 @@
     <w:p>
       <w:pPr>
         <w:pStyle w:val="isselectedend"/>
+        <w:jc w:val="both"/>
         <w:rPr>
           <w:sz w:val="28"/>
         </w:rPr>
@@ -2045,6 +1989,7 @@
           <w:ilvl w:val="0"/>
           <w:numId w:val="10"/>
         </w:numPr>
+        <w:jc w:val="both"/>
         <w:rPr>
           <w:sz w:val="28"/>
         </w:rPr>
@@ -2063,6 +2008,7 @@
           <w:ilvl w:val="0"/>
           <w:numId w:val="10"/>
         </w:numPr>
+        <w:jc w:val="both"/>
         <w:rPr>
           <w:sz w:val="28"/>
         </w:rPr>
@@ -2081,6 +2027,7 @@
           <w:ilvl w:val="0"/>
           <w:numId w:val="10"/>
         </w:numPr>
+        <w:jc w:val="both"/>
         <w:rPr>
           <w:sz w:val="28"/>
         </w:rPr>
@@ -2099,6 +2046,7 @@
           <w:ilvl w:val="0"/>
           <w:numId w:val="10"/>
         </w:numPr>
+        <w:jc w:val="both"/>
         <w:rPr>
           <w:sz w:val="28"/>
         </w:rPr>
@@ -2125,12 +2073,10 @@
         </w:rPr>
         <w:br w:type="page"/>
       </w:r>
-      <w:bookmarkStart w:id="0" w:name="_GoBack"/>
-      <w:bookmarkEnd w:id="0"/>
-    </w:p>
-    <w:p>
-      <w:pPr>
-        <w:pStyle w:val="Cmsor4"/>
+    </w:p>
+    <w:p>
+      <w:pPr>
+        <w:pStyle w:val="Heading4"/>
         <w:rPr>
           <w:sz w:val="28"/>
         </w:rPr>
@@ -2146,6 +2092,7 @@
     <w:p>
       <w:pPr>
         <w:pStyle w:val="isselectedend"/>
+        <w:jc w:val="both"/>
         <w:rPr>
           <w:sz w:val="28"/>
         </w:rPr>
@@ -2164,6 +2111,7 @@
           <w:ilvl w:val="0"/>
           <w:numId w:val="11"/>
         </w:numPr>
+        <w:jc w:val="both"/>
         <w:rPr>
           <w:sz w:val="28"/>
         </w:rPr>
@@ -2182,6 +2130,7 @@
           <w:ilvl w:val="0"/>
           <w:numId w:val="11"/>
         </w:numPr>
+        <w:jc w:val="both"/>
         <w:rPr>
           <w:sz w:val="28"/>
         </w:rPr>
@@ -2200,6 +2149,7 @@
           <w:ilvl w:val="0"/>
           <w:numId w:val="11"/>
         </w:numPr>
+        <w:jc w:val="both"/>
         <w:rPr>
           <w:sz w:val="28"/>
         </w:rPr>
@@ -2213,7 +2163,7 @@
     </w:p>
     <w:p>
       <w:pPr>
-        <w:pStyle w:val="Cmsor4"/>
+        <w:pStyle w:val="Heading4"/>
         <w:rPr>
           <w:sz w:val="28"/>
         </w:rPr>
@@ -2228,6 +2178,7 @@
     <w:p>
       <w:pPr>
         <w:pStyle w:val="isselectedend"/>
+        <w:jc w:val="both"/>
         <w:rPr>
           <w:sz w:val="28"/>
         </w:rPr>
@@ -2241,7 +2192,7 @@
     </w:p>
     <w:p>
       <w:pPr>
-        <w:pStyle w:val="Cmsor4"/>
+        <w:pStyle w:val="Heading4"/>
         <w:rPr>
           <w:sz w:val="28"/>
         </w:rPr>
@@ -2256,6 +2207,7 @@
     <w:p>
       <w:pPr>
         <w:pStyle w:val="isselectedend"/>
+        <w:jc w:val="both"/>
         <w:rPr>
           <w:sz w:val="28"/>
         </w:rPr>
@@ -2269,7 +2221,7 @@
     </w:p>
     <w:p>
       <w:pPr>
-        <w:pStyle w:val="Cmsor4"/>
+        <w:pStyle w:val="Heading4"/>
         <w:rPr>
           <w:sz w:val="28"/>
         </w:rPr>
@@ -2283,7 +2235,8 @@
     </w:p>
     <w:p>
       <w:pPr>
-        <w:pStyle w:val="NormlWeb"/>
+        <w:pStyle w:val="NormalWeb"/>
+        <w:jc w:val="both"/>
         <w:rPr>
           <w:sz w:val="28"/>
         </w:rPr>
@@ -2411,7 +2364,7 @@
     </w:p>
     <w:p>
       <w:pPr>
-        <w:pStyle w:val="Listaszerbekezds"/>
+        <w:pStyle w:val="ListParagraph"/>
         <w:numPr>
           <w:ilvl w:val="0"/>
           <w:numId w:val="4"/>
@@ -2434,7 +2387,7 @@
     </w:p>
     <w:p>
       <w:pPr>
-        <w:pStyle w:val="Listaszerbekezds"/>
+        <w:pStyle w:val="ListParagraph"/>
         <w:numPr>
           <w:ilvl w:val="0"/>
           <w:numId w:val="4"/>
@@ -2457,7 +2410,7 @@
     </w:p>
     <w:p>
       <w:pPr>
-        <w:pStyle w:val="Listaszerbekezds"/>
+        <w:pStyle w:val="ListParagraph"/>
         <w:numPr>
           <w:ilvl w:val="0"/>
           <w:numId w:val="4"/>
@@ -2480,7 +2433,7 @@
     </w:p>
     <w:p>
       <w:pPr>
-        <w:pStyle w:val="Listaszerbekezds"/>
+        <w:pStyle w:val="ListParagraph"/>
         <w:numPr>
           <w:ilvl w:val="0"/>
           <w:numId w:val="4"/>
@@ -2521,7 +2474,7 @@
     </w:p>
     <w:p>
       <w:pPr>
-        <w:pStyle w:val="Listaszerbekezds"/>
+        <w:pStyle w:val="ListParagraph"/>
         <w:numPr>
           <w:ilvl w:val="0"/>
           <w:numId w:val="4"/>
@@ -2544,7 +2497,7 @@
     </w:p>
     <w:p>
       <w:pPr>
-        <w:pStyle w:val="Listaszerbekezds"/>
+        <w:pStyle w:val="ListParagraph"/>
         <w:numPr>
           <w:ilvl w:val="0"/>
           <w:numId w:val="4"/>
@@ -2562,48 +2515,48 @@
           <w:sz w:val="28"/>
           <w:szCs w:val="28"/>
         </w:rPr>
-        <w:t>munkát elvégző személy(</w:t>
-      </w:r>
-      <w:proofErr w:type="spellStart"/>
-      <w:r>
-        <w:rPr>
-          <w:rFonts w:ascii="Times New Roman" w:hAnsi="Times New Roman" w:cs="Times New Roman"/>
-          <w:sz w:val="28"/>
-          <w:szCs w:val="28"/>
-        </w:rPr>
-        <w:t>ek</w:t>
-      </w:r>
-      <w:proofErr w:type="spellEnd"/>
-      <w:r>
-        <w:rPr>
-          <w:rFonts w:ascii="Times New Roman" w:hAnsi="Times New Roman" w:cs="Times New Roman"/>
-          <w:sz w:val="28"/>
-          <w:szCs w:val="28"/>
-        </w:rPr>
-        <w:t>)</w:t>
-      </w:r>
-    </w:p>
-    <w:p>
-      <w:pPr>
-        <w:jc w:val="both"/>
-        <w:rPr>
-          <w:rFonts w:ascii="Times New Roman" w:hAnsi="Times New Roman" w:cs="Times New Roman"/>
-          <w:sz w:val="28"/>
-          <w:szCs w:val="28"/>
-        </w:rPr>
-      </w:pPr>
-      <w:r>
-        <w:rPr>
-          <w:rFonts w:ascii="Times New Roman" w:hAnsi="Times New Roman" w:cs="Times New Roman"/>
-          <w:sz w:val="28"/>
-          <w:szCs w:val="28"/>
-        </w:rPr>
+        <w:t>munkát elvégző személy(ek)</w:t>
+      </w:r>
+    </w:p>
+    <w:p>
+      <w:pPr>
+        <w:rPr>
+          <w:rFonts w:ascii="Times New Roman" w:hAnsi="Times New Roman" w:cs="Times New Roman"/>
+          <w:sz w:val="28"/>
+          <w:szCs w:val="28"/>
+        </w:rPr>
+      </w:pPr>
+      <w:r>
+        <w:rPr>
+          <w:rFonts w:ascii="Times New Roman" w:hAnsi="Times New Roman" w:cs="Times New Roman"/>
+          <w:sz w:val="28"/>
+          <w:szCs w:val="28"/>
+        </w:rPr>
+        <w:br w:type="page"/>
+      </w:r>
+    </w:p>
+    <w:p>
+      <w:pPr>
+        <w:jc w:val="both"/>
+        <w:rPr>
+          <w:rFonts w:ascii="Times New Roman" w:hAnsi="Times New Roman" w:cs="Times New Roman"/>
+          <w:sz w:val="28"/>
+          <w:szCs w:val="28"/>
+        </w:rPr>
+      </w:pPr>
+      <w:r>
+        <w:rPr>
+          <w:rFonts w:ascii="Times New Roman" w:hAnsi="Times New Roman" w:cs="Times New Roman"/>
+          <w:sz w:val="28"/>
+          <w:szCs w:val="28"/>
+        </w:rPr>
+        <w:lastRenderedPageBreak/>
         <w:t xml:space="preserve">Munkamegosztás: </w:t>
       </w:r>
     </w:p>
     <w:p>
       <w:pPr>
-        <w:pStyle w:val="Listaszerbekezds"/>
+        <w:pStyle w:val="ListParagraph"/>
         <w:numPr>
           <w:ilvl w:val="0"/>
           <w:numId w:val="4"/>
@@ -2621,7 +2574,6 @@
           <w:sz w:val="28"/>
           <w:szCs w:val="28"/>
         </w:rPr>
-        <w:lastRenderedPageBreak/>
         <w:t>Adatbázis</w:t>
       </w:r>
       <w:r>
@@ -2635,7 +2587,7 @@
     </w:p>
     <w:p>
       <w:pPr>
-        <w:pStyle w:val="Listaszerbekezds"/>
+        <w:pStyle w:val="ListParagraph"/>
         <w:numPr>
           <w:ilvl w:val="0"/>
           <w:numId w:val="4"/>
@@ -2661,25 +2613,7 @@
           <w:sz w:val="28"/>
           <w:szCs w:val="28"/>
         </w:rPr>
-        <w:t xml:space="preserve"> &amp; </w:t>
-      </w:r>
-      <w:proofErr w:type="spellStart"/>
-      <w:r>
-        <w:rPr>
-          <w:rFonts w:ascii="Times New Roman" w:hAnsi="Times New Roman" w:cs="Times New Roman"/>
-          <w:sz w:val="28"/>
-          <w:szCs w:val="28"/>
-        </w:rPr>
-        <w:t>Reszponzívitás</w:t>
-      </w:r>
-      <w:proofErr w:type="spellEnd"/>
-      <w:r>
-        <w:rPr>
-          <w:rFonts w:ascii="Times New Roman" w:hAnsi="Times New Roman" w:cs="Times New Roman"/>
-          <w:sz w:val="28"/>
-          <w:szCs w:val="28"/>
-        </w:rPr>
-        <w:t>:</w:t>
+        <w:t xml:space="preserve"> &amp; Reszponzívitás:</w:t>
       </w:r>
       <w:r>
         <w:rPr>
@@ -2692,7 +2626,7 @@
     </w:p>
     <w:p>
       <w:pPr>
-        <w:pStyle w:val="Listaszerbekezds"/>
+        <w:pStyle w:val="ListParagraph"/>
         <w:numPr>
           <w:ilvl w:val="0"/>
           <w:numId w:val="4"/>
@@ -2723,7 +2657,7 @@
     </w:p>
     <w:p>
       <w:pPr>
-        <w:pStyle w:val="Listaszerbekezds"/>
+        <w:pStyle w:val="ListParagraph"/>
         <w:numPr>
           <w:ilvl w:val="0"/>
           <w:numId w:val="4"/>
@@ -2869,6 +2803,14 @@
           <w:szCs w:val="28"/>
         </w:rPr>
       </w:pPr>
+      <w:r>
+        <w:rPr>
+          <w:rFonts w:ascii="Times New Roman" w:hAnsi="Times New Roman" w:cs="Times New Roman"/>
+          <w:sz w:val="28"/>
+          <w:szCs w:val="28"/>
+        </w:rPr>
+        <w:br w:type="page"/>
+      </w:r>
     </w:p>
     <w:p>
       <w:pPr>
@@ -2888,6 +2830,7 @@
           <w:sz w:val="32"/>
           <w:szCs w:val="32"/>
         </w:rPr>
+        <w:lastRenderedPageBreak/>
         <w:t>7. Forrás Kód</w:t>
       </w:r>
     </w:p>
@@ -2962,7 +2905,6 @@
           <w:sz w:val="32"/>
           <w:szCs w:val="32"/>
         </w:rPr>
-        <w:lastRenderedPageBreak/>
         <w:drawing>
           <wp:inline distT="0" distB="0" distL="0" distR="0" wp14:anchorId="52706415" wp14:editId="7EDE0C61">
             <wp:extent cx="5760720" cy="2784475"/>
@@ -3015,18 +2957,88 @@
           <w:szCs w:val="28"/>
         </w:rPr>
       </w:pPr>
-      <w:proofErr w:type="spellStart"/>
-      <w:r>
-        <w:rPr>
-          <w:rFonts w:ascii="Times New Roman" w:hAnsi="Times New Roman" w:cs="Times New Roman"/>
-          <w:b/>
-          <w:bCs/>
-          <w:sz w:val="28"/>
-          <w:szCs w:val="28"/>
-        </w:rPr>
-        <w:t>LoadData</w:t>
-      </w:r>
-      <w:proofErr w:type="spellEnd"/>
+      <w:r>
+        <w:rPr>
+          <w:rFonts w:ascii="Times New Roman" w:hAnsi="Times New Roman" w:cs="Times New Roman"/>
+          <w:b/>
+          <w:bCs/>
+          <w:sz w:val="28"/>
+          <w:szCs w:val="28"/>
+        </w:rPr>
+        <w:t xml:space="preserve">LoadData </w:t>
+      </w:r>
+      <w:r>
+        <w:rPr>
+          <w:rFonts w:ascii="Times New Roman" w:hAnsi="Times New Roman" w:cs="Times New Roman"/>
+          <w:b/>
+          <w:bCs/>
+          <w:sz w:val="28"/>
+          <w:szCs w:val="28"/>
+        </w:rPr>
+        <w:t>metódus</w:t>
+      </w:r>
+      <w:r>
+        <w:rPr>
+          <w:rFonts w:ascii="Times New Roman" w:hAnsi="Times New Roman" w:cs="Times New Roman"/>
+          <w:sz w:val="28"/>
+          <w:szCs w:val="28"/>
+        </w:rPr>
+        <w:t>,</w:t>
+      </w:r>
+      <w:r>
+        <w:rPr>
+          <w:rFonts w:ascii="Times New Roman" w:hAnsi="Times New Roman" w:cs="Times New Roman"/>
+          <w:sz w:val="28"/>
+          <w:szCs w:val="28"/>
+        </w:rPr>
+        <w:t xml:space="preserve"> ezt azért hoztuk létre, hogy egyszerűen tudjunk adatot betölteni és bármi változás esetén csak egy helyen kelljen módosítani a kódban.</w:t>
+      </w:r>
+    </w:p>
+    <w:p>
+      <w:pPr>
+        <w:jc w:val="both"/>
+        <w:rPr>
+          <w:rFonts w:ascii="Times New Roman" w:hAnsi="Times New Roman" w:cs="Times New Roman"/>
+          <w:sz w:val="28"/>
+          <w:szCs w:val="28"/>
+        </w:rPr>
+      </w:pPr>
+      <w:r>
+        <w:rPr>
+          <w:rFonts w:ascii="Times New Roman" w:hAnsi="Times New Roman" w:cs="Times New Roman"/>
+          <w:sz w:val="28"/>
+          <w:szCs w:val="28"/>
+          <w:u w:val="single"/>
+        </w:rPr>
+        <w:t>Paraméterei</w:t>
+      </w:r>
+      <w:r>
+        <w:rPr>
+          <w:rFonts w:ascii="Times New Roman" w:hAnsi="Times New Roman" w:cs="Times New Roman"/>
+          <w:sz w:val="28"/>
+          <w:szCs w:val="28"/>
+          <w:u w:val="single"/>
+        </w:rPr>
+        <w:t>:</w:t>
+      </w:r>
+      <w:r>
+        <w:rPr>
+          <w:rFonts w:ascii="Times New Roman" w:hAnsi="Times New Roman" w:cs="Times New Roman"/>
+          <w:sz w:val="28"/>
+          <w:szCs w:val="28"/>
+        </w:rPr>
+        <w:t xml:space="preserve"> Kettő paramétert vár a metódusunk, az első egy </w:t>
+      </w:r>
+      <w:r>
+        <w:rPr>
+          <w:rFonts w:ascii="Times New Roman" w:hAnsi="Times New Roman" w:cs="Times New Roman"/>
+          <w:b/>
+          <w:bCs/>
+          <w:sz w:val="28"/>
+          <w:szCs w:val="28"/>
+        </w:rPr>
+        <w:t>query, amit string formátumban kell megadni.</w:t>
+      </w:r>
       <w:r>
         <w:rPr>
           <w:rFonts w:ascii="Times New Roman" w:hAnsi="Times New Roman" w:cs="Times New Roman"/>
@@ -3040,33 +3052,40 @@
       <w:r>
         <w:rPr>
           <w:rFonts w:ascii="Times New Roman" w:hAnsi="Times New Roman" w:cs="Times New Roman"/>
-          <w:b/>
-          <w:bCs/>
-          <w:sz w:val="28"/>
-          <w:szCs w:val="28"/>
-        </w:rPr>
-        <w:t>metódus</w:t>
-      </w:r>
-      <w:r>
-        <w:rPr>
-          <w:rFonts w:ascii="Times New Roman" w:hAnsi="Times New Roman" w:cs="Times New Roman"/>
-          <w:sz w:val="28"/>
-          <w:szCs w:val="28"/>
-        </w:rPr>
-        <w:t>,</w:t>
-      </w:r>
-      <w:r>
-        <w:rPr>
-          <w:rFonts w:ascii="Times New Roman" w:hAnsi="Times New Roman" w:cs="Times New Roman"/>
-          <w:sz w:val="28"/>
-          <w:szCs w:val="28"/>
-        </w:rPr>
-        <w:t xml:space="preserve"> ezt azért hoztuk létre, hogy egyszerűen tudjunk adatot betölteni és bármi változás esetén csak egy helyen kelljen módosítani a kódban.</w:t>
-      </w:r>
-    </w:p>
-    <w:p>
-      <w:pPr>
-        <w:jc w:val="both"/>
+          <w:sz w:val="28"/>
+          <w:szCs w:val="28"/>
+        </w:rPr>
+        <w:t xml:space="preserve">A második paraméterünk az egy </w:t>
+      </w:r>
+      <w:r>
+        <w:rPr>
+          <w:rFonts w:ascii="Times New Roman" w:hAnsi="Times New Roman" w:cs="Times New Roman"/>
+          <w:b/>
+          <w:bCs/>
+          <w:sz w:val="28"/>
+          <w:szCs w:val="28"/>
+        </w:rPr>
+        <w:t>datagrid (táblázat)</w:t>
+      </w:r>
+      <w:r>
+        <w:rPr>
+          <w:rFonts w:ascii="Times New Roman" w:hAnsi="Times New Roman" w:cs="Times New Roman"/>
+          <w:sz w:val="28"/>
+          <w:szCs w:val="28"/>
+        </w:rPr>
+        <w:t>, ami egyértelműen egy datagrid vagyis táblázat típusú paramétert vár.</w:t>
+      </w:r>
+      <w:r>
+        <w:rPr>
+          <w:rFonts w:ascii="Times New Roman" w:hAnsi="Times New Roman" w:cs="Times New Roman"/>
+          <w:sz w:val="28"/>
+          <w:szCs w:val="28"/>
+        </w:rPr>
+        <w:t xml:space="preserve"> Ez a datagrid (táblázat) megjelenítésre szolgál.</w:t>
+      </w:r>
+    </w:p>
+    <w:p>
+      <w:pPr>
         <w:rPr>
           <w:rFonts w:ascii="Times New Roman" w:hAnsi="Times New Roman" w:cs="Times New Roman"/>
           <w:sz w:val="28"/>
@@ -3080,74 +3099,11 @@
           <w:szCs w:val="28"/>
           <w:u w:val="single"/>
         </w:rPr>
-        <w:t>Paraméterei</w:t>
-      </w:r>
-      <w:r>
-        <w:rPr>
-          <w:rFonts w:ascii="Times New Roman" w:hAnsi="Times New Roman" w:cs="Times New Roman"/>
-          <w:sz w:val="28"/>
-          <w:szCs w:val="28"/>
-          <w:u w:val="single"/>
-        </w:rPr>
-        <w:t>:</w:t>
-      </w:r>
-      <w:r>
-        <w:rPr>
-          <w:rFonts w:ascii="Times New Roman" w:hAnsi="Times New Roman" w:cs="Times New Roman"/>
-          <w:sz w:val="28"/>
-          <w:szCs w:val="28"/>
-        </w:rPr>
-        <w:t xml:space="preserve"> Kettő paramétert vár a metódusunk, az első egy </w:t>
-      </w:r>
-      <w:proofErr w:type="spellStart"/>
-      <w:r>
-        <w:rPr>
-          <w:rFonts w:ascii="Times New Roman" w:hAnsi="Times New Roman" w:cs="Times New Roman"/>
-          <w:b/>
-          <w:bCs/>
-          <w:sz w:val="28"/>
-          <w:szCs w:val="28"/>
-        </w:rPr>
-        <w:t>query</w:t>
-      </w:r>
-      <w:proofErr w:type="spellEnd"/>
-      <w:r>
-        <w:rPr>
-          <w:rFonts w:ascii="Times New Roman" w:hAnsi="Times New Roman" w:cs="Times New Roman"/>
-          <w:b/>
-          <w:bCs/>
-          <w:sz w:val="28"/>
-          <w:szCs w:val="28"/>
-        </w:rPr>
-        <w:t xml:space="preserve">, amit </w:t>
-      </w:r>
-      <w:proofErr w:type="spellStart"/>
-      <w:r>
-        <w:rPr>
-          <w:rFonts w:ascii="Times New Roman" w:hAnsi="Times New Roman" w:cs="Times New Roman"/>
-          <w:b/>
-          <w:bCs/>
-          <w:sz w:val="28"/>
-          <w:szCs w:val="28"/>
-        </w:rPr>
-        <w:t>string</w:t>
-      </w:r>
-      <w:proofErr w:type="spellEnd"/>
-      <w:r>
-        <w:rPr>
-          <w:rFonts w:ascii="Times New Roman" w:hAnsi="Times New Roman" w:cs="Times New Roman"/>
-          <w:b/>
-          <w:bCs/>
-          <w:sz w:val="28"/>
-          <w:szCs w:val="28"/>
-        </w:rPr>
-        <w:t xml:space="preserve"> formátumban kell megadni.</w:t>
-      </w:r>
-      <w:r>
-        <w:rPr>
-          <w:rFonts w:ascii="Times New Roman" w:hAnsi="Times New Roman" w:cs="Times New Roman"/>
-          <w:b/>
-          <w:bCs/>
+        <w:t>Működési elve:</w:t>
+      </w:r>
+      <w:r>
+        <w:rPr>
+          <w:rFonts w:ascii="Times New Roman" w:hAnsi="Times New Roman" w:cs="Times New Roman"/>
           <w:sz w:val="28"/>
           <w:szCs w:val="28"/>
         </w:rPr>
@@ -3159,151 +3115,7 @@
           <w:sz w:val="28"/>
           <w:szCs w:val="28"/>
         </w:rPr>
-        <w:t xml:space="preserve">A második paraméterünk az egy </w:t>
-      </w:r>
-      <w:proofErr w:type="spellStart"/>
-      <w:r>
-        <w:rPr>
-          <w:rFonts w:ascii="Times New Roman" w:hAnsi="Times New Roman" w:cs="Times New Roman"/>
-          <w:b/>
-          <w:bCs/>
-          <w:sz w:val="28"/>
-          <w:szCs w:val="28"/>
-        </w:rPr>
-        <w:t>datagrid</w:t>
-      </w:r>
-      <w:proofErr w:type="spellEnd"/>
-      <w:r>
-        <w:rPr>
-          <w:rFonts w:ascii="Times New Roman" w:hAnsi="Times New Roman" w:cs="Times New Roman"/>
-          <w:b/>
-          <w:bCs/>
-          <w:sz w:val="28"/>
-          <w:szCs w:val="28"/>
-        </w:rPr>
-        <w:t xml:space="preserve"> (táblázat)</w:t>
-      </w:r>
-      <w:r>
-        <w:rPr>
-          <w:rFonts w:ascii="Times New Roman" w:hAnsi="Times New Roman" w:cs="Times New Roman"/>
-          <w:sz w:val="28"/>
-          <w:szCs w:val="28"/>
-        </w:rPr>
-        <w:t xml:space="preserve">, ami egyértelműen egy </w:t>
-      </w:r>
-      <w:proofErr w:type="spellStart"/>
-      <w:r>
-        <w:rPr>
-          <w:rFonts w:ascii="Times New Roman" w:hAnsi="Times New Roman" w:cs="Times New Roman"/>
-          <w:sz w:val="28"/>
-          <w:szCs w:val="28"/>
-        </w:rPr>
-        <w:t>datagrid</w:t>
-      </w:r>
-      <w:proofErr w:type="spellEnd"/>
-      <w:r>
-        <w:rPr>
-          <w:rFonts w:ascii="Times New Roman" w:hAnsi="Times New Roman" w:cs="Times New Roman"/>
-          <w:sz w:val="28"/>
-          <w:szCs w:val="28"/>
-        </w:rPr>
-        <w:t xml:space="preserve"> vagyis táblázat típusú paramétert vár.</w:t>
-      </w:r>
-      <w:r>
-        <w:rPr>
-          <w:rFonts w:ascii="Times New Roman" w:hAnsi="Times New Roman" w:cs="Times New Roman"/>
-          <w:sz w:val="28"/>
-          <w:szCs w:val="28"/>
-        </w:rPr>
-        <w:t xml:space="preserve"> Ez a </w:t>
-      </w:r>
-      <w:proofErr w:type="spellStart"/>
-      <w:r>
-        <w:rPr>
-          <w:rFonts w:ascii="Times New Roman" w:hAnsi="Times New Roman" w:cs="Times New Roman"/>
-          <w:sz w:val="28"/>
-          <w:szCs w:val="28"/>
-        </w:rPr>
-        <w:t>datagrid</w:t>
-      </w:r>
-      <w:proofErr w:type="spellEnd"/>
-      <w:r>
-        <w:rPr>
-          <w:rFonts w:ascii="Times New Roman" w:hAnsi="Times New Roman" w:cs="Times New Roman"/>
-          <w:sz w:val="28"/>
-          <w:szCs w:val="28"/>
-        </w:rPr>
-        <w:t xml:space="preserve"> (táblázat) megjelenítésre szolgál.</w:t>
-      </w:r>
-    </w:p>
-    <w:p>
-      <w:pPr>
-        <w:rPr>
-          <w:rFonts w:ascii="Times New Roman" w:hAnsi="Times New Roman" w:cs="Times New Roman"/>
-          <w:sz w:val="28"/>
-          <w:szCs w:val="28"/>
-        </w:rPr>
-      </w:pPr>
-      <w:r>
-        <w:rPr>
-          <w:rFonts w:ascii="Times New Roman" w:hAnsi="Times New Roman" w:cs="Times New Roman"/>
-          <w:sz w:val="28"/>
-          <w:szCs w:val="28"/>
-          <w:u w:val="single"/>
-        </w:rPr>
-        <w:t>Működési elve:</w:t>
-      </w:r>
-      <w:r>
-        <w:rPr>
-          <w:rFonts w:ascii="Times New Roman" w:hAnsi="Times New Roman" w:cs="Times New Roman"/>
-          <w:sz w:val="28"/>
-          <w:szCs w:val="28"/>
-        </w:rPr>
-        <w:t xml:space="preserve"> </w:t>
-      </w:r>
-      <w:r>
-        <w:rPr>
-          <w:rFonts w:ascii="Times New Roman" w:hAnsi="Times New Roman" w:cs="Times New Roman"/>
-          <w:sz w:val="28"/>
-          <w:szCs w:val="28"/>
-        </w:rPr>
-        <w:t xml:space="preserve">Csatlakozik az adatbázishoz, a megadott </w:t>
-      </w:r>
-      <w:proofErr w:type="spellStart"/>
-      <w:r>
-        <w:rPr>
-          <w:rFonts w:ascii="Times New Roman" w:hAnsi="Times New Roman" w:cs="Times New Roman"/>
-          <w:sz w:val="28"/>
-          <w:szCs w:val="28"/>
-        </w:rPr>
-        <w:t>query</w:t>
-      </w:r>
-      <w:proofErr w:type="spellEnd"/>
-      <w:r>
-        <w:rPr>
-          <w:rFonts w:ascii="Times New Roman" w:hAnsi="Times New Roman" w:cs="Times New Roman"/>
-          <w:sz w:val="28"/>
-          <w:szCs w:val="28"/>
-        </w:rPr>
-        <w:t xml:space="preserve">-t lefuttatja és a kapott adattal visszatér és a </w:t>
-      </w:r>
-      <w:proofErr w:type="spellStart"/>
-      <w:r>
-        <w:rPr>
-          <w:rFonts w:ascii="Times New Roman" w:hAnsi="Times New Roman" w:cs="Times New Roman"/>
-          <w:sz w:val="28"/>
-          <w:szCs w:val="28"/>
-        </w:rPr>
-        <w:t>datagridbe</w:t>
-      </w:r>
-      <w:proofErr w:type="spellEnd"/>
-      <w:r>
-        <w:rPr>
-          <w:rFonts w:ascii="Times New Roman" w:hAnsi="Times New Roman" w:cs="Times New Roman"/>
-          <w:sz w:val="28"/>
-          <w:szCs w:val="28"/>
-        </w:rPr>
-        <w:t xml:space="preserve"> azt feltölti.</w:t>
+        <w:t>Csatlakozik az adatbázishoz, a megadott query-t lefuttatja és a kapott adattal visszatér és a datagridbe azt feltölti.</w:t>
       </w:r>
     </w:p>
     <w:p>
@@ -3380,7 +3192,6 @@
         </w:rPr>
         <w:t xml:space="preserve">Az </w:t>
       </w:r>
-      <w:proofErr w:type="spellStart"/>
       <w:r>
         <w:rPr>
           <w:rFonts w:ascii="Times New Roman" w:hAnsi="Times New Roman" w:cs="Times New Roman"/>
@@ -3391,7 +3202,6 @@
         </w:rPr>
         <w:t>ExitApp</w:t>
       </w:r>
-      <w:proofErr w:type="spellEnd"/>
       <w:r>
         <w:rPr>
           <w:rFonts w:ascii="Times New Roman" w:hAnsi="Times New Roman" w:cs="Times New Roman"/>
@@ -3452,7 +3262,6 @@
         </w:rPr>
         <w:t xml:space="preserve"> paramétert vesz be az pedig a </w:t>
       </w:r>
-      <w:proofErr w:type="spellStart"/>
       <w:r>
         <w:rPr>
           <w:rFonts w:ascii="Times New Roman" w:hAnsi="Times New Roman" w:cs="Times New Roman"/>
@@ -3463,7 +3272,6 @@
         </w:rPr>
         <w:t>window</w:t>
       </w:r>
-      <w:proofErr w:type="spellEnd"/>
       <w:r>
         <w:rPr>
           <w:rFonts w:ascii="Times New Roman" w:hAnsi="Times New Roman" w:cs="Times New Roman"/>
@@ -3599,7 +3407,6 @@
         </w:rPr>
         <w:t xml:space="preserve">A </w:t>
       </w:r>
-      <w:proofErr w:type="spellStart"/>
       <w:r>
         <w:rPr>
           <w:rFonts w:ascii="Times New Roman" w:hAnsi="Times New Roman" w:cs="Times New Roman"/>
@@ -3610,7 +3417,6 @@
         </w:rPr>
         <w:t>delete_data_btn_click</w:t>
       </w:r>
-      <w:proofErr w:type="spellEnd"/>
       <w:r>
         <w:rPr>
           <w:rFonts w:ascii="Times New Roman" w:hAnsi="Times New Roman" w:cs="Times New Roman"/>
@@ -3625,25 +3431,7 @@
           <w:sz w:val="28"/>
           <w:szCs w:val="28"/>
         </w:rPr>
-        <w:t xml:space="preserve">. Itt egy törlés gomb működését láthatjuk. Amikor az Adminisztrátor valamit kijelöl és törlésre kattint akkor ezt az esemény </w:t>
-      </w:r>
-      <w:proofErr w:type="spellStart"/>
-      <w:r>
-        <w:rPr>
-          <w:rFonts w:ascii="Times New Roman" w:hAnsi="Times New Roman" w:cs="Times New Roman"/>
-          <w:sz w:val="28"/>
-          <w:szCs w:val="28"/>
-        </w:rPr>
-        <w:t>hívódik</w:t>
-      </w:r>
-      <w:proofErr w:type="spellEnd"/>
-      <w:r>
-        <w:rPr>
-          <w:rFonts w:ascii="Times New Roman" w:hAnsi="Times New Roman" w:cs="Times New Roman"/>
-          <w:sz w:val="28"/>
-          <w:szCs w:val="28"/>
-        </w:rPr>
-        <w:t xml:space="preserve"> meg.</w:t>
+        <w:t>. Itt egy törlés gomb működését láthatjuk. Amikor az Adminisztrátor valamit kijelöl és törlésre kattint akkor ezt az esemény hívódik meg.</w:t>
       </w:r>
     </w:p>
     <w:p>
@@ -3678,43 +3466,7 @@
           <w:sz w:val="28"/>
           <w:szCs w:val="28"/>
         </w:rPr>
-        <w:t xml:space="preserve">Létrehozzuk a törléshez szükséges </w:t>
-      </w:r>
-      <w:proofErr w:type="spellStart"/>
-      <w:r>
-        <w:rPr>
-          <w:rFonts w:ascii="Times New Roman" w:hAnsi="Times New Roman" w:cs="Times New Roman"/>
-          <w:sz w:val="28"/>
-          <w:szCs w:val="28"/>
-        </w:rPr>
-        <w:t>query</w:t>
-      </w:r>
-      <w:proofErr w:type="spellEnd"/>
-      <w:r>
-        <w:rPr>
-          <w:rFonts w:ascii="Times New Roman" w:hAnsi="Times New Roman" w:cs="Times New Roman"/>
-          <w:sz w:val="28"/>
-          <w:szCs w:val="28"/>
-        </w:rPr>
-        <w:t xml:space="preserve">-t, az adott elem </w:t>
-      </w:r>
-      <w:proofErr w:type="spellStart"/>
-      <w:r>
-        <w:rPr>
-          <w:rFonts w:ascii="Times New Roman" w:hAnsi="Times New Roman" w:cs="Times New Roman"/>
-          <w:sz w:val="28"/>
-          <w:szCs w:val="28"/>
-        </w:rPr>
-        <w:t>id</w:t>
-      </w:r>
-      <w:proofErr w:type="spellEnd"/>
-      <w:r>
-        <w:rPr>
-          <w:rFonts w:ascii="Times New Roman" w:hAnsi="Times New Roman" w:cs="Times New Roman"/>
-          <w:sz w:val="28"/>
-          <w:szCs w:val="28"/>
-        </w:rPr>
-        <w:t>-ja sietségével, majd ezt a törlést végrehajtjuk és frissítjük az táblázatot. A módosít és a törlés gombot letiltjuk.</w:t>
+        <w:t>Létrehozzuk a törléshez szükséges query-t, az adott elem id-ja sietségével, majd ezt a törlést végrehajtjuk és frissítjük az táblázatot. A módosít és a törlés gombot letiltjuk.</w:t>
       </w:r>
     </w:p>
     <w:p>
@@ -3789,25 +3541,7 @@
           <w:sz w:val="28"/>
           <w:szCs w:val="28"/>
         </w:rPr>
-        <w:t xml:space="preserve"> mint a törlés, csak más </w:t>
-      </w:r>
-      <w:proofErr w:type="spellStart"/>
-      <w:r>
-        <w:rPr>
-          <w:rFonts w:ascii="Times New Roman" w:hAnsi="Times New Roman" w:cs="Times New Roman"/>
-          <w:sz w:val="28"/>
-          <w:szCs w:val="28"/>
-        </w:rPr>
-        <w:t>query</w:t>
-      </w:r>
-      <w:proofErr w:type="spellEnd"/>
-      <w:r>
-        <w:rPr>
-          <w:rFonts w:ascii="Times New Roman" w:hAnsi="Times New Roman" w:cs="Times New Roman"/>
-          <w:sz w:val="28"/>
-          <w:szCs w:val="28"/>
-        </w:rPr>
-        <w:t xml:space="preserve">-vel </w:t>
+        <w:t xml:space="preserve"> mint a törlés, csak más query-vel </w:t>
       </w:r>
       <w:r>
         <w:rPr>
@@ -3825,6 +3559,17 @@
         </w:rPr>
         <w:t>dolgoznak.</w:t>
       </w:r>
+    </w:p>
+    <w:p>
+      <w:pPr>
+        <w:rPr>
+          <w:rFonts w:ascii="Times New Roman" w:hAnsi="Times New Roman" w:cs="Times New Roman"/>
+          <w:b/>
+          <w:bCs/>
+          <w:sz w:val="32"/>
+          <w:szCs w:val="32"/>
+        </w:rPr>
+      </w:pPr>
     </w:p>
     <w:p>
       <w:pPr>
@@ -3955,7 +3700,7 @@
       <w:hyperlink r:id="rId9" w:history="1">
         <w:r>
           <w:rPr>
-            <w:rStyle w:val="Hiperhivatkozs"/>
+            <w:rStyle w:val="Hyperlink"/>
             <w:rFonts w:ascii="Times New Roman" w:hAnsi="Times New Roman" w:cs="Times New Roman"/>
             <w:sz w:val="28"/>
             <w:szCs w:val="28"/>
@@ -3992,7 +3737,7 @@
       <w:hyperlink r:id="rId10" w:history="1">
         <w:r>
           <w:rPr>
-            <w:rStyle w:val="Hiperhivatkozs"/>
+            <w:rStyle w:val="Hyperlink"/>
             <w:rFonts w:ascii="Times New Roman" w:hAnsi="Times New Roman" w:cs="Times New Roman"/>
             <w:sz w:val="28"/>
             <w:szCs w:val="28"/>
@@ -4021,7 +3766,7 @@
       <w:hyperlink r:id="rId11" w:history="1">
         <w:r>
           <w:rPr>
-            <w:rStyle w:val="Hiperhivatkozs"/>
+            <w:rStyle w:val="Hyperlink"/>
             <w:rFonts w:ascii="Times New Roman" w:hAnsi="Times New Roman" w:cs="Times New Roman"/>
             <w:sz w:val="28"/>
             <w:szCs w:val="28"/>
@@ -4050,7 +3795,7 @@
       <w:hyperlink r:id="rId12" w:history="1">
         <w:r>
           <w:rPr>
-            <w:rStyle w:val="Hiperhivatkozs"/>
+            <w:rStyle w:val="Hyperlink"/>
             <w:rFonts w:ascii="Times New Roman" w:hAnsi="Times New Roman" w:cs="Times New Roman"/>
             <w:sz w:val="28"/>
             <w:szCs w:val="28"/>
@@ -4079,7 +3824,7 @@
       <w:hyperlink r:id="rId13" w:history="1">
         <w:r>
           <w:rPr>
-            <w:rStyle w:val="Hiperhivatkozs"/>
+            <w:rStyle w:val="Hyperlink"/>
             <w:rFonts w:ascii="Times New Roman" w:hAnsi="Times New Roman" w:cs="Times New Roman"/>
             <w:sz w:val="28"/>
             <w:szCs w:val="28"/>
@@ -4108,7 +3853,7 @@
       <w:hyperlink r:id="rId14" w:history="1">
         <w:r>
           <w:rPr>
-            <w:rStyle w:val="Hiperhivatkozs"/>
+            <w:rStyle w:val="Hyperlink"/>
             <w:rFonts w:ascii="Times New Roman" w:hAnsi="Times New Roman" w:cs="Times New Roman"/>
             <w:sz w:val="28"/>
             <w:szCs w:val="28"/>
@@ -4128,7 +3873,7 @@
 </file>
 
 <file path=word/numbering.xml><?xml version="1.0" encoding="utf-8"?>
-<w:numbering xmlns:wpc="http://schemas.microsoft.com/office/word/2010/wordprocessingCanvas" xmlns:cx="http://schemas.microsoft.com/office/drawing/2014/chartex" xmlns:cx1="http://schemas.microsoft.com/office/drawing/2015/9/8/chartex" xmlns:cx2="http://schemas.microsoft.com/office/drawing/2015/10/21/chartex" xmlns:cx3="http://schemas.microsoft.com/office/drawing/2016/5/9/chartex" xmlns:cx4="http://schemas.microsoft.com/office/drawing/2016/5/10/chartex" xmlns:cx5="http://schemas.microsoft.com/office/drawing/2016/5/11/chartex" xmlns:cx6="http://schemas.microsoft.com/office/drawing/2016/5/12/chartex" xmlns:cx7="http://schemas.microsoft.com/office/drawing/2016/5/13/chartex" xmlns:cx8="http://schemas.microsoft.com/office/drawing/2016/5/14/chartex" xmlns:mc="http://schemas.openxmlformats.org/markup-compatibility/2006" xmlns:aink="http://schemas.microsoft.com/office/drawing/2016/ink" xmlns:am3d="http://schemas.microsoft.com/office/drawing/2017/model3d" xmlns:o="urn:schemas-microsoft-com:office:office" xmlns:r="http://schemas.openxmlformats.org/officeDocument/2006/relationships" xmlns:m="http://schemas.openxmlformats.org/officeDocument/2006/math" xmlns:v="urn:schemas-microsoft-com:vml" xmlns:wp14="http://schemas.microsoft.com/office/word/2010/wordprocessingDrawing" xmlns:wp="http://schemas.openxmlformats.org/drawingml/2006/wordprocessingDrawing" xmlns:w10="urn:schemas-microsoft-com:office:word" xmlns:w="http://schemas.openxmlformats.org/wordprocessingml/2006/main" xmlns:w14="http://schemas.microsoft.com/office/word/2010/wordml" xmlns:w15="http://schemas.microsoft.com/office/word/2012/wordml" xmlns:w16cid="http://schemas.microsoft.com/office/word/2016/wordml/cid" xmlns:w16se="http://schemas.microsoft.com/office/word/2015/wordml/symex" xmlns:wpg="http://schemas.microsoft.com/office/word/2010/wordprocessingGroup" xmlns:wpi="http://schemas.microsoft.com/office/word/2010/wordprocessingInk" xmlns:wne="http://schemas.microsoft.com/office/word/2006/wordml" xmlns:wps="http://schemas.microsoft.com/office/word/2010/wordprocessingShape" mc:Ignorable="w14 w15 w16se w16cid wp14">
+<w:numbering xmlns:wpc="http://schemas.microsoft.com/office/word/2010/wordprocessingCanvas" xmlns:cx="http://schemas.microsoft.com/office/drawing/2014/chartex" xmlns:cx1="http://schemas.microsoft.com/office/drawing/2015/9/8/chartex" xmlns:cx2="http://schemas.microsoft.com/office/drawing/2015/10/21/chartex" xmlns:cx3="http://schemas.microsoft.com/office/drawing/2016/5/9/chartex" xmlns:cx4="http://schemas.microsoft.com/office/drawing/2016/5/10/chartex" xmlns:cx5="http://schemas.microsoft.com/office/drawing/2016/5/11/chartex" xmlns:cx6="http://schemas.microsoft.com/office/drawing/2016/5/12/chartex" xmlns:cx7="http://schemas.microsoft.com/office/drawing/2016/5/13/chartex" xmlns:cx8="http://schemas.microsoft.com/office/drawing/2016/5/14/chartex" xmlns:mc="http://schemas.openxmlformats.org/markup-compatibility/2006" xmlns:aink="http://schemas.microsoft.com/office/drawing/2016/ink" xmlns:am3d="http://schemas.microsoft.com/office/drawing/2017/model3d" xmlns:o="urn:schemas-microsoft-com:office:office" xmlns:oel="http://schemas.microsoft.com/office/2019/extlst" xmlns:r="http://schemas.openxmlformats.org/officeDocument/2006/relationships" xmlns:m="http://schemas.openxmlformats.org/officeDocument/2006/math" xmlns:v="urn:schemas-microsoft-com:vml" xmlns:wp14="http://schemas.microsoft.com/office/word/2010/wordprocessingDrawing" xmlns:wp="http://schemas.openxmlformats.org/drawingml/2006/wordprocessingDrawing" xmlns:w10="urn:schemas-microsoft-com:office:word" xmlns:w="http://schemas.openxmlformats.org/wordprocessingml/2006/main" xmlns:w14="http://schemas.microsoft.com/office/word/2010/wordml" xmlns:w15="http://schemas.microsoft.com/office/word/2012/wordml" xmlns:w16cex="http://schemas.microsoft.com/office/word/2018/wordml/cex" xmlns:w16cid="http://schemas.microsoft.com/office/word/2016/wordml/cid" xmlns:w16="http://schemas.microsoft.com/office/word/2018/wordml" xmlns:w16du="http://schemas.microsoft.com/office/word/2023/wordml/word16du" xmlns:w16sdtdh="http://schemas.microsoft.com/office/word/2020/wordml/sdtdatahash" xmlns:w16sdtfl="http://schemas.microsoft.com/office/word/2024/wordml/sdtformatlock" xmlns:w16se="http://schemas.microsoft.com/office/word/2015/wordml/symex" xmlns:wpg="http://schemas.microsoft.com/office/word/2010/wordprocessingGroup" xmlns:wpi="http://schemas.microsoft.com/office/word/2010/wordprocessingInk" xmlns:wne="http://schemas.microsoft.com/office/word/2006/wordml" xmlns:wps="http://schemas.microsoft.com/office/word/2010/wordprocessingShape" mc:Ignorable="w14 w15 w16se w16cid w16 w16cex w16sdtdh w16sdtfl w16du wp14">
   <w:abstractNum w:abstractNumId="0" w15:restartNumberingAfterBreak="0">
     <w:nsid w:val="09D27D07"/>
     <w:multiLevelType w:val="hybridMultilevel"/>
@@ -5504,44 +5249,44 @@
       </w:pPr>
     </w:lvl>
   </w:abstractNum>
-  <w:num w:numId="1">
+  <w:num w:numId="1" w16cid:durableId="1682931432">
     <w:abstractNumId w:val="0"/>
   </w:num>
-  <w:num w:numId="2">
+  <w:num w:numId="2" w16cid:durableId="736323751">
     <w:abstractNumId w:val="10"/>
   </w:num>
-  <w:num w:numId="3">
+  <w:num w:numId="3" w16cid:durableId="129398866">
     <w:abstractNumId w:val="4"/>
   </w:num>
-  <w:num w:numId="4">
+  <w:num w:numId="4" w16cid:durableId="1322927976">
     <w:abstractNumId w:val="5"/>
   </w:num>
-  <w:num w:numId="5">
+  <w:num w:numId="5" w16cid:durableId="533923651">
     <w:abstractNumId w:val="9"/>
   </w:num>
-  <w:num w:numId="6">
+  <w:num w:numId="6" w16cid:durableId="812604622">
     <w:abstractNumId w:val="7"/>
   </w:num>
-  <w:num w:numId="7">
+  <w:num w:numId="7" w16cid:durableId="2101950543">
     <w:abstractNumId w:val="3"/>
   </w:num>
-  <w:num w:numId="8">
+  <w:num w:numId="8" w16cid:durableId="1821579424">
     <w:abstractNumId w:val="2"/>
   </w:num>
-  <w:num w:numId="9">
+  <w:num w:numId="9" w16cid:durableId="622536196">
     <w:abstractNumId w:val="6"/>
   </w:num>
-  <w:num w:numId="10">
+  <w:num w:numId="10" w16cid:durableId="825897507">
     <w:abstractNumId w:val="8"/>
   </w:num>
-  <w:num w:numId="11">
+  <w:num w:numId="11" w16cid:durableId="1513689956">
     <w:abstractNumId w:val="1"/>
   </w:num>
 </w:numbering>
 </file>
 
 <file path=word/styles.xml><?xml version="1.0" encoding="utf-8"?>
-<w:styles xmlns:mc="http://schemas.openxmlformats.org/markup-compatibility/2006" xmlns:r="http://schemas.openxmlformats.org/officeDocument/2006/relationships" xmlns:w="http://schemas.openxmlformats.org/wordprocessingml/2006/main" xmlns:w14="http://schemas.microsoft.com/office/word/2010/wordml" xmlns:w15="http://schemas.microsoft.com/office/word/2012/wordml" xmlns:w16cid="http://schemas.microsoft.com/office/word/2016/wordml/cid" xmlns:w16se="http://schemas.microsoft.com/office/word/2015/wordml/symex" mc:Ignorable="w14 w15 w16se w16cid">
+<w:styles xmlns:mc="http://schemas.openxmlformats.org/markup-compatibility/2006" xmlns:r="http://schemas.openxmlformats.org/officeDocument/2006/relationships" xmlns:w="http://schemas.openxmlformats.org/wordprocessingml/2006/main" xmlns:w14="http://schemas.microsoft.com/office/word/2010/wordml" xmlns:w15="http://schemas.microsoft.com/office/word/2012/wordml" xmlns:w16cex="http://schemas.microsoft.com/office/word/2018/wordml/cex" xmlns:w16cid="http://schemas.microsoft.com/office/word/2016/wordml/cid" xmlns:w16="http://schemas.microsoft.com/office/word/2018/wordml" xmlns:w16du="http://schemas.microsoft.com/office/word/2023/wordml/word16du" xmlns:w16sdtdh="http://schemas.microsoft.com/office/word/2020/wordml/sdtdatahash" xmlns:w16sdtfl="http://schemas.microsoft.com/office/word/2024/wordml/sdtformatlock" xmlns:w16se="http://schemas.microsoft.com/office/word/2015/wordml/symex" mc:Ignorable="w14 w15 w16se w16cid w16 w16cex w16sdtdh w16sdtfl w16du">
   <w:docDefaults>
     <w:rPrDefault>
       <w:rPr>
@@ -5557,7 +5302,7 @@
       </w:pPr>
     </w:pPrDefault>
   </w:docDefaults>
-  <w:latentStyles w:defLockedState="0" w:defUIPriority="99" w:defSemiHidden="0" w:defUnhideWhenUsed="0" w:defQFormat="0" w:count="375">
+  <w:latentStyles w:defLockedState="0" w:defUIPriority="99" w:defSemiHidden="0" w:defUnhideWhenUsed="0" w:defQFormat="0" w:count="376">
     <w:lsdException w:name="Normal" w:uiPriority="0" w:qFormat="1"/>
     <w:lsdException w:name="heading 1" w:uiPriority="9" w:qFormat="1"/>
     <w:lsdException w:name="heading 2" w:semiHidden="1" w:uiPriority="9" w:unhideWhenUsed="1" w:qFormat="1"/>
@@ -5933,16 +5678,17 @@
     <w:lsdException w:name="Smart Hyperlink" w:semiHidden="1" w:unhideWhenUsed="1"/>
     <w:lsdException w:name="Hashtag" w:semiHidden="1" w:unhideWhenUsed="1"/>
     <w:lsdException w:name="Unresolved Mention" w:semiHidden="1" w:unhideWhenUsed="1"/>
+    <w:lsdException w:name="Smart Link" w:semiHidden="1" w:unhideWhenUsed="1"/>
   </w:latentStyles>
-  <w:style w:type="paragraph" w:default="1" w:styleId="Norml">
+  <w:style w:type="paragraph" w:default="1" w:styleId="Normal">
     <w:name w:val="Normal"/>
     <w:qFormat/>
     <w:rsid w:val="000E4644"/>
   </w:style>
-  <w:style w:type="paragraph" w:styleId="Cmsor4">
+  <w:style w:type="paragraph" w:styleId="Heading4">
     <w:name w:val="heading 4"/>
-    <w:basedOn w:val="Norml"/>
-    <w:link w:val="Cmsor4Char"/>
+    <w:basedOn w:val="Normal"/>
+    <w:link w:val="Heading4Char"/>
     <w:uiPriority w:val="9"/>
     <w:qFormat/>
     <w:rsid w:val="00D51246"/>
@@ -5959,13 +5705,13 @@
       <w:lang w:eastAsia="hu-HU"/>
     </w:rPr>
   </w:style>
-  <w:style w:type="character" w:default="1" w:styleId="Bekezdsalapbettpusa">
+  <w:style w:type="character" w:default="1" w:styleId="DefaultParagraphFont">
     <w:name w:val="Default Paragraph Font"/>
     <w:uiPriority w:val="1"/>
     <w:semiHidden/>
     <w:unhideWhenUsed/>
   </w:style>
-  <w:style w:type="table" w:default="1" w:styleId="Normltblzat">
+  <w:style w:type="table" w:default="1" w:styleId="TableNormal">
     <w:name w:val="Normal Table"/>
     <w:uiPriority w:val="99"/>
     <w:semiHidden/>
@@ -5980,15 +5726,15 @@
       </w:tblCellMar>
     </w:tblPr>
   </w:style>
-  <w:style w:type="numbering" w:default="1" w:styleId="Nemlista">
+  <w:style w:type="numbering" w:default="1" w:styleId="NoList">
     <w:name w:val="No List"/>
     <w:uiPriority w:val="99"/>
     <w:semiHidden/>
     <w:unhideWhenUsed/>
   </w:style>
-  <w:style w:type="paragraph" w:styleId="Listaszerbekezds">
+  <w:style w:type="paragraph" w:styleId="ListParagraph">
     <w:name w:val="List Paragraph"/>
-    <w:basedOn w:val="Norml"/>
+    <w:basedOn w:val="Normal"/>
     <w:uiPriority w:val="34"/>
     <w:qFormat/>
     <w:rsid w:val="00D04D68"/>
@@ -5997,9 +5743,9 @@
       <w:contextualSpacing/>
     </w:pPr>
   </w:style>
-  <w:style w:type="character" w:styleId="Hiperhivatkozs">
+  <w:style w:type="character" w:styleId="Hyperlink">
     <w:name w:val="Hyperlink"/>
-    <w:basedOn w:val="Bekezdsalapbettpusa"/>
+    <w:basedOn w:val="DefaultParagraphFont"/>
     <w:uiPriority w:val="99"/>
     <w:unhideWhenUsed/>
     <w:rsid w:val="001D45B8"/>
@@ -6008,9 +5754,9 @@
       <w:u w:val="single"/>
     </w:rPr>
   </w:style>
-  <w:style w:type="character" w:styleId="Feloldatlanmegemlts">
+  <w:style w:type="character" w:styleId="UnresolvedMention">
     <w:name w:val="Unresolved Mention"/>
-    <w:basedOn w:val="Bekezdsalapbettpusa"/>
+    <w:basedOn w:val="DefaultParagraphFont"/>
     <w:uiPriority w:val="99"/>
     <w:semiHidden/>
     <w:unhideWhenUsed/>
@@ -6020,10 +5766,10 @@
       <w:shd w:val="clear" w:color="auto" w:fill="E1DFDD"/>
     </w:rPr>
   </w:style>
-  <w:style w:type="character" w:customStyle="1" w:styleId="Cmsor4Char">
-    <w:name w:val="Címsor 4 Char"/>
-    <w:basedOn w:val="Bekezdsalapbettpusa"/>
-    <w:link w:val="Cmsor4"/>
+  <w:style w:type="character" w:customStyle="1" w:styleId="Heading4Char">
+    <w:name w:val="Heading 4 Char"/>
+    <w:basedOn w:val="DefaultParagraphFont"/>
+    <w:link w:val="Heading4"/>
     <w:uiPriority w:val="9"/>
     <w:rsid w:val="00D51246"/>
     <w:rPr>
@@ -6037,7 +5783,7 @@
   </w:style>
   <w:style w:type="paragraph" w:customStyle="1" w:styleId="isselectedend">
     <w:name w:val="isselectedend"/>
-    <w:basedOn w:val="Norml"/>
+    <w:basedOn w:val="Normal"/>
     <w:rsid w:val="00D51246"/>
     <w:pPr>
       <w:spacing w:before="100" w:beforeAutospacing="1" w:after="100" w:afterAutospacing="1" w:line="240" w:lineRule="auto"/>
@@ -6049,9 +5795,9 @@
       <w:lang w:eastAsia="hu-HU"/>
     </w:rPr>
   </w:style>
-  <w:style w:type="character" w:styleId="Kiemels2">
+  <w:style w:type="character" w:styleId="Strong">
     <w:name w:val="Strong"/>
-    <w:basedOn w:val="Bekezdsalapbettpusa"/>
+    <w:basedOn w:val="DefaultParagraphFont"/>
     <w:uiPriority w:val="22"/>
     <w:qFormat/>
     <w:rsid w:val="00D51246"/>
@@ -6060,9 +5806,9 @@
       <w:bCs/>
     </w:rPr>
   </w:style>
-  <w:style w:type="paragraph" w:styleId="NormlWeb">
+  <w:style w:type="paragraph" w:styleId="NormalWeb">
     <w:name w:val="Normal (Web)"/>
-    <w:basedOn w:val="Norml"/>
+    <w:basedOn w:val="Normal"/>
     <w:uiPriority w:val="99"/>
     <w:semiHidden/>
     <w:unhideWhenUsed/>

--- a/doc/szakmai_dokumentacio.docx
+++ b/doc/szakmai_dokumentacio.docx
@@ -1,6 +1,6 @@
 
 <file path=word/document.xml><?xml version="1.0" encoding="utf-8"?>
-<w:document xmlns:wpc="http://schemas.microsoft.com/office/word/2010/wordprocessingCanvas" xmlns:cx="http://schemas.microsoft.com/office/drawing/2014/chartex" xmlns:cx1="http://schemas.microsoft.com/office/drawing/2015/9/8/chartex" xmlns:cx2="http://schemas.microsoft.com/office/drawing/2015/10/21/chartex" xmlns:cx3="http://schemas.microsoft.com/office/drawing/2016/5/9/chartex" xmlns:cx4="http://schemas.microsoft.com/office/drawing/2016/5/10/chartex" xmlns:cx5="http://schemas.microsoft.com/office/drawing/2016/5/11/chartex" xmlns:cx6="http://schemas.microsoft.com/office/drawing/2016/5/12/chartex" xmlns:cx7="http://schemas.microsoft.com/office/drawing/2016/5/13/chartex" xmlns:cx8="http://schemas.microsoft.com/office/drawing/2016/5/14/chartex" xmlns:mc="http://schemas.openxmlformats.org/markup-compatibility/2006" xmlns:aink="http://schemas.microsoft.com/office/drawing/2016/ink" xmlns:am3d="http://schemas.microsoft.com/office/drawing/2017/model3d" xmlns:o="urn:schemas-microsoft-com:office:office" xmlns:oel="http://schemas.microsoft.com/office/2019/extlst" xmlns:r="http://schemas.openxmlformats.org/officeDocument/2006/relationships" xmlns:m="http://schemas.openxmlformats.org/officeDocument/2006/math" xmlns:v="urn:schemas-microsoft-com:vml" xmlns:wp14="http://schemas.microsoft.com/office/word/2010/wordprocessingDrawing" xmlns:wp="http://schemas.openxmlformats.org/drawingml/2006/wordprocessingDrawing" xmlns:w10="urn:schemas-microsoft-com:office:word" xmlns:w="http://schemas.openxmlformats.org/wordprocessingml/2006/main" xmlns:w14="http://schemas.microsoft.com/office/word/2010/wordml" xmlns:w15="http://schemas.microsoft.com/office/word/2012/wordml" xmlns:w16cex="http://schemas.microsoft.com/office/word/2018/wordml/cex" xmlns:w16cid="http://schemas.microsoft.com/office/word/2016/wordml/cid" xmlns:w16="http://schemas.microsoft.com/office/word/2018/wordml" xmlns:w16du="http://schemas.microsoft.com/office/word/2023/wordml/word16du" xmlns:w16sdtdh="http://schemas.microsoft.com/office/word/2020/wordml/sdtdatahash" xmlns:w16sdtfl="http://schemas.microsoft.com/office/word/2024/wordml/sdtformatlock" xmlns:w16se="http://schemas.microsoft.com/office/word/2015/wordml/symex" xmlns:wpg="http://schemas.microsoft.com/office/word/2010/wordprocessingGroup" xmlns:wpi="http://schemas.microsoft.com/office/word/2010/wordprocessingInk" xmlns:wne="http://schemas.microsoft.com/office/word/2006/wordml" xmlns:wps="http://schemas.microsoft.com/office/word/2010/wordprocessingShape" mc:Ignorable="w14 w15 w16se w16cid w16 w16cex w16sdtdh w16sdtfl w16du wp14">
+<w:document xmlns:wpc="http://schemas.microsoft.com/office/word/2010/wordprocessingCanvas" xmlns:cx="http://schemas.microsoft.com/office/drawing/2014/chartex" xmlns:cx1="http://schemas.microsoft.com/office/drawing/2015/9/8/chartex" xmlns:cx2="http://schemas.microsoft.com/office/drawing/2015/10/21/chartex" xmlns:cx3="http://schemas.microsoft.com/office/drawing/2016/5/9/chartex" xmlns:cx4="http://schemas.microsoft.com/office/drawing/2016/5/10/chartex" xmlns:cx5="http://schemas.microsoft.com/office/drawing/2016/5/11/chartex" xmlns:cx6="http://schemas.microsoft.com/office/drawing/2016/5/12/chartex" xmlns:cx7="http://schemas.microsoft.com/office/drawing/2016/5/13/chartex" xmlns:cx8="http://schemas.microsoft.com/office/drawing/2016/5/14/chartex" xmlns:mc="http://schemas.openxmlformats.org/markup-compatibility/2006" xmlns:aink="http://schemas.microsoft.com/office/drawing/2016/ink" xmlns:am3d="http://schemas.microsoft.com/office/drawing/2017/model3d" xmlns:o="urn:schemas-microsoft-com:office:office" xmlns:r="http://schemas.openxmlformats.org/officeDocument/2006/relationships" xmlns:m="http://schemas.openxmlformats.org/officeDocument/2006/math" xmlns:v="urn:schemas-microsoft-com:vml" xmlns:wp14="http://schemas.microsoft.com/office/word/2010/wordprocessingDrawing" xmlns:wp="http://schemas.openxmlformats.org/drawingml/2006/wordprocessingDrawing" xmlns:w10="urn:schemas-microsoft-com:office:word" xmlns:w="http://schemas.openxmlformats.org/wordprocessingml/2006/main" xmlns:w14="http://schemas.microsoft.com/office/word/2010/wordml" xmlns:w15="http://schemas.microsoft.com/office/word/2012/wordml" xmlns:w16cid="http://schemas.microsoft.com/office/word/2016/wordml/cid" xmlns:w16se="http://schemas.microsoft.com/office/word/2015/wordml/symex" xmlns:wpg="http://schemas.microsoft.com/office/word/2010/wordprocessingGroup" xmlns:wpi="http://schemas.microsoft.com/office/word/2010/wordprocessingInk" xmlns:wne="http://schemas.microsoft.com/office/word/2006/wordml" xmlns:wps="http://schemas.microsoft.com/office/word/2010/wordprocessingShape" mc:Ignorable="w14 w15 w16se w16cid wp14">
   <w:body>
     <w:p>
       <w:pPr>
@@ -783,7 +783,7 @@
     </w:p>
     <w:p>
       <w:pPr>
-        <w:pStyle w:val="ListParagraph"/>
+        <w:pStyle w:val="Listaszerbekezds"/>
         <w:numPr>
           <w:ilvl w:val="0"/>
           <w:numId w:val="3"/>
@@ -806,7 +806,7 @@
     </w:p>
     <w:p>
       <w:pPr>
-        <w:pStyle w:val="ListParagraph"/>
+        <w:pStyle w:val="Listaszerbekezds"/>
         <w:numPr>
           <w:ilvl w:val="0"/>
           <w:numId w:val="3"/>
@@ -829,7 +829,7 @@
     </w:p>
     <w:p>
       <w:pPr>
-        <w:pStyle w:val="ListParagraph"/>
+        <w:pStyle w:val="Listaszerbekezds"/>
         <w:numPr>
           <w:ilvl w:val="0"/>
           <w:numId w:val="3"/>
@@ -852,7 +852,7 @@
     </w:p>
     <w:p>
       <w:pPr>
-        <w:pStyle w:val="ListParagraph"/>
+        <w:pStyle w:val="Listaszerbekezds"/>
         <w:numPr>
           <w:ilvl w:val="0"/>
           <w:numId w:val="3"/>
@@ -1897,7 +1897,7 @@
     </w:p>
     <w:p>
       <w:pPr>
-        <w:pStyle w:val="Heading4"/>
+        <w:pStyle w:val="Cmsor4"/>
         <w:rPr>
           <w:sz w:val="28"/>
         </w:rPr>
@@ -1926,7 +1926,7 @@
     </w:p>
     <w:p>
       <w:pPr>
-        <w:pStyle w:val="Heading4"/>
+        <w:pStyle w:val="Cmsor4"/>
         <w:rPr>
           <w:sz w:val="28"/>
         </w:rPr>
@@ -1955,7 +1955,7 @@
     </w:p>
     <w:p>
       <w:pPr>
-        <w:pStyle w:val="Heading4"/>
+        <w:pStyle w:val="Cmsor4"/>
         <w:rPr>
           <w:sz w:val="28"/>
         </w:rPr>
@@ -2076,7 +2076,7 @@
     </w:p>
     <w:p>
       <w:pPr>
-        <w:pStyle w:val="Heading4"/>
+        <w:pStyle w:val="Cmsor4"/>
         <w:rPr>
           <w:sz w:val="28"/>
         </w:rPr>
@@ -2163,7 +2163,7 @@
     </w:p>
     <w:p>
       <w:pPr>
-        <w:pStyle w:val="Heading4"/>
+        <w:pStyle w:val="Cmsor4"/>
         <w:rPr>
           <w:sz w:val="28"/>
         </w:rPr>
@@ -2192,7 +2192,7 @@
     </w:p>
     <w:p>
       <w:pPr>
-        <w:pStyle w:val="Heading4"/>
+        <w:pStyle w:val="Cmsor4"/>
         <w:rPr>
           <w:sz w:val="28"/>
         </w:rPr>
@@ -2221,7 +2221,7 @@
     </w:p>
     <w:p>
       <w:pPr>
-        <w:pStyle w:val="Heading4"/>
+        <w:pStyle w:val="Cmsor4"/>
         <w:rPr>
           <w:sz w:val="28"/>
         </w:rPr>
@@ -2235,7 +2235,7 @@
     </w:p>
     <w:p>
       <w:pPr>
-        <w:pStyle w:val="NormalWeb"/>
+        <w:pStyle w:val="NormlWeb"/>
         <w:jc w:val="both"/>
         <w:rPr>
           <w:sz w:val="28"/>
@@ -2364,7 +2364,7 @@
     </w:p>
     <w:p>
       <w:pPr>
-        <w:pStyle w:val="ListParagraph"/>
+        <w:pStyle w:val="Listaszerbekezds"/>
         <w:numPr>
           <w:ilvl w:val="0"/>
           <w:numId w:val="4"/>
@@ -2387,7 +2387,7 @@
     </w:p>
     <w:p>
       <w:pPr>
-        <w:pStyle w:val="ListParagraph"/>
+        <w:pStyle w:val="Listaszerbekezds"/>
         <w:numPr>
           <w:ilvl w:val="0"/>
           <w:numId w:val="4"/>
@@ -2410,7 +2410,7 @@
     </w:p>
     <w:p>
       <w:pPr>
-        <w:pStyle w:val="ListParagraph"/>
+        <w:pStyle w:val="Listaszerbekezds"/>
         <w:numPr>
           <w:ilvl w:val="0"/>
           <w:numId w:val="4"/>
@@ -2433,7 +2433,7 @@
     </w:p>
     <w:p>
       <w:pPr>
-        <w:pStyle w:val="ListParagraph"/>
+        <w:pStyle w:val="Listaszerbekezds"/>
         <w:numPr>
           <w:ilvl w:val="0"/>
           <w:numId w:val="4"/>
@@ -2474,7 +2474,7 @@
     </w:p>
     <w:p>
       <w:pPr>
-        <w:pStyle w:val="ListParagraph"/>
+        <w:pStyle w:val="Listaszerbekezds"/>
         <w:numPr>
           <w:ilvl w:val="0"/>
           <w:numId w:val="4"/>
@@ -2497,7 +2497,7 @@
     </w:p>
     <w:p>
       <w:pPr>
-        <w:pStyle w:val="ListParagraph"/>
+        <w:pStyle w:val="Listaszerbekezds"/>
         <w:numPr>
           <w:ilvl w:val="0"/>
           <w:numId w:val="4"/>
@@ -2556,7 +2556,7 @@
     </w:p>
     <w:p>
       <w:pPr>
-        <w:pStyle w:val="ListParagraph"/>
+        <w:pStyle w:val="Listaszerbekezds"/>
         <w:numPr>
           <w:ilvl w:val="0"/>
           <w:numId w:val="4"/>
@@ -2587,7 +2587,7 @@
     </w:p>
     <w:p>
       <w:pPr>
-        <w:pStyle w:val="ListParagraph"/>
+        <w:pStyle w:val="Listaszerbekezds"/>
         <w:numPr>
           <w:ilvl w:val="0"/>
           <w:numId w:val="4"/>
@@ -2626,7 +2626,7 @@
     </w:p>
     <w:p>
       <w:pPr>
-        <w:pStyle w:val="ListParagraph"/>
+        <w:pStyle w:val="Listaszerbekezds"/>
         <w:numPr>
           <w:ilvl w:val="0"/>
           <w:numId w:val="4"/>
@@ -2657,7 +2657,7 @@
     </w:p>
     <w:p>
       <w:pPr>
-        <w:pStyle w:val="ListParagraph"/>
+        <w:pStyle w:val="Listaszerbekezds"/>
         <w:numPr>
           <w:ilvl w:val="0"/>
           <w:numId w:val="4"/>
@@ -2688,6 +2688,16 @@
     </w:p>
     <w:p>
       <w:pPr>
+        <w:jc w:val="both"/>
+        <w:rPr>
+          <w:rFonts w:ascii="Times New Roman" w:hAnsi="Times New Roman" w:cs="Times New Roman"/>
+          <w:sz w:val="28"/>
+          <w:szCs w:val="28"/>
+        </w:rPr>
+      </w:pPr>
+    </w:p>
+    <w:p>
+      <w:pPr>
         <w:rPr>
           <w:rFonts w:ascii="Times New Roman" w:hAnsi="Times New Roman" w:cs="Times New Roman"/>
           <w:b/>
@@ -2724,9 +2734,756 @@
           <w:sz w:val="32"/>
           <w:szCs w:val="32"/>
         </w:rPr>
-        <w:t>Adatbázis</w:t>
-      </w:r>
-      <w:r>
+        <w:t>A munka tartalma</w:t>
+      </w:r>
+    </w:p>
+    <w:p>
+      <w:pPr>
+        <w:rPr>
+          <w:rFonts w:ascii="Times New Roman" w:hAnsi="Times New Roman" w:cs="Times New Roman"/>
+          <w:b/>
+          <w:bCs/>
+          <w:i/>
+          <w:iCs/>
+          <w:sz w:val="28"/>
+          <w:szCs w:val="28"/>
+        </w:rPr>
+      </w:pPr>
+      <w:r>
+        <w:rPr>
+          <w:rFonts w:ascii="Times New Roman" w:hAnsi="Times New Roman" w:cs="Times New Roman"/>
+          <w:b/>
+          <w:bCs/>
+          <w:i/>
+          <w:iCs/>
+          <w:sz w:val="28"/>
+          <w:szCs w:val="28"/>
+        </w:rPr>
+        <w:t>6</w:t>
+      </w:r>
+      <w:r>
+        <w:rPr>
+          <w:rFonts w:ascii="Times New Roman" w:hAnsi="Times New Roman" w:cs="Times New Roman"/>
+          <w:b/>
+          <w:bCs/>
+          <w:i/>
+          <w:iCs/>
+          <w:sz w:val="28"/>
+          <w:szCs w:val="28"/>
+        </w:rPr>
+        <w:t>.</w:t>
+      </w:r>
+      <w:r>
+        <w:rPr>
+          <w:rFonts w:ascii="Times New Roman" w:hAnsi="Times New Roman" w:cs="Times New Roman"/>
+          <w:b/>
+          <w:bCs/>
+          <w:i/>
+          <w:iCs/>
+          <w:sz w:val="28"/>
+          <w:szCs w:val="28"/>
+        </w:rPr>
+        <w:t>1</w:t>
+      </w:r>
+      <w:r>
+        <w:rPr>
+          <w:rFonts w:ascii="Times New Roman" w:hAnsi="Times New Roman" w:cs="Times New Roman"/>
+          <w:b/>
+          <w:bCs/>
+          <w:i/>
+          <w:iCs/>
+          <w:sz w:val="28"/>
+          <w:szCs w:val="28"/>
+        </w:rPr>
+        <w:t xml:space="preserve">. </w:t>
+      </w:r>
+      <w:r>
+        <w:rPr>
+          <w:rFonts w:ascii="Times New Roman" w:hAnsi="Times New Roman" w:cs="Times New Roman"/>
+          <w:b/>
+          <w:bCs/>
+          <w:i/>
+          <w:iCs/>
+          <w:sz w:val="28"/>
+          <w:szCs w:val="28"/>
+        </w:rPr>
+        <w:t>Átadandók és határidők (mérföldkövek)</w:t>
+      </w:r>
+    </w:p>
+    <w:tbl>
+      <w:tblPr>
+        <w:tblStyle w:val="Rcsostblzat"/>
+        <w:tblW w:w="0" w:type="auto"/>
+        <w:tblBorders>
+          <w:top w:val="none" w:sz="0" w:space="0" w:color="auto"/>
+          <w:left w:val="none" w:sz="0" w:space="0" w:color="auto"/>
+          <w:bottom w:val="none" w:sz="0" w:space="0" w:color="auto"/>
+          <w:right w:val="none" w:sz="0" w:space="0" w:color="auto"/>
+          <w:insideH w:val="none" w:sz="0" w:space="0" w:color="auto"/>
+          <w:insideV w:val="none" w:sz="0" w:space="0" w:color="auto"/>
+        </w:tblBorders>
+        <w:tblLook w:val="04A0" w:firstRow="1" w:lastRow="0" w:firstColumn="1" w:lastColumn="0" w:noHBand="0" w:noVBand="1"/>
+      </w:tblPr>
+      <w:tblGrid>
+        <w:gridCol w:w="1701"/>
+        <w:gridCol w:w="5387"/>
+        <w:gridCol w:w="1974"/>
+      </w:tblGrid>
+      <w:tr>
+        <w:tc>
+          <w:tcPr>
+            <w:tcW w:w="1701" w:type="dxa"/>
+            <w:tcBorders>
+              <w:bottom w:val="single" w:sz="4" w:space="0" w:color="auto"/>
+            </w:tcBorders>
+          </w:tcPr>
+          <w:p>
+            <w:pPr>
+              <w:jc w:val="center"/>
+              <w:rPr>
+                <w:rFonts w:ascii="Times New Roman" w:hAnsi="Times New Roman" w:cs="Times New Roman"/>
+                <w:sz w:val="28"/>
+                <w:szCs w:val="28"/>
+              </w:rPr>
+            </w:pPr>
+            <w:r>
+              <w:rPr>
+                <w:rFonts w:ascii="Times New Roman" w:hAnsi="Times New Roman" w:cs="Times New Roman"/>
+                <w:sz w:val="28"/>
+                <w:szCs w:val="28"/>
+              </w:rPr>
+              <w:t>Leadandó</w:t>
+            </w:r>
+          </w:p>
+        </w:tc>
+        <w:tc>
+          <w:tcPr>
+            <w:tcW w:w="5387" w:type="dxa"/>
+            <w:tcBorders>
+              <w:bottom w:val="single" w:sz="4" w:space="0" w:color="auto"/>
+            </w:tcBorders>
+          </w:tcPr>
+          <w:p>
+            <w:pPr>
+              <w:jc w:val="center"/>
+              <w:rPr>
+                <w:rFonts w:ascii="Times New Roman" w:hAnsi="Times New Roman" w:cs="Times New Roman"/>
+                <w:sz w:val="28"/>
+                <w:szCs w:val="28"/>
+              </w:rPr>
+            </w:pPr>
+            <w:r>
+              <w:rPr>
+                <w:rFonts w:ascii="Times New Roman" w:hAnsi="Times New Roman" w:cs="Times New Roman"/>
+                <w:sz w:val="28"/>
+                <w:szCs w:val="28"/>
+              </w:rPr>
+              <w:t>Neve</w:t>
+            </w:r>
+          </w:p>
+        </w:tc>
+        <w:tc>
+          <w:tcPr>
+            <w:tcW w:w="1974" w:type="dxa"/>
+            <w:tcBorders>
+              <w:bottom w:val="single" w:sz="4" w:space="0" w:color="auto"/>
+            </w:tcBorders>
+          </w:tcPr>
+          <w:p>
+            <w:pPr>
+              <w:jc w:val="center"/>
+              <w:rPr>
+                <w:rFonts w:ascii="Times New Roman" w:hAnsi="Times New Roman" w:cs="Times New Roman"/>
+                <w:sz w:val="28"/>
+                <w:szCs w:val="28"/>
+              </w:rPr>
+            </w:pPr>
+            <w:r>
+              <w:rPr>
+                <w:rFonts w:ascii="Times New Roman" w:hAnsi="Times New Roman" w:cs="Times New Roman"/>
+                <w:sz w:val="28"/>
+                <w:szCs w:val="28"/>
+              </w:rPr>
+              <w:t>Határideje</w:t>
+            </w:r>
+          </w:p>
+        </w:tc>
+      </w:tr>
+      <w:tr>
+        <w:tc>
+          <w:tcPr>
+            <w:tcW w:w="1701" w:type="dxa"/>
+            <w:tcBorders>
+              <w:top w:val="single" w:sz="4" w:space="0" w:color="auto"/>
+            </w:tcBorders>
+          </w:tcPr>
+          <w:p>
+            <w:pPr>
+              <w:jc w:val="center"/>
+              <w:rPr>
+                <w:rFonts w:ascii="Times New Roman" w:hAnsi="Times New Roman" w:cs="Times New Roman"/>
+                <w:sz w:val="28"/>
+                <w:szCs w:val="28"/>
+              </w:rPr>
+            </w:pPr>
+            <w:r>
+              <w:rPr>
+                <w:rFonts w:ascii="Times New Roman" w:hAnsi="Times New Roman" w:cs="Times New Roman"/>
+                <w:sz w:val="28"/>
+                <w:szCs w:val="28"/>
+              </w:rPr>
+              <w:t>P1</w:t>
+            </w:r>
+          </w:p>
+        </w:tc>
+        <w:tc>
+          <w:tcPr>
+            <w:tcW w:w="5387" w:type="dxa"/>
+            <w:tcBorders>
+              <w:top w:val="single" w:sz="4" w:space="0" w:color="auto"/>
+            </w:tcBorders>
+          </w:tcPr>
+          <w:p>
+            <w:pPr>
+              <w:jc w:val="center"/>
+              <w:rPr>
+                <w:rFonts w:ascii="Times New Roman" w:hAnsi="Times New Roman" w:cs="Times New Roman"/>
+                <w:sz w:val="28"/>
+                <w:szCs w:val="28"/>
+              </w:rPr>
+            </w:pPr>
+            <w:r>
+              <w:rPr>
+                <w:rFonts w:ascii="Times New Roman" w:hAnsi="Times New Roman" w:cs="Times New Roman"/>
+                <w:sz w:val="28"/>
+                <w:szCs w:val="28"/>
+              </w:rPr>
+              <w:t>Alap funkciók és kinézet</w:t>
+            </w:r>
+          </w:p>
+        </w:tc>
+        <w:tc>
+          <w:tcPr>
+            <w:tcW w:w="1974" w:type="dxa"/>
+            <w:tcBorders>
+              <w:top w:val="single" w:sz="4" w:space="0" w:color="auto"/>
+            </w:tcBorders>
+          </w:tcPr>
+          <w:p>
+            <w:pPr>
+              <w:jc w:val="center"/>
+              <w:rPr>
+                <w:rFonts w:ascii="Times New Roman" w:hAnsi="Times New Roman" w:cs="Times New Roman"/>
+                <w:sz w:val="28"/>
+                <w:szCs w:val="28"/>
+              </w:rPr>
+            </w:pPr>
+            <w:r>
+              <w:rPr>
+                <w:rFonts w:ascii="Times New Roman" w:hAnsi="Times New Roman" w:cs="Times New Roman"/>
+                <w:sz w:val="28"/>
+                <w:szCs w:val="28"/>
+              </w:rPr>
+              <w:t>2025-11-27</w:t>
+            </w:r>
+          </w:p>
+        </w:tc>
+      </w:tr>
+      <w:tr>
+        <w:tc>
+          <w:tcPr>
+            <w:tcW w:w="1701" w:type="dxa"/>
+          </w:tcPr>
+          <w:p>
+            <w:pPr>
+              <w:jc w:val="center"/>
+              <w:rPr>
+                <w:rFonts w:ascii="Times New Roman" w:hAnsi="Times New Roman" w:cs="Times New Roman"/>
+                <w:sz w:val="28"/>
+                <w:szCs w:val="28"/>
+              </w:rPr>
+            </w:pPr>
+            <w:r>
+              <w:rPr>
+                <w:rFonts w:ascii="Times New Roman" w:hAnsi="Times New Roman" w:cs="Times New Roman"/>
+                <w:sz w:val="28"/>
+                <w:szCs w:val="28"/>
+              </w:rPr>
+              <w:t>P2</w:t>
+            </w:r>
+          </w:p>
+        </w:tc>
+        <w:tc>
+          <w:tcPr>
+            <w:tcW w:w="5387" w:type="dxa"/>
+          </w:tcPr>
+          <w:p>
+            <w:pPr>
+              <w:jc w:val="center"/>
+              <w:rPr>
+                <w:rFonts w:ascii="Times New Roman" w:hAnsi="Times New Roman" w:cs="Times New Roman"/>
+                <w:sz w:val="28"/>
+                <w:szCs w:val="28"/>
+              </w:rPr>
+            </w:pPr>
+            <w:r>
+              <w:rPr>
+                <w:rFonts w:ascii="Times New Roman" w:hAnsi="Times New Roman" w:cs="Times New Roman"/>
+                <w:sz w:val="28"/>
+                <w:szCs w:val="28"/>
+              </w:rPr>
+              <w:t>CRUD műveletek, 80% elkészültség</w:t>
+            </w:r>
+          </w:p>
+        </w:tc>
+        <w:tc>
+          <w:tcPr>
+            <w:tcW w:w="1974" w:type="dxa"/>
+          </w:tcPr>
+          <w:p>
+            <w:pPr>
+              <w:jc w:val="center"/>
+              <w:rPr>
+                <w:rFonts w:ascii="Times New Roman" w:hAnsi="Times New Roman" w:cs="Times New Roman"/>
+                <w:sz w:val="28"/>
+                <w:szCs w:val="28"/>
+              </w:rPr>
+            </w:pPr>
+            <w:r>
+              <w:rPr>
+                <w:rFonts w:ascii="Times New Roman" w:hAnsi="Times New Roman" w:cs="Times New Roman"/>
+                <w:sz w:val="28"/>
+                <w:szCs w:val="28"/>
+              </w:rPr>
+              <w:t>2025-12-21</w:t>
+            </w:r>
+          </w:p>
+        </w:tc>
+      </w:tr>
+      <w:tr>
+        <w:tc>
+          <w:tcPr>
+            <w:tcW w:w="1701" w:type="dxa"/>
+          </w:tcPr>
+          <w:p>
+            <w:pPr>
+              <w:jc w:val="center"/>
+              <w:rPr>
+                <w:rFonts w:ascii="Times New Roman" w:hAnsi="Times New Roman" w:cs="Times New Roman"/>
+                <w:sz w:val="28"/>
+                <w:szCs w:val="28"/>
+              </w:rPr>
+            </w:pPr>
+            <w:r>
+              <w:rPr>
+                <w:rFonts w:ascii="Times New Roman" w:hAnsi="Times New Roman" w:cs="Times New Roman"/>
+                <w:sz w:val="28"/>
+                <w:szCs w:val="28"/>
+              </w:rPr>
+              <w:t>P3+D1</w:t>
+            </w:r>
+          </w:p>
+        </w:tc>
+        <w:tc>
+          <w:tcPr>
+            <w:tcW w:w="5387" w:type="dxa"/>
+          </w:tcPr>
+          <w:p>
+            <w:pPr>
+              <w:jc w:val="center"/>
+              <w:rPr>
+                <w:rFonts w:ascii="Times New Roman" w:hAnsi="Times New Roman" w:cs="Times New Roman"/>
+                <w:sz w:val="28"/>
+                <w:szCs w:val="28"/>
+              </w:rPr>
+            </w:pPr>
+            <w:r>
+              <w:rPr>
+                <w:rFonts w:ascii="Times New Roman" w:hAnsi="Times New Roman" w:cs="Times New Roman"/>
+                <w:sz w:val="28"/>
+                <w:szCs w:val="28"/>
+              </w:rPr>
+              <w:t>Installer készítése és alap dokumentáció</w:t>
+            </w:r>
+          </w:p>
+        </w:tc>
+        <w:tc>
+          <w:tcPr>
+            <w:tcW w:w="1974" w:type="dxa"/>
+          </w:tcPr>
+          <w:p>
+            <w:pPr>
+              <w:jc w:val="center"/>
+              <w:rPr>
+                <w:rFonts w:ascii="Times New Roman" w:hAnsi="Times New Roman" w:cs="Times New Roman"/>
+                <w:sz w:val="28"/>
+                <w:szCs w:val="28"/>
+              </w:rPr>
+            </w:pPr>
+            <w:r>
+              <w:rPr>
+                <w:rFonts w:ascii="Times New Roman" w:hAnsi="Times New Roman" w:cs="Times New Roman"/>
+                <w:sz w:val="28"/>
+                <w:szCs w:val="28"/>
+              </w:rPr>
+              <w:t>2026-01-05</w:t>
+            </w:r>
+          </w:p>
+        </w:tc>
+      </w:tr>
+      <w:tr>
+        <w:tc>
+          <w:tcPr>
+            <w:tcW w:w="1701" w:type="dxa"/>
+          </w:tcPr>
+          <w:p>
+            <w:pPr>
+              <w:jc w:val="center"/>
+              <w:rPr>
+                <w:rFonts w:ascii="Times New Roman" w:hAnsi="Times New Roman" w:cs="Times New Roman"/>
+                <w:sz w:val="28"/>
+                <w:szCs w:val="28"/>
+              </w:rPr>
+            </w:pPr>
+            <w:r>
+              <w:rPr>
+                <w:rFonts w:ascii="Times New Roman" w:hAnsi="Times New Roman" w:cs="Times New Roman"/>
+                <w:sz w:val="28"/>
+                <w:szCs w:val="28"/>
+              </w:rPr>
+              <w:t>B1</w:t>
+            </w:r>
+          </w:p>
+        </w:tc>
+        <w:tc>
+          <w:tcPr>
+            <w:tcW w:w="5387" w:type="dxa"/>
+          </w:tcPr>
+          <w:p>
+            <w:pPr>
+              <w:jc w:val="center"/>
+              <w:rPr>
+                <w:rFonts w:ascii="Times New Roman" w:hAnsi="Times New Roman" w:cs="Times New Roman"/>
+                <w:sz w:val="28"/>
+                <w:szCs w:val="28"/>
+              </w:rPr>
+            </w:pPr>
+            <w:r>
+              <w:rPr>
+                <w:rFonts w:ascii="Times New Roman" w:hAnsi="Times New Roman" w:cs="Times New Roman"/>
+                <w:sz w:val="28"/>
+                <w:szCs w:val="28"/>
+              </w:rPr>
+              <w:t>Installer és 95%-os WPF</w:t>
+            </w:r>
+          </w:p>
+        </w:tc>
+        <w:tc>
+          <w:tcPr>
+            <w:tcW w:w="1974" w:type="dxa"/>
+          </w:tcPr>
+          <w:p>
+            <w:pPr>
+              <w:jc w:val="center"/>
+              <w:rPr>
+                <w:rFonts w:ascii="Times New Roman" w:hAnsi="Times New Roman" w:cs="Times New Roman"/>
+                <w:sz w:val="28"/>
+                <w:szCs w:val="28"/>
+              </w:rPr>
+            </w:pPr>
+            <w:r>
+              <w:rPr>
+                <w:rFonts w:ascii="Times New Roman" w:hAnsi="Times New Roman" w:cs="Times New Roman"/>
+                <w:sz w:val="28"/>
+                <w:szCs w:val="28"/>
+              </w:rPr>
+              <w:t>2026-02-06</w:t>
+            </w:r>
+          </w:p>
+        </w:tc>
+      </w:tr>
+      <w:tr>
+        <w:tc>
+          <w:tcPr>
+            <w:tcW w:w="1701" w:type="dxa"/>
+          </w:tcPr>
+          <w:p>
+            <w:pPr>
+              <w:jc w:val="center"/>
+              <w:rPr>
+                <w:rFonts w:ascii="Times New Roman" w:hAnsi="Times New Roman" w:cs="Times New Roman"/>
+                <w:sz w:val="28"/>
+                <w:szCs w:val="28"/>
+              </w:rPr>
+            </w:pPr>
+            <w:r>
+              <w:rPr>
+                <w:rFonts w:ascii="Times New Roman" w:hAnsi="Times New Roman" w:cs="Times New Roman"/>
+                <w:sz w:val="28"/>
+                <w:szCs w:val="28"/>
+              </w:rPr>
+              <w:t>D2</w:t>
+            </w:r>
+          </w:p>
+        </w:tc>
+        <w:tc>
+          <w:tcPr>
+            <w:tcW w:w="5387" w:type="dxa"/>
+          </w:tcPr>
+          <w:p>
+            <w:pPr>
+              <w:jc w:val="center"/>
+              <w:rPr>
+                <w:rFonts w:ascii="Times New Roman" w:hAnsi="Times New Roman" w:cs="Times New Roman"/>
+                <w:sz w:val="28"/>
+                <w:szCs w:val="28"/>
+              </w:rPr>
+            </w:pPr>
+            <w:r>
+              <w:rPr>
+                <w:rFonts w:ascii="Times New Roman" w:hAnsi="Times New Roman" w:cs="Times New Roman"/>
+                <w:sz w:val="28"/>
+                <w:szCs w:val="28"/>
+              </w:rPr>
+              <w:t>Felhasználói és szakmai dokumentáció</w:t>
+            </w:r>
+          </w:p>
+        </w:tc>
+        <w:tc>
+          <w:tcPr>
+            <w:tcW w:w="1974" w:type="dxa"/>
+          </w:tcPr>
+          <w:p>
+            <w:pPr>
+              <w:jc w:val="center"/>
+              <w:rPr>
+                <w:rFonts w:ascii="Times New Roman" w:hAnsi="Times New Roman" w:cs="Times New Roman"/>
+                <w:sz w:val="28"/>
+                <w:szCs w:val="28"/>
+              </w:rPr>
+            </w:pPr>
+            <w:r>
+              <w:rPr>
+                <w:rFonts w:ascii="Times New Roman" w:hAnsi="Times New Roman" w:cs="Times New Roman"/>
+                <w:sz w:val="28"/>
+                <w:szCs w:val="28"/>
+              </w:rPr>
+              <w:t>2026-03-13</w:t>
+            </w:r>
+          </w:p>
+        </w:tc>
+      </w:tr>
+      <w:tr>
+        <w:tc>
+          <w:tcPr>
+            <w:tcW w:w="1701" w:type="dxa"/>
+          </w:tcPr>
+          <w:p>
+            <w:pPr>
+              <w:jc w:val="center"/>
+              <w:rPr>
+                <w:rFonts w:ascii="Times New Roman" w:hAnsi="Times New Roman" w:cs="Times New Roman"/>
+                <w:sz w:val="28"/>
+                <w:szCs w:val="28"/>
+              </w:rPr>
+            </w:pPr>
+            <w:r>
+              <w:rPr>
+                <w:rFonts w:ascii="Times New Roman" w:hAnsi="Times New Roman" w:cs="Times New Roman"/>
+                <w:sz w:val="28"/>
+                <w:szCs w:val="28"/>
+              </w:rPr>
+              <w:t>V+D3</w:t>
+            </w:r>
+          </w:p>
+        </w:tc>
+        <w:tc>
+          <w:tcPr>
+            <w:tcW w:w="5387" w:type="dxa"/>
+          </w:tcPr>
+          <w:p>
+            <w:pPr>
+              <w:jc w:val="center"/>
+              <w:rPr>
+                <w:rFonts w:ascii="Times New Roman" w:hAnsi="Times New Roman" w:cs="Times New Roman"/>
+                <w:sz w:val="28"/>
+                <w:szCs w:val="28"/>
+              </w:rPr>
+            </w:pPr>
+            <w:r>
+              <w:rPr>
+                <w:rFonts w:ascii="Times New Roman" w:hAnsi="Times New Roman" w:cs="Times New Roman"/>
+                <w:sz w:val="28"/>
+                <w:szCs w:val="28"/>
+              </w:rPr>
+              <w:t>Teljes WPF, tesztkódok és teszteredmények dokumentációja</w:t>
+            </w:r>
+          </w:p>
+        </w:tc>
+        <w:tc>
+          <w:tcPr>
+            <w:tcW w:w="1974" w:type="dxa"/>
+          </w:tcPr>
+          <w:p>
+            <w:pPr>
+              <w:jc w:val="center"/>
+              <w:rPr>
+                <w:rFonts w:ascii="Times New Roman" w:hAnsi="Times New Roman" w:cs="Times New Roman"/>
+                <w:sz w:val="28"/>
+                <w:szCs w:val="28"/>
+              </w:rPr>
+            </w:pPr>
+            <w:r>
+              <w:rPr>
+                <w:rFonts w:ascii="Times New Roman" w:hAnsi="Times New Roman" w:cs="Times New Roman"/>
+                <w:sz w:val="28"/>
+                <w:szCs w:val="28"/>
+              </w:rPr>
+              <w:t>2026-03-27</w:t>
+            </w:r>
+            <w:bookmarkStart w:id="0" w:name="_GoBack"/>
+            <w:bookmarkEnd w:id="0"/>
+          </w:p>
+        </w:tc>
+      </w:tr>
+    </w:tbl>
+    <w:p>
+      <w:pPr>
+        <w:jc w:val="both"/>
+        <w:rPr>
+          <w:rFonts w:ascii="Times New Roman" w:hAnsi="Times New Roman" w:cs="Times New Roman"/>
+          <w:sz w:val="28"/>
+          <w:szCs w:val="28"/>
+        </w:rPr>
+      </w:pPr>
+    </w:p>
+    <w:p>
+      <w:pPr>
+        <w:jc w:val="both"/>
+        <w:rPr>
+          <w:rFonts w:ascii="Times New Roman" w:hAnsi="Times New Roman" w:cs="Times New Roman"/>
+          <w:sz w:val="28"/>
+          <w:szCs w:val="28"/>
+        </w:rPr>
+      </w:pPr>
+      <w:r>
+        <w:rPr>
+          <w:rFonts w:ascii="Times New Roman" w:hAnsi="Times New Roman" w:cs="Times New Roman"/>
+          <w:b/>
+          <w:sz w:val="28"/>
+          <w:szCs w:val="28"/>
+        </w:rPr>
+        <w:t>D</w:t>
+      </w:r>
+      <w:r>
+        <w:rPr>
+          <w:rFonts w:ascii="Times New Roman" w:hAnsi="Times New Roman" w:cs="Times New Roman"/>
+          <w:sz w:val="28"/>
+          <w:szCs w:val="28"/>
+        </w:rPr>
+        <w:t xml:space="preserve"> – dokumentáció</w:t>
+      </w:r>
+    </w:p>
+    <w:p>
+      <w:pPr>
+        <w:jc w:val="both"/>
+        <w:rPr>
+          <w:rFonts w:ascii="Times New Roman" w:hAnsi="Times New Roman" w:cs="Times New Roman"/>
+          <w:sz w:val="28"/>
+          <w:szCs w:val="28"/>
+        </w:rPr>
+      </w:pPr>
+      <w:r>
+        <w:rPr>
+          <w:rFonts w:ascii="Times New Roman" w:hAnsi="Times New Roman" w:cs="Times New Roman"/>
+          <w:b/>
+          <w:sz w:val="28"/>
+          <w:szCs w:val="28"/>
+        </w:rPr>
+        <w:t>P</w:t>
+      </w:r>
+      <w:r>
+        <w:rPr>
+          <w:rFonts w:ascii="Times New Roman" w:hAnsi="Times New Roman" w:cs="Times New Roman"/>
+          <w:sz w:val="28"/>
+          <w:szCs w:val="28"/>
+        </w:rPr>
+        <w:t xml:space="preserve"> – prototípus</w:t>
+      </w:r>
+    </w:p>
+    <w:p>
+      <w:pPr>
+        <w:jc w:val="both"/>
+        <w:rPr>
+          <w:rFonts w:ascii="Times New Roman" w:hAnsi="Times New Roman" w:cs="Times New Roman"/>
+          <w:sz w:val="28"/>
+          <w:szCs w:val="28"/>
+        </w:rPr>
+      </w:pPr>
+      <w:r>
+        <w:rPr>
+          <w:rFonts w:ascii="Times New Roman" w:hAnsi="Times New Roman" w:cs="Times New Roman"/>
+          <w:b/>
+          <w:sz w:val="28"/>
+          <w:szCs w:val="28"/>
+        </w:rPr>
+        <w:t>B</w:t>
+      </w:r>
+      <w:r>
+        <w:rPr>
+          <w:rFonts w:ascii="Times New Roman" w:hAnsi="Times New Roman" w:cs="Times New Roman"/>
+          <w:sz w:val="28"/>
+          <w:szCs w:val="28"/>
+        </w:rPr>
+        <w:t xml:space="preserve"> – béta verzió</w:t>
+      </w:r>
+    </w:p>
+    <w:p>
+      <w:pPr>
+        <w:jc w:val="both"/>
+        <w:rPr>
+          <w:rFonts w:ascii="Times New Roman" w:hAnsi="Times New Roman" w:cs="Times New Roman"/>
+          <w:sz w:val="28"/>
+          <w:szCs w:val="28"/>
+        </w:rPr>
+      </w:pPr>
+      <w:r>
+        <w:rPr>
+          <w:rFonts w:ascii="Times New Roman" w:hAnsi="Times New Roman" w:cs="Times New Roman"/>
+          <w:b/>
+          <w:sz w:val="28"/>
+          <w:szCs w:val="28"/>
+        </w:rPr>
+        <w:t>V</w:t>
+      </w:r>
+      <w:r>
+        <w:rPr>
+          <w:rFonts w:ascii="Times New Roman" w:hAnsi="Times New Roman" w:cs="Times New Roman"/>
+          <w:sz w:val="28"/>
+          <w:szCs w:val="28"/>
+        </w:rPr>
+        <w:t xml:space="preserve"> - végtermék</w:t>
+      </w:r>
+    </w:p>
+    <w:p>
+      <w:pPr>
+        <w:rPr>
+          <w:rFonts w:ascii="Times New Roman" w:hAnsi="Times New Roman" w:cs="Times New Roman"/>
+          <w:sz w:val="28"/>
+          <w:szCs w:val="28"/>
+        </w:rPr>
+      </w:pPr>
+      <w:r>
+        <w:rPr>
+          <w:rFonts w:ascii="Times New Roman" w:hAnsi="Times New Roman" w:cs="Times New Roman"/>
+          <w:sz w:val="28"/>
+          <w:szCs w:val="28"/>
+        </w:rPr>
+        <w:br w:type="page"/>
+      </w:r>
+    </w:p>
+    <w:p>
+      <w:pPr>
         <w:rPr>
           <w:rFonts w:ascii="Times New Roman" w:hAnsi="Times New Roman" w:cs="Times New Roman"/>
           <w:b/>
@@ -2734,6 +3491,46 @@
           <w:sz w:val="32"/>
           <w:szCs w:val="32"/>
         </w:rPr>
+      </w:pPr>
+      <w:r>
+        <w:rPr>
+          <w:rFonts w:ascii="Times New Roman" w:hAnsi="Times New Roman" w:cs="Times New Roman"/>
+          <w:b/>
+          <w:bCs/>
+          <w:sz w:val="32"/>
+          <w:szCs w:val="32"/>
+        </w:rPr>
+        <w:lastRenderedPageBreak/>
+        <w:t>7</w:t>
+      </w:r>
+      <w:r>
+        <w:rPr>
+          <w:rFonts w:ascii="Times New Roman" w:hAnsi="Times New Roman" w:cs="Times New Roman"/>
+          <w:b/>
+          <w:bCs/>
+          <w:sz w:val="32"/>
+          <w:szCs w:val="32"/>
+        </w:rPr>
+        <w:t xml:space="preserve">. </w:t>
+      </w:r>
+      <w:r>
+        <w:rPr>
+          <w:rFonts w:ascii="Times New Roman" w:hAnsi="Times New Roman" w:cs="Times New Roman"/>
+          <w:b/>
+          <w:bCs/>
+          <w:sz w:val="32"/>
+          <w:szCs w:val="32"/>
+        </w:rPr>
+        <w:t>Adatbázis</w:t>
+      </w:r>
+      <w:r>
+        <w:rPr>
+          <w:rFonts w:ascii="Times New Roman" w:hAnsi="Times New Roman" w:cs="Times New Roman"/>
+          <w:b/>
+          <w:bCs/>
+          <w:sz w:val="32"/>
+          <w:szCs w:val="32"/>
+        </w:rPr>
         <w:t xml:space="preserve"> struktúra</w:t>
       </w:r>
     </w:p>
@@ -2753,10 +3550,10 @@
           <w:szCs w:val="28"/>
         </w:rPr>
         <w:drawing>
-          <wp:inline distT="0" distB="0" distL="0" distR="0" wp14:anchorId="191AAC21" wp14:editId="06BC58FA">
-            <wp:extent cx="5760720" cy="4010660"/>
-            <wp:effectExtent l="0" t="0" r="0" b="8890"/>
-            <wp:docPr id="582549132" name="Picture 1"/>
+          <wp:inline distT="0" distB="0" distL="0" distR="0" wp14:anchorId="747DB539" wp14:editId="36224E88">
+            <wp:extent cx="5760720" cy="3568065"/>
+            <wp:effectExtent l="0" t="0" r="0" b="0"/>
+            <wp:docPr id="1" name="Kép 1"/>
             <wp:cNvGraphicFramePr>
               <a:graphicFrameLocks xmlns:a="http://schemas.openxmlformats.org/drawingml/2006/main" noChangeAspect="1"/>
             </wp:cNvGraphicFramePr>
@@ -2764,11 +3561,11 @@
               <a:graphicData uri="http://schemas.openxmlformats.org/drawingml/2006/picture">
                 <pic:pic xmlns:pic="http://schemas.openxmlformats.org/drawingml/2006/picture">
                   <pic:nvPicPr>
-                    <pic:cNvPr id="582549132" name="Picture 582549132"/>
+                    <pic:cNvPr id="1" name="dbStructure.png"/>
                     <pic:cNvPicPr/>
                   </pic:nvPicPr>
                   <pic:blipFill>
-                    <a:blip r:embed="rId5">
+                    <a:blip r:embed="rId6">
                       <a:extLst>
                         <a:ext uri="{28A0092B-C50C-407E-A947-70E740481C1C}">
                           <a14:useLocalDpi xmlns:a14="http://schemas.microsoft.com/office/drawing/2010/main" val="0"/>
@@ -2782,7 +3579,7 @@
                   <pic:spPr>
                     <a:xfrm>
                       <a:off x="0" y="0"/>
-                      <a:ext cx="5760720" cy="4010660"/>
+                      <a:ext cx="5760720" cy="3568065"/>
                     </a:xfrm>
                     <a:prstGeom prst="rect">
                       <a:avLst/>
@@ -2803,14 +3600,6 @@
           <w:szCs w:val="28"/>
         </w:rPr>
       </w:pPr>
-      <w:r>
-        <w:rPr>
-          <w:rFonts w:ascii="Times New Roman" w:hAnsi="Times New Roman" w:cs="Times New Roman"/>
-          <w:sz w:val="28"/>
-          <w:szCs w:val="28"/>
-        </w:rPr>
-        <w:br w:type="page"/>
-      </w:r>
     </w:p>
     <w:p>
       <w:pPr>
@@ -2830,8 +3619,17 @@
           <w:sz w:val="32"/>
           <w:szCs w:val="32"/>
         </w:rPr>
-        <w:lastRenderedPageBreak/>
-        <w:t>7. Forrás Kód</w:t>
+        <w:t>8</w:t>
+      </w:r>
+      <w:r>
+        <w:rPr>
+          <w:rFonts w:ascii="Times New Roman" w:hAnsi="Times New Roman" w:cs="Times New Roman"/>
+          <w:b/>
+          <w:bCs/>
+          <w:sz w:val="32"/>
+          <w:szCs w:val="32"/>
+        </w:rPr>
+        <w:t>. Forrás Kód</w:t>
       </w:r>
     </w:p>
     <w:p>
@@ -2921,7 +3719,7 @@
                     <pic:cNvPicPr/>
                   </pic:nvPicPr>
                   <pic:blipFill>
-                    <a:blip r:embed="rId6">
+                    <a:blip r:embed="rId7">
                       <a:extLst>
                         <a:ext uri="{28A0092B-C50C-407E-A947-70E740481C1C}">
                           <a14:useLocalDpi xmlns:a14="http://schemas.microsoft.com/office/drawing/2010/main" val="0"/>
@@ -3010,6 +3808,7 @@
           <w:szCs w:val="28"/>
           <w:u w:val="single"/>
         </w:rPr>
+        <w:lastRenderedPageBreak/>
         <w:t>Paraméterei</w:t>
       </w:r>
       <w:r>
@@ -3149,7 +3948,7 @@
                     <pic:cNvPicPr/>
                   </pic:nvPicPr>
                   <pic:blipFill>
-                    <a:blip r:embed="rId7">
+                    <a:blip r:embed="rId8">
                       <a:extLst>
                         <a:ext uri="{28A0092B-C50C-407E-A947-70E740481C1C}">
                           <a14:useLocalDpi xmlns:a14="http://schemas.microsoft.com/office/drawing/2010/main" val="0"/>
@@ -3346,7 +4145,6 @@
           <w:sz w:val="32"/>
           <w:szCs w:val="32"/>
         </w:rPr>
-        <w:lastRenderedPageBreak/>
         <w:drawing>
           <wp:inline distT="0" distB="0" distL="0" distR="0" wp14:anchorId="0307519B" wp14:editId="58F70859">
             <wp:extent cx="5760720" cy="1883410"/>
@@ -3363,7 +4161,7 @@
                     <pic:cNvPicPr/>
                   </pic:nvPicPr>
                   <pic:blipFill>
-                    <a:blip r:embed="rId8">
+                    <a:blip r:embed="rId9">
                       <a:extLst>
                         <a:ext uri="{28A0092B-C50C-407E-A947-70E740481C1C}">
                           <a14:useLocalDpi xmlns:a14="http://schemas.microsoft.com/office/drawing/2010/main" val="0"/>
@@ -3589,7 +4387,8 @@
           <w:sz w:val="32"/>
           <w:szCs w:val="32"/>
         </w:rPr>
-        <w:t>8</w:t>
+        <w:lastRenderedPageBreak/>
+        <w:t>9</w:t>
       </w:r>
       <w:r>
         <w:rPr>
@@ -3649,7 +4448,7 @@
           <w:sz w:val="32"/>
           <w:szCs w:val="32"/>
         </w:rPr>
-        <w:t>9</w:t>
+        <w:t>10</w:t>
       </w:r>
       <w:r>
         <w:rPr>
@@ -3697,10 +4496,10 @@
         </w:rPr>
         <w:t xml:space="preserve">: </w:t>
       </w:r>
-      <w:hyperlink r:id="rId9" w:history="1">
+      <w:hyperlink r:id="rId10" w:history="1">
         <w:r>
           <w:rPr>
-            <w:rStyle w:val="Hyperlink"/>
+            <w:rStyle w:val="Hiperhivatkozs"/>
             <w:rFonts w:ascii="Times New Roman" w:hAnsi="Times New Roman" w:cs="Times New Roman"/>
             <w:sz w:val="28"/>
             <w:szCs w:val="28"/>
@@ -3734,10 +4533,10 @@
         </w:rPr>
         <w:t xml:space="preserve">T: </w:t>
       </w:r>
-      <w:hyperlink r:id="rId10" w:history="1">
+      <w:hyperlink r:id="rId11" w:history="1">
         <w:r>
           <w:rPr>
-            <w:rStyle w:val="Hyperlink"/>
+            <w:rStyle w:val="Hiperhivatkozs"/>
             <w:rFonts w:ascii="Times New Roman" w:hAnsi="Times New Roman" w:cs="Times New Roman"/>
             <w:sz w:val="28"/>
             <w:szCs w:val="28"/>
@@ -3763,10 +4562,10 @@
         </w:rPr>
         <w:t xml:space="preserve">C# dokumentáció: </w:t>
       </w:r>
-      <w:hyperlink r:id="rId11" w:history="1">
+      <w:hyperlink r:id="rId12" w:history="1">
         <w:r>
           <w:rPr>
-            <w:rStyle w:val="Hyperlink"/>
+            <w:rStyle w:val="Hiperhivatkozs"/>
             <w:rFonts w:ascii="Times New Roman" w:hAnsi="Times New Roman" w:cs="Times New Roman"/>
             <w:sz w:val="28"/>
             <w:szCs w:val="28"/>
@@ -3792,10 +4591,10 @@
         </w:rPr>
         <w:t xml:space="preserve">WPF dokumentáció: </w:t>
       </w:r>
-      <w:hyperlink r:id="rId12" w:history="1">
+      <w:hyperlink r:id="rId13" w:history="1">
         <w:r>
           <w:rPr>
-            <w:rStyle w:val="Hyperlink"/>
+            <w:rStyle w:val="Hiperhivatkozs"/>
             <w:rFonts w:ascii="Times New Roman" w:hAnsi="Times New Roman" w:cs="Times New Roman"/>
             <w:sz w:val="28"/>
             <w:szCs w:val="28"/>
@@ -3821,10 +4620,10 @@
         </w:rPr>
         <w:t xml:space="preserve">imDb: </w:t>
       </w:r>
-      <w:hyperlink r:id="rId13" w:history="1">
+      <w:hyperlink r:id="rId14" w:history="1">
         <w:r>
           <w:rPr>
-            <w:rStyle w:val="Hyperlink"/>
+            <w:rStyle w:val="Hiperhivatkozs"/>
             <w:rFonts w:ascii="Times New Roman" w:hAnsi="Times New Roman" w:cs="Times New Roman"/>
             <w:sz w:val="28"/>
             <w:szCs w:val="28"/>
@@ -3850,10 +4649,10 @@
         </w:rPr>
         <w:t xml:space="preserve">Stackoverflow: </w:t>
       </w:r>
-      <w:hyperlink r:id="rId14" w:history="1">
+      <w:hyperlink r:id="rId15" w:history="1">
         <w:r>
           <w:rPr>
-            <w:rStyle w:val="Hyperlink"/>
+            <w:rStyle w:val="Hiperhivatkozs"/>
             <w:rFonts w:ascii="Times New Roman" w:hAnsi="Times New Roman" w:cs="Times New Roman"/>
             <w:sz w:val="28"/>
             <w:szCs w:val="28"/>
@@ -3873,7 +4672,7 @@
 </file>
 
 <file path=word/numbering.xml><?xml version="1.0" encoding="utf-8"?>
-<w:numbering xmlns:wpc="http://schemas.microsoft.com/office/word/2010/wordprocessingCanvas" xmlns:cx="http://schemas.microsoft.com/office/drawing/2014/chartex" xmlns:cx1="http://schemas.microsoft.com/office/drawing/2015/9/8/chartex" xmlns:cx2="http://schemas.microsoft.com/office/drawing/2015/10/21/chartex" xmlns:cx3="http://schemas.microsoft.com/office/drawing/2016/5/9/chartex" xmlns:cx4="http://schemas.microsoft.com/office/drawing/2016/5/10/chartex" xmlns:cx5="http://schemas.microsoft.com/office/drawing/2016/5/11/chartex" xmlns:cx6="http://schemas.microsoft.com/office/drawing/2016/5/12/chartex" xmlns:cx7="http://schemas.microsoft.com/office/drawing/2016/5/13/chartex" xmlns:cx8="http://schemas.microsoft.com/office/drawing/2016/5/14/chartex" xmlns:mc="http://schemas.openxmlformats.org/markup-compatibility/2006" xmlns:aink="http://schemas.microsoft.com/office/drawing/2016/ink" xmlns:am3d="http://schemas.microsoft.com/office/drawing/2017/model3d" xmlns:o="urn:schemas-microsoft-com:office:office" xmlns:oel="http://schemas.microsoft.com/office/2019/extlst" xmlns:r="http://schemas.openxmlformats.org/officeDocument/2006/relationships" xmlns:m="http://schemas.openxmlformats.org/officeDocument/2006/math" xmlns:v="urn:schemas-microsoft-com:vml" xmlns:wp14="http://schemas.microsoft.com/office/word/2010/wordprocessingDrawing" xmlns:wp="http://schemas.openxmlformats.org/drawingml/2006/wordprocessingDrawing" xmlns:w10="urn:schemas-microsoft-com:office:word" xmlns:w="http://schemas.openxmlformats.org/wordprocessingml/2006/main" xmlns:w14="http://schemas.microsoft.com/office/word/2010/wordml" xmlns:w15="http://schemas.microsoft.com/office/word/2012/wordml" xmlns:w16cex="http://schemas.microsoft.com/office/word/2018/wordml/cex" xmlns:w16cid="http://schemas.microsoft.com/office/word/2016/wordml/cid" xmlns:w16="http://schemas.microsoft.com/office/word/2018/wordml" xmlns:w16du="http://schemas.microsoft.com/office/word/2023/wordml/word16du" xmlns:w16sdtdh="http://schemas.microsoft.com/office/word/2020/wordml/sdtdatahash" xmlns:w16sdtfl="http://schemas.microsoft.com/office/word/2024/wordml/sdtformatlock" xmlns:w16se="http://schemas.microsoft.com/office/word/2015/wordml/symex" xmlns:wpg="http://schemas.microsoft.com/office/word/2010/wordprocessingGroup" xmlns:wpi="http://schemas.microsoft.com/office/word/2010/wordprocessingInk" xmlns:wne="http://schemas.microsoft.com/office/word/2006/wordml" xmlns:wps="http://schemas.microsoft.com/office/word/2010/wordprocessingShape" mc:Ignorable="w14 w15 w16se w16cid w16 w16cex w16sdtdh w16sdtfl w16du wp14">
+<w:numbering xmlns:wpc="http://schemas.microsoft.com/office/word/2010/wordprocessingCanvas" xmlns:cx="http://schemas.microsoft.com/office/drawing/2014/chartex" xmlns:cx1="http://schemas.microsoft.com/office/drawing/2015/9/8/chartex" xmlns:cx2="http://schemas.microsoft.com/office/drawing/2015/10/21/chartex" xmlns:cx3="http://schemas.microsoft.com/office/drawing/2016/5/9/chartex" xmlns:cx4="http://schemas.microsoft.com/office/drawing/2016/5/10/chartex" xmlns:cx5="http://schemas.microsoft.com/office/drawing/2016/5/11/chartex" xmlns:cx6="http://schemas.microsoft.com/office/drawing/2016/5/12/chartex" xmlns:cx7="http://schemas.microsoft.com/office/drawing/2016/5/13/chartex" xmlns:cx8="http://schemas.microsoft.com/office/drawing/2016/5/14/chartex" xmlns:mc="http://schemas.openxmlformats.org/markup-compatibility/2006" xmlns:aink="http://schemas.microsoft.com/office/drawing/2016/ink" xmlns:am3d="http://schemas.microsoft.com/office/drawing/2017/model3d" xmlns:o="urn:schemas-microsoft-com:office:office" xmlns:r="http://schemas.openxmlformats.org/officeDocument/2006/relationships" xmlns:m="http://schemas.openxmlformats.org/officeDocument/2006/math" xmlns:v="urn:schemas-microsoft-com:vml" xmlns:wp14="http://schemas.microsoft.com/office/word/2010/wordprocessingDrawing" xmlns:wp="http://schemas.openxmlformats.org/drawingml/2006/wordprocessingDrawing" xmlns:w10="urn:schemas-microsoft-com:office:word" xmlns:w="http://schemas.openxmlformats.org/wordprocessingml/2006/main" xmlns:w14="http://schemas.microsoft.com/office/word/2010/wordml" xmlns:w15="http://schemas.microsoft.com/office/word/2012/wordml" xmlns:w16cid="http://schemas.microsoft.com/office/word/2016/wordml/cid" xmlns:w16se="http://schemas.microsoft.com/office/word/2015/wordml/symex" xmlns:wpg="http://schemas.microsoft.com/office/word/2010/wordprocessingGroup" xmlns:wpi="http://schemas.microsoft.com/office/word/2010/wordprocessingInk" xmlns:wne="http://schemas.microsoft.com/office/word/2006/wordml" xmlns:wps="http://schemas.microsoft.com/office/word/2010/wordprocessingShape" mc:Ignorable="w14 w15 w16se w16cid wp14">
   <w:abstractNum w:abstractNumId="0" w15:restartNumberingAfterBreak="0">
     <w:nsid w:val="09D27D07"/>
     <w:multiLevelType w:val="hybridMultilevel"/>
@@ -5249,44 +6048,44 @@
       </w:pPr>
     </w:lvl>
   </w:abstractNum>
-  <w:num w:numId="1" w16cid:durableId="1682931432">
+  <w:num w:numId="1">
     <w:abstractNumId w:val="0"/>
   </w:num>
-  <w:num w:numId="2" w16cid:durableId="736323751">
+  <w:num w:numId="2">
     <w:abstractNumId w:val="10"/>
   </w:num>
-  <w:num w:numId="3" w16cid:durableId="129398866">
+  <w:num w:numId="3">
     <w:abstractNumId w:val="4"/>
   </w:num>
-  <w:num w:numId="4" w16cid:durableId="1322927976">
+  <w:num w:numId="4">
     <w:abstractNumId w:val="5"/>
   </w:num>
-  <w:num w:numId="5" w16cid:durableId="533923651">
+  <w:num w:numId="5">
     <w:abstractNumId w:val="9"/>
   </w:num>
-  <w:num w:numId="6" w16cid:durableId="812604622">
+  <w:num w:numId="6">
     <w:abstractNumId w:val="7"/>
   </w:num>
-  <w:num w:numId="7" w16cid:durableId="2101950543">
+  <w:num w:numId="7">
     <w:abstractNumId w:val="3"/>
   </w:num>
-  <w:num w:numId="8" w16cid:durableId="1821579424">
+  <w:num w:numId="8">
     <w:abstractNumId w:val="2"/>
   </w:num>
-  <w:num w:numId="9" w16cid:durableId="622536196">
+  <w:num w:numId="9">
     <w:abstractNumId w:val="6"/>
   </w:num>
-  <w:num w:numId="10" w16cid:durableId="825897507">
+  <w:num w:numId="10">
     <w:abstractNumId w:val="8"/>
   </w:num>
-  <w:num w:numId="11" w16cid:durableId="1513689956">
+  <w:num w:numId="11">
     <w:abstractNumId w:val="1"/>
   </w:num>
 </w:numbering>
 </file>
 
 <file path=word/styles.xml><?xml version="1.0" encoding="utf-8"?>
-<w:styles xmlns:mc="http://schemas.openxmlformats.org/markup-compatibility/2006" xmlns:r="http://schemas.openxmlformats.org/officeDocument/2006/relationships" xmlns:w="http://schemas.openxmlformats.org/wordprocessingml/2006/main" xmlns:w14="http://schemas.microsoft.com/office/word/2010/wordml" xmlns:w15="http://schemas.microsoft.com/office/word/2012/wordml" xmlns:w16cex="http://schemas.microsoft.com/office/word/2018/wordml/cex" xmlns:w16cid="http://schemas.microsoft.com/office/word/2016/wordml/cid" xmlns:w16="http://schemas.microsoft.com/office/word/2018/wordml" xmlns:w16du="http://schemas.microsoft.com/office/word/2023/wordml/word16du" xmlns:w16sdtdh="http://schemas.microsoft.com/office/word/2020/wordml/sdtdatahash" xmlns:w16sdtfl="http://schemas.microsoft.com/office/word/2024/wordml/sdtformatlock" xmlns:w16se="http://schemas.microsoft.com/office/word/2015/wordml/symex" mc:Ignorable="w14 w15 w16se w16cid w16 w16cex w16sdtdh w16sdtfl w16du">
+<w:styles xmlns:mc="http://schemas.openxmlformats.org/markup-compatibility/2006" xmlns:r="http://schemas.openxmlformats.org/officeDocument/2006/relationships" xmlns:w="http://schemas.openxmlformats.org/wordprocessingml/2006/main" xmlns:w14="http://schemas.microsoft.com/office/word/2010/wordml" xmlns:w15="http://schemas.microsoft.com/office/word/2012/wordml" xmlns:w16cid="http://schemas.microsoft.com/office/word/2016/wordml/cid" xmlns:w16se="http://schemas.microsoft.com/office/word/2015/wordml/symex" mc:Ignorable="w14 w15 w16se w16cid">
   <w:docDefaults>
     <w:rPrDefault>
       <w:rPr>
@@ -5302,7 +6101,7 @@
       </w:pPr>
     </w:pPrDefault>
   </w:docDefaults>
-  <w:latentStyles w:defLockedState="0" w:defUIPriority="99" w:defSemiHidden="0" w:defUnhideWhenUsed="0" w:defQFormat="0" w:count="376">
+  <w:latentStyles w:defLockedState="0" w:defUIPriority="99" w:defSemiHidden="0" w:defUnhideWhenUsed="0" w:defQFormat="0" w:count="375">
     <w:lsdException w:name="Normal" w:uiPriority="0" w:qFormat="1"/>
     <w:lsdException w:name="heading 1" w:uiPriority="9" w:qFormat="1"/>
     <w:lsdException w:name="heading 2" w:semiHidden="1" w:uiPriority="9" w:unhideWhenUsed="1" w:qFormat="1"/>
@@ -5678,17 +6477,16 @@
     <w:lsdException w:name="Smart Hyperlink" w:semiHidden="1" w:unhideWhenUsed="1"/>
     <w:lsdException w:name="Hashtag" w:semiHidden="1" w:unhideWhenUsed="1"/>
     <w:lsdException w:name="Unresolved Mention" w:semiHidden="1" w:unhideWhenUsed="1"/>
-    <w:lsdException w:name="Smart Link" w:semiHidden="1" w:unhideWhenUsed="1"/>
   </w:latentStyles>
-  <w:style w:type="paragraph" w:default="1" w:styleId="Normal">
+  <w:style w:type="paragraph" w:default="1" w:styleId="Norml">
     <w:name w:val="Normal"/>
     <w:qFormat/>
-    <w:rsid w:val="000E4644"/>
+    <w:rsid w:val="000B317E"/>
   </w:style>
-  <w:style w:type="paragraph" w:styleId="Heading4">
+  <w:style w:type="paragraph" w:styleId="Cmsor4">
     <w:name w:val="heading 4"/>
-    <w:basedOn w:val="Normal"/>
-    <w:link w:val="Heading4Char"/>
+    <w:basedOn w:val="Norml"/>
+    <w:link w:val="Cmsor4Char"/>
     <w:uiPriority w:val="9"/>
     <w:qFormat/>
     <w:rsid w:val="00D51246"/>
@@ -5705,13 +6503,13 @@
       <w:lang w:eastAsia="hu-HU"/>
     </w:rPr>
   </w:style>
-  <w:style w:type="character" w:default="1" w:styleId="DefaultParagraphFont">
+  <w:style w:type="character" w:default="1" w:styleId="Bekezdsalapbettpusa">
     <w:name w:val="Default Paragraph Font"/>
     <w:uiPriority w:val="1"/>
     <w:semiHidden/>
     <w:unhideWhenUsed/>
   </w:style>
-  <w:style w:type="table" w:default="1" w:styleId="TableNormal">
+  <w:style w:type="table" w:default="1" w:styleId="Normltblzat">
     <w:name w:val="Normal Table"/>
     <w:uiPriority w:val="99"/>
     <w:semiHidden/>
@@ -5726,15 +6524,15 @@
       </w:tblCellMar>
     </w:tblPr>
   </w:style>
-  <w:style w:type="numbering" w:default="1" w:styleId="NoList">
+  <w:style w:type="numbering" w:default="1" w:styleId="Nemlista">
     <w:name w:val="No List"/>
     <w:uiPriority w:val="99"/>
     <w:semiHidden/>
     <w:unhideWhenUsed/>
   </w:style>
-  <w:style w:type="paragraph" w:styleId="ListParagraph">
+  <w:style w:type="paragraph" w:styleId="Listaszerbekezds">
     <w:name w:val="List Paragraph"/>
-    <w:basedOn w:val="Normal"/>
+    <w:basedOn w:val="Norml"/>
     <w:uiPriority w:val="34"/>
     <w:qFormat/>
     <w:rsid w:val="00D04D68"/>
@@ -5743,9 +6541,9 @@
       <w:contextualSpacing/>
     </w:pPr>
   </w:style>
-  <w:style w:type="character" w:styleId="Hyperlink">
+  <w:style w:type="character" w:styleId="Hiperhivatkozs">
     <w:name w:val="Hyperlink"/>
-    <w:basedOn w:val="DefaultParagraphFont"/>
+    <w:basedOn w:val="Bekezdsalapbettpusa"/>
     <w:uiPriority w:val="99"/>
     <w:unhideWhenUsed/>
     <w:rsid w:val="001D45B8"/>
@@ -5754,9 +6552,9 @@
       <w:u w:val="single"/>
     </w:rPr>
   </w:style>
-  <w:style w:type="character" w:styleId="UnresolvedMention">
+  <w:style w:type="character" w:styleId="Feloldatlanmegemlts">
     <w:name w:val="Unresolved Mention"/>
-    <w:basedOn w:val="DefaultParagraphFont"/>
+    <w:basedOn w:val="Bekezdsalapbettpusa"/>
     <w:uiPriority w:val="99"/>
     <w:semiHidden/>
     <w:unhideWhenUsed/>
@@ -5766,10 +6564,10 @@
       <w:shd w:val="clear" w:color="auto" w:fill="E1DFDD"/>
     </w:rPr>
   </w:style>
-  <w:style w:type="character" w:customStyle="1" w:styleId="Heading4Char">
-    <w:name w:val="Heading 4 Char"/>
-    <w:basedOn w:val="DefaultParagraphFont"/>
-    <w:link w:val="Heading4"/>
+  <w:style w:type="character" w:customStyle="1" w:styleId="Cmsor4Char">
+    <w:name w:val="Címsor 4 Char"/>
+    <w:basedOn w:val="Bekezdsalapbettpusa"/>
+    <w:link w:val="Cmsor4"/>
     <w:uiPriority w:val="9"/>
     <w:rsid w:val="00D51246"/>
     <w:rPr>
@@ -5783,7 +6581,7 @@
   </w:style>
   <w:style w:type="paragraph" w:customStyle="1" w:styleId="isselectedend">
     <w:name w:val="isselectedend"/>
-    <w:basedOn w:val="Normal"/>
+    <w:basedOn w:val="Norml"/>
     <w:rsid w:val="00D51246"/>
     <w:pPr>
       <w:spacing w:before="100" w:beforeAutospacing="1" w:after="100" w:afterAutospacing="1" w:line="240" w:lineRule="auto"/>
@@ -5795,9 +6593,9 @@
       <w:lang w:eastAsia="hu-HU"/>
     </w:rPr>
   </w:style>
-  <w:style w:type="character" w:styleId="Strong">
+  <w:style w:type="character" w:styleId="Kiemels2">
     <w:name w:val="Strong"/>
-    <w:basedOn w:val="DefaultParagraphFont"/>
+    <w:basedOn w:val="Bekezdsalapbettpusa"/>
     <w:uiPriority w:val="22"/>
     <w:qFormat/>
     <w:rsid w:val="00D51246"/>
@@ -5806,9 +6604,9 @@
       <w:bCs/>
     </w:rPr>
   </w:style>
-  <w:style w:type="paragraph" w:styleId="NormalWeb">
+  <w:style w:type="paragraph" w:styleId="NormlWeb">
     <w:name w:val="Normal (Web)"/>
-    <w:basedOn w:val="Normal"/>
+    <w:basedOn w:val="Norml"/>
     <w:uiPriority w:val="99"/>
     <w:semiHidden/>
     <w:unhideWhenUsed/>
@@ -5822,6 +6620,25 @@
       <w:szCs w:val="24"/>
       <w:lang w:eastAsia="hu-HU"/>
     </w:rPr>
+  </w:style>
+  <w:style w:type="table" w:styleId="Rcsostblzat">
+    <w:name w:val="Table Grid"/>
+    <w:basedOn w:val="Normltblzat"/>
+    <w:uiPriority w:val="39"/>
+    <w:rsid w:val="009117DB"/>
+    <w:pPr>
+      <w:spacing w:after="0" w:line="240" w:lineRule="auto"/>
+    </w:pPr>
+    <w:tblPr>
+      <w:tblBorders>
+        <w:top w:val="single" w:sz="4" w:space="0" w:color="auto"/>
+        <w:left w:val="single" w:sz="4" w:space="0" w:color="auto"/>
+        <w:bottom w:val="single" w:sz="4" w:space="0" w:color="auto"/>
+        <w:right w:val="single" w:sz="4" w:space="0" w:color="auto"/>
+        <w:insideH w:val="single" w:sz="4" w:space="0" w:color="auto"/>
+        <w:insideV w:val="single" w:sz="4" w:space="0" w:color="auto"/>
+      </w:tblBorders>
+    </w:tblPr>
   </w:style>
 </w:styles>
 </file>
@@ -6119,4 +6936,16 @@
     </a:ext>
   </a:extLst>
 </a:theme>
+</file>
+
+<file path=customXml/item1.xml><?xml version="1.0" encoding="utf-8"?>
+<b:Sources xmlns:b="http://schemas.openxmlformats.org/officeDocument/2006/bibliography" xmlns="http://schemas.openxmlformats.org/officeDocument/2006/bibliography" SelectedStyle="\APASixthEditionOfficeOnline.xsl" StyleName="APA" Version="6"/>
+</file>
+
+<file path=customXml/itemProps1.xml><?xml version="1.0" encoding="utf-8"?>
+<ds:datastoreItem xmlns:ds="http://schemas.openxmlformats.org/officeDocument/2006/customXml" ds:itemID="{1910D2B9-7B8E-40D6-8C43-A8178F80C391}">
+  <ds:schemaRefs>
+    <ds:schemaRef ds:uri="http://schemas.openxmlformats.org/officeDocument/2006/bibliography"/>
+  </ds:schemaRefs>
+</ds:datastoreItem>
 </file>
--- a/doc/szakmai_dokumentacio.docx
+++ b/doc/szakmai_dokumentacio.docx
@@ -66,6 +66,8 @@
         </w:rPr>
         <w:t xml:space="preserve">1. </w:t>
       </w:r>
+      <w:bookmarkStart w:id="0" w:name="_GoBack"/>
+      <w:bookmarkEnd w:id="0"/>
       <w:r>
         <w:rPr>
           <w:rFonts w:ascii="Times New Roman" w:hAnsi="Times New Roman" w:cs="Times New Roman"/>
@@ -3341,8 +3343,6 @@
               </w:rPr>
               <w:t>2026-03-27</w:t>
             </w:r>
-            <w:bookmarkStart w:id="0" w:name="_GoBack"/>
-            <w:bookmarkEnd w:id="0"/>
           </w:p>
         </w:tc>
       </w:tr>
@@ -6943,7 +6943,7 @@
 </file>
 
 <file path=customXml/itemProps1.xml><?xml version="1.0" encoding="utf-8"?>
-<ds:datastoreItem xmlns:ds="http://schemas.openxmlformats.org/officeDocument/2006/customXml" ds:itemID="{1910D2B9-7B8E-40D6-8C43-A8178F80C391}">
+<ds:datastoreItem xmlns:ds="http://schemas.openxmlformats.org/officeDocument/2006/customXml" ds:itemID="{686DD974-7119-4091-8C1D-4FE4529CAD24}">
   <ds:schemaRefs>
     <ds:schemaRef ds:uri="http://schemas.openxmlformats.org/officeDocument/2006/bibliography"/>
   </ds:schemaRefs>
